--- a/Dossier_professionnel_Nadezhda_Thouvenin - Copie - Copie - Copie.docx
+++ b/Dossier_professionnel_Nadezhda_Thouvenin - Copie - Copie - Copie.docx
@@ -180,6 +180,7 @@
               <w:docPart w:val="D552A71AF2B2467AA62E2628BBD935C4"/>
             </w:placeholder>
           </w:sdtPr>
+          <w:sdtEndPr/>
           <w:sdtContent>
             <w:tc>
               <w:tcPr>
@@ -283,6 +284,7 @@
               <w:docPart w:val="858A3C3711734741B0C36646E3E36B3B"/>
             </w:placeholder>
           </w:sdtPr>
+          <w:sdtEndPr/>
           <w:sdtContent>
             <w:tc>
               <w:tcPr>
@@ -386,6 +388,7 @@
               <w:docPart w:val="E233C1B997304BB98D02CDBB35ACD1FB"/>
             </w:placeholder>
           </w:sdtPr>
+          <w:sdtEndPr/>
           <w:sdtContent>
             <w:tc>
               <w:tcPr>
@@ -489,6 +492,7 @@
               <w:docPart w:val="7E314413454C4D9885B239A9C6BB8220"/>
             </w:placeholder>
           </w:sdtPr>
+          <w:sdtEndPr/>
           <w:sdtContent>
             <w:tc>
               <w:tcPr>
@@ -698,6 +702,7 @@
               <w:docPart w:val="2535ABE7E1F24C28B2DC27BDE0D19C68"/>
             </w:placeholder>
           </w:sdtPr>
+          <w:sdtEndPr/>
           <w:sdtContent>
             <w:tc>
               <w:tcPr>
@@ -874,6 +879,7 @@
               <w14:uncheckedState w14:val="2610" w14:font="MS Gothic"/>
             </w14:checkbox>
           </w:sdtPr>
+          <w:sdtEndPr/>
           <w:sdtContent>
             <w:tc>
               <w:tcPr>
@@ -953,6 +959,7 @@
               <w14:uncheckedState w14:val="2610" w14:font="MS Gothic"/>
             </w14:checkbox>
           </w:sdtPr>
+          <w:sdtEndPr/>
           <w:sdtContent>
             <w:tc>
               <w:tcPr>
@@ -3377,7 +3384,14 @@
                 <w:rFonts w:cstheme="minorHAnsi"/>
                 <w:color w:val="404040" w:themeColor="text1" w:themeTint="BF"/>
               </w:rPr>
-              <w:t>29</w:t>
+              <w:t>2</w:t>
+            </w:r>
+            <w:r>
+              <w:rPr>
+                <w:rFonts w:cstheme="minorHAnsi"/>
+                <w:color w:val="404040" w:themeColor="text1" w:themeTint="BF"/>
+              </w:rPr>
+              <w:t>8</w:t>
             </w:r>
           </w:p>
         </w:tc>
@@ -3521,7 +3535,14 @@
                 <w:rFonts w:cstheme="minorHAnsi"/>
                 <w:color w:val="404040" w:themeColor="text1" w:themeTint="BF"/>
               </w:rPr>
-              <w:t>34</w:t>
+              <w:t>3</w:t>
+            </w:r>
+            <w:r>
+              <w:rPr>
+                <w:rFonts w:cstheme="minorHAnsi"/>
+                <w:color w:val="404040" w:themeColor="text1" w:themeTint="BF"/>
+              </w:rPr>
+              <w:t>3</w:t>
             </w:r>
           </w:p>
         </w:tc>
@@ -3662,618 +3683,15 @@
                 <w:rFonts w:cstheme="minorHAnsi"/>
                 <w:color w:val="404040" w:themeColor="text1" w:themeTint="BF"/>
               </w:rPr>
-              <w:t>37</w:t>
-            </w:r>
-          </w:p>
-        </w:tc>
-      </w:tr>
-      <w:tr>
-        <w:tc>
-          <w:tcPr>
-            <w:tcW w:w="0" w:type="auto"/>
-          </w:tcPr>
-          <w:p>
-            <w:pPr>
-              <w:tabs>
-                <w:tab w:val="left" w:pos="34"/>
-                <w:tab w:val="right" w:leader="dot" w:pos="9072"/>
-              </w:tabs>
-              <w:rPr>
-                <w:rFonts w:cstheme="minorHAnsi"/>
-                <w:color w:val="404040" w:themeColor="text1" w:themeTint="BF"/>
-                <w:sz w:val="12"/>
-                <w:szCs w:val="12"/>
-              </w:rPr>
-            </w:pPr>
-          </w:p>
-        </w:tc>
-        <w:tc>
-          <w:tcPr>
-            <w:tcW w:w="0" w:type="auto"/>
-            <w:tcBorders>
-              <w:left w:val="nil"/>
-            </w:tcBorders>
-          </w:tcPr>
-          <w:p>
-            <w:pPr>
-              <w:tabs>
-                <w:tab w:val="left" w:pos="34"/>
-                <w:tab w:val="right" w:leader="dot" w:pos="9072"/>
-              </w:tabs>
-              <w:rPr>
-                <w:rFonts w:cstheme="minorHAnsi"/>
-                <w:color w:val="404040" w:themeColor="text1" w:themeTint="BF"/>
-                <w:sz w:val="12"/>
-                <w:szCs w:val="12"/>
-              </w:rPr>
-            </w:pPr>
-          </w:p>
-        </w:tc>
-        <w:tc>
-          <w:tcPr>
-            <w:tcW w:w="0" w:type="auto"/>
-            <w:vAlign w:val="bottom"/>
-          </w:tcPr>
-          <w:p>
-            <w:pPr>
-              <w:tabs>
-                <w:tab w:val="left" w:pos="34"/>
-                <w:tab w:val="right" w:leader="dot" w:pos="9072"/>
-              </w:tabs>
-              <w:jc w:val="center"/>
-              <w:rPr>
-                <w:rFonts w:cstheme="minorHAnsi"/>
-                <w:color w:val="404040" w:themeColor="text1" w:themeTint="BF"/>
-                <w:sz w:val="12"/>
-                <w:szCs w:val="12"/>
-              </w:rPr>
-            </w:pPr>
-          </w:p>
-        </w:tc>
-        <w:tc>
-          <w:tcPr>
-            <w:tcW w:w="0" w:type="auto"/>
-            <w:tcBorders>
-              <w:top w:val="single" w:sz="8" w:space="0" w:color="F2F2F2" w:themeColor="background1" w:themeShade="F2"/>
-            </w:tcBorders>
-            <w:vAlign w:val="center"/>
-          </w:tcPr>
-          <w:p>
-            <w:pPr>
-              <w:tabs>
-                <w:tab w:val="left" w:pos="34"/>
-                <w:tab w:val="right" w:leader="dot" w:pos="9072"/>
-              </w:tabs>
-              <w:rPr>
-                <w:rFonts w:cstheme="minorHAnsi"/>
-                <w:color w:val="404040" w:themeColor="text1" w:themeTint="BF"/>
-                <w:sz w:val="12"/>
-                <w:szCs w:val="12"/>
-              </w:rPr>
-            </w:pPr>
-          </w:p>
-        </w:tc>
-      </w:tr>
-      <w:tr>
-        <w:tc>
-          <w:tcPr>
-            <w:tcW w:w="0" w:type="auto"/>
-            <w:tcBorders>
-              <w:right w:val="single" w:sz="8" w:space="0" w:color="F2F2F2" w:themeColor="background1" w:themeShade="F2"/>
-            </w:tcBorders>
-          </w:tcPr>
-          <w:p>
-            <w:pPr>
-              <w:tabs>
-                <w:tab w:val="left" w:pos="34"/>
-                <w:tab w:val="right" w:leader="dot" w:pos="9072"/>
-              </w:tabs>
-              <w:rPr>
-                <w:rFonts w:cstheme="minorHAnsi"/>
-                <w:color w:val="404040" w:themeColor="text1" w:themeTint="BF"/>
-                <w:sz w:val="12"/>
-                <w:szCs w:val="12"/>
-              </w:rPr>
-            </w:pPr>
-          </w:p>
-        </w:tc>
-        <w:tc>
-          <w:tcPr>
-            <w:tcW w:w="0" w:type="auto"/>
-            <w:vMerge w:val="restart"/>
-            <w:tcBorders>
-              <w:left w:val="single" w:sz="8" w:space="0" w:color="F2F2F2" w:themeColor="background1" w:themeShade="F2"/>
-            </w:tcBorders>
-          </w:tcPr>
-          <w:p>
-            <w:pPr>
-              <w:tabs>
-                <w:tab w:val="left" w:pos="34"/>
-                <w:tab w:val="right" w:leader="dot" w:pos="9072"/>
-              </w:tabs>
-              <w:spacing w:before="120"/>
-              <w:rPr>
-                <w:rFonts w:cstheme="minorHAnsi"/>
-                <w:color w:val="404040" w:themeColor="text1" w:themeTint="BF"/>
-              </w:rPr>
-            </w:pPr>
-          </w:p>
-        </w:tc>
-        <w:tc>
-          <w:tcPr>
-            <w:tcW w:w="0" w:type="auto"/>
-            <w:vAlign w:val="bottom"/>
-          </w:tcPr>
-          <w:p>
-            <w:pPr>
-              <w:tabs>
-                <w:tab w:val="left" w:pos="34"/>
-                <w:tab w:val="right" w:leader="dot" w:pos="9072"/>
-              </w:tabs>
-              <w:spacing w:before="120"/>
-              <w:rPr>
-                <w:rFonts w:cstheme="minorHAnsi"/>
-                <w:color w:val="404040" w:themeColor="text1" w:themeTint="BF"/>
-              </w:rPr>
-            </w:pPr>
-          </w:p>
-        </w:tc>
-        <w:tc>
-          <w:tcPr>
-            <w:tcW w:w="0" w:type="auto"/>
-            <w:tcBorders>
-              <w:top w:val="single" w:sz="8" w:space="0" w:color="F2F2F2" w:themeColor="background1" w:themeShade="F2"/>
-            </w:tcBorders>
-            <w:vAlign w:val="center"/>
-          </w:tcPr>
-          <w:p>
-            <w:pPr>
-              <w:tabs>
-                <w:tab w:val="left" w:pos="34"/>
-                <w:tab w:val="right" w:leader="dot" w:pos="9072"/>
-              </w:tabs>
-              <w:spacing w:before="120"/>
-              <w:rPr>
-                <w:rFonts w:cstheme="minorHAnsi"/>
-                <w:color w:val="404040" w:themeColor="text1" w:themeTint="BF"/>
-              </w:rPr>
-            </w:pPr>
-          </w:p>
-        </w:tc>
-      </w:tr>
-      <w:tr>
-        <w:tc>
-          <w:tcPr>
-            <w:tcW w:w="0" w:type="auto"/>
-            <w:tcBorders>
-              <w:right w:val="single" w:sz="8" w:space="0" w:color="F2F2F2" w:themeColor="background1" w:themeShade="F2"/>
-            </w:tcBorders>
-          </w:tcPr>
-          <w:p>
-            <w:pPr>
-              <w:tabs>
-                <w:tab w:val="left" w:pos="34"/>
-                <w:tab w:val="right" w:leader="dot" w:pos="9072"/>
-              </w:tabs>
-              <w:rPr>
-                <w:rFonts w:cstheme="minorHAnsi"/>
-                <w:color w:val="404040" w:themeColor="text1" w:themeTint="BF"/>
-                <w:sz w:val="12"/>
-                <w:szCs w:val="12"/>
-              </w:rPr>
-            </w:pPr>
-          </w:p>
-        </w:tc>
-        <w:tc>
-          <w:tcPr>
-            <w:tcW w:w="0" w:type="auto"/>
-            <w:vMerge/>
-            <w:tcBorders>
-              <w:left w:val="single" w:sz="8" w:space="0" w:color="F2F2F2" w:themeColor="background1" w:themeShade="F2"/>
-            </w:tcBorders>
-          </w:tcPr>
-          <w:p>
-            <w:pPr>
-              <w:tabs>
-                <w:tab w:val="left" w:pos="34"/>
-                <w:tab w:val="right" w:leader="dot" w:pos="9072"/>
-              </w:tabs>
-              <w:spacing w:before="120"/>
-              <w:rPr>
-                <w:rFonts w:cstheme="minorHAnsi"/>
-                <w:color w:val="404040" w:themeColor="text1" w:themeTint="BF"/>
-              </w:rPr>
-            </w:pPr>
-          </w:p>
-        </w:tc>
-        <w:tc>
-          <w:tcPr>
-            <w:tcW w:w="0" w:type="auto"/>
-            <w:vAlign w:val="bottom"/>
-          </w:tcPr>
-          <w:p>
-            <w:pPr>
-              <w:tabs>
-                <w:tab w:val="left" w:pos="34"/>
-                <w:tab w:val="right" w:leader="dot" w:pos="9072"/>
-              </w:tabs>
-              <w:spacing w:before="120"/>
-              <w:rPr>
-                <w:rFonts w:cstheme="minorHAnsi"/>
-                <w:color w:val="404040" w:themeColor="text1" w:themeTint="BF"/>
-              </w:rPr>
-            </w:pPr>
-          </w:p>
-        </w:tc>
-        <w:tc>
-          <w:tcPr>
-            <w:tcW w:w="0" w:type="auto"/>
-            <w:tcBorders>
-              <w:top w:val="single" w:sz="8" w:space="0" w:color="F2F2F2" w:themeColor="background1" w:themeShade="F2"/>
-            </w:tcBorders>
-            <w:vAlign w:val="center"/>
-          </w:tcPr>
-          <w:p>
-            <w:pPr>
-              <w:tabs>
-                <w:tab w:val="left" w:pos="34"/>
-                <w:tab w:val="right" w:leader="dot" w:pos="9072"/>
-              </w:tabs>
-              <w:spacing w:before="120"/>
-              <w:rPr>
-                <w:rFonts w:cstheme="minorHAnsi"/>
-                <w:color w:val="404040" w:themeColor="text1" w:themeTint="BF"/>
-              </w:rPr>
-            </w:pPr>
-          </w:p>
-        </w:tc>
-      </w:tr>
-      <w:tr>
-        <w:tc>
-          <w:tcPr>
-            <w:tcW w:w="0" w:type="auto"/>
-            <w:tcBorders>
-              <w:right w:val="single" w:sz="8" w:space="0" w:color="F2F2F2" w:themeColor="background1" w:themeShade="F2"/>
-            </w:tcBorders>
-          </w:tcPr>
-          <w:p>
-            <w:pPr>
-              <w:tabs>
-                <w:tab w:val="left" w:pos="34"/>
-                <w:tab w:val="right" w:leader="dot" w:pos="9072"/>
-              </w:tabs>
-              <w:rPr>
-                <w:rFonts w:cstheme="minorHAnsi"/>
-                <w:color w:val="404040" w:themeColor="text1" w:themeTint="BF"/>
-                <w:sz w:val="12"/>
-                <w:szCs w:val="12"/>
-              </w:rPr>
-            </w:pPr>
-          </w:p>
-        </w:tc>
-        <w:tc>
-          <w:tcPr>
-            <w:tcW w:w="0" w:type="auto"/>
-            <w:vMerge/>
-            <w:tcBorders>
-              <w:left w:val="single" w:sz="8" w:space="0" w:color="F2F2F2" w:themeColor="background1" w:themeShade="F2"/>
-            </w:tcBorders>
-          </w:tcPr>
-          <w:p>
-            <w:pPr>
-              <w:tabs>
-                <w:tab w:val="left" w:pos="34"/>
-                <w:tab w:val="right" w:leader="dot" w:pos="9072"/>
-              </w:tabs>
-              <w:rPr>
-                <w:rFonts w:cstheme="minorHAnsi"/>
-                <w:color w:val="404040" w:themeColor="text1" w:themeTint="BF"/>
-                <w:sz w:val="12"/>
-                <w:szCs w:val="12"/>
-              </w:rPr>
-            </w:pPr>
-          </w:p>
-        </w:tc>
-        <w:tc>
-          <w:tcPr>
-            <w:tcW w:w="0" w:type="auto"/>
-            <w:vAlign w:val="bottom"/>
-          </w:tcPr>
-          <w:p>
-            <w:pPr>
-              <w:tabs>
-                <w:tab w:val="left" w:pos="34"/>
-                <w:tab w:val="right" w:leader="dot" w:pos="9072"/>
-              </w:tabs>
-              <w:jc w:val="center"/>
-              <w:rPr>
-                <w:rFonts w:cstheme="minorHAnsi"/>
-                <w:color w:val="404040" w:themeColor="text1" w:themeTint="BF"/>
-                <w:sz w:val="12"/>
-                <w:szCs w:val="12"/>
-              </w:rPr>
-            </w:pPr>
-          </w:p>
-        </w:tc>
-        <w:tc>
-          <w:tcPr>
-            <w:tcW w:w="0" w:type="auto"/>
-            <w:tcBorders>
-              <w:top w:val="single" w:sz="8" w:space="0" w:color="F2F2F2" w:themeColor="background1" w:themeShade="F2"/>
-            </w:tcBorders>
-            <w:vAlign w:val="center"/>
-          </w:tcPr>
-          <w:p>
-            <w:pPr>
-              <w:tabs>
-                <w:tab w:val="left" w:pos="34"/>
-                <w:tab w:val="right" w:leader="dot" w:pos="9072"/>
-              </w:tabs>
-              <w:rPr>
-                <w:rFonts w:cstheme="minorHAnsi"/>
-                <w:color w:val="404040" w:themeColor="text1" w:themeTint="BF"/>
-                <w:sz w:val="12"/>
-                <w:szCs w:val="12"/>
-              </w:rPr>
-            </w:pPr>
-          </w:p>
-        </w:tc>
-      </w:tr>
-      <w:tr>
-        <w:tc>
-          <w:tcPr>
-            <w:tcW w:w="0" w:type="auto"/>
-            <w:tcBorders>
-              <w:right w:val="single" w:sz="8" w:space="0" w:color="F2F2F2" w:themeColor="background1" w:themeShade="F2"/>
-            </w:tcBorders>
-          </w:tcPr>
-          <w:p>
-            <w:pPr>
-              <w:tabs>
-                <w:tab w:val="left" w:pos="34"/>
-                <w:tab w:val="right" w:leader="dot" w:pos="9072"/>
-              </w:tabs>
-              <w:rPr>
-                <w:rFonts w:cstheme="minorHAnsi"/>
-                <w:color w:val="404040" w:themeColor="text1" w:themeTint="BF"/>
-                <w:sz w:val="12"/>
-                <w:szCs w:val="12"/>
-              </w:rPr>
-            </w:pPr>
-          </w:p>
-        </w:tc>
-        <w:tc>
-          <w:tcPr>
-            <w:tcW w:w="0" w:type="auto"/>
-            <w:vMerge/>
-            <w:tcBorders>
-              <w:left w:val="single" w:sz="8" w:space="0" w:color="F2F2F2" w:themeColor="background1" w:themeShade="F2"/>
-            </w:tcBorders>
-          </w:tcPr>
-          <w:p>
-            <w:pPr>
-              <w:tabs>
-                <w:tab w:val="left" w:pos="34"/>
-                <w:tab w:val="right" w:leader="dot" w:pos="9072"/>
-              </w:tabs>
-              <w:spacing w:before="120"/>
-              <w:rPr>
-                <w:rFonts w:cstheme="minorHAnsi"/>
-                <w:color w:val="404040" w:themeColor="text1" w:themeTint="BF"/>
-              </w:rPr>
-            </w:pPr>
-          </w:p>
-        </w:tc>
-        <w:tc>
-          <w:tcPr>
-            <w:tcW w:w="0" w:type="auto"/>
-            <w:vAlign w:val="bottom"/>
-          </w:tcPr>
-          <w:p>
-            <w:pPr>
-              <w:tabs>
-                <w:tab w:val="left" w:pos="34"/>
-                <w:tab w:val="right" w:leader="dot" w:pos="9072"/>
-              </w:tabs>
-              <w:spacing w:before="120"/>
-              <w:rPr>
-                <w:rFonts w:cstheme="minorHAnsi"/>
-                <w:color w:val="404040" w:themeColor="text1" w:themeTint="BF"/>
-              </w:rPr>
-            </w:pPr>
-          </w:p>
-        </w:tc>
-        <w:tc>
-          <w:tcPr>
-            <w:tcW w:w="0" w:type="auto"/>
-            <w:vAlign w:val="center"/>
-          </w:tcPr>
-          <w:p>
-            <w:pPr>
-              <w:tabs>
-                <w:tab w:val="left" w:pos="34"/>
-                <w:tab w:val="right" w:leader="dot" w:pos="9072"/>
-              </w:tabs>
-              <w:spacing w:before="120"/>
-              <w:rPr>
-                <w:rFonts w:cstheme="minorHAnsi"/>
-                <w:color w:val="404040" w:themeColor="text1" w:themeTint="BF"/>
-              </w:rPr>
-            </w:pPr>
-          </w:p>
-        </w:tc>
-      </w:tr>
-      <w:tr>
-        <w:tc>
-          <w:tcPr>
-            <w:tcW w:w="0" w:type="auto"/>
-            <w:tcBorders>
-              <w:right w:val="single" w:sz="8" w:space="0" w:color="F2F2F2" w:themeColor="background1" w:themeShade="F2"/>
-            </w:tcBorders>
-          </w:tcPr>
-          <w:p>
-            <w:pPr>
-              <w:tabs>
-                <w:tab w:val="left" w:pos="34"/>
-                <w:tab w:val="right" w:leader="dot" w:pos="9072"/>
-              </w:tabs>
-              <w:rPr>
-                <w:rFonts w:cstheme="minorHAnsi"/>
-                <w:color w:val="404040" w:themeColor="text1" w:themeTint="BF"/>
-                <w:sz w:val="12"/>
-                <w:szCs w:val="12"/>
-              </w:rPr>
-            </w:pPr>
-          </w:p>
-        </w:tc>
-        <w:tc>
-          <w:tcPr>
-            <w:tcW w:w="0" w:type="auto"/>
-            <w:vMerge/>
-            <w:tcBorders>
-              <w:left w:val="single" w:sz="8" w:space="0" w:color="F2F2F2" w:themeColor="background1" w:themeShade="F2"/>
-            </w:tcBorders>
-          </w:tcPr>
-          <w:p>
-            <w:pPr>
-              <w:tabs>
-                <w:tab w:val="left" w:pos="34"/>
-                <w:tab w:val="right" w:leader="dot" w:pos="9072"/>
-              </w:tabs>
-              <w:spacing w:before="120"/>
-              <w:rPr>
-                <w:rFonts w:cstheme="minorHAnsi"/>
-                <w:color w:val="404040" w:themeColor="text1" w:themeTint="BF"/>
-              </w:rPr>
-            </w:pPr>
-          </w:p>
-        </w:tc>
-        <w:tc>
-          <w:tcPr>
-            <w:tcW w:w="0" w:type="auto"/>
-            <w:vAlign w:val="bottom"/>
-          </w:tcPr>
-          <w:p>
-            <w:pPr>
-              <w:tabs>
-                <w:tab w:val="left" w:pos="34"/>
-                <w:tab w:val="right" w:leader="dot" w:pos="9072"/>
-              </w:tabs>
-              <w:spacing w:before="120"/>
-              <w:rPr>
-                <w:rFonts w:cstheme="minorHAnsi"/>
-                <w:color w:val="404040" w:themeColor="text1" w:themeTint="BF"/>
-              </w:rPr>
-            </w:pPr>
-          </w:p>
-        </w:tc>
-        <w:tc>
-          <w:tcPr>
-            <w:tcW w:w="0" w:type="auto"/>
-            <w:tcBorders>
-              <w:top w:val="single" w:sz="8" w:space="0" w:color="F2F2F2" w:themeColor="background1" w:themeShade="F2"/>
-            </w:tcBorders>
-            <w:vAlign w:val="center"/>
-          </w:tcPr>
-          <w:p>
-            <w:pPr>
-              <w:tabs>
-                <w:tab w:val="left" w:pos="34"/>
-                <w:tab w:val="right" w:leader="dot" w:pos="9072"/>
-              </w:tabs>
-              <w:spacing w:before="120"/>
-              <w:rPr>
-                <w:rFonts w:cstheme="minorHAnsi"/>
-                <w:color w:val="404040" w:themeColor="text1" w:themeTint="BF"/>
-              </w:rPr>
-            </w:pPr>
-          </w:p>
-        </w:tc>
-      </w:tr>
-      <w:tr>
-        <w:tc>
-          <w:tcPr>
-            <w:tcW w:w="0" w:type="auto"/>
-            <w:tcBorders>
-              <w:right w:val="single" w:sz="8" w:space="0" w:color="F2F2F2" w:themeColor="background1" w:themeShade="F2"/>
-            </w:tcBorders>
-          </w:tcPr>
-          <w:p>
-            <w:pPr>
-              <w:tabs>
-                <w:tab w:val="left" w:pos="34"/>
-                <w:tab w:val="right" w:leader="dot" w:pos="9072"/>
-              </w:tabs>
-              <w:rPr>
-                <w:rFonts w:cstheme="minorHAnsi"/>
-                <w:color w:val="404040" w:themeColor="text1" w:themeTint="BF"/>
-                <w:sz w:val="12"/>
-                <w:szCs w:val="12"/>
-              </w:rPr>
-            </w:pPr>
-          </w:p>
-        </w:tc>
-        <w:tc>
-          <w:tcPr>
-            <w:tcW w:w="0" w:type="auto"/>
-            <w:vMerge/>
-            <w:tcBorders>
-              <w:left w:val="single" w:sz="8" w:space="0" w:color="F2F2F2" w:themeColor="background1" w:themeShade="F2"/>
-            </w:tcBorders>
-          </w:tcPr>
-          <w:p>
-            <w:pPr>
-              <w:tabs>
-                <w:tab w:val="left" w:pos="34"/>
-                <w:tab w:val="right" w:leader="dot" w:pos="9072"/>
-              </w:tabs>
-              <w:spacing w:before="120"/>
-              <w:rPr>
-                <w:rFonts w:cstheme="minorHAnsi"/>
-                <w:color w:val="404040" w:themeColor="text1" w:themeTint="BF"/>
-              </w:rPr>
-            </w:pPr>
-          </w:p>
-        </w:tc>
-        <w:tc>
-          <w:tcPr>
-            <w:tcW w:w="0" w:type="auto"/>
-            <w:vAlign w:val="bottom"/>
-          </w:tcPr>
-          <w:p>
-            <w:pPr>
-              <w:tabs>
-                <w:tab w:val="left" w:pos="34"/>
-                <w:tab w:val="right" w:leader="dot" w:pos="9072"/>
-              </w:tabs>
-              <w:spacing w:before="120"/>
-              <w:rPr>
-                <w:rFonts w:cstheme="minorHAnsi"/>
-                <w:color w:val="404040" w:themeColor="text1" w:themeTint="BF"/>
-              </w:rPr>
-            </w:pPr>
-          </w:p>
-        </w:tc>
-        <w:tc>
-          <w:tcPr>
-            <w:tcW w:w="0" w:type="auto"/>
-            <w:tcBorders>
-              <w:top w:val="single" w:sz="8" w:space="0" w:color="F2F2F2" w:themeColor="background1" w:themeShade="F2"/>
-            </w:tcBorders>
-            <w:vAlign w:val="center"/>
-          </w:tcPr>
-          <w:p>
-            <w:pPr>
-              <w:tabs>
-                <w:tab w:val="left" w:pos="34"/>
-                <w:tab w:val="right" w:leader="dot" w:pos="9072"/>
-              </w:tabs>
-              <w:spacing w:before="120"/>
-              <w:rPr>
-                <w:rFonts w:cstheme="minorHAnsi"/>
-                <w:color w:val="404040" w:themeColor="text1" w:themeTint="BF"/>
-              </w:rPr>
-            </w:pPr>
+              <w:t>3</w:t>
+            </w:r>
+            <w:r>
+              <w:rPr>
+                <w:rFonts w:cstheme="minorHAnsi"/>
+                <w:color w:val="404040" w:themeColor="text1" w:themeTint="BF"/>
+              </w:rPr>
+              <w:t>6</w:t>
+            </w:r>
           </w:p>
         </w:tc>
       </w:tr>
@@ -4460,7 +3878,7 @@
                 <w:rFonts w:cstheme="minorHAnsi"/>
                 <w:color w:val="404040" w:themeColor="text1" w:themeTint="BF"/>
               </w:rPr>
-              <w:t>40</w:t>
+              <w:t>39</w:t>
             </w:r>
           </w:p>
         </w:tc>
@@ -4552,7 +3970,7 @@
                 <w:rFonts w:cstheme="minorHAnsi"/>
                 <w:color w:val="404040" w:themeColor="text1" w:themeTint="BF"/>
               </w:rPr>
-              <w:t>41</w:t>
+              <w:t>40</w:t>
             </w:r>
           </w:p>
         </w:tc>
@@ -4654,7 +4072,14 @@
                 <w:rFonts w:cstheme="minorHAnsi"/>
                 <w:color w:val="404040" w:themeColor="text1" w:themeTint="BF"/>
               </w:rPr>
-              <w:t>42</w:t>
+              <w:t>4</w:t>
+            </w:r>
+            <w:r>
+              <w:rPr>
+                <w:rFonts w:cstheme="minorHAnsi"/>
+                <w:color w:val="404040" w:themeColor="text1" w:themeTint="BF"/>
+              </w:rPr>
+              <w:t>1</w:t>
             </w:r>
           </w:p>
         </w:tc>
@@ -4756,7 +4181,14 @@
                 <w:rFonts w:cstheme="minorHAnsi"/>
                 <w:color w:val="404040" w:themeColor="text1" w:themeTint="BF"/>
               </w:rPr>
-              <w:t>43</w:t>
+              <w:t>4</w:t>
+            </w:r>
+            <w:r>
+              <w:rPr>
+                <w:rFonts w:cstheme="minorHAnsi"/>
+                <w:color w:val="404040" w:themeColor="text1" w:themeTint="BF"/>
+              </w:rPr>
+              <w:t>2</w:t>
             </w:r>
           </w:p>
         </w:tc>
@@ -5007,6 +4439,7 @@
               <w:listItem w:displayText="5" w:value="5"/>
             </w:comboBox>
           </w:sdtPr>
+          <w:sdtEndPr/>
           <w:sdtContent>
             <w:tc>
               <w:tcPr>
@@ -5055,6 +4488,7 @@
               <w:docPart w:val="05516317A58C4C669ED7E573BAEACD31"/>
             </w:placeholder>
           </w:sdtPr>
+          <w:sdtEndPr/>
           <w:sdtContent>
             <w:tc>
               <w:tcPr>
@@ -5190,6 +4624,7 @@
               <w:docPart w:val="091AF24CA30F4EA4B9F47BD97851B2FA"/>
             </w:placeholder>
           </w:sdtPr>
+          <w:sdtEndPr/>
           <w:sdtContent>
             <w:tc>
               <w:tcPr>
@@ -5319,6 +4754,7 @@
               <w:docPart w:val="666D0B562079445CA39F7CFB659E063D"/>
             </w:placeholder>
           </w:sdtPr>
+          <w:sdtEndPr/>
           <w:sdtContent>
             <w:tc>
               <w:tcPr>
@@ -5576,6 +5012,7 @@
               <w:docPart w:val="51EE53211AC446599EBD89E27C1CC876"/>
             </w:placeholder>
           </w:sdtPr>
+          <w:sdtEndPr/>
           <w:sdtContent>
             <w:tc>
               <w:tcPr>
@@ -5757,6 +5194,7 @@
               <w:docPart w:val="FE292288C133460F8F01546D84AA056B"/>
             </w:placeholder>
           </w:sdtPr>
+          <w:sdtEndPr/>
           <w:sdtContent>
             <w:tc>
               <w:tcPr>
@@ -6127,6 +5565,7 @@
               <w:docPart w:val="F458D095C4D0403D85AC20ED70FE3FF4"/>
             </w:placeholder>
           </w:sdtPr>
+          <w:sdtEndPr/>
           <w:sdtContent>
             <w:tc>
               <w:tcPr>
@@ -6261,6 +5700,7 @@
               <w:calendar w:val="gregorian"/>
             </w:date>
           </w:sdtPr>
+          <w:sdtEndPr/>
           <w:sdtContent>
             <w:tc>
               <w:tcPr>
@@ -6329,6 +5769,7 @@
               <w:calendar w:val="gregorian"/>
             </w:date>
           </w:sdtPr>
+          <w:sdtEndPr/>
           <w:sdtContent>
             <w:tc>
               <w:tcPr>
@@ -6461,6 +5902,7 @@
               <w:docPart w:val="1B72049DE0D44FDEA0C33BB03A9697B6"/>
             </w:placeholder>
           </w:sdtPr>
+          <w:sdtEndPr/>
           <w:sdtContent>
             <w:tc>
               <w:tcPr>
@@ -6798,6 +6240,7 @@
               <w:listItem w:displayText="5" w:value="5"/>
             </w:comboBox>
           </w:sdtPr>
+          <w:sdtEndPr/>
           <w:sdtContent>
             <w:tc>
               <w:tcPr>
@@ -6846,6 +6289,7 @@
               <w:docPart w:val="1A791830B8D3485F9C4142D9859C54CD"/>
             </w:placeholder>
           </w:sdtPr>
+          <w:sdtEndPr/>
           <w:sdtContent>
             <w:tc>
               <w:tcPr>
@@ -6981,6 +6425,7 @@
               <w:docPart w:val="A96313798F424C8FA8F33866892CBB93"/>
             </w:placeholder>
           </w:sdtPr>
+          <w:sdtEndPr/>
           <w:sdtContent>
             <w:tc>
               <w:tcPr>
@@ -7503,7 +6948,7 @@
               </w:rPr>
               <w:lastRenderedPageBreak/>
               <w:drawing>
-                <wp:anchor distT="0" distB="0" distL="114300" distR="114300" simplePos="0" relativeHeight="251724800" behindDoc="1" locked="0" layoutInCell="1" allowOverlap="1" wp14:anchorId="3C95139D" wp14:editId="3033E423">
+                <wp:anchor distT="0" distB="0" distL="114300" distR="114300" simplePos="0" relativeHeight="251724800" behindDoc="1" locked="0" layoutInCell="1" allowOverlap="1" wp14:anchorId="3C95139D" wp14:editId="0C3E7B28">
                   <wp:simplePos x="0" y="0"/>
                   <wp:positionH relativeFrom="column">
                     <wp:posOffset>1905</wp:posOffset>
@@ -7771,7 +7216,7 @@
               </w:rPr>
               <w:lastRenderedPageBreak/>
               <w:drawing>
-                <wp:inline distT="0" distB="0" distL="0" distR="0" wp14:anchorId="31A4AF7A" wp14:editId="463667AB">
+                <wp:inline distT="0" distB="0" distL="0" distR="0" wp14:anchorId="31A4AF7A" wp14:editId="7D038CD3">
                   <wp:extent cx="6012846" cy="4445635"/>
                   <wp:effectExtent l="0" t="0" r="6985" b="0"/>
                   <wp:docPr id="623929731" name="Image 9"/>
@@ -8503,7 +7948,7 @@
                 <w:color w:val="404040" w:themeColor="text1" w:themeTint="BF"/>
               </w:rPr>
               <w:drawing>
-                <wp:inline distT="0" distB="0" distL="0" distR="0" wp14:anchorId="415BE4B7" wp14:editId="0796FB61">
+                <wp:inline distT="0" distB="0" distL="0" distR="0" wp14:anchorId="415BE4B7" wp14:editId="167E0E9E">
                   <wp:extent cx="6074241" cy="4171315"/>
                   <wp:effectExtent l="0" t="0" r="3175" b="635"/>
                   <wp:docPr id="490711285" name="Image 12"/>
@@ -8677,6 +8122,7 @@
               <w:docPart w:val="07C48DB713AC4BA2901EAF58F538F79E"/>
             </w:placeholder>
           </w:sdtPr>
+          <w:sdtEndPr/>
           <w:sdtContent>
             <w:tc>
               <w:tcPr>
@@ -8794,6 +8240,7 @@
               <w:docPart w:val="6C0F86D84BAA4DDE8AC963A1391DCB69"/>
             </w:placeholder>
           </w:sdtPr>
+          <w:sdtEndPr/>
           <w:sdtContent>
             <w:sdt>
               <w:sdtPr>
@@ -8809,6 +8256,7 @@
                   <w:docPart w:val="0EEA935C3D74448185811D219FB3EFD6"/>
                 </w:placeholder>
               </w:sdtPr>
+              <w:sdtEndPr/>
               <w:sdtContent>
                 <w:tc>
                   <w:tcPr>
@@ -9197,6 +8645,7 @@
               <w:docPart w:val="9EFBB344FA5F426F985102F16BE774C6"/>
             </w:placeholder>
           </w:sdtPr>
+          <w:sdtEndPr/>
           <w:sdtContent>
             <w:sdt>
               <w:sdtPr>
@@ -9212,6 +8661,7 @@
                   <w:docPart w:val="144A1988788246D28345687C170935E6"/>
                 </w:placeholder>
               </w:sdtPr>
+              <w:sdtEndPr/>
               <w:sdtContent>
                 <w:tc>
                   <w:tcPr>
@@ -9348,6 +8798,7 @@
               <w:calendar w:val="gregorian"/>
             </w:date>
           </w:sdtPr>
+          <w:sdtEndPr/>
           <w:sdtContent>
             <w:tc>
               <w:tcPr>
@@ -9416,6 +8867,7 @@
               <w:calendar w:val="gregorian"/>
             </w:date>
           </w:sdtPr>
+          <w:sdtEndPr/>
           <w:sdtContent>
             <w:tc>
               <w:tcPr>
@@ -9548,6 +9000,7 @@
               <w:docPart w:val="58075E13D9ED449B8CDB91570137DA2E"/>
             </w:placeholder>
           </w:sdtPr>
+          <w:sdtEndPr/>
           <w:sdtContent>
             <w:sdt>
               <w:sdtPr>
@@ -9563,6 +9016,7 @@
                   <w:docPart w:val="9C064576EFEA4A8286D8C111CADF7D3B"/>
                 </w:placeholder>
               </w:sdtPr>
+              <w:sdtEndPr/>
               <w:sdtContent>
                 <w:tc>
                   <w:tcPr>
@@ -9842,6 +9296,7 @@
               <w:listItem w:displayText="5" w:value="5"/>
             </w:comboBox>
           </w:sdtPr>
+          <w:sdtEndPr/>
           <w:sdtContent>
             <w:tc>
               <w:tcPr>
@@ -9890,6 +9345,7 @@
               <w:docPart w:val="5AA17A6A5A8B4F8D8BF4A6D037495A47"/>
             </w:placeholder>
           </w:sdtPr>
+          <w:sdtEndPr/>
           <w:sdtContent>
             <w:tc>
               <w:tcPr>
@@ -10025,6 +9481,7 @@
               <w:docPart w:val="3F108A2430334C8D8CA58B9CF7EDE483"/>
             </w:placeholder>
           </w:sdtPr>
+          <w:sdtEndPr/>
           <w:sdtContent>
             <w:tc>
               <w:tcPr>
@@ -10174,6 +9631,7 @@
                 <w:docPart w:val="66CE204129A74BD0942E148A034172C2"/>
               </w:placeholder>
             </w:sdtPr>
+            <w:sdtEndPr/>
             <w:sdtContent>
               <w:p>
                 <w:pPr>
@@ -10982,7 +10440,7 @@
                 <w:color w:val="404040" w:themeColor="text1" w:themeTint="BF"/>
               </w:rPr>
               <w:drawing>
-                <wp:inline distT="0" distB="0" distL="0" distR="0" wp14:anchorId="4AFDC6F1" wp14:editId="11912076">
+                <wp:inline distT="0" distB="0" distL="0" distR="0" wp14:anchorId="4AFDC6F1" wp14:editId="29C8C6C4">
                   <wp:extent cx="5825490" cy="1148715"/>
                   <wp:effectExtent l="0" t="0" r="3810" b="0"/>
                   <wp:docPr id="2121864129" name="Image 7"/>
@@ -11233,6 +10691,7 @@
               <w:docPart w:val="EBDD5F1304E7466A80F2A8DF348166F0"/>
             </w:placeholder>
           </w:sdtPr>
+          <w:sdtEndPr/>
           <w:sdtContent>
             <w:tc>
               <w:tcPr>
@@ -11422,6 +10881,7 @@
               <w:docPart w:val="1C0C1C865B4A4A70ADD07A9E28F63E01"/>
             </w:placeholder>
           </w:sdtPr>
+          <w:sdtEndPr/>
           <w:sdtContent>
             <w:sdt>
               <w:sdtPr>
@@ -11437,6 +10897,7 @@
                   <w:docPart w:val="9F4EAEF57FAC43EAA12E9C653BFAF84D"/>
                 </w:placeholder>
               </w:sdtPr>
+              <w:sdtEndPr/>
               <w:sdtContent>
                 <w:tc>
                   <w:tcPr>
@@ -11825,6 +11286,7 @@
               <w:docPart w:val="FCB7B034D91F441EB0490A834CC0DB97"/>
             </w:placeholder>
           </w:sdtPr>
+          <w:sdtEndPr/>
           <w:sdtContent>
             <w:sdt>
               <w:sdtPr>
@@ -11840,6 +11302,7 @@
                   <w:docPart w:val="F235A86CAE4C451383F3B269692B1940"/>
                 </w:placeholder>
               </w:sdtPr>
+              <w:sdtEndPr/>
               <w:sdtContent>
                 <w:tc>
                   <w:tcPr>
@@ -11976,6 +11439,7 @@
               <w:calendar w:val="gregorian"/>
             </w:date>
           </w:sdtPr>
+          <w:sdtEndPr/>
           <w:sdtContent>
             <w:tc>
               <w:tcPr>
@@ -12044,6 +11508,7 @@
               <w:calendar w:val="gregorian"/>
             </w:date>
           </w:sdtPr>
+          <w:sdtEndPr/>
           <w:sdtContent>
             <w:tc>
               <w:tcPr>
@@ -12176,6 +11641,7 @@
               <w:docPart w:val="541E1277F3AE4DDE9FA1394D45D8EEA5"/>
             </w:placeholder>
           </w:sdtPr>
+          <w:sdtEndPr/>
           <w:sdtContent>
             <w:sdt>
               <w:sdtPr>
@@ -12191,6 +11657,7 @@
                   <w:docPart w:val="A9A9FEAFA4DE482DB9F369FDE8BDAC4A"/>
                 </w:placeholder>
               </w:sdtPr>
+              <w:sdtEndPr/>
               <w:sdtContent>
                 <w:tc>
                   <w:tcPr>
@@ -12388,6 +11855,7 @@
               <w:listItem w:displayText="5" w:value="5"/>
             </w:comboBox>
           </w:sdtPr>
+          <w:sdtEndPr/>
           <w:sdtContent>
             <w:tc>
               <w:tcPr>
@@ -12436,6 +11904,7 @@
               <w:docPart w:val="EB3675778A8B429BA76B728B4A661875"/>
             </w:placeholder>
           </w:sdtPr>
+          <w:sdtEndPr/>
           <w:sdtContent>
             <w:tc>
               <w:tcPr>
@@ -12560,6 +12029,7 @@
               <w:docPart w:val="8528C09183D94CEF978DFB081FBF80C9"/>
             </w:placeholder>
           </w:sdtPr>
+          <w:sdtEndPr/>
           <w:sdtContent>
             <w:tc>
               <w:tcPr>
@@ -12689,6 +12159,7 @@
               <w:docPart w:val="2734F58160B54A9C88DE8FE6C144B6AD"/>
             </w:placeholder>
           </w:sdtPr>
+          <w:sdtEndPr/>
           <w:sdtContent>
             <w:tc>
               <w:tcPr>
@@ -14286,6 +13757,7 @@
               <w:docPart w:val="904382B7499B446A86C79F10E1E255FE"/>
             </w:placeholder>
           </w:sdtPr>
+          <w:sdtEndPr/>
           <w:sdtContent>
             <w:tc>
               <w:tcPr>
@@ -14432,6 +13904,7 @@
               <w:docPart w:val="F8A1B594409F4F3AA4745E22CC193FB9"/>
             </w:placeholder>
           </w:sdtPr>
+          <w:sdtEndPr/>
           <w:sdtContent>
             <w:sdt>
               <w:sdtPr>
@@ -14447,6 +13920,7 @@
                   <w:docPart w:val="30164A692D134C3F8ABD089B11014EE1"/>
                 </w:placeholder>
               </w:sdtPr>
+              <w:sdtEndPr/>
               <w:sdtContent>
                 <w:tc>
                   <w:tcPr>
@@ -14835,6 +14309,7 @@
               <w:docPart w:val="B167BEA879B9458C81B2E3774D95C604"/>
             </w:placeholder>
           </w:sdtPr>
+          <w:sdtEndPr/>
           <w:sdtContent>
             <w:sdt>
               <w:sdtPr>
@@ -14850,6 +14325,7 @@
                   <w:docPart w:val="800A59238E2D4634BC3C79C48FA586B4"/>
                 </w:placeholder>
               </w:sdtPr>
+              <w:sdtEndPr/>
               <w:sdtContent>
                 <w:tc>
                   <w:tcPr>
@@ -14986,6 +14462,7 @@
               <w:calendar w:val="gregorian"/>
             </w:date>
           </w:sdtPr>
+          <w:sdtEndPr/>
           <w:sdtContent>
             <w:tc>
               <w:tcPr>
@@ -15054,6 +14531,7 @@
               <w:calendar w:val="gregorian"/>
             </w:date>
           </w:sdtPr>
+          <w:sdtEndPr/>
           <w:sdtContent>
             <w:tc>
               <w:tcPr>
@@ -15186,6 +14664,7 @@
               <w:docPart w:val="05A167021FE84BA6939F672CF7D08938"/>
             </w:placeholder>
           </w:sdtPr>
+          <w:sdtEndPr/>
           <w:sdtContent>
             <w:sdt>
               <w:sdtPr>
@@ -15201,6 +14680,7 @@
                   <w:docPart w:val="81E731471EE345A2A269537951D42F76"/>
                 </w:placeholder>
               </w:sdtPr>
+              <w:sdtEndPr/>
               <w:sdtContent>
                 <w:sdt>
                   <w:sdtPr>
@@ -15216,6 +14696,7 @@
                       <w:docPart w:val="900C494BB0534151BC4F76565DEE2802"/>
                     </w:placeholder>
                   </w:sdtPr>
+                  <w:sdtEndPr/>
                   <w:sdtContent>
                     <w:tc>
                       <w:tcPr>
@@ -15484,6 +14965,7 @@
               <w:listItem w:displayText="5" w:value="5"/>
             </w:comboBox>
           </w:sdtPr>
+          <w:sdtEndPr/>
           <w:sdtContent>
             <w:tc>
               <w:tcPr>
@@ -15532,6 +15014,7 @@
               <w:docPart w:val="7B075D5998244C95BB28915CAD192821"/>
             </w:placeholder>
           </w:sdtPr>
+          <w:sdtEndPr/>
           <w:sdtContent>
             <w:tc>
               <w:tcPr>
@@ -15667,6 +15150,7 @@
               <w:docPart w:val="14BA4BB920F64B6A9669C3E560912D57"/>
             </w:placeholder>
           </w:sdtPr>
+          <w:sdtEndPr/>
           <w:sdtContent>
             <w:tc>
               <w:tcPr>
@@ -15796,6 +15280,7 @@
               <w:docPart w:val="A6FE6DB5E56A409C83798DE75B3A552E"/>
             </w:placeholder>
           </w:sdtPr>
+          <w:sdtEndPr/>
           <w:sdtContent>
             <w:tc>
               <w:tcPr>
@@ -16658,6 +16143,7 @@
               <w:docPart w:val="C19C38CD02B84055AF198306934129BB"/>
             </w:placeholder>
           </w:sdtPr>
+          <w:sdtEndPr/>
           <w:sdtContent>
             <w:tc>
               <w:tcPr>
@@ -16785,6 +16271,7 @@
               <w:docPart w:val="1CB840F55F2A483A9FD011998FDC47D3"/>
             </w:placeholder>
           </w:sdtPr>
+          <w:sdtEndPr/>
           <w:sdtContent>
             <w:sdt>
               <w:sdtPr>
@@ -16800,6 +16287,7 @@
                   <w:docPart w:val="0E4FEF2C3D4F41789F07ACAB3CA943A3"/>
                 </w:placeholder>
               </w:sdtPr>
+              <w:sdtEndPr/>
               <w:sdtContent>
                 <w:tc>
                   <w:tcPr>
@@ -17188,6 +16676,7 @@
               <w:docPart w:val="B45F67E9B67F4EC9A877AEFC7517A92D"/>
             </w:placeholder>
           </w:sdtPr>
+          <w:sdtEndPr/>
           <w:sdtContent>
             <w:sdt>
               <w:sdtPr>
@@ -17203,6 +16692,7 @@
                   <w:docPart w:val="4F4251D9BF754350B9BE188EB988888E"/>
                 </w:placeholder>
               </w:sdtPr>
+              <w:sdtEndPr/>
               <w:sdtContent>
                 <w:tc>
                   <w:tcPr>
@@ -17339,6 +16829,7 @@
               <w:calendar w:val="gregorian"/>
             </w:date>
           </w:sdtPr>
+          <w:sdtEndPr/>
           <w:sdtContent>
             <w:tc>
               <w:tcPr>
@@ -17407,6 +16898,7 @@
               <w:calendar w:val="gregorian"/>
             </w:date>
           </w:sdtPr>
+          <w:sdtEndPr/>
           <w:sdtContent>
             <w:tc>
               <w:tcPr>
@@ -17539,6 +17031,7 @@
               <w:docPart w:val="508F252160504A0AAED431063FA383B0"/>
             </w:placeholder>
           </w:sdtPr>
+          <w:sdtEndPr/>
           <w:sdtContent>
             <w:sdt>
               <w:sdtPr>
@@ -17554,6 +17047,7 @@
                   <w:docPart w:val="2F2CEFD968D042448AB3E767D1A47A68"/>
                 </w:placeholder>
               </w:sdtPr>
+              <w:sdtEndPr/>
               <w:sdtContent>
                 <w:tc>
                   <w:tcPr>
@@ -17828,6 +17322,7 @@
               <w:listItem w:displayText="5" w:value="5"/>
             </w:comboBox>
           </w:sdtPr>
+          <w:sdtEndPr/>
           <w:sdtContent>
             <w:tc>
               <w:tcPr>
@@ -17876,6 +17371,7 @@
               <w:docPart w:val="502DF9CA02084CD3A567519E75356CC5"/>
             </w:placeholder>
           </w:sdtPr>
+          <w:sdtEndPr/>
           <w:sdtContent>
             <w:tc>
               <w:tcPr>
@@ -18011,6 +17507,7 @@
               <w:docPart w:val="480544A172B94F97AD94D3FA6C2F6F16"/>
             </w:placeholder>
           </w:sdtPr>
+          <w:sdtEndPr/>
           <w:sdtContent>
             <w:tc>
               <w:tcPr>
@@ -18151,6 +17648,7 @@
                 <w:docPart w:val="38E1D9B6989E4A55A8B70DD1FDDD8172"/>
               </w:placeholder>
             </w:sdtPr>
+            <w:sdtEndPr/>
             <w:sdtContent>
               <w:p>
                 <w:pPr>
@@ -19290,7 +18788,7 @@
                 <w:color w:val="404040" w:themeColor="text1" w:themeTint="BF"/>
               </w:rPr>
               <w:drawing>
-                <wp:anchor distT="0" distB="0" distL="114300" distR="114300" simplePos="0" relativeHeight="251721728" behindDoc="0" locked="0" layoutInCell="1" allowOverlap="1" wp14:anchorId="6C8D0F09" wp14:editId="1B0B0A26">
+                <wp:anchor distT="0" distB="0" distL="114300" distR="114300" simplePos="0" relativeHeight="251721728" behindDoc="0" locked="0" layoutInCell="1" allowOverlap="1" wp14:anchorId="6C8D0F09" wp14:editId="76F82C4F">
                   <wp:simplePos x="0" y="0"/>
                   <wp:positionH relativeFrom="column">
                     <wp:posOffset>39370</wp:posOffset>
@@ -19499,7 +18997,7 @@
                 <w:color w:val="404040" w:themeColor="text1" w:themeTint="BF"/>
               </w:rPr>
               <w:drawing>
-                <wp:inline distT="0" distB="0" distL="0" distR="0" wp14:anchorId="729E4ECB" wp14:editId="4C6D600F">
+                <wp:inline distT="0" distB="0" distL="0" distR="0" wp14:anchorId="729E4ECB" wp14:editId="0E128154">
                   <wp:extent cx="6073200" cy="2198274"/>
                   <wp:effectExtent l="0" t="0" r="3810" b="0"/>
                   <wp:docPr id="1591937953" name="Image 9"/>
@@ -20081,6 +19579,7 @@
               <w:docPart w:val="6D1D8535B8AA4E2186957073256E9370"/>
             </w:placeholder>
           </w:sdtPr>
+          <w:sdtEndPr/>
           <w:sdtContent>
             <w:tc>
               <w:tcPr>
@@ -20379,6 +19878,7 @@
               <w:docPart w:val="FB0BB423445B4C048DFF7BC2F6242DBA"/>
             </w:placeholder>
           </w:sdtPr>
+          <w:sdtEndPr/>
           <w:sdtContent>
             <w:sdt>
               <w:sdtPr>
@@ -20394,6 +19894,7 @@
                   <w:docPart w:val="C9F35D011D5A41018154A368557C3A3A"/>
                 </w:placeholder>
               </w:sdtPr>
+              <w:sdtEndPr/>
               <w:sdtContent>
                 <w:tc>
                   <w:tcPr>
@@ -20782,6 +20283,7 @@
               <w:docPart w:val="C85DF336AC7B4285A18C10543F1E7AFE"/>
             </w:placeholder>
           </w:sdtPr>
+          <w:sdtEndPr/>
           <w:sdtContent>
             <w:sdt>
               <w:sdtPr>
@@ -20797,6 +20299,7 @@
                   <w:docPart w:val="D102E76108E54BEE8C04DCDA7732949B"/>
                 </w:placeholder>
               </w:sdtPr>
+              <w:sdtEndPr/>
               <w:sdtContent>
                 <w:tc>
                   <w:tcPr>
@@ -20933,6 +20436,7 @@
               <w:calendar w:val="gregorian"/>
             </w:date>
           </w:sdtPr>
+          <w:sdtEndPr/>
           <w:sdtContent>
             <w:tc>
               <w:tcPr>
@@ -21001,6 +20505,7 @@
               <w:calendar w:val="gregorian"/>
             </w:date>
           </w:sdtPr>
+          <w:sdtEndPr/>
           <w:sdtContent>
             <w:tc>
               <w:tcPr>
@@ -21133,6 +20638,7 @@
               <w:docPart w:val="CACF892669EA400C844B2C55A2B8F5EA"/>
             </w:placeholder>
           </w:sdtPr>
+          <w:sdtEndPr/>
           <w:sdtContent>
             <w:sdt>
               <w:sdtPr>
@@ -21148,6 +20654,7 @@
                   <w:docPart w:val="3405A5B4016948099F1F59C3874C198A"/>
                 </w:placeholder>
               </w:sdtPr>
+              <w:sdtEndPr/>
               <w:sdtContent>
                 <w:tc>
                   <w:tcPr>
@@ -21401,6 +20908,7 @@
               <w:listItem w:displayText="5" w:value="5"/>
             </w:comboBox>
           </w:sdtPr>
+          <w:sdtEndPr/>
           <w:sdtContent>
             <w:tc>
               <w:tcPr>
@@ -21449,6 +20957,7 @@
               <w:docPart w:val="D52E7815781D4C75B010B49905C794C4"/>
             </w:placeholder>
           </w:sdtPr>
+          <w:sdtEndPr/>
           <w:sdtContent>
             <w:tc>
               <w:tcPr>
@@ -21584,6 +21093,7 @@
               <w:docPart w:val="F43DF4A43DC34FD7AE078C7CFB874BD5"/>
             </w:placeholder>
           </w:sdtPr>
+          <w:sdtEndPr/>
           <w:sdtContent>
             <w:tc>
               <w:tcPr>
@@ -21713,6 +21223,7 @@
               <w:docPart w:val="B23EC41DE6664A8A8B6A5EA0B30106A3"/>
             </w:placeholder>
           </w:sdtPr>
+          <w:sdtEndPr/>
           <w:sdtContent>
             <w:tc>
               <w:tcPr>
@@ -22652,6 +22163,7 @@
               <w:docPart w:val="A3FF73BB4DFB464D833A0815D8A00744"/>
             </w:placeholder>
           </w:sdtPr>
+          <w:sdtEndPr/>
           <w:sdtContent>
             <w:tc>
               <w:tcPr>
@@ -22779,6 +22291,7 @@
               <w:docPart w:val="2E73486B74674F8CA54BB34F7CA59D9A"/>
             </w:placeholder>
           </w:sdtPr>
+          <w:sdtEndPr/>
           <w:sdtContent>
             <w:sdt>
               <w:sdtPr>
@@ -22794,6 +22307,7 @@
                   <w:docPart w:val="3D6007A67EFD4014B2BB82E487DBC74D"/>
                 </w:placeholder>
               </w:sdtPr>
+              <w:sdtEndPr/>
               <w:sdtContent>
                 <w:tc>
                   <w:tcPr>
@@ -23182,6 +22696,7 @@
               <w:docPart w:val="51EE47D5E0874D6BA9672D2156F2EEED"/>
             </w:placeholder>
           </w:sdtPr>
+          <w:sdtEndPr/>
           <w:sdtContent>
             <w:sdt>
               <w:sdtPr>
@@ -23197,6 +22712,7 @@
                   <w:docPart w:val="71AF94FD1673430F8C38BBE8A4E7A200"/>
                 </w:placeholder>
               </w:sdtPr>
+              <w:sdtEndPr/>
               <w:sdtContent>
                 <w:tc>
                   <w:tcPr>
@@ -23333,6 +22849,7 @@
               <w:calendar w:val="gregorian"/>
             </w:date>
           </w:sdtPr>
+          <w:sdtEndPr/>
           <w:sdtContent>
             <w:tc>
               <w:tcPr>
@@ -23401,6 +22918,7 @@
               <w:calendar w:val="gregorian"/>
             </w:date>
           </w:sdtPr>
+          <w:sdtEndPr/>
           <w:sdtContent>
             <w:tc>
               <w:tcPr>
@@ -23533,6 +23051,7 @@
               <w:docPart w:val="C3E4690D17CF46DB9877E649AAB96FB1"/>
             </w:placeholder>
           </w:sdtPr>
+          <w:sdtEndPr/>
           <w:sdtContent>
             <w:sdt>
               <w:sdtPr>
@@ -23548,6 +23067,7 @@
                   <w:docPart w:val="4E82BD1F03AE4C65B27C55CDDC1830C6"/>
                 </w:placeholder>
               </w:sdtPr>
+              <w:sdtEndPr/>
               <w:sdtContent>
                 <w:tc>
                   <w:tcPr>
@@ -23753,6 +23273,7 @@
               <w:listItem w:displayText="5" w:value="5"/>
             </w:comboBox>
           </w:sdtPr>
+          <w:sdtEndPr/>
           <w:sdtContent>
             <w:tc>
               <w:tcPr>
@@ -23801,6 +23322,7 @@
               <w:docPart w:val="E6E94D692B5B4A2D969DC5248F52437E"/>
             </w:placeholder>
           </w:sdtPr>
+          <w:sdtEndPr/>
           <w:sdtContent>
             <w:tc>
               <w:tcPr>
@@ -23936,6 +23458,7 @@
               <w:docPart w:val="B5E847C58BBC49B88AF09C224EB84CAB"/>
             </w:placeholder>
           </w:sdtPr>
+          <w:sdtEndPr/>
           <w:sdtContent>
             <w:tc>
               <w:tcPr>
@@ -24065,6 +23588,7 @@
               <w:docPart w:val="F98250C79C6748BCA10A42453785FD2A"/>
             </w:placeholder>
           </w:sdtPr>
+          <w:sdtEndPr/>
           <w:sdtContent>
             <w:tc>
               <w:tcPr>
@@ -24936,6 +24460,7 @@
               <w:docPart w:val="53A1BF60983E47AAA213E393811E2D48"/>
             </w:placeholder>
           </w:sdtPr>
+          <w:sdtEndPr/>
           <w:sdtContent>
             <w:tc>
               <w:tcPr>
@@ -25117,6 +24642,7 @@
               <w:docPart w:val="C96BDDD53B8743C0A59DF94984436FBC"/>
             </w:placeholder>
           </w:sdtPr>
+          <w:sdtEndPr/>
           <w:sdtContent>
             <w:sdt>
               <w:sdtPr>
@@ -25132,6 +24658,7 @@
                   <w:docPart w:val="9970D84FD00247FDB3E27C80C61037BC"/>
                 </w:placeholder>
               </w:sdtPr>
+              <w:sdtEndPr/>
               <w:sdtContent>
                 <w:tc>
                   <w:tcPr>
@@ -25520,6 +25047,7 @@
               <w:docPart w:val="DA6FDC8B5E124BCE8F78CE8EA44DCA29"/>
             </w:placeholder>
           </w:sdtPr>
+          <w:sdtEndPr/>
           <w:sdtContent>
             <w:sdt>
               <w:sdtPr>
@@ -25535,6 +25063,7 @@
                   <w:docPart w:val="1B2C993D1AE94E6A971205960D7CF85C"/>
                 </w:placeholder>
               </w:sdtPr>
+              <w:sdtEndPr/>
               <w:sdtContent>
                 <w:tc>
                   <w:tcPr>
@@ -25671,6 +25200,7 @@
               <w:calendar w:val="gregorian"/>
             </w:date>
           </w:sdtPr>
+          <w:sdtEndPr/>
           <w:sdtContent>
             <w:tc>
               <w:tcPr>
@@ -25739,6 +25269,7 @@
               <w:calendar w:val="gregorian"/>
             </w:date>
           </w:sdtPr>
+          <w:sdtEndPr/>
           <w:sdtContent>
             <w:tc>
               <w:tcPr>
@@ -25871,6 +25402,7 @@
               <w:docPart w:val="FCE0A20C34264FCF93A074FA108B8CA4"/>
             </w:placeholder>
           </w:sdtPr>
+          <w:sdtEndPr/>
           <w:sdtContent>
             <w:sdt>
               <w:sdtPr>
@@ -25886,6 +25418,7 @@
                   <w:docPart w:val="469777B2A4134570B66BE97FFF5431A3"/>
                 </w:placeholder>
               </w:sdtPr>
+              <w:sdtEndPr/>
               <w:sdtContent>
                 <w:tc>
                   <w:tcPr>
@@ -26275,6 +25808,7 @@
             </w:placeholder>
             <w:showingPlcHdr/>
           </w:sdtPr>
+          <w:sdtEndPr/>
           <w:sdtContent>
             <w:tc>
               <w:tcPr>
@@ -26328,6 +25862,7 @@
             </w:placeholder>
             <w:showingPlcHdr/>
           </w:sdtPr>
+          <w:sdtEndPr/>
           <w:sdtContent>
             <w:tc>
               <w:tcPr>
@@ -26387,6 +25922,7 @@
               <w:calendar w:val="gregorian"/>
             </w:date>
           </w:sdtPr>
+          <w:sdtEndPr/>
           <w:sdtContent>
             <w:tc>
               <w:tcPr>
@@ -26452,6 +25988,7 @@
             </w:placeholder>
             <w:showingPlcHdr/>
           </w:sdtPr>
+          <w:sdtEndPr/>
           <w:sdtContent>
             <w:tc>
               <w:tcPr>
@@ -26505,6 +26042,7 @@
             </w:placeholder>
             <w:showingPlcHdr/>
           </w:sdtPr>
+          <w:sdtEndPr/>
           <w:sdtContent>
             <w:tc>
               <w:tcPr>
@@ -26564,6 +26102,7 @@
               <w:calendar w:val="gregorian"/>
             </w:date>
           </w:sdtPr>
+          <w:sdtEndPr/>
           <w:sdtContent>
             <w:tc>
               <w:tcPr>
@@ -26612,6 +26151,7 @@
             </w:placeholder>
             <w:showingPlcHdr/>
           </w:sdtPr>
+          <w:sdtEndPr/>
           <w:sdtContent>
             <w:tc>
               <w:tcPr>
@@ -26665,6 +26205,7 @@
             </w:placeholder>
             <w:showingPlcHdr/>
           </w:sdtPr>
+          <w:sdtEndPr/>
           <w:sdtContent>
             <w:tc>
               <w:tcPr>
@@ -26724,6 +26265,7 @@
               <w:calendar w:val="gregorian"/>
             </w:date>
           </w:sdtPr>
+          <w:sdtEndPr/>
           <w:sdtContent>
             <w:tc>
               <w:tcPr>
@@ -26772,6 +26314,7 @@
             </w:placeholder>
             <w:showingPlcHdr/>
           </w:sdtPr>
+          <w:sdtEndPr/>
           <w:sdtContent>
             <w:tc>
               <w:tcPr>
@@ -26825,6 +26368,7 @@
             </w:placeholder>
             <w:showingPlcHdr/>
           </w:sdtPr>
+          <w:sdtEndPr/>
           <w:sdtContent>
             <w:tc>
               <w:tcPr>
@@ -26884,6 +26428,7 @@
               <w:calendar w:val="gregorian"/>
             </w:date>
           </w:sdtPr>
+          <w:sdtEndPr/>
           <w:sdtContent>
             <w:tc>
               <w:tcPr>
@@ -26932,6 +26477,7 @@
             </w:placeholder>
             <w:showingPlcHdr/>
           </w:sdtPr>
+          <w:sdtEndPr/>
           <w:sdtContent>
             <w:tc>
               <w:tcPr>
@@ -26985,6 +26531,7 @@
             </w:placeholder>
             <w:showingPlcHdr/>
           </w:sdtPr>
+          <w:sdtEndPr/>
           <w:sdtContent>
             <w:tc>
               <w:tcPr>
@@ -27044,6 +26591,7 @@
               <w:calendar w:val="gregorian"/>
             </w:date>
           </w:sdtPr>
+          <w:sdtEndPr/>
           <w:sdtContent>
             <w:tc>
               <w:tcPr>
@@ -27092,6 +26640,7 @@
             </w:placeholder>
             <w:showingPlcHdr/>
           </w:sdtPr>
+          <w:sdtEndPr/>
           <w:sdtContent>
             <w:tc>
               <w:tcPr>
@@ -27145,6 +26694,7 @@
             </w:placeholder>
             <w:showingPlcHdr/>
           </w:sdtPr>
+          <w:sdtEndPr/>
           <w:sdtContent>
             <w:tc>
               <w:tcPr>
@@ -27204,6 +26754,7 @@
               <w:calendar w:val="gregorian"/>
             </w:date>
           </w:sdtPr>
+          <w:sdtEndPr/>
           <w:sdtContent>
             <w:tc>
               <w:tcPr>
@@ -27252,6 +26803,7 @@
             </w:placeholder>
             <w:showingPlcHdr/>
           </w:sdtPr>
+          <w:sdtEndPr/>
           <w:sdtContent>
             <w:tc>
               <w:tcPr>
@@ -27305,6 +26857,7 @@
             </w:placeholder>
             <w:showingPlcHdr/>
           </w:sdtPr>
+          <w:sdtEndPr/>
           <w:sdtContent>
             <w:tc>
               <w:tcPr>
@@ -27361,6 +26914,7 @@
               <w:calendar w:val="gregorian"/>
             </w:date>
           </w:sdtPr>
+          <w:sdtEndPr/>
           <w:sdtContent>
             <w:tc>
               <w:tcPr>
@@ -27406,6 +26960,7 @@
             <w:id w:val="341897966"/>
             <w:showingPlcHdr/>
           </w:sdtPr>
+          <w:sdtEndPr/>
           <w:sdtContent>
             <w:tc>
               <w:tcPr>
@@ -27456,6 +27011,7 @@
             <w:id w:val="29077316"/>
             <w:showingPlcHdr/>
           </w:sdtPr>
+          <w:sdtEndPr/>
           <w:sdtContent>
             <w:tc>
               <w:tcPr>
@@ -27512,6 +27068,7 @@
               <w:calendar w:val="gregorian"/>
             </w:date>
           </w:sdtPr>
+          <w:sdtEndPr/>
           <w:sdtContent>
             <w:tc>
               <w:tcPr>
@@ -27557,6 +27114,7 @@
             <w:id w:val="1872804284"/>
             <w:showingPlcHdr/>
           </w:sdtPr>
+          <w:sdtEndPr/>
           <w:sdtContent>
             <w:tc>
               <w:tcPr>
@@ -27607,6 +27165,7 @@
             <w:id w:val="-1280186761"/>
             <w:showingPlcHdr/>
           </w:sdtPr>
+          <w:sdtEndPr/>
           <w:sdtContent>
             <w:tc>
               <w:tcPr>
@@ -27663,6 +27222,7 @@
               <w:calendar w:val="gregorian"/>
             </w:date>
           </w:sdtPr>
+          <w:sdtEndPr/>
           <w:sdtContent>
             <w:tc>
               <w:tcPr>
@@ -27708,6 +27268,7 @@
             <w:id w:val="1169910771"/>
             <w:showingPlcHdr/>
           </w:sdtPr>
+          <w:sdtEndPr/>
           <w:sdtContent>
             <w:tc>
               <w:tcPr>
@@ -27758,6 +27319,7 @@
             <w:id w:val="-1531720236"/>
             <w:showingPlcHdr/>
           </w:sdtPr>
+          <w:sdtEndPr/>
           <w:sdtContent>
             <w:tc>
               <w:tcPr>
@@ -27814,6 +27376,7 @@
               <w:calendar w:val="gregorian"/>
             </w:date>
           </w:sdtPr>
+          <w:sdtEndPr/>
           <w:sdtContent>
             <w:tc>
               <w:tcPr>
@@ -28362,6 +27925,7 @@
                               <w:tag w:val="Déclaration_fait à :"/>
                               <w:id w:val="457456469"/>
                             </w:sdtPr>
+                            <w:sdtEndPr/>
                             <w:sdtContent>
                               <w:p>
                                 <w:pPr>
@@ -28517,6 +28081,7 @@
                                 <w:calendar w:val="gregorian"/>
                               </w:date>
                             </w:sdtPr>
+                            <w:sdtEndPr/>
                             <w:sdtContent>
                               <w:p>
                                 <w:pPr>
@@ -29002,6 +28567,7 @@
             <w:id w:val="-731234241"/>
             <w:showingPlcHdr/>
           </w:sdtPr>
+          <w:sdtEndPr/>
           <w:sdtContent>
             <w:tc>
               <w:tcPr>
@@ -36941,6 +36507,7 @@
     <w:rsid w:val="000A5B8A"/>
     <w:rsid w:val="001C7ACC"/>
     <w:rsid w:val="001D40C9"/>
+    <w:rsid w:val="001F70FA"/>
     <w:rsid w:val="00225360"/>
     <w:rsid w:val="00273EE1"/>
     <w:rsid w:val="00292299"/>

--- a/Dossier_professionnel_Nadezhda_Thouvenin - Copie - Copie - Copie.docx
+++ b/Dossier_professionnel_Nadezhda_Thouvenin - Copie - Copie - Copie.docx
@@ -1493,6 +1493,7 @@
                 <w:szCs w:val="20"/>
               </w:rPr>
             </w:pPr>
+            <w:proofErr w:type="gramStart"/>
             <w:r>
               <w:rPr>
                 <w:rFonts w:cstheme="minorHAnsi"/>
@@ -1500,7 +1501,17 @@
                 <w:sz w:val="20"/>
                 <w:szCs w:val="20"/>
               </w:rPr>
-              <w:t>des résultats de la mise en situation professionnelle complétés, éventuellement, du questionnaire professionnel ou de l’entretien professionnel ou de l’entretien technique ou du questionnement à partir de productions.</w:t>
+              <w:t>des</w:t>
+            </w:r>
+            <w:proofErr w:type="gramEnd"/>
+            <w:r>
+              <w:rPr>
+                <w:rFonts w:cstheme="minorHAnsi"/>
+                <w:color w:val="404040" w:themeColor="text1" w:themeTint="BF"/>
+                <w:sz w:val="20"/>
+                <w:szCs w:val="20"/>
+              </w:rPr>
+              <w:t xml:space="preserve"> résultats de la mise en situation professionnelle complétés, éventuellement, du questionnaire professionnel ou de l’entretien professionnel ou de l’entretien technique ou du questionnement à partir de productions.</w:t>
             </w:r>
           </w:p>
           <w:p>
@@ -1523,6 +1534,7 @@
                 <w:szCs w:val="20"/>
               </w:rPr>
             </w:pPr>
+            <w:proofErr w:type="gramStart"/>
             <w:r>
               <w:rPr>
                 <w:rFonts w:cstheme="minorHAnsi"/>
@@ -1530,7 +1542,17 @@
                 <w:sz w:val="20"/>
                 <w:szCs w:val="20"/>
               </w:rPr>
-              <w:t xml:space="preserve">du </w:t>
+              <w:t>du</w:t>
+            </w:r>
+            <w:proofErr w:type="gramEnd"/>
+            <w:r>
+              <w:rPr>
+                <w:rFonts w:cstheme="minorHAnsi"/>
+                <w:color w:val="404040" w:themeColor="text1" w:themeTint="BF"/>
+                <w:sz w:val="20"/>
+                <w:szCs w:val="20"/>
+              </w:rPr>
+              <w:t xml:space="preserve"> </w:t>
             </w:r>
             <w:r>
               <w:rPr>
@@ -1572,6 +1594,7 @@
                 <w:szCs w:val="20"/>
               </w:rPr>
             </w:pPr>
+            <w:proofErr w:type="gramStart"/>
             <w:r>
               <w:rPr>
                 <w:rFonts w:cstheme="minorHAnsi"/>
@@ -1579,7 +1602,17 @@
                 <w:sz w:val="20"/>
                 <w:szCs w:val="20"/>
               </w:rPr>
-              <w:t>des résultats des évaluations passées en cours de formation lorsque le candidat évalué est issu d’un parcours de formation</w:t>
+              <w:t>des</w:t>
+            </w:r>
+            <w:proofErr w:type="gramEnd"/>
+            <w:r>
+              <w:rPr>
+                <w:rFonts w:cstheme="minorHAnsi"/>
+                <w:color w:val="404040" w:themeColor="text1" w:themeTint="BF"/>
+                <w:sz w:val="20"/>
+                <w:szCs w:val="20"/>
+              </w:rPr>
+              <w:t xml:space="preserve"> résultats des évaluations passées en cours de formation lorsque le candidat évalué est issu d’un parcours de formation</w:t>
             </w:r>
           </w:p>
           <w:p>
@@ -1602,6 +1635,7 @@
                 <w:szCs w:val="20"/>
               </w:rPr>
             </w:pPr>
+            <w:proofErr w:type="gramStart"/>
             <w:r>
               <w:rPr>
                 <w:rFonts w:cstheme="minorHAnsi"/>
@@ -1609,7 +1643,17 @@
                 <w:sz w:val="20"/>
                 <w:szCs w:val="20"/>
               </w:rPr>
-              <w:t>de l’entretien final</w:t>
+              <w:t>de</w:t>
+            </w:r>
+            <w:proofErr w:type="gramEnd"/>
+            <w:r>
+              <w:rPr>
+                <w:rFonts w:cstheme="minorHAnsi"/>
+                <w:color w:val="404040" w:themeColor="text1" w:themeTint="BF"/>
+                <w:sz w:val="20"/>
+                <w:szCs w:val="20"/>
+              </w:rPr>
+              <w:t xml:space="preserve"> l’entretien final</w:t>
             </w:r>
             <w:r>
               <w:rPr>
@@ -1738,6 +1782,7 @@
                 <w:szCs w:val="18"/>
               </w:rPr>
             </w:pPr>
+            <w:proofErr w:type="gramStart"/>
             <w:r>
               <w:rPr>
                 <w:rFonts w:cstheme="minorHAnsi"/>
@@ -1746,7 +1791,18 @@
                 <w:sz w:val="18"/>
                 <w:szCs w:val="18"/>
               </w:rPr>
-              <w:t>du ministère chargé de l’Emploi]</w:t>
+              <w:t>du</w:t>
+            </w:r>
+            <w:proofErr w:type="gramEnd"/>
+            <w:r>
+              <w:rPr>
+                <w:rFonts w:cstheme="minorHAnsi"/>
+                <w:i/>
+                <w:color w:val="7F7F7F" w:themeColor="text1" w:themeTint="80"/>
+                <w:sz w:val="18"/>
+                <w:szCs w:val="18"/>
+              </w:rPr>
+              <w:t xml:space="preserve"> ministère chargé de l’Emploi]</w:t>
             </w:r>
           </w:p>
           <w:p>
@@ -1822,6 +1878,7 @@
                 <w:szCs w:val="20"/>
               </w:rPr>
             </w:pPr>
+            <w:proofErr w:type="gramStart"/>
             <w:r>
               <w:rPr>
                 <w:rFonts w:cstheme="minorHAnsi"/>
@@ -1829,7 +1886,17 @@
                 <w:sz w:val="20"/>
                 <w:szCs w:val="20"/>
               </w:rPr>
-              <w:t xml:space="preserve">pour chaque activité-type du titre visé, un à trois exemples de pratique professionnelle ; </w:t>
+              <w:t>pour</w:t>
+            </w:r>
+            <w:proofErr w:type="gramEnd"/>
+            <w:r>
+              <w:rPr>
+                <w:rFonts w:cstheme="minorHAnsi"/>
+                <w:color w:val="404040" w:themeColor="text1" w:themeTint="BF"/>
+                <w:sz w:val="20"/>
+                <w:szCs w:val="20"/>
+              </w:rPr>
+              <w:t xml:space="preserve"> chaque activité-type du titre visé, un à trois exemples de pratique professionnelle ; </w:t>
             </w:r>
           </w:p>
           <w:p>
@@ -1848,6 +1915,7 @@
                 <w:szCs w:val="20"/>
               </w:rPr>
             </w:pPr>
+            <w:proofErr w:type="gramStart"/>
             <w:r>
               <w:rPr>
                 <w:rFonts w:cstheme="minorHAnsi"/>
@@ -1855,7 +1923,17 @@
                 <w:sz w:val="20"/>
                 <w:szCs w:val="20"/>
               </w:rPr>
-              <w:t>un tableau à renseigner si le candidat souhaite porter à la connaissance du jury la détention d’un titre, d’un diplôme, d’un certificat de qualification professionnelle (CQP) ou des attestations de formation ;</w:t>
+              <w:t>un</w:t>
+            </w:r>
+            <w:proofErr w:type="gramEnd"/>
+            <w:r>
+              <w:rPr>
+                <w:rFonts w:cstheme="minorHAnsi"/>
+                <w:color w:val="404040" w:themeColor="text1" w:themeTint="BF"/>
+                <w:sz w:val="20"/>
+                <w:szCs w:val="20"/>
+              </w:rPr>
+              <w:t xml:space="preserve"> tableau à renseigner si le candidat souhaite porter à la connaissance du jury la détention d’un titre, d’un diplôme, d’un certificat de qualification professionnelle (CQP) ou des attestations de formation ;</w:t>
             </w:r>
           </w:p>
           <w:p>
@@ -1874,6 +1952,7 @@
                 <w:szCs w:val="20"/>
               </w:rPr>
             </w:pPr>
+            <w:proofErr w:type="gramStart"/>
             <w:r>
               <w:rPr>
                 <w:rFonts w:cstheme="minorHAnsi"/>
@@ -1881,7 +1960,17 @@
                 <w:sz w:val="20"/>
                 <w:szCs w:val="20"/>
               </w:rPr>
-              <w:t>une déclaration sur l’honneur à compléter et à signer ;</w:t>
+              <w:t>une</w:t>
+            </w:r>
+            <w:proofErr w:type="gramEnd"/>
+            <w:r>
+              <w:rPr>
+                <w:rFonts w:cstheme="minorHAnsi"/>
+                <w:color w:val="404040" w:themeColor="text1" w:themeTint="BF"/>
+                <w:sz w:val="20"/>
+                <w:szCs w:val="20"/>
+              </w:rPr>
+              <w:t xml:space="preserve"> déclaration sur l’honneur à compléter et à signer ;</w:t>
             </w:r>
           </w:p>
           <w:p>
@@ -1900,6 +1989,7 @@
                 <w:szCs w:val="20"/>
               </w:rPr>
             </w:pPr>
+            <w:proofErr w:type="gramStart"/>
             <w:r>
               <w:rPr>
                 <w:rFonts w:cstheme="minorHAnsi"/>
@@ -1907,7 +1997,17 @@
                 <w:sz w:val="20"/>
                 <w:szCs w:val="20"/>
               </w:rPr>
-              <w:t>des documents illustrant la pratique professionnelle du candidat (facultatif)</w:t>
+              <w:t>des</w:t>
+            </w:r>
+            <w:proofErr w:type="gramEnd"/>
+            <w:r>
+              <w:rPr>
+                <w:rFonts w:cstheme="minorHAnsi"/>
+                <w:color w:val="404040" w:themeColor="text1" w:themeTint="BF"/>
+                <w:sz w:val="20"/>
+                <w:szCs w:val="20"/>
+              </w:rPr>
+              <w:t xml:space="preserve"> documents illustrant la pratique professionnelle du candidat (facultatif)</w:t>
             </w:r>
           </w:p>
           <w:p>
@@ -1926,6 +2026,7 @@
                 <w:szCs w:val="20"/>
               </w:rPr>
             </w:pPr>
+            <w:proofErr w:type="gramStart"/>
             <w:r>
               <w:rPr>
                 <w:rFonts w:cstheme="minorHAnsi"/>
@@ -1933,7 +2034,17 @@
                 <w:sz w:val="20"/>
                 <w:szCs w:val="20"/>
               </w:rPr>
-              <w:t>des annexes, si nécessaire.</w:t>
+              <w:t>des</w:t>
+            </w:r>
+            <w:proofErr w:type="gramEnd"/>
+            <w:r>
+              <w:rPr>
+                <w:rFonts w:cstheme="minorHAnsi"/>
+                <w:color w:val="404040" w:themeColor="text1" w:themeTint="BF"/>
+                <w:sz w:val="20"/>
+                <w:szCs w:val="20"/>
+              </w:rPr>
+              <w:t xml:space="preserve"> annexes, si nécessaire.</w:t>
             </w:r>
           </w:p>
         </w:tc>
@@ -2223,7 +2334,29 @@
                 <w:sz w:val="24"/>
                 <w:szCs w:val="24"/>
               </w:rPr>
-              <w:t xml:space="preserve"> Développer la partie front-end d’une application web ou web mobile sécurisée</w:t>
+              <w:t xml:space="preserve"> Développer la partie </w:t>
+            </w:r>
+            <w:proofErr w:type="spellStart"/>
+            <w:r>
+              <w:rPr>
+                <w:rFonts w:cstheme="minorHAnsi"/>
+                <w:b/>
+                <w:color w:val="404040" w:themeColor="text1" w:themeTint="BF"/>
+                <w:sz w:val="24"/>
+                <w:szCs w:val="24"/>
+              </w:rPr>
+              <w:t>front-end</w:t>
+            </w:r>
+            <w:proofErr w:type="spellEnd"/>
+            <w:r>
+              <w:rPr>
+                <w:rFonts w:cstheme="minorHAnsi"/>
+                <w:b/>
+                <w:color w:val="404040" w:themeColor="text1" w:themeTint="BF"/>
+                <w:sz w:val="24"/>
+                <w:szCs w:val="24"/>
+              </w:rPr>
+              <w:t xml:space="preserve"> d’une application web ou web mobile sécurisée</w:t>
             </w:r>
           </w:p>
         </w:tc>
@@ -3040,7 +3173,29 @@
                 <w:sz w:val="24"/>
                 <w:szCs w:val="24"/>
               </w:rPr>
-              <w:t>Développer la partie back-end d’une application web ou web mobile sécurisé</w:t>
+              <w:t xml:space="preserve">Développer la partie </w:t>
+            </w:r>
+            <w:proofErr w:type="spellStart"/>
+            <w:r>
+              <w:rPr>
+                <w:rFonts w:cstheme="minorHAnsi"/>
+                <w:b/>
+                <w:color w:val="404040" w:themeColor="text1" w:themeTint="BF"/>
+                <w:sz w:val="24"/>
+                <w:szCs w:val="24"/>
+              </w:rPr>
+              <w:t>back-end</w:t>
+            </w:r>
+            <w:proofErr w:type="spellEnd"/>
+            <w:r>
+              <w:rPr>
+                <w:rFonts w:cstheme="minorHAnsi"/>
+                <w:b/>
+                <w:color w:val="404040" w:themeColor="text1" w:themeTint="BF"/>
+                <w:sz w:val="24"/>
+                <w:szCs w:val="24"/>
+              </w:rPr>
+              <w:t xml:space="preserve"> d’une application web ou web mobile sécurisé</w:t>
             </w:r>
             <w:r>
               <w:rPr>
@@ -4515,7 +4670,29 @@
                     <w:sz w:val="24"/>
                     <w:szCs w:val="24"/>
                   </w:rPr>
-                  <w:t>Développer la partie front-end d’une application web ou web mobile sécurisée</w:t>
+                  <w:t xml:space="preserve">Développer la partie </w:t>
+                </w:r>
+                <w:proofErr w:type="spellStart"/>
+                <w:r>
+                  <w:rPr>
+                    <w:rFonts w:cstheme="minorHAnsi"/>
+                    <w:b/>
+                    <w:color w:val="404040" w:themeColor="text1" w:themeTint="BF"/>
+                    <w:sz w:val="24"/>
+                    <w:szCs w:val="24"/>
+                  </w:rPr>
+                  <w:t>front-end</w:t>
+                </w:r>
+                <w:proofErr w:type="spellEnd"/>
+                <w:r>
+                  <w:rPr>
+                    <w:rFonts w:cstheme="minorHAnsi"/>
+                    <w:b/>
+                    <w:color w:val="404040" w:themeColor="text1" w:themeTint="BF"/>
+                    <w:sz w:val="24"/>
+                    <w:szCs w:val="24"/>
+                  </w:rPr>
+                  <w:t xml:space="preserve"> d’une application web ou web mobile sécurisée</w:t>
                 </w:r>
               </w:p>
             </w:tc>
@@ -4567,6 +4744,7 @@
               </w:rPr>
               <w:t xml:space="preserve"> n°</w:t>
             </w:r>
+            <w:proofErr w:type="gramStart"/>
             <w:r>
               <w:rPr>
                 <w:rFonts w:cstheme="minorHAnsi"/>
@@ -4609,6 +4787,7 @@
               </w:rPr>
               <w:t></w:t>
             </w:r>
+            <w:proofErr w:type="gramEnd"/>
           </w:p>
         </w:tc>
         <w:sdt>
@@ -4810,7 +4989,43 @@
                     <w:b/>
                     <w:color w:val="404040" w:themeColor="text1" w:themeTint="BF"/>
                   </w:rPr>
-                  <w:t>J’ai installé PHP 8.3, Composer et Symfony CLI, puis j’ai créé mon application Kanban avec la commande symfony new kanban --webapp.</w:t>
+                  <w:t xml:space="preserve">J’ai installé PHP 8.3, Composer et Symfony CLI, puis j’ai créé mon application Kanban avec la commande </w:t>
+                </w:r>
+                <w:proofErr w:type="spellStart"/>
+                <w:r>
+                  <w:rPr>
+                    <w:rFonts w:cstheme="minorHAnsi"/>
+                    <w:b/>
+                    <w:color w:val="404040" w:themeColor="text1" w:themeTint="BF"/>
+                  </w:rPr>
+                  <w:t>symfony</w:t>
+                </w:r>
+                <w:proofErr w:type="spellEnd"/>
+                <w:r>
+                  <w:rPr>
+                    <w:rFonts w:cstheme="minorHAnsi"/>
+                    <w:b/>
+                    <w:color w:val="404040" w:themeColor="text1" w:themeTint="BF"/>
+                  </w:rPr>
+                  <w:t xml:space="preserve"> new kanban --</w:t>
+                </w:r>
+                <w:proofErr w:type="spellStart"/>
+                <w:r>
+                  <w:rPr>
+                    <w:rFonts w:cstheme="minorHAnsi"/>
+                    <w:b/>
+                    <w:color w:val="404040" w:themeColor="text1" w:themeTint="BF"/>
+                  </w:rPr>
+                  <w:t>webapp</w:t>
+                </w:r>
+                <w:proofErr w:type="spellEnd"/>
+                <w:r>
+                  <w:rPr>
+                    <w:rFonts w:cstheme="minorHAnsi"/>
+                    <w:b/>
+                    <w:color w:val="404040" w:themeColor="text1" w:themeTint="BF"/>
+                  </w:rPr>
+                  <w:t>.</w:t>
                 </w:r>
               </w:p>
               <w:p>
@@ -4838,7 +5053,43 @@
                     <w:b/>
                     <w:color w:val="404040" w:themeColor="text1" w:themeTint="BF"/>
                   </w:rPr>
-                  <w:t>Cette commande installe automatiquement, via Composer, les dépendances principales d’un projet web complet, notamment Twig pour les vues, Doctrine ORM pour la gestion des données, Validator pour la validation des formulaires, et Security-CSRF pour la sécurité.</w:t>
+                  <w:t xml:space="preserve">Cette commande installe automatiquement, via Composer, les dépendances principales d’un projet web complet, notamment </w:t>
+                </w:r>
+                <w:proofErr w:type="spellStart"/>
+                <w:r>
+                  <w:rPr>
+                    <w:rFonts w:cstheme="minorHAnsi"/>
+                    <w:b/>
+                    <w:color w:val="404040" w:themeColor="text1" w:themeTint="BF"/>
+                  </w:rPr>
+                  <w:t>Twig</w:t>
+                </w:r>
+                <w:proofErr w:type="spellEnd"/>
+                <w:r>
+                  <w:rPr>
+                    <w:rFonts w:cstheme="minorHAnsi"/>
+                    <w:b/>
+                    <w:color w:val="404040" w:themeColor="text1" w:themeTint="BF"/>
+                  </w:rPr>
+                  <w:t xml:space="preserve"> pour les vues, Doctrine ORM pour la gestion des données, </w:t>
+                </w:r>
+                <w:proofErr w:type="spellStart"/>
+                <w:r>
+                  <w:rPr>
+                    <w:rFonts w:cstheme="minorHAnsi"/>
+                    <w:b/>
+                    <w:color w:val="404040" w:themeColor="text1" w:themeTint="BF"/>
+                  </w:rPr>
+                  <w:t>Validator</w:t>
+                </w:r>
+                <w:proofErr w:type="spellEnd"/>
+                <w:r>
+                  <w:rPr>
+                    <w:rFonts w:cstheme="minorHAnsi"/>
+                    <w:b/>
+                    <w:color w:val="404040" w:themeColor="text1" w:themeTint="BF"/>
+                  </w:rPr>
+                  <w:t xml:space="preserve"> pour la validation des formulaires, et Security-CSRF pour la sécurité.</w:t>
                 </w:r>
               </w:p>
               <w:p>
@@ -4866,7 +5117,43 @@
                     <w:b/>
                     <w:color w:val="404040" w:themeColor="text1" w:themeTint="BF"/>
                   </w:rPr>
-                  <w:t>J’ai configuré Docker Compose pour exécuter une base de données PostgreSQL, connectée à mon projet grâce à la variable DATABASE_URL définie dans le fichier .env.local.</w:t>
+                  <w:t xml:space="preserve">J’ai configuré Docker Compose pour exécuter une base de données PostgreSQL, connectée à mon projet grâce à la variable DATABASE_URL définie dans le </w:t>
+                </w:r>
+                <w:proofErr w:type="gramStart"/>
+                <w:r>
+                  <w:rPr>
+                    <w:rFonts w:cstheme="minorHAnsi"/>
+                    <w:b/>
+                    <w:color w:val="404040" w:themeColor="text1" w:themeTint="BF"/>
+                  </w:rPr>
+                  <w:t>fichier .</w:t>
+                </w:r>
+                <w:proofErr w:type="spellStart"/>
+                <w:r>
+                  <w:rPr>
+                    <w:rFonts w:cstheme="minorHAnsi"/>
+                    <w:b/>
+                    <w:color w:val="404040" w:themeColor="text1" w:themeTint="BF"/>
+                  </w:rPr>
+                  <w:t>env</w:t>
+                </w:r>
+                <w:proofErr w:type="gramEnd"/>
+                <w:r>
+                  <w:rPr>
+                    <w:rFonts w:cstheme="minorHAnsi"/>
+                    <w:b/>
+                    <w:color w:val="404040" w:themeColor="text1" w:themeTint="BF"/>
+                  </w:rPr>
+                  <w:t>.local</w:t>
+                </w:r>
+                <w:proofErr w:type="spellEnd"/>
+                <w:r>
+                  <w:rPr>
+                    <w:rFonts w:cstheme="minorHAnsi"/>
+                    <w:b/>
+                    <w:color w:val="404040" w:themeColor="text1" w:themeTint="BF"/>
+                  </w:rPr>
+                  <w:t>.</w:t>
                 </w:r>
               </w:p>
               <w:p>
@@ -4894,7 +5181,25 @@
                     <w:b/>
                     <w:color w:val="404040" w:themeColor="text1" w:themeTint="BF"/>
                   </w:rPr>
-                  <w:t>J’ai également intégré la bibliothèque Bootstrap 5 via un lien CDN dans mes fichiers Twig, afin de concevoir une interface utilisateur claire et responsive.</w:t>
+                  <w:t xml:space="preserve">J’ai également intégré la bibliothèque Bootstrap 5 via un lien CDN dans mes fichiers </w:t>
+                </w:r>
+                <w:proofErr w:type="spellStart"/>
+                <w:r>
+                  <w:rPr>
+                    <w:rFonts w:cstheme="minorHAnsi"/>
+                    <w:b/>
+                    <w:color w:val="404040" w:themeColor="text1" w:themeTint="BF"/>
+                  </w:rPr>
+                  <w:t>Twig</w:t>
+                </w:r>
+                <w:proofErr w:type="spellEnd"/>
+                <w:r>
+                  <w:rPr>
+                    <w:rFonts w:cstheme="minorHAnsi"/>
+                    <w:b/>
+                    <w:color w:val="404040" w:themeColor="text1" w:themeTint="BF"/>
+                  </w:rPr>
+                  <w:t>, afin de concevoir une interface utilisateur claire et responsive.</w:t>
                 </w:r>
               </w:p>
               <w:p>
@@ -4922,7 +5227,25 @@
                     <w:b/>
                     <w:color w:val="404040" w:themeColor="text1" w:themeTint="BF"/>
                   </w:rPr>
-                  <w:t>Enfin, j’ai initialisé un dépôt Git, créé un projet GitHub pour la gestion des versions, et j’ai travaillé dans Visual Studio Code avec des extensions dédiées à Symfony, Twig et PHP.</w:t>
+                  <w:t xml:space="preserve">Enfin, j’ai initialisé un dépôt Git, créé un projet GitHub pour la gestion des versions, et j’ai travaillé dans Visual Studio Code avec des extensions dédiées à Symfony, </w:t>
+                </w:r>
+                <w:proofErr w:type="spellStart"/>
+                <w:r>
+                  <w:rPr>
+                    <w:rFonts w:cstheme="minorHAnsi"/>
+                    <w:b/>
+                    <w:color w:val="404040" w:themeColor="text1" w:themeTint="BF"/>
+                  </w:rPr>
+                  <w:t>Twig</w:t>
+                </w:r>
+                <w:proofErr w:type="spellEnd"/>
+                <w:r>
+                  <w:rPr>
+                    <w:rFonts w:cstheme="minorHAnsi"/>
+                    <w:b/>
+                    <w:color w:val="404040" w:themeColor="text1" w:themeTint="BF"/>
+                  </w:rPr>
+                  <w:t xml:space="preserve"> et PHP.</w:t>
                 </w:r>
               </w:p>
             </w:tc>
@@ -5069,13 +5392,41 @@
                     <w:color w:val="404040" w:themeColor="text1" w:themeTint="BF"/>
                   </w:rPr>
                 </w:pPr>
-                <w:r>
-                  <w:rPr>
-                    <w:rFonts w:cstheme="minorHAnsi"/>
-                    <w:b/>
-                    <w:color w:val="404040" w:themeColor="text1" w:themeTint="BF"/>
-                  </w:rPr>
-                  <w:t>Frameworks et bibliothèques : Symfony 7, Twig, Bootstrap 5 (CDN), Stimulus-bundle</w:t>
+                <w:proofErr w:type="spellStart"/>
+                <w:r>
+                  <w:rPr>
+                    <w:rFonts w:cstheme="minorHAnsi"/>
+                    <w:b/>
+                    <w:color w:val="404040" w:themeColor="text1" w:themeTint="BF"/>
+                  </w:rPr>
+                  <w:t>Frameworks</w:t>
+                </w:r>
+                <w:proofErr w:type="spellEnd"/>
+                <w:r>
+                  <w:rPr>
+                    <w:rFonts w:cstheme="minorHAnsi"/>
+                    <w:b/>
+                    <w:color w:val="404040" w:themeColor="text1" w:themeTint="BF"/>
+                  </w:rPr>
+                  <w:t xml:space="preserve"> et bibliothèques : Symfony 7, </w:t>
+                </w:r>
+                <w:proofErr w:type="spellStart"/>
+                <w:r>
+                  <w:rPr>
+                    <w:rFonts w:cstheme="minorHAnsi"/>
+                    <w:b/>
+                    <w:color w:val="404040" w:themeColor="text1" w:themeTint="BF"/>
+                  </w:rPr>
+                  <w:t>Twig</w:t>
+                </w:r>
+                <w:proofErr w:type="spellEnd"/>
+                <w:r>
+                  <w:rPr>
+                    <w:rFonts w:cstheme="minorHAnsi"/>
+                    <w:b/>
+                    <w:color w:val="404040" w:themeColor="text1" w:themeTint="BF"/>
+                  </w:rPr>
+                  <w:t>, Bootstrap 5 (CDN), Stimulus-bundle</w:t>
                 </w:r>
               </w:p>
               <w:p>
@@ -5356,6 +5707,7 @@
               </w:rPr>
               <w:t xml:space="preserve">Nom de l’entreprise, organisme ou </w:t>
             </w:r>
+            <w:proofErr w:type="gramStart"/>
             <w:r>
               <w:rPr>
                 <w:rFonts w:cstheme="minorHAnsi"/>
@@ -5391,6 +5743,7 @@
               </w:rPr>
               <w:t></w:t>
             </w:r>
+            <w:proofErr w:type="gramEnd"/>
           </w:p>
         </w:tc>
         <w:sdt>
@@ -5739,6 +6092,7 @@
                 <w:color w:val="404040" w:themeColor="text1" w:themeTint="BF"/>
               </w:rPr>
             </w:pPr>
+            <w:proofErr w:type="gramStart"/>
             <w:r>
               <w:rPr>
                 <w:rFonts w:cstheme="minorHAnsi"/>
@@ -5747,6 +6101,7 @@
               </w:rPr>
               <w:t>au</w:t>
             </w:r>
+            <w:proofErr w:type="gramEnd"/>
           </w:p>
         </w:tc>
         <w:sdt>
@@ -5937,19 +6292,91 @@
                 <w:pPr>
                   <w:spacing w:before="120"/>
                   <w:rPr>
-                    <w:rFonts w:cstheme="minorHAnsi"/>
+                    <w:rFonts w:ascii="Segoe UI Emoji" w:hAnsi="Segoe UI Emoji" w:cs="Segoe UI Emoji"/>
                     <w:b/>
                     <w:color w:val="404040" w:themeColor="text1" w:themeTint="BF"/>
                   </w:rPr>
                 </w:pPr>
-                <w:r>
+                <w:hyperlink r:id="rId12" w:history="1">
+                  <w:r>
+                    <w:rPr>
+                      <w:rStyle w:val="Lienhypertexte"/>
+                      <w:rFonts w:ascii="Segoe UI Emoji" w:hAnsi="Segoe UI Emoji" w:cs="Segoe UI Emoji"/>
+                      <w:b/>
+                    </w:rPr>
+                    <w:t>https://github.com/malygina777/SymfonyToDo.git</w:t>
+                  </w:r>
+                </w:hyperlink>
+              </w:p>
+              <w:p>
+                <w:pPr>
+                  <w:spacing w:before="120"/>
                   <w:rPr>
                     <w:rFonts w:ascii="Segoe UI Emoji" w:hAnsi="Segoe UI Emoji" w:cs="Segoe UI Emoji"/>
                     <w:b/>
                     <w:color w:val="404040" w:themeColor="text1" w:themeTint="BF"/>
                   </w:rPr>
-                  <w:t>https://github.com/malygina777/SymfonyToDo.git</w:t>
-                </w:r>
+                </w:pPr>
+              </w:p>
+              <w:p>
+                <w:pPr>
+                  <w:spacing w:before="120"/>
+                  <w:rPr>
+                    <w:rFonts w:ascii="Segoe UI Emoji" w:hAnsi="Segoe UI Emoji" w:cs="Segoe UI Emoji"/>
+                    <w:b/>
+                    <w:color w:val="404040" w:themeColor="text1" w:themeTint="BF"/>
+                  </w:rPr>
+                </w:pPr>
+              </w:p>
+              <w:p>
+                <w:pPr>
+                  <w:spacing w:before="120"/>
+                  <w:rPr>
+                    <w:rFonts w:cstheme="minorHAnsi"/>
+                    <w:b/>
+                    <w:color w:val="404040" w:themeColor="text1" w:themeTint="BF"/>
+                  </w:rPr>
+                </w:pPr>
+                <w:r>
+                  <w:rPr>
+                    <w:rFonts w:cstheme="minorHAnsi"/>
+                    <w:b/>
+                    <w:color w:val="404040" w:themeColor="text1" w:themeTint="BF"/>
+                  </w:rPr>
+                  <w:t>Le site est déployé sur un serveur distant et peut être consulté à l’adresse suivante :</w:t>
+                </w:r>
+              </w:p>
+              <w:p>
+                <w:pPr>
+                  <w:spacing w:before="120"/>
+                  <w:rPr>
+                    <w:rFonts w:cstheme="minorHAnsi"/>
+                    <w:b/>
+                    <w:bCs/>
+                    <w:color w:val="404040" w:themeColor="text1" w:themeTint="BF"/>
+                  </w:rPr>
+                </w:pPr>
+                <w:hyperlink r:id="rId13" w:history="1">
+                  <w:r>
+                    <w:rPr>
+                      <w:rStyle w:val="Lienhypertexte"/>
+                      <w:rFonts w:asciiTheme="minorHAnsi" w:hAnsiTheme="minorHAnsi" w:cstheme="minorHAnsi"/>
+                      <w:b/>
+                      <w:bCs/>
+                    </w:rPr>
+                    <w:t>https://symfonytodolist.alwaysdata.net</w:t>
+                  </w:r>
+                </w:hyperlink>
+              </w:p>
+              <w:p>
+                <w:pPr>
+                  <w:spacing w:before="120"/>
+                  <w:rPr>
+                    <w:rFonts w:cstheme="minorHAnsi"/>
+                    <w:b/>
+                    <w:color w:val="404040" w:themeColor="text1" w:themeTint="BF"/>
+                  </w:rPr>
+                </w:pPr>
               </w:p>
             </w:tc>
           </w:sdtContent>
@@ -6316,7 +6743,29 @@
                     <w:sz w:val="24"/>
                     <w:szCs w:val="24"/>
                   </w:rPr>
-                  <w:t>Développer la partie front-end d’une application web ou web mobile sécurisée</w:t>
+                  <w:t xml:space="preserve">Développer la partie </w:t>
+                </w:r>
+                <w:proofErr w:type="spellStart"/>
+                <w:r>
+                  <w:rPr>
+                    <w:rFonts w:cstheme="minorHAnsi"/>
+                    <w:b/>
+                    <w:color w:val="404040" w:themeColor="text1" w:themeTint="BF"/>
+                    <w:sz w:val="24"/>
+                    <w:szCs w:val="24"/>
+                  </w:rPr>
+                  <w:t>front-end</w:t>
+                </w:r>
+                <w:proofErr w:type="spellEnd"/>
+                <w:r>
+                  <w:rPr>
+                    <w:rFonts w:cstheme="minorHAnsi"/>
+                    <w:b/>
+                    <w:color w:val="404040" w:themeColor="text1" w:themeTint="BF"/>
+                    <w:sz w:val="24"/>
+                    <w:szCs w:val="24"/>
+                  </w:rPr>
+                  <w:t xml:space="preserve"> d’une application web ou web mobile sécurisée</w:t>
                 </w:r>
               </w:p>
             </w:tc>
@@ -6368,6 +6817,7 @@
               </w:rPr>
               <w:t xml:space="preserve"> n°</w:t>
             </w:r>
+            <w:proofErr w:type="gramStart"/>
             <w:r>
               <w:rPr>
                 <w:rFonts w:cstheme="minorHAnsi"/>
@@ -6410,6 +6860,7 @@
               </w:rPr>
               <w:t></w:t>
             </w:r>
+            <w:proofErr w:type="gramEnd"/>
           </w:p>
         </w:tc>
         <w:sdt>
@@ -6701,7 +7152,7 @@
                           <pic:cNvPicPr/>
                         </pic:nvPicPr>
                         <pic:blipFill>
-                          <a:blip r:embed="rId12" cstate="print">
+                          <a:blip r:embed="rId14" cstate="print">
                             <a:extLst>
                               <a:ext uri="{28A0092B-C50C-407E-A947-70E740481C1C}">
                                 <a14:useLocalDpi xmlns:a14="http://schemas.microsoft.com/office/drawing/2010/main" val="0"/>
@@ -6948,7 +7399,7 @@
               </w:rPr>
               <w:lastRenderedPageBreak/>
               <w:drawing>
-                <wp:anchor distT="0" distB="0" distL="114300" distR="114300" simplePos="0" relativeHeight="251724800" behindDoc="1" locked="0" layoutInCell="1" allowOverlap="1" wp14:anchorId="3C95139D" wp14:editId="0C3E7B28">
+                <wp:anchor distT="0" distB="0" distL="114300" distR="114300" simplePos="0" relativeHeight="251724800" behindDoc="1" locked="0" layoutInCell="1" allowOverlap="1" wp14:anchorId="3C95139D" wp14:editId="373A6015">
                   <wp:simplePos x="0" y="0"/>
                   <wp:positionH relativeFrom="column">
                     <wp:posOffset>1905</wp:posOffset>
@@ -6971,7 +7422,7 @@
                           <pic:cNvPicPr/>
                         </pic:nvPicPr>
                         <pic:blipFill>
-                          <a:blip r:embed="rId13" cstate="print">
+                          <a:blip r:embed="rId15" cstate="print">
                             <a:extLst>
                               <a:ext uri="{28A0092B-C50C-407E-A947-70E740481C1C}">
                                 <a14:useLocalDpi xmlns:a14="http://schemas.microsoft.com/office/drawing/2010/main" val="0"/>
@@ -7093,7 +7544,25 @@
                 <w:b/>
                 <w:color w:val="404040" w:themeColor="text1" w:themeTint="BF"/>
               </w:rPr>
-              <w:t>L’icône de profil donne accès à la page personnelle pour ajouter une photo ou consulter l’adresse e-mail.</w:t>
+              <w:t xml:space="preserve">L’icône de profil donne accès à la page personnelle pour ajouter une photo ou consulter l’adresse </w:t>
+            </w:r>
+            <w:proofErr w:type="gramStart"/>
+            <w:r>
+              <w:rPr>
+                <w:rFonts w:cstheme="minorHAnsi"/>
+                <w:b/>
+                <w:color w:val="404040" w:themeColor="text1" w:themeTint="BF"/>
+              </w:rPr>
+              <w:t>e-mail</w:t>
+            </w:r>
+            <w:proofErr w:type="gramEnd"/>
+            <w:r>
+              <w:rPr>
+                <w:rFonts w:cstheme="minorHAnsi"/>
+                <w:b/>
+                <w:color w:val="404040" w:themeColor="text1" w:themeTint="BF"/>
+              </w:rPr>
+              <w:t>.</w:t>
             </w:r>
           </w:p>
           <w:p>
@@ -7216,7 +7685,7 @@
               </w:rPr>
               <w:lastRenderedPageBreak/>
               <w:drawing>
-                <wp:inline distT="0" distB="0" distL="0" distR="0" wp14:anchorId="31A4AF7A" wp14:editId="7D038CD3">
+                <wp:inline distT="0" distB="0" distL="0" distR="0" wp14:anchorId="31A4AF7A" wp14:editId="5684944E">
                   <wp:extent cx="6012846" cy="4445635"/>
                   <wp:effectExtent l="0" t="0" r="6985" b="0"/>
                   <wp:docPr id="623929731" name="Image 9"/>
@@ -7231,7 +7700,7 @@
                           <pic:cNvPicPr/>
                         </pic:nvPicPr>
                         <pic:blipFill>
-                          <a:blip r:embed="rId14" cstate="print">
+                          <a:blip r:embed="rId16" cstate="print">
                             <a:extLst>
                               <a:ext uri="{28A0092B-C50C-407E-A947-70E740481C1C}">
                                 <a14:useLocalDpi xmlns:a14="http://schemas.microsoft.com/office/drawing/2010/main" val="0"/>
@@ -7369,7 +7838,25 @@
                 <w:b/>
                 <w:color w:val="404040" w:themeColor="text1" w:themeTint="BF"/>
               </w:rPr>
-              <w:t>L’icône de profil permet d’accéder à la page personnelle (photo, e-mail).</w:t>
+              <w:t xml:space="preserve">L’icône de profil permet d’accéder à la page personnelle (photo, </w:t>
+            </w:r>
+            <w:proofErr w:type="gramStart"/>
+            <w:r>
+              <w:rPr>
+                <w:rFonts w:cstheme="minorHAnsi"/>
+                <w:b/>
+                <w:color w:val="404040" w:themeColor="text1" w:themeTint="BF"/>
+              </w:rPr>
+              <w:t>e-mail</w:t>
+            </w:r>
+            <w:proofErr w:type="gramEnd"/>
+            <w:r>
+              <w:rPr>
+                <w:rFonts w:cstheme="minorHAnsi"/>
+                <w:b/>
+                <w:color w:val="404040" w:themeColor="text1" w:themeTint="BF"/>
+              </w:rPr>
+              <w:t>).</w:t>
             </w:r>
           </w:p>
           <w:p>
@@ -7635,7 +8122,7 @@
                           <pic:cNvPicPr/>
                         </pic:nvPicPr>
                         <pic:blipFill>
-                          <a:blip r:embed="rId15">
+                          <a:blip r:embed="rId17">
                             <a:extLst>
                               <a:ext uri="{28A0092B-C50C-407E-A947-70E740481C1C}">
                                 <a14:useLocalDpi xmlns:a14="http://schemas.microsoft.com/office/drawing/2010/main" val="0"/>
@@ -7762,7 +8249,7 @@
                           <pic:cNvPicPr/>
                         </pic:nvPicPr>
                         <pic:blipFill>
-                          <a:blip r:embed="rId16">
+                          <a:blip r:embed="rId18">
                             <a:extLst>
                               <a:ext uri="{28A0092B-C50C-407E-A947-70E740481C1C}">
                                 <a14:useLocalDpi xmlns:a14="http://schemas.microsoft.com/office/drawing/2010/main" val="0"/>
@@ -7948,7 +8435,7 @@
                 <w:color w:val="404040" w:themeColor="text1" w:themeTint="BF"/>
               </w:rPr>
               <w:drawing>
-                <wp:inline distT="0" distB="0" distL="0" distR="0" wp14:anchorId="415BE4B7" wp14:editId="167E0E9E">
+                <wp:inline distT="0" distB="0" distL="0" distR="0" wp14:anchorId="415BE4B7" wp14:editId="0A28B3C0">
                   <wp:extent cx="6074241" cy="4171315"/>
                   <wp:effectExtent l="0" t="0" r="3175" b="635"/>
                   <wp:docPr id="490711285" name="Image 12"/>
@@ -7963,7 +8450,7 @@
                           <pic:cNvPicPr/>
                         </pic:nvPicPr>
                         <pic:blipFill>
-                          <a:blip r:embed="rId17" cstate="print">
+                          <a:blip r:embed="rId19" cstate="print">
                             <a:extLst>
                               <a:ext uri="{28A0092B-C50C-407E-A947-70E740481C1C}">
                                 <a14:useLocalDpi xmlns:a14="http://schemas.microsoft.com/office/drawing/2010/main" val="0"/>
@@ -8149,7 +8636,34 @@
                     <w:b/>
                     <w:color w:val="404040" w:themeColor="text1" w:themeTint="BF"/>
                   </w:rPr>
-                  <w:t>Pour la réalisation des wireframes, j’ai utilisé l’outil Figma, qui permet de créer des maquettes interactives et de visualiser facilement les différentes tailles d’écran (mobile, tablette, desktop)</w:t>
+                  <w:t xml:space="preserve">Pour la réalisation des wireframes, j’ai utilisé l’outil </w:t>
+                </w:r>
+                <w:proofErr w:type="spellStart"/>
+                <w:r>
+                  <w:rPr>
+                    <w:rFonts w:cstheme="minorHAnsi"/>
+                    <w:b/>
+                    <w:color w:val="404040" w:themeColor="text1" w:themeTint="BF"/>
+                  </w:rPr>
+                  <w:t>Figma</w:t>
+                </w:r>
+                <w:proofErr w:type="spellEnd"/>
+                <w:r>
+                  <w:rPr>
+                    <w:rFonts w:cstheme="minorHAnsi"/>
+                    <w:b/>
+                    <w:color w:val="404040" w:themeColor="text1" w:themeTint="BF"/>
+                  </w:rPr>
+                  <w:t>, qui permet de créer des maquettes interactives et de visualiser facilement les différentes tailles d’écran (mobile, tablette, desktop</w:t>
+                </w:r>
+                <w:proofErr w:type="gramStart"/>
+                <w:r>
+                  <w:rPr>
+                    <w:rFonts w:cstheme="minorHAnsi"/>
+                    <w:b/>
+                    <w:color w:val="404040" w:themeColor="text1" w:themeTint="BF"/>
+                  </w:rPr>
+                  <w:t>)</w:t>
                 </w:r>
                 <w:r>
                   <w:rPr>
@@ -8159,6 +8673,7 @@
                   </w:rPr>
                   <w:t> .</w:t>
                 </w:r>
+                <w:proofErr w:type="gramEnd"/>
               </w:p>
             </w:tc>
           </w:sdtContent>
@@ -8420,6 +8935,7 @@
               </w:rPr>
               <w:t xml:space="preserve">Nom de l’entreprise, organisme ou </w:t>
             </w:r>
+            <w:proofErr w:type="gramStart"/>
             <w:r>
               <w:rPr>
                 <w:rFonts w:cstheme="minorHAnsi"/>
@@ -8447,6 +8963,7 @@
               </w:rPr>
               <w:t></w:t>
             </w:r>
+            <w:proofErr w:type="gramEnd"/>
           </w:p>
         </w:tc>
         <w:sdt>
@@ -8837,6 +9354,7 @@
                 <w:color w:val="404040" w:themeColor="text1" w:themeTint="BF"/>
               </w:rPr>
             </w:pPr>
+            <w:proofErr w:type="gramStart"/>
             <w:r>
               <w:rPr>
                 <w:rFonts w:cstheme="minorHAnsi"/>
@@ -8845,6 +9363,7 @@
               </w:rPr>
               <w:t>au</w:t>
             </w:r>
+            <w:proofErr w:type="gramEnd"/>
           </w:p>
         </w:tc>
         <w:sdt>
@@ -9051,6 +9570,36 @@
                     <w:pPr>
                       <w:spacing w:before="120"/>
                       <w:rPr>
+                        <w:rFonts w:ascii="Segoe UI Emoji" w:hAnsi="Segoe UI Emoji" w:cs="Segoe UI Emoji"/>
+                        <w:b/>
+                        <w:color w:val="404040" w:themeColor="text1" w:themeTint="BF"/>
+                      </w:rPr>
+                    </w:pPr>
+                    <w:hyperlink r:id="rId20" w:history="1">
+                      <w:r>
+                        <w:rPr>
+                          <w:rStyle w:val="Lienhypertexte"/>
+                          <w:rFonts w:ascii="Segoe UI Emoji" w:hAnsi="Segoe UI Emoji" w:cs="Segoe UI Emoji"/>
+                          <w:b/>
+                        </w:rPr>
+                        <w:t>https://github.com/malygina777/SymfonyToDo.git</w:t>
+                      </w:r>
+                    </w:hyperlink>
+                  </w:p>
+                  <w:p>
+                    <w:pPr>
+                      <w:spacing w:before="120"/>
+                      <w:rPr>
+                        <w:rFonts w:ascii="Segoe UI Emoji" w:hAnsi="Segoe UI Emoji" w:cs="Segoe UI Emoji"/>
+                        <w:b/>
+                        <w:color w:val="404040" w:themeColor="text1" w:themeTint="BF"/>
+                      </w:rPr>
+                    </w:pPr>
+                  </w:p>
+                  <w:p>
+                    <w:pPr>
+                      <w:spacing w:before="120"/>
+                      <w:rPr>
                         <w:rFonts w:cstheme="minorHAnsi"/>
                         <w:b/>
                         <w:color w:val="404040" w:themeColor="text1" w:themeTint="BF"/>
@@ -9058,12 +9607,44 @@
                     </w:pPr>
                     <w:r>
                       <w:rPr>
-                        <w:rFonts w:ascii="Segoe UI Emoji" w:hAnsi="Segoe UI Emoji" w:cs="Segoe UI Emoji"/>
+                        <w:rFonts w:cstheme="minorHAnsi"/>
                         <w:b/>
                         <w:color w:val="404040" w:themeColor="text1" w:themeTint="BF"/>
                       </w:rPr>
-                      <w:t>https://github.com/malygina777/SymfonyToDo.git</w:t>
+                      <w:t>Le site est déployé sur un serveur distant et peut être consulté à l’adresse suivante :</w:t>
                     </w:r>
+                  </w:p>
+                  <w:p>
+                    <w:pPr>
+                      <w:spacing w:before="120"/>
+                      <w:rPr>
+                        <w:rFonts w:cstheme="minorHAnsi"/>
+                        <w:b/>
+                        <w:bCs/>
+                        <w:color w:val="404040" w:themeColor="text1" w:themeTint="BF"/>
+                      </w:rPr>
+                    </w:pPr>
+                    <w:hyperlink r:id="rId21" w:history="1">
+                      <w:r>
+                        <w:rPr>
+                          <w:rStyle w:val="Lienhypertexte"/>
+                          <w:rFonts w:asciiTheme="minorHAnsi" w:hAnsiTheme="minorHAnsi" w:cstheme="minorHAnsi"/>
+                          <w:b/>
+                          <w:bCs/>
+                        </w:rPr>
+                        <w:t>https://symfonytodolist.alwaysdata.net</w:t>
+                      </w:r>
+                    </w:hyperlink>
+                  </w:p>
+                  <w:p>
+                    <w:pPr>
+                      <w:spacing w:before="120"/>
+                      <w:rPr>
+                        <w:rFonts w:cstheme="minorHAnsi"/>
+                        <w:b/>
+                        <w:color w:val="404040" w:themeColor="text1" w:themeTint="BF"/>
+                      </w:rPr>
+                    </w:pPr>
                   </w:p>
                 </w:tc>
               </w:sdtContent>
@@ -9072,14 +9653,6 @@
         </w:sdt>
       </w:tr>
     </w:tbl>
-    <w:p>
-      <w:pPr>
-        <w:rPr>
-          <w:rFonts w:cstheme="minorHAnsi"/>
-          <w:color w:val="404040" w:themeColor="text1" w:themeTint="BF"/>
-        </w:rPr>
-      </w:pPr>
-    </w:p>
     <w:p>
       <w:pPr>
         <w:rPr>
@@ -9372,7 +9945,29 @@
                     <w:sz w:val="24"/>
                     <w:szCs w:val="24"/>
                   </w:rPr>
-                  <w:t>Développer la partie front-end d’une application web ou web mobile sécurisée</w:t>
+                  <w:t xml:space="preserve">Développer la partie </w:t>
+                </w:r>
+                <w:proofErr w:type="spellStart"/>
+                <w:r>
+                  <w:rPr>
+                    <w:rFonts w:cstheme="minorHAnsi"/>
+                    <w:b/>
+                    <w:color w:val="404040" w:themeColor="text1" w:themeTint="BF"/>
+                    <w:sz w:val="24"/>
+                    <w:szCs w:val="24"/>
+                  </w:rPr>
+                  <w:t>front-end</w:t>
+                </w:r>
+                <w:proofErr w:type="spellEnd"/>
+                <w:r>
+                  <w:rPr>
+                    <w:rFonts w:cstheme="minorHAnsi"/>
+                    <w:b/>
+                    <w:color w:val="404040" w:themeColor="text1" w:themeTint="BF"/>
+                    <w:sz w:val="24"/>
+                    <w:szCs w:val="24"/>
+                  </w:rPr>
+                  <w:t xml:space="preserve"> d’une application web ou web mobile sécurisée</w:t>
                 </w:r>
               </w:p>
             </w:tc>
@@ -9424,6 +10019,7 @@
               </w:rPr>
               <w:t xml:space="preserve"> n°</w:t>
             </w:r>
+            <w:proofErr w:type="gramStart"/>
             <w:r>
               <w:rPr>
                 <w:rFonts w:cstheme="minorHAnsi"/>
@@ -9466,6 +10062,7 @@
               </w:rPr>
               <w:t></w:t>
             </w:r>
+            <w:proofErr w:type="gramEnd"/>
           </w:p>
         </w:tc>
         <w:sdt>
@@ -9595,7 +10192,7 @@
       </w:tr>
       <w:tr>
         <w:trPr>
-          <w:trHeight w:val="8748"/>
+          <w:trHeight w:val="1374"/>
         </w:trPr>
         <w:tc>
           <w:tcPr>
@@ -9665,7 +10262,7 @@
                               <pic:cNvPicPr/>
                             </pic:nvPicPr>
                             <pic:blipFill>
-                              <a:blip r:embed="rId18">
+                              <a:blip r:embed="rId22">
                                 <a:extLst>
                                   <a:ext uri="{28A0092B-C50C-407E-A947-70E740481C1C}">
                                     <a14:useLocalDpi xmlns:a14="http://schemas.microsoft.com/office/drawing/2010/main" val="0"/>
@@ -9739,7 +10336,6 @@
                     <w:color w:val="404040" w:themeColor="text1" w:themeTint="BF"/>
                     <w:u w:val="single"/>
                   </w:rPr>
-                  <w:lastRenderedPageBreak/>
                   <w:t>1.Stru</w:t>
                 </w:r>
                 <w:r>
@@ -9749,8 +10345,9 @@
                     <w:color w:val="404040" w:themeColor="text1" w:themeTint="BF"/>
                     <w:u w:val="single"/>
                   </w:rPr>
-                  <w:t>cture des pages</w:t>
-                </w:r>
+                  <w:t xml:space="preserve">cture des </w:t>
+                </w:r>
+                <w:proofErr w:type="gramStart"/>
                 <w:r>
                   <w:rPr>
                     <w:rFonts w:ascii="Consolas" w:hAnsi="Consolas" w:cstheme="minorHAnsi"/>
@@ -9758,8 +10355,18 @@
                     <w:color w:val="404040" w:themeColor="text1" w:themeTint="BF"/>
                     <w:u w:val="single"/>
                   </w:rPr>
+                  <w:t>pages</w:t>
+                </w:r>
+                <w:r>
+                  <w:rPr>
+                    <w:rFonts w:ascii="Consolas" w:hAnsi="Consolas" w:cstheme="minorHAnsi"/>
+                    <w:b/>
+                    <w:color w:val="404040" w:themeColor="text1" w:themeTint="BF"/>
+                    <w:u w:val="single"/>
+                  </w:rPr>
                   <w:t> .</w:t>
                 </w:r>
+                <w:proofErr w:type="gramEnd"/>
               </w:p>
               <w:p>
                 <w:pPr>
@@ -9776,14 +10383,34 @@
                     <w:b/>
                     <w:color w:val="404040" w:themeColor="text1" w:themeTint="BF"/>
                   </w:rPr>
-                  <w:t>Pour structurer toutes les pages du site et garder une même mise en page, j’utilise un gabarit commun base.html.twig.</w:t>
-                </w:r>
+                  <w:t xml:space="preserve">Pour structurer toutes les pages du site et garder une même mise en page, j’utilise un gabarit commun </w:t>
+                </w:r>
+                <w:proofErr w:type="spellStart"/>
+                <w:proofErr w:type="gramStart"/>
                 <w:r>
                   <w:rPr>
                     <w:rFonts w:ascii="Consolas" w:hAnsi="Consolas" w:cstheme="minorHAnsi"/>
                     <w:b/>
                     <w:color w:val="404040" w:themeColor="text1" w:themeTint="BF"/>
                   </w:rPr>
+                  <w:t>base.html.twig</w:t>
+                </w:r>
+                <w:proofErr w:type="spellEnd"/>
+                <w:proofErr w:type="gramEnd"/>
+                <w:r>
+                  <w:rPr>
+                    <w:rFonts w:ascii="Consolas" w:hAnsi="Consolas" w:cstheme="minorHAnsi"/>
+                    <w:b/>
+                    <w:color w:val="404040" w:themeColor="text1" w:themeTint="BF"/>
+                  </w:rPr>
+                  <w:t>.</w:t>
+                </w:r>
+                <w:r>
+                  <w:rPr>
+                    <w:rFonts w:ascii="Consolas" w:hAnsi="Consolas" w:cstheme="minorHAnsi"/>
+                    <w:b/>
+                    <w:color w:val="404040" w:themeColor="text1" w:themeTint="BF"/>
+                  </w:rPr>
                   <w:t xml:space="preserve"> </w:t>
                 </w:r>
                 <w:r>
@@ -9792,16 +10419,26 @@
                     <w:b/>
                     <w:color w:val="404040" w:themeColor="text1" w:themeTint="BF"/>
                   </w:rPr>
-                  <w:t>Ce gabarit contient l’en-tête, la zone de contenu principal et le pied de page</w:t>
-                </w:r>
+                  <w:t xml:space="preserve">Ce gabarit contient l’en-tête, la zone de contenu principal et le pied de </w:t>
+                </w:r>
+                <w:proofErr w:type="gramStart"/>
                 <w:r>
                   <w:rPr>
                     <w:rFonts w:ascii="Consolas" w:hAnsi="Consolas" w:cstheme="minorHAnsi"/>
                     <w:b/>
                     <w:color w:val="404040" w:themeColor="text1" w:themeTint="BF"/>
                   </w:rPr>
+                  <w:t>page</w:t>
+                </w:r>
+                <w:r>
+                  <w:rPr>
+                    <w:rFonts w:ascii="Consolas" w:hAnsi="Consolas" w:cstheme="minorHAnsi"/>
+                    <w:b/>
+                    <w:color w:val="404040" w:themeColor="text1" w:themeTint="BF"/>
+                  </w:rPr>
                   <w:t> .</w:t>
                 </w:r>
+                <w:proofErr w:type="gramEnd"/>
               </w:p>
               <w:p>
                 <w:pPr>
@@ -9828,7 +10465,25 @@
                     <w:b/>
                     <w:color w:val="404040" w:themeColor="text1" w:themeTint="BF"/>
                   </w:rPr>
-                  <w:t>• La partie &lt;head&gt; contient tout ce qui prépare l’affichage du site.</w:t>
+                  <w:t>• La partie &lt;</w:t>
+                </w:r>
+                <w:proofErr w:type="spellStart"/>
+                <w:r>
+                  <w:rPr>
+                    <w:rFonts w:ascii="Consolas" w:hAnsi="Consolas" w:cstheme="minorHAnsi"/>
+                    <w:b/>
+                    <w:color w:val="404040" w:themeColor="text1" w:themeTint="BF"/>
+                  </w:rPr>
+                  <w:t>head</w:t>
+                </w:r>
+                <w:proofErr w:type="spellEnd"/>
+                <w:r>
+                  <w:rPr>
+                    <w:rFonts w:ascii="Consolas" w:hAnsi="Consolas" w:cstheme="minorHAnsi"/>
+                    <w:b/>
+                    <w:color w:val="404040" w:themeColor="text1" w:themeTint="BF"/>
+                  </w:rPr>
+                  <w:t>&gt; contient tout ce qui prépare l’affichage du site.</w:t>
                 </w:r>
               </w:p>
               <w:p>
@@ -9846,7 +10501,43 @@
                     <w:b/>
                     <w:color w:val="404040" w:themeColor="text1" w:themeTint="BF"/>
                   </w:rPr>
-                  <w:t>Grâce à la ligne meta viewport, le site s’adapte automatiquement à la taille de l’écran — que ce soit un téléphone, une tablette ou un ordinateur.</w:t>
+                  <w:t xml:space="preserve">Grâce à la ligne </w:t>
+                </w:r>
+                <w:proofErr w:type="spellStart"/>
+                <w:r>
+                  <w:rPr>
+                    <w:rFonts w:ascii="Consolas" w:hAnsi="Consolas" w:cstheme="minorHAnsi"/>
+                    <w:b/>
+                    <w:color w:val="404040" w:themeColor="text1" w:themeTint="BF"/>
+                  </w:rPr>
+                  <w:t>meta</w:t>
+                </w:r>
+                <w:proofErr w:type="spellEnd"/>
+                <w:r>
+                  <w:rPr>
+                    <w:rFonts w:ascii="Consolas" w:hAnsi="Consolas" w:cstheme="minorHAnsi"/>
+                    <w:b/>
+                    <w:color w:val="404040" w:themeColor="text1" w:themeTint="BF"/>
+                  </w:rPr>
+                  <w:t xml:space="preserve"> </w:t>
+                </w:r>
+                <w:proofErr w:type="spellStart"/>
+                <w:r>
+                  <w:rPr>
+                    <w:rFonts w:ascii="Consolas" w:hAnsi="Consolas" w:cstheme="minorHAnsi"/>
+                    <w:b/>
+                    <w:color w:val="404040" w:themeColor="text1" w:themeTint="BF"/>
+                  </w:rPr>
+                  <w:t>viewport</w:t>
+                </w:r>
+                <w:proofErr w:type="spellEnd"/>
+                <w:r>
+                  <w:rPr>
+                    <w:rFonts w:ascii="Consolas" w:hAnsi="Consolas" w:cstheme="minorHAnsi"/>
+                    <w:b/>
+                    <w:color w:val="404040" w:themeColor="text1" w:themeTint="BF"/>
+                  </w:rPr>
+                  <w:t>, le site s’adapte automatiquement à la taille de l’écran — que ce soit un téléphone, une tablette ou un ordinateur.</w:t>
                 </w:r>
               </w:p>
               <w:p>
@@ -9892,7 +10583,25 @@
                     <w:b/>
                     <w:color w:val="404040" w:themeColor="text1" w:themeTint="BF"/>
                   </w:rPr>
-                  <w:t>J’ai ajouté plusieurs balises meta pour améliorer le référencement et la description du site :</w:t>
+                  <w:t xml:space="preserve">J’ai ajouté plusieurs balises </w:t>
+                </w:r>
+                <w:proofErr w:type="spellStart"/>
+                <w:r>
+                  <w:rPr>
+                    <w:rFonts w:ascii="Consolas" w:hAnsi="Consolas" w:cstheme="minorHAnsi"/>
+                    <w:b/>
+                    <w:color w:val="404040" w:themeColor="text1" w:themeTint="BF"/>
+                  </w:rPr>
+                  <w:t>meta</w:t>
+                </w:r>
+                <w:proofErr w:type="spellEnd"/>
+                <w:r>
+                  <w:rPr>
+                    <w:rFonts w:ascii="Consolas" w:hAnsi="Consolas" w:cstheme="minorHAnsi"/>
+                    <w:b/>
+                    <w:color w:val="404040" w:themeColor="text1" w:themeTint="BF"/>
+                  </w:rPr>
+                  <w:t xml:space="preserve"> pour améliorer le référencement et la description du site :</w:t>
                 </w:r>
               </w:p>
               <w:p>
@@ -9904,13 +10613,61 @@
                     <w:color w:val="404040" w:themeColor="text1" w:themeTint="BF"/>
                   </w:rPr>
                 </w:pPr>
+                <w:proofErr w:type="spellStart"/>
+                <w:proofErr w:type="gramStart"/>
                 <w:r>
                   <w:rPr>
                     <w:rFonts w:ascii="Consolas" w:hAnsi="Consolas" w:cstheme="minorHAnsi"/>
                     <w:b/>
                     <w:color w:val="404040" w:themeColor="text1" w:themeTint="BF"/>
                   </w:rPr>
-                  <w:t>meta description, meta keywords, et meta robots.</w:t>
+                  <w:t>meta</w:t>
+                </w:r>
+                <w:proofErr w:type="spellEnd"/>
+                <w:proofErr w:type="gramEnd"/>
+                <w:r>
+                  <w:rPr>
+                    <w:rFonts w:ascii="Consolas" w:hAnsi="Consolas" w:cstheme="minorHAnsi"/>
+                    <w:b/>
+                    <w:color w:val="404040" w:themeColor="text1" w:themeTint="BF"/>
+                  </w:rPr>
+                  <w:t xml:space="preserve"> description, </w:t>
+                </w:r>
+                <w:proofErr w:type="spellStart"/>
+                <w:r>
+                  <w:rPr>
+                    <w:rFonts w:ascii="Consolas" w:hAnsi="Consolas" w:cstheme="minorHAnsi"/>
+                    <w:b/>
+                    <w:color w:val="404040" w:themeColor="text1" w:themeTint="BF"/>
+                  </w:rPr>
+                  <w:t>meta</w:t>
+                </w:r>
+                <w:proofErr w:type="spellEnd"/>
+                <w:r>
+                  <w:rPr>
+                    <w:rFonts w:ascii="Consolas" w:hAnsi="Consolas" w:cstheme="minorHAnsi"/>
+                    <w:b/>
+                    <w:color w:val="404040" w:themeColor="text1" w:themeTint="BF"/>
+                  </w:rPr>
+                  <w:t xml:space="preserve"> keywords, et </w:t>
+                </w:r>
+                <w:proofErr w:type="spellStart"/>
+                <w:r>
+                  <w:rPr>
+                    <w:rFonts w:ascii="Consolas" w:hAnsi="Consolas" w:cstheme="minorHAnsi"/>
+                    <w:b/>
+                    <w:color w:val="404040" w:themeColor="text1" w:themeTint="BF"/>
+                  </w:rPr>
+                  <w:t>meta</w:t>
+                </w:r>
+                <w:proofErr w:type="spellEnd"/>
+                <w:r>
+                  <w:rPr>
+                    <w:rFonts w:ascii="Consolas" w:hAnsi="Consolas" w:cstheme="minorHAnsi"/>
+                    <w:b/>
+                    <w:color w:val="404040" w:themeColor="text1" w:themeTint="BF"/>
+                  </w:rPr>
+                  <w:t xml:space="preserve"> robots.</w:t>
                 </w:r>
               </w:p>
               <w:p>
@@ -9928,14 +10685,32 @@
                     <w:b/>
                     <w:color w:val="404040" w:themeColor="text1" w:themeTint="BF"/>
                   </w:rPr>
-                  <w:t>Ces balises sont dynamiques : la page d’accueil (app_home) est autorisée à être indexée (index, follow),</w:t>
-                </w:r>
+                  <w:t>Ces balises sont dynamiques : la page d’accueil (</w:t>
+                </w:r>
+                <w:proofErr w:type="spellStart"/>
                 <w:r>
                   <w:rPr>
                     <w:rFonts w:ascii="Consolas" w:hAnsi="Consolas" w:cstheme="minorHAnsi"/>
                     <w:b/>
                     <w:color w:val="404040" w:themeColor="text1" w:themeTint="BF"/>
                   </w:rPr>
+                  <w:t>app_home</w:t>
+                </w:r>
+                <w:proofErr w:type="spellEnd"/>
+                <w:r>
+                  <w:rPr>
+                    <w:rFonts w:ascii="Consolas" w:hAnsi="Consolas" w:cstheme="minorHAnsi"/>
+                    <w:b/>
+                    <w:color w:val="404040" w:themeColor="text1" w:themeTint="BF"/>
+                  </w:rPr>
+                  <w:t>) est autorisée à être indexée (index, follow),</w:t>
+                </w:r>
+                <w:r>
+                  <w:rPr>
+                    <w:rFonts w:ascii="Consolas" w:hAnsi="Consolas" w:cstheme="minorHAnsi"/>
+                    <w:b/>
+                    <w:color w:val="404040" w:themeColor="text1" w:themeTint="BF"/>
+                  </w:rPr>
                   <w:t xml:space="preserve"> </w:t>
                 </w:r>
                 <w:r>
@@ -9944,7 +10719,43 @@
                     <w:b/>
                     <w:color w:val="404040" w:themeColor="text1" w:themeTint="BF"/>
                   </w:rPr>
-                  <w:t>tandis que toutes les autres pages protégées (réservées aux utilisateurs connectés) sont exclues de l’indexation (noindex, nofollow).</w:t>
+                  <w:t>tandis que toutes les autres pages protégées (réservées aux utilisateurs connectés) sont exclues de l’indexation (</w:t>
+                </w:r>
+                <w:proofErr w:type="spellStart"/>
+                <w:r>
+                  <w:rPr>
+                    <w:rFonts w:ascii="Consolas" w:hAnsi="Consolas" w:cstheme="minorHAnsi"/>
+                    <w:b/>
+                    <w:color w:val="404040" w:themeColor="text1" w:themeTint="BF"/>
+                  </w:rPr>
+                  <w:t>noindex</w:t>
+                </w:r>
+                <w:proofErr w:type="spellEnd"/>
+                <w:r>
+                  <w:rPr>
+                    <w:rFonts w:ascii="Consolas" w:hAnsi="Consolas" w:cstheme="minorHAnsi"/>
+                    <w:b/>
+                    <w:color w:val="404040" w:themeColor="text1" w:themeTint="BF"/>
+                  </w:rPr>
+                  <w:t xml:space="preserve">, </w:t>
+                </w:r>
+                <w:proofErr w:type="spellStart"/>
+                <w:r>
+                  <w:rPr>
+                    <w:rFonts w:ascii="Consolas" w:hAnsi="Consolas" w:cstheme="minorHAnsi"/>
+                    <w:b/>
+                    <w:color w:val="404040" w:themeColor="text1" w:themeTint="BF"/>
+                  </w:rPr>
+                  <w:t>nofollow</w:t>
+                </w:r>
+                <w:proofErr w:type="spellEnd"/>
+                <w:r>
+                  <w:rPr>
+                    <w:rFonts w:ascii="Consolas" w:hAnsi="Consolas" w:cstheme="minorHAnsi"/>
+                    <w:b/>
+                    <w:color w:val="404040" w:themeColor="text1" w:themeTint="BF"/>
+                  </w:rPr>
+                  <w:t>).</w:t>
                 </w:r>
               </w:p>
               <w:p>
@@ -9962,7 +10773,25 @@
                     <w:b/>
                     <w:color w:val="404040" w:themeColor="text1" w:themeTint="BF"/>
                   </w:rPr>
-                  <w:t>J’ai également ajouté une balise &lt;link rel="canonical"&gt; pour indiquer l’URL principale du site et éviter tout contenu dupliqué.</w:t>
+                  <w:t>J’ai également ajouté une balise &lt;</w:t>
+                </w:r>
+                <w:proofErr w:type="spellStart"/>
+                <w:r>
+                  <w:rPr>
+                    <w:rFonts w:ascii="Consolas" w:hAnsi="Consolas" w:cstheme="minorHAnsi"/>
+                    <w:b/>
+                    <w:color w:val="404040" w:themeColor="text1" w:themeTint="BF"/>
+                  </w:rPr>
+                  <w:t>link</w:t>
+                </w:r>
+                <w:proofErr w:type="spellEnd"/>
+                <w:r>
+                  <w:rPr>
+                    <w:rFonts w:ascii="Consolas" w:hAnsi="Consolas" w:cstheme="minorHAnsi"/>
+                    <w:b/>
+                    <w:color w:val="404040" w:themeColor="text1" w:themeTint="BF"/>
+                  </w:rPr>
+                  <w:t xml:space="preserve"> rel="canonical"&gt; pour indiquer l’URL principale du site et éviter tout contenu dupliqué.</w:t>
                 </w:r>
               </w:p>
               <w:p>
@@ -10146,7 +10975,25 @@
                     <w:b/>
                     <w:color w:val="404040" w:themeColor="text1" w:themeTint="BF"/>
                   </w:rPr>
-                  <w:t xml:space="preserve"> • La partie &lt;main&gt; (avec role="main") correspond à la zone centrale du site, là où s’affiche le contenu principal.</w:t>
+                  <w:t xml:space="preserve"> • La partie &lt;main&gt; (avec </w:t>
+                </w:r>
+                <w:proofErr w:type="spellStart"/>
+                <w:r>
+                  <w:rPr>
+                    <w:rFonts w:ascii="Consolas" w:hAnsi="Consolas" w:cstheme="minorHAnsi"/>
+                    <w:b/>
+                    <w:color w:val="404040" w:themeColor="text1" w:themeTint="BF"/>
+                  </w:rPr>
+                  <w:t>role</w:t>
+                </w:r>
+                <w:proofErr w:type="spellEnd"/>
+                <w:r>
+                  <w:rPr>
+                    <w:rFonts w:ascii="Consolas" w:hAnsi="Consolas" w:cstheme="minorHAnsi"/>
+                    <w:b/>
+                    <w:color w:val="404040" w:themeColor="text1" w:themeTint="BF"/>
+                  </w:rPr>
+                  <w:t>="main") correspond à la zone centrale du site, là où s’affiche le contenu principal.</w:t>
                 </w:r>
                 <w:r>
                   <w:rPr>
@@ -10172,7 +11019,25 @@
                     <w:b/>
                     <w:color w:val="404040" w:themeColor="text1" w:themeTint="BF"/>
                   </w:rPr>
-                  <w:t>L’attribut aria-live="polite" aide les lecteurs d’écran à annoncer les changements de contenu sans interrompre la lecture en cours.</w:t>
+                  <w:t>L’attribut aria-live="</w:t>
+                </w:r>
+                <w:proofErr w:type="spellStart"/>
+                <w:r>
+                  <w:rPr>
+                    <w:rFonts w:ascii="Consolas" w:hAnsi="Consolas" w:cstheme="minorHAnsi"/>
+                    <w:b/>
+                    <w:color w:val="404040" w:themeColor="text1" w:themeTint="BF"/>
+                  </w:rPr>
+                  <w:t>polite</w:t>
+                </w:r>
+                <w:proofErr w:type="spellEnd"/>
+                <w:r>
+                  <w:rPr>
+                    <w:rFonts w:ascii="Consolas" w:hAnsi="Consolas" w:cstheme="minorHAnsi"/>
+                    <w:b/>
+                    <w:color w:val="404040" w:themeColor="text1" w:themeTint="BF"/>
+                  </w:rPr>
+                  <w:t>" aide les lecteurs d’écran à annoncer les changements de contenu sans interrompre la lecture en cours.</w:t>
                 </w:r>
               </w:p>
               <w:p>
@@ -10218,7 +11083,79 @@
                     <w:b/>
                     <w:color w:val="404040" w:themeColor="text1" w:themeTint="BF"/>
                   </w:rPr>
-                  <w:t>Le menu de navigation (nav/_nav.html.twig) et le pied de page (footer/_footer.html.twig) sont inclus automatiquement dans toutes les pages.</w:t>
+                  <w:t>Le menu de navigation (</w:t>
+                </w:r>
+                <w:proofErr w:type="spellStart"/>
+                <w:r>
+                  <w:rPr>
+                    <w:rFonts w:ascii="Consolas" w:hAnsi="Consolas" w:cstheme="minorHAnsi"/>
+                    <w:b/>
+                    <w:color w:val="404040" w:themeColor="text1" w:themeTint="BF"/>
+                  </w:rPr>
+                  <w:t>nav</w:t>
+                </w:r>
+                <w:proofErr w:type="spellEnd"/>
+                <w:r>
+                  <w:rPr>
+                    <w:rFonts w:ascii="Consolas" w:hAnsi="Consolas" w:cstheme="minorHAnsi"/>
+                    <w:b/>
+                    <w:color w:val="404040" w:themeColor="text1" w:themeTint="BF"/>
+                  </w:rPr>
+                  <w:t>/_</w:t>
+                </w:r>
+                <w:proofErr w:type="spellStart"/>
+                <w:r>
+                  <w:rPr>
+                    <w:rFonts w:ascii="Consolas" w:hAnsi="Consolas" w:cstheme="minorHAnsi"/>
+                    <w:b/>
+                    <w:color w:val="404040" w:themeColor="text1" w:themeTint="BF"/>
+                  </w:rPr>
+                  <w:t>nav.html.twig</w:t>
+                </w:r>
+                <w:proofErr w:type="spellEnd"/>
+                <w:r>
+                  <w:rPr>
+                    <w:rFonts w:ascii="Consolas" w:hAnsi="Consolas" w:cstheme="minorHAnsi"/>
+                    <w:b/>
+                    <w:color w:val="404040" w:themeColor="text1" w:themeTint="BF"/>
+                  </w:rPr>
+                  <w:t>) et le pied de page (</w:t>
+                </w:r>
+                <w:proofErr w:type="spellStart"/>
+                <w:r>
+                  <w:rPr>
+                    <w:rFonts w:ascii="Consolas" w:hAnsi="Consolas" w:cstheme="minorHAnsi"/>
+                    <w:b/>
+                    <w:color w:val="404040" w:themeColor="text1" w:themeTint="BF"/>
+                  </w:rPr>
+                  <w:t>footer</w:t>
+                </w:r>
+                <w:proofErr w:type="spellEnd"/>
+                <w:r>
+                  <w:rPr>
+                    <w:rFonts w:ascii="Consolas" w:hAnsi="Consolas" w:cstheme="minorHAnsi"/>
+                    <w:b/>
+                    <w:color w:val="404040" w:themeColor="text1" w:themeTint="BF"/>
+                  </w:rPr>
+                  <w:t>/_</w:t>
+                </w:r>
+                <w:proofErr w:type="spellStart"/>
+                <w:r>
+                  <w:rPr>
+                    <w:rFonts w:ascii="Consolas" w:hAnsi="Consolas" w:cstheme="minorHAnsi"/>
+                    <w:b/>
+                    <w:color w:val="404040" w:themeColor="text1" w:themeTint="BF"/>
+                  </w:rPr>
+                  <w:t>footer.html.twig</w:t>
+                </w:r>
+                <w:proofErr w:type="spellEnd"/>
+                <w:r>
+                  <w:rPr>
+                    <w:rFonts w:ascii="Consolas" w:hAnsi="Consolas" w:cstheme="minorHAnsi"/>
+                    <w:b/>
+                    <w:color w:val="404040" w:themeColor="text1" w:themeTint="BF"/>
+                  </w:rPr>
+                  <w:t>) sont inclus automatiquement dans toutes les pages.</w:t>
                 </w:r>
               </w:p>
               <w:p>
@@ -10300,7 +11237,25 @@
                     <w:b/>
                     <w:color w:val="404040" w:themeColor="text1" w:themeTint="BF"/>
                   </w:rPr>
-                  <w:t>De la même manière, {% block title %} permet de changer le titre selon la page.</w:t>
+                  <w:t xml:space="preserve">De la même manière, {% block </w:t>
+                </w:r>
+                <w:proofErr w:type="spellStart"/>
+                <w:r>
+                  <w:rPr>
+                    <w:rFonts w:ascii="Consolas" w:hAnsi="Consolas" w:cstheme="minorHAnsi"/>
+                    <w:b/>
+                    <w:color w:val="404040" w:themeColor="text1" w:themeTint="BF"/>
+                  </w:rPr>
+                  <w:t>title</w:t>
+                </w:r>
+                <w:proofErr w:type="spellEnd"/>
+                <w:r>
+                  <w:rPr>
+                    <w:rFonts w:ascii="Consolas" w:hAnsi="Consolas" w:cstheme="minorHAnsi"/>
+                    <w:b/>
+                    <w:color w:val="404040" w:themeColor="text1" w:themeTint="BF"/>
+                  </w:rPr>
+                  <w:t xml:space="preserve"> %} permet de changer le titre selon la page.</w:t>
                 </w:r>
               </w:p>
               <w:p>
@@ -10440,7 +11395,7 @@
                 <w:color w:val="404040" w:themeColor="text1" w:themeTint="BF"/>
               </w:rPr>
               <w:drawing>
-                <wp:inline distT="0" distB="0" distL="0" distR="0" wp14:anchorId="4AFDC6F1" wp14:editId="29C8C6C4">
+                <wp:inline distT="0" distB="0" distL="0" distR="0" wp14:anchorId="4AFDC6F1" wp14:editId="6670A2F6">
                   <wp:extent cx="5825490" cy="1148715"/>
                   <wp:effectExtent l="0" t="0" r="3810" b="0"/>
                   <wp:docPr id="2121864129" name="Image 7"/>
@@ -10455,7 +11410,7 @@
                           <pic:cNvPicPr/>
                         </pic:nvPicPr>
                         <pic:blipFill>
-                          <a:blip r:embed="rId19" cstate="print">
+                          <a:blip r:embed="rId23" cstate="print">
                             <a:extLst>
                               <a:ext uri="{28A0092B-C50C-407E-A947-70E740481C1C}">
                                 <a14:useLocalDpi xmlns:a14="http://schemas.microsoft.com/office/drawing/2010/main" val="0"/>
@@ -10607,7 +11562,25 @@
                 <w:b/>
                 <w:color w:val="404040" w:themeColor="text1" w:themeTint="BF"/>
               </w:rPr>
-              <w:t>L’interface du tableau Kanban est responsive grâce à la grille Bootstrap : 1 colonne défilante sur mobile, 2 sur tablette, 4 sur desktop. Aucune media query manuelle n’a été nécessaire.</w:t>
+              <w:t xml:space="preserve">L’interface du tableau Kanban est responsive grâce à la grille Bootstrap : 1 colonne défilante sur mobile, 2 sur tablette, 4 sur desktop. Aucune media </w:t>
+            </w:r>
+            <w:proofErr w:type="spellStart"/>
+            <w:r>
+              <w:rPr>
+                <w:rFonts w:ascii="Consolas" w:hAnsi="Consolas" w:cstheme="minorHAnsi"/>
+                <w:b/>
+                <w:color w:val="404040" w:themeColor="text1" w:themeTint="BF"/>
+              </w:rPr>
+              <w:t>query</w:t>
+            </w:r>
+            <w:proofErr w:type="spellEnd"/>
+            <w:r>
+              <w:rPr>
+                <w:rFonts w:ascii="Consolas" w:hAnsi="Consolas" w:cstheme="minorHAnsi"/>
+                <w:b/>
+                <w:color w:val="404040" w:themeColor="text1" w:themeTint="BF"/>
+              </w:rPr>
+              <w:t xml:space="preserve"> manuelle n’a été nécessaire.</w:t>
             </w:r>
           </w:p>
         </w:tc>
@@ -10718,7 +11691,25 @@
                     <w:b/>
                     <w:color w:val="404040" w:themeColor="text1" w:themeTint="BF"/>
                   </w:rPr>
-                  <w:t>Pour rendre la page Kanban responsive, j’ai utilisé Bootstrap 5 et ses classes de grille (col-sm, col-md, col-lg).</w:t>
+                  <w:t>Pour rendre la page Kanban responsive, j’ai utilisé Bootstrap 5 et ses classes de grille (col-</w:t>
+                </w:r>
+                <w:proofErr w:type="spellStart"/>
+                <w:r>
+                  <w:rPr>
+                    <w:rFonts w:cstheme="minorHAnsi"/>
+                    <w:b/>
+                    <w:color w:val="404040" w:themeColor="text1" w:themeTint="BF"/>
+                  </w:rPr>
+                  <w:t>sm</w:t>
+                </w:r>
+                <w:proofErr w:type="spellEnd"/>
+                <w:r>
+                  <w:rPr>
+                    <w:rFonts w:cstheme="minorHAnsi"/>
+                    <w:b/>
+                    <w:color w:val="404040" w:themeColor="text1" w:themeTint="BF"/>
+                  </w:rPr>
+                  <w:t>, col-md, col-lg).</w:t>
                 </w:r>
                 <w:r>
                   <w:rPr>
@@ -10758,15 +11749,33 @@
                     <w:b/>
                     <w:color w:val="404040" w:themeColor="text1" w:themeTint="BF"/>
                   </w:rPr>
-                  <w:t>(Mozilla Develop</w:t>
-                </w:r>
-                <w:r>
-                  <w:rPr>
-                    <w:rFonts w:cstheme="minorHAnsi"/>
-                    <w:b/>
-                    <w:color w:val="404040" w:themeColor="text1" w:themeTint="BF"/>
-                  </w:rPr>
-                  <w:t>er Network</w:t>
+                  <w:t xml:space="preserve">(Mozilla </w:t>
+                </w:r>
+                <w:proofErr w:type="spellStart"/>
+                <w:r>
+                  <w:rPr>
+                    <w:rFonts w:cstheme="minorHAnsi"/>
+                    <w:b/>
+                    <w:color w:val="404040" w:themeColor="text1" w:themeTint="BF"/>
+                  </w:rPr>
+                  <w:t>Develop</w:t>
+                </w:r>
+                <w:r>
+                  <w:rPr>
+                    <w:rFonts w:cstheme="minorHAnsi"/>
+                    <w:b/>
+                    <w:color w:val="404040" w:themeColor="text1" w:themeTint="BF"/>
+                  </w:rPr>
+                  <w:t>er</w:t>
+                </w:r>
+                <w:proofErr w:type="spellEnd"/>
+                <w:r>
+                  <w:rPr>
+                    <w:rFonts w:cstheme="minorHAnsi"/>
+                    <w:b/>
+                    <w:color w:val="404040" w:themeColor="text1" w:themeTint="BF"/>
+                  </w:rPr>
+                  <w:t xml:space="preserve"> Network</w:t>
                 </w:r>
                 <w:r>
                   <w:rPr>
@@ -10782,7 +11791,25 @@
                     <w:b/>
                     <w:color w:val="404040" w:themeColor="text1" w:themeTint="BF"/>
                   </w:rPr>
-                  <w:t xml:space="preserve"> pour bien utiliser les balises meta et améliorer l’accessibilité.</w:t>
+                  <w:t xml:space="preserve"> pour bien utiliser les balises </w:t>
+                </w:r>
+                <w:proofErr w:type="spellStart"/>
+                <w:r>
+                  <w:rPr>
+                    <w:rFonts w:cstheme="minorHAnsi"/>
+                    <w:b/>
+                    <w:color w:val="404040" w:themeColor="text1" w:themeTint="BF"/>
+                  </w:rPr>
+                  <w:t>meta</w:t>
+                </w:r>
+                <w:proofErr w:type="spellEnd"/>
+                <w:r>
+                  <w:rPr>
+                    <w:rFonts w:cstheme="minorHAnsi"/>
+                    <w:b/>
+                    <w:color w:val="404040" w:themeColor="text1" w:themeTint="BF"/>
+                  </w:rPr>
+                  <w:t xml:space="preserve"> et améliorer l’accessibilité.</w:t>
                 </w:r>
                 <w:r>
                   <w:rPr>
@@ -10798,7 +11825,25 @@
                     <w:b/>
                     <w:color w:val="404040" w:themeColor="text1" w:themeTint="BF"/>
                   </w:rPr>
-                  <w:t>Enfin, j’ai testé les performances et le référencement (SEO) avec Lighthouse.</w:t>
+                  <w:t xml:space="preserve">Enfin, j’ai testé les performances et le référencement (SEO) avec </w:t>
+                </w:r>
+                <w:proofErr w:type="spellStart"/>
+                <w:r>
+                  <w:rPr>
+                    <w:rFonts w:cstheme="minorHAnsi"/>
+                    <w:b/>
+                    <w:color w:val="404040" w:themeColor="text1" w:themeTint="BF"/>
+                  </w:rPr>
+                  <w:t>Lighthouse</w:t>
+                </w:r>
+                <w:proofErr w:type="spellEnd"/>
+                <w:r>
+                  <w:rPr>
+                    <w:rFonts w:cstheme="minorHAnsi"/>
+                    <w:b/>
+                    <w:color w:val="404040" w:themeColor="text1" w:themeTint="BF"/>
+                  </w:rPr>
+                  <w:t>.</w:t>
                 </w:r>
               </w:p>
             </w:tc>
@@ -11061,6 +12106,7 @@
               </w:rPr>
               <w:t xml:space="preserve">Nom de l’entreprise, organisme ou </w:t>
             </w:r>
+            <w:proofErr w:type="gramStart"/>
             <w:r>
               <w:rPr>
                 <w:rFonts w:cstheme="minorHAnsi"/>
@@ -11088,6 +12134,7 @@
               </w:rPr>
               <w:t></w:t>
             </w:r>
+            <w:proofErr w:type="gramEnd"/>
           </w:p>
         </w:tc>
         <w:sdt>
@@ -11478,6 +12525,7 @@
                 <w:color w:val="404040" w:themeColor="text1" w:themeTint="BF"/>
               </w:rPr>
             </w:pPr>
+            <w:proofErr w:type="gramStart"/>
             <w:r>
               <w:rPr>
                 <w:rFonts w:cstheme="minorHAnsi"/>
@@ -11486,6 +12534,7 @@
               </w:rPr>
               <w:t>au</w:t>
             </w:r>
+            <w:proofErr w:type="gramEnd"/>
           </w:p>
         </w:tc>
         <w:sdt>
@@ -11692,6 +12741,36 @@
                     <w:pPr>
                       <w:spacing w:before="120"/>
                       <w:rPr>
+                        <w:rFonts w:ascii="Segoe UI Emoji" w:hAnsi="Segoe UI Emoji" w:cs="Segoe UI Emoji"/>
+                        <w:b/>
+                        <w:color w:val="404040" w:themeColor="text1" w:themeTint="BF"/>
+                      </w:rPr>
+                    </w:pPr>
+                    <w:hyperlink r:id="rId24" w:history="1">
+                      <w:r>
+                        <w:rPr>
+                          <w:rStyle w:val="Lienhypertexte"/>
+                          <w:rFonts w:ascii="Segoe UI Emoji" w:hAnsi="Segoe UI Emoji" w:cs="Segoe UI Emoji"/>
+                          <w:b/>
+                        </w:rPr>
+                        <w:t>https://github.com/malygina777/SymfonyToDo.git</w:t>
+                      </w:r>
+                    </w:hyperlink>
+                  </w:p>
+                  <w:p>
+                    <w:pPr>
+                      <w:spacing w:before="120"/>
+                      <w:rPr>
+                        <w:rFonts w:ascii="Segoe UI Emoji" w:hAnsi="Segoe UI Emoji" w:cs="Segoe UI Emoji"/>
+                        <w:b/>
+                        <w:color w:val="404040" w:themeColor="text1" w:themeTint="BF"/>
+                      </w:rPr>
+                    </w:pPr>
+                  </w:p>
+                  <w:p>
+                    <w:pPr>
+                      <w:spacing w:before="120"/>
+                      <w:rPr>
                         <w:rFonts w:cstheme="minorHAnsi"/>
                         <w:b/>
                         <w:color w:val="404040" w:themeColor="text1" w:themeTint="BF"/>
@@ -11699,12 +12778,34 @@
                     </w:pPr>
                     <w:r>
                       <w:rPr>
-                        <w:rFonts w:ascii="Segoe UI Emoji" w:hAnsi="Segoe UI Emoji" w:cs="Segoe UI Emoji"/>
+                        <w:rFonts w:cstheme="minorHAnsi"/>
                         <w:b/>
                         <w:color w:val="404040" w:themeColor="text1" w:themeTint="BF"/>
                       </w:rPr>
-                      <w:t>https://github.com/malygina777/SymfonyToDo.git</w:t>
+                      <w:t>Le site est déployé sur un serveur distant et peut être consulté à l’adresse suivante :</w:t>
                     </w:r>
+                  </w:p>
+                  <w:p>
+                    <w:pPr>
+                      <w:spacing w:before="120"/>
+                      <w:rPr>
+                        <w:rFonts w:cstheme="minorHAnsi"/>
+                        <w:b/>
+                        <w:bCs/>
+                        <w:color w:val="404040" w:themeColor="text1" w:themeTint="BF"/>
+                      </w:rPr>
+                    </w:pPr>
+                    <w:hyperlink r:id="rId25" w:history="1">
+                      <w:r>
+                        <w:rPr>
+                          <w:rStyle w:val="Lienhypertexte"/>
+                          <w:rFonts w:asciiTheme="minorHAnsi" w:hAnsiTheme="minorHAnsi" w:cstheme="minorHAnsi"/>
+                          <w:b/>
+                          <w:bCs/>
+                        </w:rPr>
+                        <w:t>https://symfonytodolist.alwaysdata.net</w:t>
+                      </w:r>
+                    </w:hyperlink>
                   </w:p>
                 </w:tc>
               </w:sdtContent>
@@ -11713,14 +12814,6 @@
         </w:sdt>
       </w:tr>
     </w:tbl>
-    <w:p>
-      <w:pPr>
-        <w:rPr>
-          <w:rFonts w:cstheme="minorHAnsi"/>
-          <w:color w:val="404040" w:themeColor="text1" w:themeTint="BF"/>
-        </w:rPr>
-      </w:pPr>
-    </w:p>
     <w:p>
       <w:pPr>
         <w:rPr>
@@ -11931,7 +13024,29 @@
                     <w:sz w:val="24"/>
                     <w:szCs w:val="24"/>
                   </w:rPr>
-                  <w:t>Développer la partie front-end d’une application web ou web mobile sécurisée</w:t>
+                  <w:t xml:space="preserve">Développer la partie </w:t>
+                </w:r>
+                <w:proofErr w:type="spellStart"/>
+                <w:r>
+                  <w:rPr>
+                    <w:rFonts w:cstheme="minorHAnsi"/>
+                    <w:b/>
+                    <w:color w:val="404040" w:themeColor="text1" w:themeTint="BF"/>
+                    <w:sz w:val="24"/>
+                    <w:szCs w:val="24"/>
+                  </w:rPr>
+                  <w:t>front-end</w:t>
+                </w:r>
+                <w:proofErr w:type="spellEnd"/>
+                <w:r>
+                  <w:rPr>
+                    <w:rFonts w:cstheme="minorHAnsi"/>
+                    <w:b/>
+                    <w:color w:val="404040" w:themeColor="text1" w:themeTint="BF"/>
+                    <w:sz w:val="24"/>
+                    <w:szCs w:val="24"/>
+                  </w:rPr>
+                  <w:t xml:space="preserve"> d’une application web ou web mobile sécurisée</w:t>
                 </w:r>
               </w:p>
             </w:tc>
@@ -12204,7 +13319,7 @@
                               <pic:cNvPicPr/>
                             </pic:nvPicPr>
                             <pic:blipFill>
-                              <a:blip r:embed="rId20">
+                              <a:blip r:embed="rId26">
                                 <a:extLst>
                                   <a:ext uri="{28A0092B-C50C-407E-A947-70E740481C1C}">
                                     <a14:useLocalDpi xmlns:a14="http://schemas.microsoft.com/office/drawing/2010/main" val="0"/>
@@ -12358,7 +13473,27 @@
                     <w:color w:val="404040" w:themeColor="text1" w:themeTint="BF"/>
                     <w:highlight w:val="yellow"/>
                   </w:rPr>
-                  <w:t>(lignes 1–6)</w:t>
+                  <w:t>(</w:t>
+                </w:r>
+                <w:proofErr w:type="gramStart"/>
+                <w:r>
+                  <w:rPr>
+                    <w:rFonts w:cstheme="minorHAnsi"/>
+                    <w:b/>
+                    <w:color w:val="404040" w:themeColor="text1" w:themeTint="BF"/>
+                    <w:highlight w:val="yellow"/>
+                  </w:rPr>
+                  <w:t>lignes</w:t>
+                </w:r>
+                <w:proofErr w:type="gramEnd"/>
+                <w:r>
+                  <w:rPr>
+                    <w:rFonts w:cstheme="minorHAnsi"/>
+                    <w:b/>
+                    <w:color w:val="404040" w:themeColor="text1" w:themeTint="BF"/>
+                    <w:highlight w:val="yellow"/>
+                  </w:rPr>
+                  <w:t xml:space="preserve"> 1–6)</w:t>
                 </w:r>
               </w:p>
               <w:p>
@@ -12376,7 +13511,25 @@
                     <w:b/>
                     <w:color w:val="404040" w:themeColor="text1" w:themeTint="BF"/>
                   </w:rPr>
-                  <w:t xml:space="preserve"> • DOMContentLoaded : le script démarre quand toute la page HTML est chargée.</w:t>
+                  <w:t xml:space="preserve"> • </w:t>
+                </w:r>
+                <w:proofErr w:type="spellStart"/>
+                <w:r>
+                  <w:rPr>
+                    <w:rFonts w:cstheme="minorHAnsi"/>
+                    <w:b/>
+                    <w:color w:val="404040" w:themeColor="text1" w:themeTint="BF"/>
+                  </w:rPr>
+                  <w:t>DOMContentLoaded</w:t>
+                </w:r>
+                <w:proofErr w:type="spellEnd"/>
+                <w:r>
+                  <w:rPr>
+                    <w:rFonts w:cstheme="minorHAnsi"/>
+                    <w:b/>
+                    <w:color w:val="404040" w:themeColor="text1" w:themeTint="BF"/>
+                  </w:rPr>
+                  <w:t xml:space="preserve"> : le script démarre quand toute la page HTML est chargée.</w:t>
                 </w:r>
               </w:p>
               <w:p>
@@ -12394,7 +13547,81 @@
                     <w:b/>
                     <w:color w:val="404040" w:themeColor="text1" w:themeTint="BF"/>
                   </w:rPr>
-                  <w:t xml:space="preserve"> • columns = document.querySelectorAll('.kanban-cards') : je récupère toutes les colonnes du tableau Kanban.</w:t>
+                  <w:t xml:space="preserve"> • </w:t>
+                </w:r>
+                <w:proofErr w:type="spellStart"/>
+                <w:r>
+                  <w:rPr>
+                    <w:rFonts w:cstheme="minorHAnsi"/>
+                    <w:b/>
+                    <w:color w:val="404040" w:themeColor="text1" w:themeTint="BF"/>
+                  </w:rPr>
+                  <w:t>columns</w:t>
+                </w:r>
+                <w:proofErr w:type="spellEnd"/>
+                <w:r>
+                  <w:rPr>
+                    <w:rFonts w:cstheme="minorHAnsi"/>
+                    <w:b/>
+                    <w:color w:val="404040" w:themeColor="text1" w:themeTint="BF"/>
+                  </w:rPr>
+                  <w:t xml:space="preserve"> = </w:t>
+                </w:r>
+                <w:proofErr w:type="spellStart"/>
+                <w:proofErr w:type="gramStart"/>
+                <w:r>
+                  <w:rPr>
+                    <w:rFonts w:cstheme="minorHAnsi"/>
+                    <w:b/>
+                    <w:color w:val="404040" w:themeColor="text1" w:themeTint="BF"/>
+                  </w:rPr>
+                  <w:t>document.querySelectorAll</w:t>
+                </w:r>
+                <w:proofErr w:type="spellEnd"/>
+                <w:proofErr w:type="gramEnd"/>
+                <w:r>
+                  <w:rPr>
+                    <w:rFonts w:cstheme="minorHAnsi"/>
+                    <w:b/>
+                    <w:color w:val="404040" w:themeColor="text1" w:themeTint="BF"/>
+                  </w:rPr>
+                  <w:t>(</w:t>
+                </w:r>
+                <w:proofErr w:type="gramStart"/>
+                <w:r>
+                  <w:rPr>
+                    <w:rFonts w:cstheme="minorHAnsi"/>
+                    <w:b/>
+                    <w:color w:val="404040" w:themeColor="text1" w:themeTint="BF"/>
+                  </w:rPr>
+                  <w:t>'.kanban</w:t>
+                </w:r>
+                <w:proofErr w:type="gramEnd"/>
+                <w:r>
+                  <w:rPr>
+                    <w:rFonts w:cstheme="minorHAnsi"/>
+                    <w:b/>
+                    <w:color w:val="404040" w:themeColor="text1" w:themeTint="BF"/>
+                  </w:rPr>
+                  <w:t>-</w:t>
+                </w:r>
+                <w:proofErr w:type="spellStart"/>
+                <w:r>
+                  <w:rPr>
+                    <w:rFonts w:cstheme="minorHAnsi"/>
+                    <w:b/>
+                    <w:color w:val="404040" w:themeColor="text1" w:themeTint="BF"/>
+                  </w:rPr>
+                  <w:t>cards</w:t>
+                </w:r>
+                <w:proofErr w:type="spellEnd"/>
+                <w:r>
+                  <w:rPr>
+                    <w:rFonts w:cstheme="minorHAnsi"/>
+                    <w:b/>
+                    <w:color w:val="404040" w:themeColor="text1" w:themeTint="BF"/>
+                  </w:rPr>
+                  <w:t>') : je récupère toutes les colonnes du tableau Kanban.</w:t>
                 </w:r>
               </w:p>
               <w:p>
@@ -12412,7 +13639,43 @@
                     <w:b/>
                     <w:color w:val="404040" w:themeColor="text1" w:themeTint="BF"/>
                   </w:rPr>
-                  <w:t xml:space="preserve"> • dragged = null : cette variable garde en mémoire la carte qu’on est en train de déplacer.</w:t>
+                  <w:t xml:space="preserve"> • </w:t>
+                </w:r>
+                <w:proofErr w:type="spellStart"/>
+                <w:r>
+                  <w:rPr>
+                    <w:rFonts w:cstheme="minorHAnsi"/>
+                    <w:b/>
+                    <w:color w:val="404040" w:themeColor="text1" w:themeTint="BF"/>
+                  </w:rPr>
+                  <w:t>dragged</w:t>
+                </w:r>
+                <w:proofErr w:type="spellEnd"/>
+                <w:r>
+                  <w:rPr>
+                    <w:rFonts w:cstheme="minorHAnsi"/>
+                    <w:b/>
+                    <w:color w:val="404040" w:themeColor="text1" w:themeTint="BF"/>
+                  </w:rPr>
+                  <w:t xml:space="preserve"> = </w:t>
+                </w:r>
+                <w:proofErr w:type="spellStart"/>
+                <w:r>
+                  <w:rPr>
+                    <w:rFonts w:cstheme="minorHAnsi"/>
+                    <w:b/>
+                    <w:color w:val="404040" w:themeColor="text1" w:themeTint="BF"/>
+                  </w:rPr>
+                  <w:t>null</w:t>
+                </w:r>
+                <w:proofErr w:type="spellEnd"/>
+                <w:r>
+                  <w:rPr>
+                    <w:rFonts w:cstheme="minorHAnsi"/>
+                    <w:b/>
+                    <w:color w:val="404040" w:themeColor="text1" w:themeTint="BF"/>
+                  </w:rPr>
+                  <w:t xml:space="preserve"> : cette variable garde en mémoire la carte qu’on est en train de déplacer.</w:t>
                 </w:r>
               </w:p>
               <w:p>
@@ -12478,13 +13741,61 @@
                     <w:color w:val="404040" w:themeColor="text1" w:themeTint="BF"/>
                   </w:rPr>
                 </w:pPr>
-                <w:r>
-                  <w:rPr>
-                    <w:rFonts w:cstheme="minorHAnsi"/>
-                    <w:b/>
-                    <w:color w:val="404040" w:themeColor="text1" w:themeTint="BF"/>
-                  </w:rPr>
-                  <w:t xml:space="preserve">applyDotColor(task, colKey) </w:t>
+                <w:proofErr w:type="spellStart"/>
+                <w:proofErr w:type="gramStart"/>
+                <w:r>
+                  <w:rPr>
+                    <w:rFonts w:cstheme="minorHAnsi"/>
+                    <w:b/>
+                    <w:color w:val="404040" w:themeColor="text1" w:themeTint="BF"/>
+                  </w:rPr>
+                  <w:t>applyDotColor</w:t>
+                </w:r>
+                <w:proofErr w:type="spellEnd"/>
+                <w:r>
+                  <w:rPr>
+                    <w:rFonts w:cstheme="minorHAnsi"/>
+                    <w:b/>
+                    <w:color w:val="404040" w:themeColor="text1" w:themeTint="BF"/>
+                  </w:rPr>
+                  <w:t>(</w:t>
+                </w:r>
+                <w:proofErr w:type="spellStart"/>
+                <w:proofErr w:type="gramEnd"/>
+                <w:r>
+                  <w:rPr>
+                    <w:rFonts w:cstheme="minorHAnsi"/>
+                    <w:b/>
+                    <w:color w:val="404040" w:themeColor="text1" w:themeTint="BF"/>
+                  </w:rPr>
+                  <w:t>task</w:t>
+                </w:r>
+                <w:proofErr w:type="spellEnd"/>
+                <w:r>
+                  <w:rPr>
+                    <w:rFonts w:cstheme="minorHAnsi"/>
+                    <w:b/>
+                    <w:color w:val="404040" w:themeColor="text1" w:themeTint="BF"/>
+                  </w:rPr>
+                  <w:t xml:space="preserve">, </w:t>
+                </w:r>
+                <w:proofErr w:type="spellStart"/>
+                <w:r>
+                  <w:rPr>
+                    <w:rFonts w:cstheme="minorHAnsi"/>
+                    <w:b/>
+                    <w:color w:val="404040" w:themeColor="text1" w:themeTint="BF"/>
+                  </w:rPr>
+                  <w:t>colKey</w:t>
+                </w:r>
+                <w:proofErr w:type="spellEnd"/>
+                <w:r>
+                  <w:rPr>
+                    <w:rFonts w:cstheme="minorHAnsi"/>
+                    <w:b/>
+                    <w:color w:val="404040" w:themeColor="text1" w:themeTint="BF"/>
+                  </w:rPr>
+                  <w:t xml:space="preserve">) </w:t>
                 </w:r>
                 <w:r>
                   <w:rPr>
@@ -12529,7 +13840,61 @@
                     <w:b/>
                     <w:color w:val="404040" w:themeColor="text1" w:themeTint="BF"/>
                   </w:rPr>
-                  <w:t xml:space="preserve"> • Elle enlève les anciennes couleurs et ajoute la nouvelle, selon la colonne (todo, doing, done, urgent).</w:t>
+                  <w:t xml:space="preserve"> • Elle enlève les anciennes couleurs et ajoute la nouvelle, selon la colonne (</w:t>
+                </w:r>
+                <w:proofErr w:type="spellStart"/>
+                <w:r>
+                  <w:rPr>
+                    <w:rFonts w:cstheme="minorHAnsi"/>
+                    <w:b/>
+                    <w:color w:val="404040" w:themeColor="text1" w:themeTint="BF"/>
+                  </w:rPr>
+                  <w:t>todo</w:t>
+                </w:r>
+                <w:proofErr w:type="spellEnd"/>
+                <w:r>
+                  <w:rPr>
+                    <w:rFonts w:cstheme="minorHAnsi"/>
+                    <w:b/>
+                    <w:color w:val="404040" w:themeColor="text1" w:themeTint="BF"/>
+                  </w:rPr>
+                  <w:t xml:space="preserve">, </w:t>
+                </w:r>
+                <w:proofErr w:type="spellStart"/>
+                <w:r>
+                  <w:rPr>
+                    <w:rFonts w:cstheme="minorHAnsi"/>
+                    <w:b/>
+                    <w:color w:val="404040" w:themeColor="text1" w:themeTint="BF"/>
+                  </w:rPr>
+                  <w:t>doing</w:t>
+                </w:r>
+                <w:proofErr w:type="spellEnd"/>
+                <w:r>
+                  <w:rPr>
+                    <w:rFonts w:cstheme="minorHAnsi"/>
+                    <w:b/>
+                    <w:color w:val="404040" w:themeColor="text1" w:themeTint="BF"/>
+                  </w:rPr>
+                  <w:t xml:space="preserve">, </w:t>
+                </w:r>
+                <w:proofErr w:type="spellStart"/>
+                <w:r>
+                  <w:rPr>
+                    <w:rFonts w:cstheme="minorHAnsi"/>
+                    <w:b/>
+                    <w:color w:val="404040" w:themeColor="text1" w:themeTint="BF"/>
+                  </w:rPr>
+                  <w:t>done</w:t>
+                </w:r>
+                <w:proofErr w:type="spellEnd"/>
+                <w:r>
+                  <w:rPr>
+                    <w:rFonts w:cstheme="minorHAnsi"/>
+                    <w:b/>
+                    <w:color w:val="404040" w:themeColor="text1" w:themeTint="BF"/>
+                  </w:rPr>
+                  <w:t>, urgent).</w:t>
                 </w:r>
               </w:p>
               <w:p>
@@ -12595,13 +13960,33 @@
                     <w:color w:val="404040" w:themeColor="text1" w:themeTint="BF"/>
                   </w:rPr>
                 </w:pPr>
-                <w:r>
-                  <w:rPr>
-                    <w:rFonts w:cstheme="minorHAnsi"/>
-                    <w:b/>
-                    <w:color w:val="404040" w:themeColor="text1" w:themeTint="BF"/>
-                  </w:rPr>
-                  <w:t xml:space="preserve">bindDraggableCards() </w:t>
+                <w:proofErr w:type="spellStart"/>
+                <w:proofErr w:type="gramStart"/>
+                <w:r>
+                  <w:rPr>
+                    <w:rFonts w:cstheme="minorHAnsi"/>
+                    <w:b/>
+                    <w:color w:val="404040" w:themeColor="text1" w:themeTint="BF"/>
+                  </w:rPr>
+                  <w:t>bindDraggableCards</w:t>
+                </w:r>
+                <w:proofErr w:type="spellEnd"/>
+                <w:r>
+                  <w:rPr>
+                    <w:rFonts w:cstheme="minorHAnsi"/>
+                    <w:b/>
+                    <w:color w:val="404040" w:themeColor="text1" w:themeTint="BF"/>
+                  </w:rPr>
+                  <w:t>(</w:t>
+                </w:r>
+                <w:proofErr w:type="gramEnd"/>
+                <w:r>
+                  <w:rPr>
+                    <w:rFonts w:cstheme="minorHAnsi"/>
+                    <w:b/>
+                    <w:color w:val="404040" w:themeColor="text1" w:themeTint="BF"/>
+                  </w:rPr>
+                  <w:t xml:space="preserve">) </w:t>
                 </w:r>
                 <w:r>
                   <w:rPr>
@@ -12664,7 +14049,43 @@
                     <w:b/>
                     <w:color w:val="404040" w:themeColor="text1" w:themeTint="BF"/>
                   </w:rPr>
-                  <w:t xml:space="preserve"> • Je sélectionne toutes les cartes .kanban-card.</w:t>
+                  <w:t xml:space="preserve"> • Je sélectionne toutes les </w:t>
+                </w:r>
+                <w:proofErr w:type="gramStart"/>
+                <w:r>
+                  <w:rPr>
+                    <w:rFonts w:cstheme="minorHAnsi"/>
+                    <w:b/>
+                    <w:color w:val="404040" w:themeColor="text1" w:themeTint="BF"/>
+                  </w:rPr>
+                  <w:t>cartes .kanban</w:t>
+                </w:r>
+                <w:proofErr w:type="gramEnd"/>
+                <w:r>
+                  <w:rPr>
+                    <w:rFonts w:cstheme="minorHAnsi"/>
+                    <w:b/>
+                    <w:color w:val="404040" w:themeColor="text1" w:themeTint="BF"/>
+                  </w:rPr>
+                  <w:t>-</w:t>
+                </w:r>
+                <w:proofErr w:type="spellStart"/>
+                <w:r>
+                  <w:rPr>
+                    <w:rFonts w:cstheme="minorHAnsi"/>
+                    <w:b/>
+                    <w:color w:val="404040" w:themeColor="text1" w:themeTint="BF"/>
+                  </w:rPr>
+                  <w:t>card</w:t>
+                </w:r>
+                <w:proofErr w:type="spellEnd"/>
+                <w:r>
+                  <w:rPr>
+                    <w:rFonts w:cstheme="minorHAnsi"/>
+                    <w:b/>
+                    <w:color w:val="404040" w:themeColor="text1" w:themeTint="BF"/>
+                  </w:rPr>
+                  <w:t>.</w:t>
                 </w:r>
               </w:p>
               <w:p>
@@ -12682,7 +14103,71 @@
                     <w:b/>
                     <w:color w:val="404040" w:themeColor="text1" w:themeTint="BF"/>
                   </w:rPr>
-                  <w:t xml:space="preserve"> • setAttribute('draggable', 'true') : j’active la fonction de glisser-déposer du navigateur.</w:t>
+                  <w:t xml:space="preserve"> • </w:t>
+                </w:r>
+                <w:proofErr w:type="spellStart"/>
+                <w:proofErr w:type="gramStart"/>
+                <w:r>
+                  <w:rPr>
+                    <w:rFonts w:cstheme="minorHAnsi"/>
+                    <w:b/>
+                    <w:color w:val="404040" w:themeColor="text1" w:themeTint="BF"/>
+                  </w:rPr>
+                  <w:t>setAttribute</w:t>
+                </w:r>
+                <w:proofErr w:type="spellEnd"/>
+                <w:r>
+                  <w:rPr>
+                    <w:rFonts w:cstheme="minorHAnsi"/>
+                    <w:b/>
+                    <w:color w:val="404040" w:themeColor="text1" w:themeTint="BF"/>
+                  </w:rPr>
+                  <w:t>(</w:t>
+                </w:r>
+                <w:proofErr w:type="gramEnd"/>
+                <w:r>
+                  <w:rPr>
+                    <w:rFonts w:cstheme="minorHAnsi"/>
+                    <w:b/>
+                    <w:color w:val="404040" w:themeColor="text1" w:themeTint="BF"/>
+                  </w:rPr>
+                  <w:t>'</w:t>
+                </w:r>
+                <w:proofErr w:type="spellStart"/>
+                <w:r>
+                  <w:rPr>
+                    <w:rFonts w:cstheme="minorHAnsi"/>
+                    <w:b/>
+                    <w:color w:val="404040" w:themeColor="text1" w:themeTint="BF"/>
+                  </w:rPr>
+                  <w:t>draggable</w:t>
+                </w:r>
+                <w:proofErr w:type="spellEnd"/>
+                <w:r>
+                  <w:rPr>
+                    <w:rFonts w:cstheme="minorHAnsi"/>
+                    <w:b/>
+                    <w:color w:val="404040" w:themeColor="text1" w:themeTint="BF"/>
+                  </w:rPr>
+                  <w:t>', '</w:t>
+                </w:r>
+                <w:proofErr w:type="spellStart"/>
+                <w:r>
+                  <w:rPr>
+                    <w:rFonts w:cstheme="minorHAnsi"/>
+                    <w:b/>
+                    <w:color w:val="404040" w:themeColor="text1" w:themeTint="BF"/>
+                  </w:rPr>
+                  <w:t>true</w:t>
+                </w:r>
+                <w:proofErr w:type="spellEnd"/>
+                <w:r>
+                  <w:rPr>
+                    <w:rFonts w:cstheme="minorHAnsi"/>
+                    <w:b/>
+                    <w:color w:val="404040" w:themeColor="text1" w:themeTint="BF"/>
+                  </w:rPr>
+                  <w:t>') : j’active la fonction de glisser-déposer du navigateur.</w:t>
                 </w:r>
               </w:p>
               <w:p>
@@ -12700,7 +14185,25 @@
                     <w:b/>
                     <w:color w:val="404040" w:themeColor="text1" w:themeTint="BF"/>
                   </w:rPr>
-                  <w:t xml:space="preserve"> • Événement dragstart :</w:t>
+                  <w:t xml:space="preserve"> • Événement </w:t>
+                </w:r>
+                <w:proofErr w:type="spellStart"/>
+                <w:r>
+                  <w:rPr>
+                    <w:rFonts w:cstheme="minorHAnsi"/>
+                    <w:b/>
+                    <w:color w:val="404040" w:themeColor="text1" w:themeTint="BF"/>
+                  </w:rPr>
+                  <w:t>dragstart</w:t>
+                </w:r>
+                <w:proofErr w:type="spellEnd"/>
+                <w:r>
+                  <w:rPr>
+                    <w:rFonts w:cstheme="minorHAnsi"/>
+                    <w:b/>
+                    <w:color w:val="404040" w:themeColor="text1" w:themeTint="BF"/>
+                  </w:rPr>
+                  <w:t xml:space="preserve"> :</w:t>
                 </w:r>
               </w:p>
               <w:p>
@@ -12718,7 +14221,25 @@
                     <w:b/>
                     <w:color w:val="404040" w:themeColor="text1" w:themeTint="BF"/>
                   </w:rPr>
-                  <w:t xml:space="preserve"> • Je garde la carte dans la variable dragged.</w:t>
+                  <w:t xml:space="preserve"> • Je garde la carte dans la variable </w:t>
+                </w:r>
+                <w:proofErr w:type="spellStart"/>
+                <w:r>
+                  <w:rPr>
+                    <w:rFonts w:cstheme="minorHAnsi"/>
+                    <w:b/>
+                    <w:color w:val="404040" w:themeColor="text1" w:themeTint="BF"/>
+                  </w:rPr>
+                  <w:t>dragged</w:t>
+                </w:r>
+                <w:proofErr w:type="spellEnd"/>
+                <w:r>
+                  <w:rPr>
+                    <w:rFonts w:cstheme="minorHAnsi"/>
+                    <w:b/>
+                    <w:color w:val="404040" w:themeColor="text1" w:themeTint="BF"/>
+                  </w:rPr>
+                  <w:t>.</w:t>
                 </w:r>
               </w:p>
               <w:p>
@@ -12736,7 +14257,25 @@
                     <w:b/>
                     <w:color w:val="404040" w:themeColor="text1" w:themeTint="BF"/>
                   </w:rPr>
-                  <w:t xml:space="preserve"> • J’ajoute une classe dragging (pour la mettre en surbrillance).</w:t>
+                  <w:t xml:space="preserve"> • J’ajoute une classe </w:t>
+                </w:r>
+                <w:proofErr w:type="spellStart"/>
+                <w:r>
+                  <w:rPr>
+                    <w:rFonts w:cstheme="minorHAnsi"/>
+                    <w:b/>
+                    <w:color w:val="404040" w:themeColor="text1" w:themeTint="BF"/>
+                  </w:rPr>
+                  <w:t>dragging</w:t>
+                </w:r>
+                <w:proofErr w:type="spellEnd"/>
+                <w:r>
+                  <w:rPr>
+                    <w:rFonts w:cstheme="minorHAnsi"/>
+                    <w:b/>
+                    <w:color w:val="404040" w:themeColor="text1" w:themeTint="BF"/>
+                  </w:rPr>
+                  <w:t xml:space="preserve"> (pour la mettre en surbrillance).</w:t>
                 </w:r>
               </w:p>
               <w:p>
@@ -12754,7 +14293,25 @@
                     <w:b/>
                     <w:color w:val="404040" w:themeColor="text1" w:themeTint="BF"/>
                   </w:rPr>
-                  <w:t xml:space="preserve"> • Je garde aussi son id dans la mémoire du navigateur (dataTransfer).</w:t>
+                  <w:t xml:space="preserve"> • Je garde aussi son id dans la mémoire du navigateur (</w:t>
+                </w:r>
+                <w:proofErr w:type="spellStart"/>
+                <w:r>
+                  <w:rPr>
+                    <w:rFonts w:cstheme="minorHAnsi"/>
+                    <w:b/>
+                    <w:color w:val="404040" w:themeColor="text1" w:themeTint="BF"/>
+                  </w:rPr>
+                  <w:t>dataTransfer</w:t>
+                </w:r>
+                <w:proofErr w:type="spellEnd"/>
+                <w:r>
+                  <w:rPr>
+                    <w:rFonts w:cstheme="minorHAnsi"/>
+                    <w:b/>
+                    <w:color w:val="404040" w:themeColor="text1" w:themeTint="BF"/>
+                  </w:rPr>
+                  <w:t>).</w:t>
                 </w:r>
               </w:p>
               <w:p>
@@ -12772,7 +14329,25 @@
                     <w:b/>
                     <w:color w:val="404040" w:themeColor="text1" w:themeTint="BF"/>
                   </w:rPr>
-                  <w:t xml:space="preserve"> • Événement dragend :</w:t>
+                  <w:t xml:space="preserve"> • Événement </w:t>
+                </w:r>
+                <w:proofErr w:type="spellStart"/>
+                <w:r>
+                  <w:rPr>
+                    <w:rFonts w:cstheme="minorHAnsi"/>
+                    <w:b/>
+                    <w:color w:val="404040" w:themeColor="text1" w:themeTint="BF"/>
+                  </w:rPr>
+                  <w:t>dragend</w:t>
+                </w:r>
+                <w:proofErr w:type="spellEnd"/>
+                <w:r>
+                  <w:rPr>
+                    <w:rFonts w:cstheme="minorHAnsi"/>
+                    <w:b/>
+                    <w:color w:val="404040" w:themeColor="text1" w:themeTint="BF"/>
+                  </w:rPr>
+                  <w:t xml:space="preserve"> :</w:t>
                 </w:r>
               </w:p>
               <w:p>
@@ -12790,7 +14365,25 @@
                     <w:b/>
                     <w:color w:val="404040" w:themeColor="text1" w:themeTint="BF"/>
                   </w:rPr>
-                  <w:t xml:space="preserve"> • Je retire la classe dragging.</w:t>
+                  <w:t xml:space="preserve"> • Je retire la classe </w:t>
+                </w:r>
+                <w:proofErr w:type="spellStart"/>
+                <w:r>
+                  <w:rPr>
+                    <w:rFonts w:cstheme="minorHAnsi"/>
+                    <w:b/>
+                    <w:color w:val="404040" w:themeColor="text1" w:themeTint="BF"/>
+                  </w:rPr>
+                  <w:t>dragging</w:t>
+                </w:r>
+                <w:proofErr w:type="spellEnd"/>
+                <w:r>
+                  <w:rPr>
+                    <w:rFonts w:cstheme="minorHAnsi"/>
+                    <w:b/>
+                    <w:color w:val="404040" w:themeColor="text1" w:themeTint="BF"/>
+                  </w:rPr>
+                  <w:t>.</w:t>
                 </w:r>
               </w:p>
               <w:p>
@@ -12808,7 +14401,43 @@
                     <w:b/>
                     <w:color w:val="404040" w:themeColor="text1" w:themeTint="BF"/>
                   </w:rPr>
-                  <w:t xml:space="preserve"> • Je remets dragged = null.</w:t>
+                  <w:t xml:space="preserve"> • Je remets </w:t>
+                </w:r>
+                <w:proofErr w:type="spellStart"/>
+                <w:r>
+                  <w:rPr>
+                    <w:rFonts w:cstheme="minorHAnsi"/>
+                    <w:b/>
+                    <w:color w:val="404040" w:themeColor="text1" w:themeTint="BF"/>
+                  </w:rPr>
+                  <w:t>dragged</w:t>
+                </w:r>
+                <w:proofErr w:type="spellEnd"/>
+                <w:r>
+                  <w:rPr>
+                    <w:rFonts w:cstheme="minorHAnsi"/>
+                    <w:b/>
+                    <w:color w:val="404040" w:themeColor="text1" w:themeTint="BF"/>
+                  </w:rPr>
+                  <w:t xml:space="preserve"> = </w:t>
+                </w:r>
+                <w:proofErr w:type="spellStart"/>
+                <w:r>
+                  <w:rPr>
+                    <w:rFonts w:cstheme="minorHAnsi"/>
+                    <w:b/>
+                    <w:color w:val="404040" w:themeColor="text1" w:themeTint="BF"/>
+                  </w:rPr>
+                  <w:t>null</w:t>
+                </w:r>
+                <w:proofErr w:type="spellEnd"/>
+                <w:r>
+                  <w:rPr>
+                    <w:rFonts w:cstheme="minorHAnsi"/>
+                    <w:b/>
+                    <w:color w:val="404040" w:themeColor="text1" w:themeTint="BF"/>
+                  </w:rPr>
+                  <w:t>.</w:t>
                 </w:r>
               </w:p>
               <w:p>
@@ -12826,7 +14455,35 @@
                     <w:b/>
                     <w:color w:val="404040" w:themeColor="text1" w:themeTint="BF"/>
                   </w:rPr>
-                  <w:t xml:space="preserve"> • Ensuite, j’appelle bindDraggableCards() pour que tout fonctionne dès le chargement.</w:t>
+                  <w:t xml:space="preserve"> • Ensuite, j’appelle </w:t>
+                </w:r>
+                <w:proofErr w:type="spellStart"/>
+                <w:proofErr w:type="gramStart"/>
+                <w:r>
+                  <w:rPr>
+                    <w:rFonts w:cstheme="minorHAnsi"/>
+                    <w:b/>
+                    <w:color w:val="404040" w:themeColor="text1" w:themeTint="BF"/>
+                  </w:rPr>
+                  <w:t>bindDraggableCards</w:t>
+                </w:r>
+                <w:proofErr w:type="spellEnd"/>
+                <w:r>
+                  <w:rPr>
+                    <w:rFonts w:cstheme="minorHAnsi"/>
+                    <w:b/>
+                    <w:color w:val="404040" w:themeColor="text1" w:themeTint="BF"/>
+                  </w:rPr>
+                  <w:t>(</w:t>
+                </w:r>
+                <w:proofErr w:type="gramEnd"/>
+                <w:r>
+                  <w:rPr>
+                    <w:rFonts w:cstheme="minorHAnsi"/>
+                    <w:b/>
+                    <w:color w:val="404040" w:themeColor="text1" w:themeTint="BF"/>
+                  </w:rPr>
+                  <w:t>) pour que tout fonctionne dès le chargement.</w:t>
                 </w:r>
               </w:p>
               <w:p>
@@ -12874,13 +14531,43 @@
                     <w:color w:val="404040" w:themeColor="text1" w:themeTint="BF"/>
                   </w:rPr>
                 </w:pPr>
-                <w:r>
-                  <w:rPr>
-                    <w:rFonts w:cstheme="minorHAnsi"/>
-                    <w:b/>
-                    <w:color w:val="404040" w:themeColor="text1" w:themeTint="BF"/>
-                  </w:rPr>
-                  <w:t xml:space="preserve">columns.forEach(… dragover …) </w:t>
+                <w:proofErr w:type="spellStart"/>
+                <w:proofErr w:type="gramStart"/>
+                <w:r>
+                  <w:rPr>
+                    <w:rFonts w:cstheme="minorHAnsi"/>
+                    <w:b/>
+                    <w:color w:val="404040" w:themeColor="text1" w:themeTint="BF"/>
+                  </w:rPr>
+                  <w:t>columns.forEach</w:t>
+                </w:r>
+                <w:proofErr w:type="spellEnd"/>
+                <w:proofErr w:type="gramEnd"/>
+                <w:r>
+                  <w:rPr>
+                    <w:rFonts w:cstheme="minorHAnsi"/>
+                    <w:b/>
+                    <w:color w:val="404040" w:themeColor="text1" w:themeTint="BF"/>
+                  </w:rPr>
+                  <w:t xml:space="preserve">(… </w:t>
+                </w:r>
+                <w:proofErr w:type="spellStart"/>
+                <w:r>
+                  <w:rPr>
+                    <w:rFonts w:cstheme="minorHAnsi"/>
+                    <w:b/>
+                    <w:color w:val="404040" w:themeColor="text1" w:themeTint="BF"/>
+                  </w:rPr>
+                  <w:t>dragover</w:t>
+                </w:r>
+                <w:proofErr w:type="spellEnd"/>
+                <w:r>
+                  <w:rPr>
+                    <w:rFonts w:cstheme="minorHAnsi"/>
+                    <w:b/>
+                    <w:color w:val="404040" w:themeColor="text1" w:themeTint="BF"/>
+                  </w:rPr>
+                  <w:t xml:space="preserve"> …) </w:t>
                 </w:r>
                 <w:r>
                   <w:rPr>
@@ -12907,7 +14594,25 @@
                     <w:b/>
                     <w:color w:val="404040" w:themeColor="text1" w:themeTint="BF"/>
                   </w:rPr>
-                  <w:t xml:space="preserve"> • Pour chaque colonne, j’ajoute un écouteur dragover.</w:t>
+                  <w:t xml:space="preserve"> • Pour chaque colonne, j’ajoute un écouteur </w:t>
+                </w:r>
+                <w:proofErr w:type="spellStart"/>
+                <w:r>
+                  <w:rPr>
+                    <w:rFonts w:cstheme="minorHAnsi"/>
+                    <w:b/>
+                    <w:color w:val="404040" w:themeColor="text1" w:themeTint="BF"/>
+                  </w:rPr>
+                  <w:t>dragover</w:t>
+                </w:r>
+                <w:proofErr w:type="spellEnd"/>
+                <w:r>
+                  <w:rPr>
+                    <w:rFonts w:cstheme="minorHAnsi"/>
+                    <w:b/>
+                    <w:color w:val="404040" w:themeColor="text1" w:themeTint="BF"/>
+                  </w:rPr>
+                  <w:t>.</w:t>
                 </w:r>
               </w:p>
               <w:p>
@@ -12925,7 +14630,27 @@
                     <w:b/>
                     <w:color w:val="404040" w:themeColor="text1" w:themeTint="BF"/>
                   </w:rPr>
-                  <w:t xml:space="preserve"> • e.preventDefault() est obligatoire, sinon le navigateur n’autorise pas le dépôt.</w:t>
+                  <w:t xml:space="preserve"> • </w:t>
+                </w:r>
+                <w:proofErr w:type="spellStart"/>
+                <w:proofErr w:type="gramStart"/>
+                <w:r>
+                  <w:rPr>
+                    <w:rFonts w:cstheme="minorHAnsi"/>
+                    <w:b/>
+                    <w:color w:val="404040" w:themeColor="text1" w:themeTint="BF"/>
+                  </w:rPr>
+                  <w:t>e.preventDefault</w:t>
+                </w:r>
+                <w:proofErr w:type="spellEnd"/>
+                <w:proofErr w:type="gramEnd"/>
+                <w:r>
+                  <w:rPr>
+                    <w:rFonts w:cstheme="minorHAnsi"/>
+                    <w:b/>
+                    <w:color w:val="404040" w:themeColor="text1" w:themeTint="BF"/>
+                  </w:rPr>
+                  <w:t>() est obligatoire, sinon le navigateur n’autorise pas le dépôt.</w:t>
                 </w:r>
               </w:p>
               <w:p>
@@ -12944,7 +14669,45 @@
                     <w:color w:val="404040" w:themeColor="text1" w:themeTint="BF"/>
                   </w:rPr>
                   <w:lastRenderedPageBreak/>
-                  <w:t xml:space="preserve"> • Si une carte est déplacée, je fais col.appendChild(dragged) : la carte se place directement dans la nouvelle colonne, sans rechargement de la page.</w:t>
+                  <w:t xml:space="preserve"> • Si une carte est déplacée, je fais </w:t>
+                </w:r>
+                <w:proofErr w:type="spellStart"/>
+                <w:proofErr w:type="gramStart"/>
+                <w:r>
+                  <w:rPr>
+                    <w:rFonts w:cstheme="minorHAnsi"/>
+                    <w:b/>
+                    <w:color w:val="404040" w:themeColor="text1" w:themeTint="BF"/>
+                  </w:rPr>
+                  <w:t>col.appendChild</w:t>
+                </w:r>
+                <w:proofErr w:type="spellEnd"/>
+                <w:proofErr w:type="gramEnd"/>
+                <w:r>
+                  <w:rPr>
+                    <w:rFonts w:cstheme="minorHAnsi"/>
+                    <w:b/>
+                    <w:color w:val="404040" w:themeColor="text1" w:themeTint="BF"/>
+                  </w:rPr>
+                  <w:t>(</w:t>
+                </w:r>
+                <w:proofErr w:type="spellStart"/>
+                <w:r>
+                  <w:rPr>
+                    <w:rFonts w:cstheme="minorHAnsi"/>
+                    <w:b/>
+                    <w:color w:val="404040" w:themeColor="text1" w:themeTint="BF"/>
+                  </w:rPr>
+                  <w:t>dragged</w:t>
+                </w:r>
+                <w:proofErr w:type="spellEnd"/>
+                <w:r>
+                  <w:rPr>
+                    <w:rFonts w:cstheme="minorHAnsi"/>
+                    <w:b/>
+                    <w:color w:val="404040" w:themeColor="text1" w:themeTint="BF"/>
+                  </w:rPr>
+                  <w:t>) : la carte se place directement dans la nouvelle colonne, sans rechargement de la page.</w:t>
                 </w:r>
               </w:p>
               <w:p>
@@ -12992,13 +14755,33 @@
                     <w:color w:val="404040" w:themeColor="text1" w:themeTint="BF"/>
                   </w:rPr>
                 </w:pPr>
-                <w:r>
-                  <w:rPr>
-                    <w:rFonts w:cstheme="minorHAnsi"/>
-                    <w:b/>
-                    <w:color w:val="404040" w:themeColor="text1" w:themeTint="BF"/>
-                  </w:rPr>
-                  <w:t xml:space="preserve">updateCounters() </w:t>
+                <w:proofErr w:type="spellStart"/>
+                <w:proofErr w:type="gramStart"/>
+                <w:r>
+                  <w:rPr>
+                    <w:rFonts w:cstheme="minorHAnsi"/>
+                    <w:b/>
+                    <w:color w:val="404040" w:themeColor="text1" w:themeTint="BF"/>
+                  </w:rPr>
+                  <w:t>updateCounters</w:t>
+                </w:r>
+                <w:proofErr w:type="spellEnd"/>
+                <w:r>
+                  <w:rPr>
+                    <w:rFonts w:cstheme="minorHAnsi"/>
+                    <w:b/>
+                    <w:color w:val="404040" w:themeColor="text1" w:themeTint="BF"/>
+                  </w:rPr>
+                  <w:t>(</w:t>
+                </w:r>
+                <w:proofErr w:type="gramEnd"/>
+                <w:r>
+                  <w:rPr>
+                    <w:rFonts w:cstheme="minorHAnsi"/>
+                    <w:b/>
+                    <w:color w:val="404040" w:themeColor="text1" w:themeTint="BF"/>
+                  </w:rPr>
+                  <w:t xml:space="preserve">) </w:t>
                 </w:r>
                 <w:r>
                   <w:rPr>
@@ -13043,7 +14826,61 @@
                     <w:b/>
                     <w:color w:val="404040" w:themeColor="text1" w:themeTint="BF"/>
                   </w:rPr>
-                  <w:t xml:space="preserve"> • Pour chaque colonne (todo, doing, done, urgent) :</w:t>
+                  <w:t xml:space="preserve"> • Pour chaque colonne (</w:t>
+                </w:r>
+                <w:proofErr w:type="spellStart"/>
+                <w:r>
+                  <w:rPr>
+                    <w:rFonts w:cstheme="minorHAnsi"/>
+                    <w:b/>
+                    <w:color w:val="404040" w:themeColor="text1" w:themeTint="BF"/>
+                  </w:rPr>
+                  <w:t>todo</w:t>
+                </w:r>
+                <w:proofErr w:type="spellEnd"/>
+                <w:r>
+                  <w:rPr>
+                    <w:rFonts w:cstheme="minorHAnsi"/>
+                    <w:b/>
+                    <w:color w:val="404040" w:themeColor="text1" w:themeTint="BF"/>
+                  </w:rPr>
+                  <w:t xml:space="preserve">, </w:t>
+                </w:r>
+                <w:proofErr w:type="spellStart"/>
+                <w:r>
+                  <w:rPr>
+                    <w:rFonts w:cstheme="minorHAnsi"/>
+                    <w:b/>
+                    <w:color w:val="404040" w:themeColor="text1" w:themeTint="BF"/>
+                  </w:rPr>
+                  <w:t>doing</w:t>
+                </w:r>
+                <w:proofErr w:type="spellEnd"/>
+                <w:r>
+                  <w:rPr>
+                    <w:rFonts w:cstheme="minorHAnsi"/>
+                    <w:b/>
+                    <w:color w:val="404040" w:themeColor="text1" w:themeTint="BF"/>
+                  </w:rPr>
+                  <w:t xml:space="preserve">, </w:t>
+                </w:r>
+                <w:proofErr w:type="spellStart"/>
+                <w:r>
+                  <w:rPr>
+                    <w:rFonts w:cstheme="minorHAnsi"/>
+                    <w:b/>
+                    <w:color w:val="404040" w:themeColor="text1" w:themeTint="BF"/>
+                  </w:rPr>
+                  <w:t>done</w:t>
+                </w:r>
+                <w:proofErr w:type="spellEnd"/>
+                <w:r>
+                  <w:rPr>
+                    <w:rFonts w:cstheme="minorHAnsi"/>
+                    <w:b/>
+                    <w:color w:val="404040" w:themeColor="text1" w:themeTint="BF"/>
+                  </w:rPr>
+                  <w:t>, urgent) :</w:t>
                 </w:r>
               </w:p>
               <w:p>
@@ -13132,7 +14969,7 @@
                               <pic:cNvPicPr/>
                             </pic:nvPicPr>
                             <pic:blipFill>
-                              <a:blip r:embed="rId21">
+                              <a:blip r:embed="rId27">
                                 <a:extLst>
                                   <a:ext uri="{28A0092B-C50C-407E-A947-70E740481C1C}">
                                     <a14:useLocalDpi xmlns:a14="http://schemas.microsoft.com/office/drawing/2010/main" val="0"/>
@@ -13174,7 +15011,35 @@
                     <w:b/>
                     <w:color w:val="404040" w:themeColor="text1" w:themeTint="BF"/>
                   </w:rPr>
-                  <w:t>Dans cette deuxième partie du code, quand une carte est déposée, le nombre de tâches se met à jour, la couleur change, et le nouvel ordre est sauvegardé sur le serveur via fetch(), sans rechargement de la page.</w:t>
+                  <w:t xml:space="preserve">Dans cette deuxième partie du code, quand une carte est déposée, le nombre de tâches se met à jour, la couleur change, et le nouvel ordre est sauvegardé sur le serveur via </w:t>
+                </w:r>
+                <w:proofErr w:type="spellStart"/>
+                <w:proofErr w:type="gramStart"/>
+                <w:r>
+                  <w:rPr>
+                    <w:rFonts w:cstheme="minorHAnsi"/>
+                    <w:b/>
+                    <w:color w:val="404040" w:themeColor="text1" w:themeTint="BF"/>
+                  </w:rPr>
+                  <w:t>fetch</w:t>
+                </w:r>
+                <w:proofErr w:type="spellEnd"/>
+                <w:r>
+                  <w:rPr>
+                    <w:rFonts w:cstheme="minorHAnsi"/>
+                    <w:b/>
+                    <w:color w:val="404040" w:themeColor="text1" w:themeTint="BF"/>
+                  </w:rPr>
+                  <w:t>(</w:t>
+                </w:r>
+                <w:proofErr w:type="gramEnd"/>
+                <w:r>
+                  <w:rPr>
+                    <w:rFonts w:cstheme="minorHAnsi"/>
+                    <w:b/>
+                    <w:color w:val="404040" w:themeColor="text1" w:themeTint="BF"/>
+                  </w:rPr>
+                  <w:t>), sans rechargement de la page.</w:t>
                 </w:r>
               </w:p>
               <w:p>
@@ -13289,7 +15154,25 @@
                     <w:b/>
                     <w:color w:val="404040" w:themeColor="text1" w:themeTint="BF"/>
                   </w:rPr>
-                  <w:t xml:space="preserve"> • Le script récupère la clé de la colonne (colKey) pour savoir où la carte a été déposée.</w:t>
+                  <w:t xml:space="preserve"> • Le script récupère la clé de la colonne (</w:t>
+                </w:r>
+                <w:proofErr w:type="spellStart"/>
+                <w:r>
+                  <w:rPr>
+                    <w:rFonts w:cstheme="minorHAnsi"/>
+                    <w:b/>
+                    <w:color w:val="404040" w:themeColor="text1" w:themeTint="BF"/>
+                  </w:rPr>
+                  <w:t>colKey</w:t>
+                </w:r>
+                <w:proofErr w:type="spellEnd"/>
+                <w:r>
+                  <w:rPr>
+                    <w:rFonts w:cstheme="minorHAnsi"/>
+                    <w:b/>
+                    <w:color w:val="404040" w:themeColor="text1" w:themeTint="BF"/>
+                  </w:rPr>
+                  <w:t>) pour savoir où la carte a été déposée.</w:t>
                 </w:r>
               </w:p>
               <w:p>
@@ -13326,7 +15209,63 @@
                     <w:color w:val="404040" w:themeColor="text1" w:themeTint="BF"/>
                   </w:rPr>
                   <w:lastRenderedPageBreak/>
-                  <w:t xml:space="preserve"> • la fonction applyDotColor(dragged, colKey) change la couleur du petit point sur la carte selon la colonne ;</w:t>
+                  <w:t xml:space="preserve"> • la fonction </w:t>
+                </w:r>
+                <w:proofErr w:type="spellStart"/>
+                <w:proofErr w:type="gramStart"/>
+                <w:r>
+                  <w:rPr>
+                    <w:rFonts w:cstheme="minorHAnsi"/>
+                    <w:b/>
+                    <w:color w:val="404040" w:themeColor="text1" w:themeTint="BF"/>
+                  </w:rPr>
+                  <w:t>applyDotColor</w:t>
+                </w:r>
+                <w:proofErr w:type="spellEnd"/>
+                <w:r>
+                  <w:rPr>
+                    <w:rFonts w:cstheme="minorHAnsi"/>
+                    <w:b/>
+                    <w:color w:val="404040" w:themeColor="text1" w:themeTint="BF"/>
+                  </w:rPr>
+                  <w:t>(</w:t>
+                </w:r>
+                <w:proofErr w:type="spellStart"/>
+                <w:proofErr w:type="gramEnd"/>
+                <w:r>
+                  <w:rPr>
+                    <w:rFonts w:cstheme="minorHAnsi"/>
+                    <w:b/>
+                    <w:color w:val="404040" w:themeColor="text1" w:themeTint="BF"/>
+                  </w:rPr>
+                  <w:t>dragged</w:t>
+                </w:r>
+                <w:proofErr w:type="spellEnd"/>
+                <w:r>
+                  <w:rPr>
+                    <w:rFonts w:cstheme="minorHAnsi"/>
+                    <w:b/>
+                    <w:color w:val="404040" w:themeColor="text1" w:themeTint="BF"/>
+                  </w:rPr>
+                  <w:t xml:space="preserve">, </w:t>
+                </w:r>
+                <w:proofErr w:type="spellStart"/>
+                <w:r>
+                  <w:rPr>
+                    <w:rFonts w:cstheme="minorHAnsi"/>
+                    <w:b/>
+                    <w:color w:val="404040" w:themeColor="text1" w:themeTint="BF"/>
+                  </w:rPr>
+                  <w:t>colKey</w:t>
+                </w:r>
+                <w:proofErr w:type="spellEnd"/>
+                <w:r>
+                  <w:rPr>
+                    <w:rFonts w:cstheme="minorHAnsi"/>
+                    <w:b/>
+                    <w:color w:val="404040" w:themeColor="text1" w:themeTint="BF"/>
+                  </w:rPr>
+                  <w:t>) change la couleur du petit point sur la carte selon la colonne ;</w:t>
                 </w:r>
               </w:p>
               <w:p>
@@ -13344,7 +15283,35 @@
                     <w:b/>
                     <w:color w:val="404040" w:themeColor="text1" w:themeTint="BF"/>
                   </w:rPr>
-                  <w:t xml:space="preserve"> • updateCounters() est appelée à nouveau pour actualiser le nombre de cartes ;</w:t>
+                  <w:t xml:space="preserve"> • </w:t>
+                </w:r>
+                <w:proofErr w:type="spellStart"/>
+                <w:proofErr w:type="gramStart"/>
+                <w:r>
+                  <w:rPr>
+                    <w:rFonts w:cstheme="minorHAnsi"/>
+                    <w:b/>
+                    <w:color w:val="404040" w:themeColor="text1" w:themeTint="BF"/>
+                  </w:rPr>
+                  <w:t>updateCounters</w:t>
+                </w:r>
+                <w:proofErr w:type="spellEnd"/>
+                <w:r>
+                  <w:rPr>
+                    <w:rFonts w:cstheme="minorHAnsi"/>
+                    <w:b/>
+                    <w:color w:val="404040" w:themeColor="text1" w:themeTint="BF"/>
+                  </w:rPr>
+                  <w:t>(</w:t>
+                </w:r>
+                <w:proofErr w:type="gramEnd"/>
+                <w:r>
+                  <w:rPr>
+                    <w:rFonts w:cstheme="minorHAnsi"/>
+                    <w:b/>
+                    <w:color w:val="404040" w:themeColor="text1" w:themeTint="BF"/>
+                  </w:rPr>
+                  <w:t>) est appelée à nouveau pour actualiser le nombre de cartes ;</w:t>
                 </w:r>
               </w:p>
               <w:p>
@@ -13362,7 +15329,35 @@
                     <w:b/>
                     <w:color w:val="404040" w:themeColor="text1" w:themeTint="BF"/>
                   </w:rPr>
-                  <w:t xml:space="preserve"> • puis saveOrder() envoie le nouvel ordre des cartes au serveur.</w:t>
+                  <w:t xml:space="preserve"> • puis </w:t>
+                </w:r>
+                <w:proofErr w:type="spellStart"/>
+                <w:proofErr w:type="gramStart"/>
+                <w:r>
+                  <w:rPr>
+                    <w:rFonts w:cstheme="minorHAnsi"/>
+                    <w:b/>
+                    <w:color w:val="404040" w:themeColor="text1" w:themeTint="BF"/>
+                  </w:rPr>
+                  <w:t>saveOrder</w:t>
+                </w:r>
+                <w:proofErr w:type="spellEnd"/>
+                <w:r>
+                  <w:rPr>
+                    <w:rFonts w:cstheme="minorHAnsi"/>
+                    <w:b/>
+                    <w:color w:val="404040" w:themeColor="text1" w:themeTint="BF"/>
+                  </w:rPr>
+                  <w:t>(</w:t>
+                </w:r>
+                <w:proofErr w:type="gramEnd"/>
+                <w:r>
+                  <w:rPr>
+                    <w:rFonts w:cstheme="minorHAnsi"/>
+                    <w:b/>
+                    <w:color w:val="404040" w:themeColor="text1" w:themeTint="BF"/>
+                  </w:rPr>
+                  <w:t>) envoie le nouvel ordre des cartes au serveur.</w:t>
                 </w:r>
               </w:p>
               <w:p>
@@ -13432,7 +15427,35 @@
                     <w:b/>
                     <w:color w:val="404040" w:themeColor="text1" w:themeTint="BF"/>
                   </w:rPr>
-                  <w:t xml:space="preserve"> — Fonction saveOrder() </w:t>
+                  <w:t xml:space="preserve"> — Fonction </w:t>
+                </w:r>
+                <w:proofErr w:type="spellStart"/>
+                <w:proofErr w:type="gramStart"/>
+                <w:r>
+                  <w:rPr>
+                    <w:rFonts w:cstheme="minorHAnsi"/>
+                    <w:b/>
+                    <w:color w:val="404040" w:themeColor="text1" w:themeTint="BF"/>
+                  </w:rPr>
+                  <w:t>saveOrder</w:t>
+                </w:r>
+                <w:proofErr w:type="spellEnd"/>
+                <w:r>
+                  <w:rPr>
+                    <w:rFonts w:cstheme="minorHAnsi"/>
+                    <w:b/>
+                    <w:color w:val="404040" w:themeColor="text1" w:themeTint="BF"/>
+                  </w:rPr>
+                  <w:t>(</w:t>
+                </w:r>
+                <w:proofErr w:type="gramEnd"/>
+                <w:r>
+                  <w:rPr>
+                    <w:rFonts w:cstheme="minorHAnsi"/>
+                    <w:b/>
+                    <w:color w:val="404040" w:themeColor="text1" w:themeTint="BF"/>
+                  </w:rPr>
+                  <w:t xml:space="preserve">) </w:t>
                 </w:r>
                 <w:r>
                   <w:rPr>
@@ -13459,7 +15482,61 @@
                     <w:b/>
                     <w:color w:val="404040" w:themeColor="text1" w:themeTint="BF"/>
                   </w:rPr>
-                  <w:t xml:space="preserve"> • Le code récupère d’abord le jeton CSRF dans la balise &lt;meta name="csrf-kanban"&gt; pour sécuriser la requête.</w:t>
+                  <w:t xml:space="preserve"> • Le code récupère d’abord le jeton CSRF dans la balise &lt;</w:t>
+                </w:r>
+                <w:proofErr w:type="spellStart"/>
+                <w:r>
+                  <w:rPr>
+                    <w:rFonts w:cstheme="minorHAnsi"/>
+                    <w:b/>
+                    <w:color w:val="404040" w:themeColor="text1" w:themeTint="BF"/>
+                  </w:rPr>
+                  <w:t>meta</w:t>
+                </w:r>
+                <w:proofErr w:type="spellEnd"/>
+                <w:r>
+                  <w:rPr>
+                    <w:rFonts w:cstheme="minorHAnsi"/>
+                    <w:b/>
+                    <w:color w:val="404040" w:themeColor="text1" w:themeTint="BF"/>
+                  </w:rPr>
+                  <w:t xml:space="preserve"> </w:t>
+                </w:r>
+                <w:proofErr w:type="spellStart"/>
+                <w:r>
+                  <w:rPr>
+                    <w:rFonts w:cstheme="minorHAnsi"/>
+                    <w:b/>
+                    <w:color w:val="404040" w:themeColor="text1" w:themeTint="BF"/>
+                  </w:rPr>
+                  <w:t>name</w:t>
+                </w:r>
+                <w:proofErr w:type="spellEnd"/>
+                <w:r>
+                  <w:rPr>
+                    <w:rFonts w:cstheme="minorHAnsi"/>
+                    <w:b/>
+                    <w:color w:val="404040" w:themeColor="text1" w:themeTint="BF"/>
+                  </w:rPr>
+                  <w:t>="</w:t>
+                </w:r>
+                <w:proofErr w:type="spellStart"/>
+                <w:r>
+                  <w:rPr>
+                    <w:rFonts w:cstheme="minorHAnsi"/>
+                    <w:b/>
+                    <w:color w:val="404040" w:themeColor="text1" w:themeTint="BF"/>
+                  </w:rPr>
+                  <w:t>csrf</w:t>
+                </w:r>
+                <w:proofErr w:type="spellEnd"/>
+                <w:r>
+                  <w:rPr>
+                    <w:rFonts w:cstheme="minorHAnsi"/>
+                    <w:b/>
+                    <w:color w:val="404040" w:themeColor="text1" w:themeTint="BF"/>
+                  </w:rPr>
+                  <w:t>-kanban"&gt; pour sécuriser la requête.</w:t>
                 </w:r>
               </w:p>
               <w:p>
@@ -13495,7 +15572,25 @@
                     <w:b/>
                     <w:color w:val="404040" w:themeColor="text1" w:themeTint="BF"/>
                   </w:rPr>
-                  <w:t xml:space="preserve"> • _token : le jeton CSRF ;</w:t>
+                  <w:t xml:space="preserve"> • _</w:t>
+                </w:r>
+                <w:proofErr w:type="spellStart"/>
+                <w:r>
+                  <w:rPr>
+                    <w:rFonts w:cstheme="minorHAnsi"/>
+                    <w:b/>
+                    <w:color w:val="404040" w:themeColor="text1" w:themeTint="BF"/>
+                  </w:rPr>
+                  <w:t>token</w:t>
+                </w:r>
+                <w:proofErr w:type="spellEnd"/>
+                <w:r>
+                  <w:rPr>
+                    <w:rFonts w:cstheme="minorHAnsi"/>
+                    <w:b/>
+                    <w:color w:val="404040" w:themeColor="text1" w:themeTint="BF"/>
+                  </w:rPr>
+                  <w:t xml:space="preserve"> : le jeton CSRF ;</w:t>
                 </w:r>
               </w:p>
               <w:p>
@@ -13513,7 +15608,79 @@
                     <w:b/>
                     <w:color w:val="404040" w:themeColor="text1" w:themeTint="BF"/>
                   </w:rPr>
-                  <w:t xml:space="preserve"> • quatre tableaux (un pour chaque colonne : todo, doing, done, urgent) avec les ID des cartes présentes dans chaque colonne.</w:t>
+                  <w:t xml:space="preserve"> • quatre tableaux (un pour chaque colonne : </w:t>
+                </w:r>
+                <w:proofErr w:type="spellStart"/>
+                <w:r>
+                  <w:rPr>
+                    <w:rFonts w:cstheme="minorHAnsi"/>
+                    <w:b/>
+                    <w:color w:val="404040" w:themeColor="text1" w:themeTint="BF"/>
+                  </w:rPr>
+                  <w:t>todo</w:t>
+                </w:r>
+                <w:proofErr w:type="spellEnd"/>
+                <w:r>
+                  <w:rPr>
+                    <w:rFonts w:cstheme="minorHAnsi"/>
+                    <w:b/>
+                    <w:color w:val="404040" w:themeColor="text1" w:themeTint="BF"/>
+                  </w:rPr>
+                  <w:t xml:space="preserve">, </w:t>
+                </w:r>
+                <w:proofErr w:type="spellStart"/>
+                <w:r>
+                  <w:rPr>
+                    <w:rFonts w:cstheme="minorHAnsi"/>
+                    <w:b/>
+                    <w:color w:val="404040" w:themeColor="text1" w:themeTint="BF"/>
+                  </w:rPr>
+                  <w:t>doing</w:t>
+                </w:r>
+                <w:proofErr w:type="spellEnd"/>
+                <w:r>
+                  <w:rPr>
+                    <w:rFonts w:cstheme="minorHAnsi"/>
+                    <w:b/>
+                    <w:color w:val="404040" w:themeColor="text1" w:themeTint="BF"/>
+                  </w:rPr>
+                  <w:t xml:space="preserve">, </w:t>
+                </w:r>
+                <w:proofErr w:type="spellStart"/>
+                <w:r>
+                  <w:rPr>
+                    <w:rFonts w:cstheme="minorHAnsi"/>
+                    <w:b/>
+                    <w:color w:val="404040" w:themeColor="text1" w:themeTint="BF"/>
+                  </w:rPr>
+                  <w:t>done</w:t>
+                </w:r>
+                <w:proofErr w:type="spellEnd"/>
+                <w:r>
+                  <w:rPr>
+                    <w:rFonts w:cstheme="minorHAnsi"/>
+                    <w:b/>
+                    <w:color w:val="404040" w:themeColor="text1" w:themeTint="BF"/>
+                  </w:rPr>
+                  <w:t xml:space="preserve">, urgent) avec </w:t>
+                </w:r>
+                <w:proofErr w:type="gramStart"/>
+                <w:r>
+                  <w:rPr>
+                    <w:rFonts w:cstheme="minorHAnsi"/>
+                    <w:b/>
+                    <w:color w:val="404040" w:themeColor="text1" w:themeTint="BF"/>
+                  </w:rPr>
+                  <w:t>les ID</w:t>
+                </w:r>
+                <w:proofErr w:type="gramEnd"/>
+                <w:r>
+                  <w:rPr>
+                    <w:rFonts w:cstheme="minorHAnsi"/>
+                    <w:b/>
+                    <w:color w:val="404040" w:themeColor="text1" w:themeTint="BF"/>
+                  </w:rPr>
+                  <w:t xml:space="preserve"> des cartes présentes dans chaque colonne.</w:t>
                 </w:r>
               </w:p>
               <w:p>
@@ -13531,7 +15698,27 @@
                     <w:b/>
                     <w:color w:val="404040" w:themeColor="text1" w:themeTint="BF"/>
                   </w:rPr>
-                  <w:t xml:space="preserve"> • Ces ID sont pris directement dans le DOM, grâce à document.querySelectorAll() (pour trouver les cartes),</w:t>
+                  <w:t xml:space="preserve"> • Ces ID sont pris directement dans le DOM, grâce à </w:t>
+                </w:r>
+                <w:proofErr w:type="spellStart"/>
+                <w:proofErr w:type="gramStart"/>
+                <w:r>
+                  <w:rPr>
+                    <w:rFonts w:cstheme="minorHAnsi"/>
+                    <w:b/>
+                    <w:color w:val="404040" w:themeColor="text1" w:themeTint="BF"/>
+                  </w:rPr>
+                  <w:t>document.querySelectorAll</w:t>
+                </w:r>
+                <w:proofErr w:type="spellEnd"/>
+                <w:proofErr w:type="gramEnd"/>
+                <w:r>
+                  <w:rPr>
+                    <w:rFonts w:cstheme="minorHAnsi"/>
+                    <w:b/>
+                    <w:color w:val="404040" w:themeColor="text1" w:themeTint="BF"/>
+                  </w:rPr>
+                  <w:t>() (pour trouver les cartes),</w:t>
                 </w:r>
               </w:p>
               <w:p>
@@ -13543,13 +15730,51 @@
                     <w:color w:val="404040" w:themeColor="text1" w:themeTint="BF"/>
                   </w:rPr>
                 </w:pPr>
-                <w:r>
-                  <w:rPr>
-                    <w:rFonts w:cstheme="minorHAnsi"/>
-                    <w:b/>
-                    <w:color w:val="404040" w:themeColor="text1" w:themeTint="BF"/>
-                  </w:rPr>
-                  <w:t>Array.from() (pour créer un tableau) et .map() (pour extraire l’ID de chaque carte).</w:t>
+                <w:proofErr w:type="spellStart"/>
+                <w:r>
+                  <w:rPr>
+                    <w:rFonts w:cstheme="minorHAnsi"/>
+                    <w:b/>
+                    <w:color w:val="404040" w:themeColor="text1" w:themeTint="BF"/>
+                  </w:rPr>
+                  <w:t>Array.from</w:t>
+                </w:r>
+                <w:proofErr w:type="spellEnd"/>
+                <w:r>
+                  <w:rPr>
+                    <w:rFonts w:cstheme="minorHAnsi"/>
+                    <w:b/>
+                    <w:color w:val="404040" w:themeColor="text1" w:themeTint="BF"/>
+                  </w:rPr>
+                  <w:t xml:space="preserve">() (pour créer un tableau) </w:t>
+                </w:r>
+                <w:proofErr w:type="gramStart"/>
+                <w:r>
+                  <w:rPr>
+                    <w:rFonts w:cstheme="minorHAnsi"/>
+                    <w:b/>
+                    <w:color w:val="404040" w:themeColor="text1" w:themeTint="BF"/>
+                  </w:rPr>
+                  <w:t>et .</w:t>
+                </w:r>
+                <w:proofErr w:type="spellStart"/>
+                <w:r>
+                  <w:rPr>
+                    <w:rFonts w:cstheme="minorHAnsi"/>
+                    <w:b/>
+                    <w:color w:val="404040" w:themeColor="text1" w:themeTint="BF"/>
+                  </w:rPr>
+                  <w:t>map</w:t>
+                </w:r>
+                <w:proofErr w:type="spellEnd"/>
+                <w:proofErr w:type="gramEnd"/>
+                <w:r>
+                  <w:rPr>
+                    <w:rFonts w:cstheme="minorHAnsi"/>
+                    <w:b/>
+                    <w:color w:val="404040" w:themeColor="text1" w:themeTint="BF"/>
+                  </w:rPr>
+                  <w:t>() (pour extraire l’ID de chaque carte).</w:t>
                 </w:r>
               </w:p>
               <w:p>
@@ -13567,7 +15792,35 @@
                     <w:b/>
                     <w:color w:val="404040" w:themeColor="text1" w:themeTint="BF"/>
                   </w:rPr>
-                  <w:t xml:space="preserve"> • Enfin, les données sont envoyées au serveur avec fetch() :</w:t>
+                  <w:t xml:space="preserve"> • Enfin, les données sont envoyées au serveur avec </w:t>
+                </w:r>
+                <w:proofErr w:type="spellStart"/>
+                <w:proofErr w:type="gramStart"/>
+                <w:r>
+                  <w:rPr>
+                    <w:rFonts w:cstheme="minorHAnsi"/>
+                    <w:b/>
+                    <w:color w:val="404040" w:themeColor="text1" w:themeTint="BF"/>
+                  </w:rPr>
+                  <w:t>fetch</w:t>
+                </w:r>
+                <w:proofErr w:type="spellEnd"/>
+                <w:r>
+                  <w:rPr>
+                    <w:rFonts w:cstheme="minorHAnsi"/>
+                    <w:b/>
+                    <w:color w:val="404040" w:themeColor="text1" w:themeTint="BF"/>
+                  </w:rPr>
+                  <w:t>(</w:t>
+                </w:r>
+                <w:proofErr w:type="gramEnd"/>
+                <w:r>
+                  <w:rPr>
+                    <w:rFonts w:cstheme="minorHAnsi"/>
+                    <w:b/>
+                    <w:color w:val="404040" w:themeColor="text1" w:themeTint="BF"/>
+                  </w:rPr>
+                  <w:t>) :</w:t>
                 </w:r>
               </w:p>
               <w:p>
@@ -13603,7 +15856,43 @@
                     <w:b/>
                     <w:color w:val="404040" w:themeColor="text1" w:themeTint="BF"/>
                   </w:rPr>
-                  <w:t xml:space="preserve"> • en-tête 'Content-Type': 'application/json' ;</w:t>
+                  <w:t xml:space="preserve"> • en-tête 'Content-Type</w:t>
+                </w:r>
+                <w:proofErr w:type="gramStart"/>
+                <w:r>
+                  <w:rPr>
+                    <w:rFonts w:cstheme="minorHAnsi"/>
+                    <w:b/>
+                    <w:color w:val="404040" w:themeColor="text1" w:themeTint="BF"/>
+                  </w:rPr>
+                  <w:t>':</w:t>
+                </w:r>
+                <w:proofErr w:type="gramEnd"/>
+                <w:r>
+                  <w:rPr>
+                    <w:rFonts w:cstheme="minorHAnsi"/>
+                    <w:b/>
+                    <w:color w:val="404040" w:themeColor="text1" w:themeTint="BF"/>
+                  </w:rPr>
+                  <w:t xml:space="preserve"> 'application/</w:t>
+                </w:r>
+                <w:proofErr w:type="spellStart"/>
+                <w:r>
+                  <w:rPr>
+                    <w:rFonts w:cstheme="minorHAnsi"/>
+                    <w:b/>
+                    <w:color w:val="404040" w:themeColor="text1" w:themeTint="BF"/>
+                  </w:rPr>
+                  <w:t>json</w:t>
+                </w:r>
+                <w:proofErr w:type="spellEnd"/>
+                <w:r>
+                  <w:rPr>
+                    <w:rFonts w:cstheme="minorHAnsi"/>
+                    <w:b/>
+                    <w:color w:val="404040" w:themeColor="text1" w:themeTint="BF"/>
+                  </w:rPr>
+                  <w:t>' ;</w:t>
                 </w:r>
               </w:p>
               <w:p>
@@ -13621,7 +15910,25 @@
                     <w:b/>
                     <w:color w:val="404040" w:themeColor="text1" w:themeTint="BF"/>
                   </w:rPr>
-                  <w:t xml:space="preserve"> • le corps contient l’objet data transformé en JSON.</w:t>
+                  <w:t xml:space="preserve"> • le corps contient l’objet data </w:t>
+                </w:r>
+                <w:proofErr w:type="gramStart"/>
+                <w:r>
+                  <w:rPr>
+                    <w:rFonts w:cstheme="minorHAnsi"/>
+                    <w:b/>
+                    <w:color w:val="404040" w:themeColor="text1" w:themeTint="BF"/>
+                  </w:rPr>
+                  <w:t>transformé</w:t>
+                </w:r>
+                <w:proofErr w:type="gramEnd"/>
+                <w:r>
+                  <w:rPr>
+                    <w:rFonts w:cstheme="minorHAnsi"/>
+                    <w:b/>
+                    <w:color w:val="404040" w:themeColor="text1" w:themeTint="BF"/>
+                  </w:rPr>
+                  <w:t xml:space="preserve"> en JSON.</w:t>
                 </w:r>
               </w:p>
               <w:p>
@@ -13651,13 +15958,23 @@
                     <w:color w:val="404040" w:themeColor="text1" w:themeTint="BF"/>
                   </w:rPr>
                 </w:pPr>
-                <w:r>
-                  <w:rPr>
-                    <w:rFonts w:cstheme="minorHAnsi"/>
-                    <w:b/>
-                    <w:color w:val="404040" w:themeColor="text1" w:themeTint="BF"/>
-                  </w:rPr>
-                  <w:t>l’utilisateur déplace une carte, et tout est mis à jour tout de suite.</w:t>
+                <w:proofErr w:type="gramStart"/>
+                <w:r>
+                  <w:rPr>
+                    <w:rFonts w:cstheme="minorHAnsi"/>
+                    <w:b/>
+                    <w:color w:val="404040" w:themeColor="text1" w:themeTint="BF"/>
+                  </w:rPr>
+                  <w:t>l’utilisateur</w:t>
+                </w:r>
+                <w:proofErr w:type="gramEnd"/>
+                <w:r>
+                  <w:rPr>
+                    <w:rFonts w:cstheme="minorHAnsi"/>
+                    <w:b/>
+                    <w:color w:val="404040" w:themeColor="text1" w:themeTint="BF"/>
+                  </w:rPr>
+                  <w:t xml:space="preserve"> déplace une carte, et tout est mis à jour tout de suite.</w:t>
                 </w:r>
               </w:p>
               <w:p>
@@ -13784,7 +16101,25 @@
                     <w:b/>
                     <w:color w:val="404040" w:themeColor="text1" w:themeTint="BF"/>
                   </w:rPr>
-                  <w:t>Pour réaliser cette partie dynamique, je me suis appuyée sur la documentation de MDN (Mozilla Developer Network) pour comprendre le fonctionnement des événements drag and drop en JavaScript.</w:t>
+                  <w:t xml:space="preserve">Pour réaliser cette partie dynamique, je me suis appuyée sur la documentation de MDN (Mozilla </w:t>
+                </w:r>
+                <w:proofErr w:type="spellStart"/>
+                <w:r>
+                  <w:rPr>
+                    <w:rFonts w:cstheme="minorHAnsi"/>
+                    <w:b/>
+                    <w:color w:val="404040" w:themeColor="text1" w:themeTint="BF"/>
+                  </w:rPr>
+                  <w:t>Developer</w:t>
+                </w:r>
+                <w:proofErr w:type="spellEnd"/>
+                <w:r>
+                  <w:rPr>
+                    <w:rFonts w:cstheme="minorHAnsi"/>
+                    <w:b/>
+                    <w:color w:val="404040" w:themeColor="text1" w:themeTint="BF"/>
+                  </w:rPr>
+                  <w:t xml:space="preserve"> Network) pour comprendre le fonctionnement des événements drag and drop en JavaScript.</w:t>
                 </w:r>
               </w:p>
               <w:p>
@@ -13802,7 +16137,71 @@
                     <w:b/>
                     <w:color w:val="404040" w:themeColor="text1" w:themeTint="BF"/>
                   </w:rPr>
-                  <w:t>J’ai également consulté des vidéos pédagogiques sur YouTube et utilisé ChatGPT pour clarifier certains points techniques, comme la fonction fetch() et la gestion du token CSRF.</w:t>
+                  <w:t xml:space="preserve">J’ai également consulté des vidéos pédagogiques sur YouTube et utilisé </w:t>
+                </w:r>
+                <w:proofErr w:type="spellStart"/>
+                <w:r>
+                  <w:rPr>
+                    <w:rFonts w:cstheme="minorHAnsi"/>
+                    <w:b/>
+                    <w:color w:val="404040" w:themeColor="text1" w:themeTint="BF"/>
+                  </w:rPr>
+                  <w:t>ChatGPT</w:t>
+                </w:r>
+                <w:proofErr w:type="spellEnd"/>
+                <w:r>
+                  <w:rPr>
+                    <w:rFonts w:cstheme="minorHAnsi"/>
+                    <w:b/>
+                    <w:color w:val="404040" w:themeColor="text1" w:themeTint="BF"/>
+                  </w:rPr>
+                  <w:t xml:space="preserve"> pour clarifier certains points techniques, comme la fonction </w:t>
+                </w:r>
+                <w:proofErr w:type="spellStart"/>
+                <w:proofErr w:type="gramStart"/>
+                <w:r>
+                  <w:rPr>
+                    <w:rFonts w:cstheme="minorHAnsi"/>
+                    <w:b/>
+                    <w:color w:val="404040" w:themeColor="text1" w:themeTint="BF"/>
+                  </w:rPr>
+                  <w:t>fetch</w:t>
+                </w:r>
+                <w:proofErr w:type="spellEnd"/>
+                <w:r>
+                  <w:rPr>
+                    <w:rFonts w:cstheme="minorHAnsi"/>
+                    <w:b/>
+                    <w:color w:val="404040" w:themeColor="text1" w:themeTint="BF"/>
+                  </w:rPr>
+                  <w:t>(</w:t>
+                </w:r>
+                <w:proofErr w:type="gramEnd"/>
+                <w:r>
+                  <w:rPr>
+                    <w:rFonts w:cstheme="minorHAnsi"/>
+                    <w:b/>
+                    <w:color w:val="404040" w:themeColor="text1" w:themeTint="BF"/>
+                  </w:rPr>
+                  <w:t xml:space="preserve">) et la gestion du </w:t>
+                </w:r>
+                <w:proofErr w:type="spellStart"/>
+                <w:r>
+                  <w:rPr>
+                    <w:rFonts w:cstheme="minorHAnsi"/>
+                    <w:b/>
+                    <w:color w:val="404040" w:themeColor="text1" w:themeTint="BF"/>
+                  </w:rPr>
+                  <w:t>token</w:t>
+                </w:r>
+                <w:proofErr w:type="spellEnd"/>
+                <w:r>
+                  <w:rPr>
+                    <w:rFonts w:cstheme="minorHAnsi"/>
+                    <w:b/>
+                    <w:color w:val="404040" w:themeColor="text1" w:themeTint="BF"/>
+                  </w:rPr>
+                  <w:t xml:space="preserve"> CSRF.</w:t>
                 </w:r>
               </w:p>
               <w:p>
@@ -13820,7 +16219,25 @@
                     <w:b/>
                     <w:color w:val="404040" w:themeColor="text1" w:themeTint="BF"/>
                   </w:rPr>
-                  <w:t>Ensuite, j’ai testé et ajusté le code dans la console du navigateur, en utilisant des messages console.log() pour vérifier que tout fonctionnait correctement, sans erreur et sans rechargement de page.</w:t>
+                  <w:t xml:space="preserve">Ensuite, j’ai testé et ajusté le code dans la console du navigateur, en utilisant des messages </w:t>
+                </w:r>
+                <w:proofErr w:type="gramStart"/>
+                <w:r>
+                  <w:rPr>
+                    <w:rFonts w:cstheme="minorHAnsi"/>
+                    <w:b/>
+                    <w:color w:val="404040" w:themeColor="text1" w:themeTint="BF"/>
+                  </w:rPr>
+                  <w:t>console.log(</w:t>
+                </w:r>
+                <w:proofErr w:type="gramEnd"/>
+                <w:r>
+                  <w:rPr>
+                    <w:rFonts w:cstheme="minorHAnsi"/>
+                    <w:b/>
+                    <w:color w:val="404040" w:themeColor="text1" w:themeTint="BF"/>
+                  </w:rPr>
+                  <w:t>) pour vérifier que tout fonctionnait correctement, sans erreur et sans rechargement de page.</w:t>
                 </w:r>
               </w:p>
             </w:tc>
@@ -14084,6 +16501,7 @@
               </w:rPr>
               <w:t xml:space="preserve">Nom de l’entreprise, organisme ou </w:t>
             </w:r>
+            <w:proofErr w:type="gramStart"/>
             <w:r>
               <w:rPr>
                 <w:rFonts w:cstheme="minorHAnsi"/>
@@ -14111,6 +16529,7 @@
               </w:rPr>
               <w:t></w:t>
             </w:r>
+            <w:proofErr w:type="gramEnd"/>
           </w:p>
         </w:tc>
         <w:sdt>
@@ -14501,6 +16920,7 @@
                 <w:color w:val="404040" w:themeColor="text1" w:themeTint="BF"/>
               </w:rPr>
             </w:pPr>
+            <w:proofErr w:type="gramStart"/>
             <w:r>
               <w:rPr>
                 <w:rFonts w:cstheme="minorHAnsi"/>
@@ -14509,6 +16929,7 @@
               </w:rPr>
               <w:t>au</w:t>
             </w:r>
+            <w:proofErr w:type="gramEnd"/>
           </w:p>
         </w:tc>
         <w:sdt>
@@ -14731,6 +17152,36 @@
                         <w:pPr>
                           <w:spacing w:before="120"/>
                           <w:rPr>
+                            <w:rFonts w:ascii="Segoe UI Emoji" w:hAnsi="Segoe UI Emoji" w:cs="Segoe UI Emoji"/>
+                            <w:b/>
+                            <w:color w:val="404040" w:themeColor="text1" w:themeTint="BF"/>
+                          </w:rPr>
+                        </w:pPr>
+                        <w:hyperlink r:id="rId28" w:history="1">
+                          <w:r>
+                            <w:rPr>
+                              <w:rStyle w:val="Lienhypertexte"/>
+                              <w:rFonts w:ascii="Segoe UI Emoji" w:hAnsi="Segoe UI Emoji" w:cs="Segoe UI Emoji"/>
+                              <w:b/>
+                            </w:rPr>
+                            <w:t>https://github.com/malygina777/SymfonyToDo.git</w:t>
+                          </w:r>
+                        </w:hyperlink>
+                      </w:p>
+                      <w:p>
+                        <w:pPr>
+                          <w:spacing w:before="120"/>
+                          <w:rPr>
+                            <w:rFonts w:ascii="Segoe UI Emoji" w:hAnsi="Segoe UI Emoji" w:cs="Segoe UI Emoji"/>
+                            <w:b/>
+                            <w:color w:val="404040" w:themeColor="text1" w:themeTint="BF"/>
+                          </w:rPr>
+                        </w:pPr>
+                      </w:p>
+                      <w:p>
+                        <w:pPr>
+                          <w:spacing w:before="120"/>
+                          <w:rPr>
                             <w:rFonts w:cstheme="minorHAnsi"/>
                             <w:b/>
                             <w:color w:val="404040" w:themeColor="text1" w:themeTint="BF"/>
@@ -14738,12 +17189,44 @@
                         </w:pPr>
                         <w:r>
                           <w:rPr>
-                            <w:rFonts w:ascii="Segoe UI Emoji" w:hAnsi="Segoe UI Emoji" w:cs="Segoe UI Emoji"/>
+                            <w:rFonts w:cstheme="minorHAnsi"/>
                             <w:b/>
                             <w:color w:val="404040" w:themeColor="text1" w:themeTint="BF"/>
                           </w:rPr>
-                          <w:t>https://github.com/malygina777/SymfonyToDo.git</w:t>
+                          <w:t>Le site est déployé sur un serveur distant et peut être consulté à l’adresse suivante :</w:t>
                         </w:r>
+                      </w:p>
+                      <w:p>
+                        <w:pPr>
+                          <w:spacing w:before="120"/>
+                          <w:rPr>
+                            <w:rFonts w:cstheme="minorHAnsi"/>
+                            <w:b/>
+                            <w:bCs/>
+                            <w:color w:val="404040" w:themeColor="text1" w:themeTint="BF"/>
+                          </w:rPr>
+                        </w:pPr>
+                        <w:hyperlink r:id="rId29" w:history="1">
+                          <w:r>
+                            <w:rPr>
+                              <w:rStyle w:val="Lienhypertexte"/>
+                              <w:rFonts w:asciiTheme="minorHAnsi" w:hAnsiTheme="minorHAnsi" w:cstheme="minorHAnsi"/>
+                              <w:b/>
+                              <w:bCs/>
+                            </w:rPr>
+                            <w:t>https://symfonytodolist.alwaysdata.net</w:t>
+                          </w:r>
+                        </w:hyperlink>
+                      </w:p>
+                      <w:p>
+                        <w:pPr>
+                          <w:spacing w:before="120"/>
+                          <w:rPr>
+                            <w:rFonts w:cstheme="minorHAnsi"/>
+                            <w:b/>
+                            <w:color w:val="404040" w:themeColor="text1" w:themeTint="BF"/>
+                          </w:rPr>
+                        </w:pPr>
                       </w:p>
                     </w:tc>
                   </w:sdtContent>
@@ -15041,7 +17524,29 @@
                     <w:sz w:val="24"/>
                     <w:szCs w:val="24"/>
                   </w:rPr>
-                  <w:t>Développer la partie back-end d’une application web ou web mobile sécurisée</w:t>
+                  <w:t xml:space="preserve">Développer la partie </w:t>
+                </w:r>
+                <w:proofErr w:type="spellStart"/>
+                <w:r>
+                  <w:rPr>
+                    <w:rFonts w:cstheme="minorHAnsi"/>
+                    <w:b/>
+                    <w:color w:val="404040" w:themeColor="text1" w:themeTint="BF"/>
+                    <w:sz w:val="24"/>
+                    <w:szCs w:val="24"/>
+                  </w:rPr>
+                  <w:t>back-end</w:t>
+                </w:r>
+                <w:proofErr w:type="spellEnd"/>
+                <w:r>
+                  <w:rPr>
+                    <w:rFonts w:cstheme="minorHAnsi"/>
+                    <w:b/>
+                    <w:color w:val="404040" w:themeColor="text1" w:themeTint="BF"/>
+                    <w:sz w:val="24"/>
+                    <w:szCs w:val="24"/>
+                  </w:rPr>
+                  <w:t xml:space="preserve"> d’une application web ou web mobile sécurisée</w:t>
                 </w:r>
               </w:p>
             </w:tc>
@@ -15093,6 +17598,7 @@
               </w:rPr>
               <w:t xml:space="preserve"> n°</w:t>
             </w:r>
+            <w:proofErr w:type="gramStart"/>
             <w:r>
               <w:rPr>
                 <w:rFonts w:cstheme="minorHAnsi"/>
@@ -15135,6 +17641,7 @@
               </w:rPr>
               <w:t></w:t>
             </w:r>
+            <w:proofErr w:type="gramEnd"/>
           </w:p>
         </w:tc>
         <w:sdt>
@@ -15441,7 +17948,7 @@
                               <pic:cNvPicPr/>
                             </pic:nvPicPr>
                             <pic:blipFill>
-                              <a:blip r:embed="rId22" cstate="print">
+                              <a:blip r:embed="rId30" cstate="print">
                                 <a:extLst>
                                   <a:ext uri="{28A0092B-C50C-407E-A947-70E740481C1C}">
                                     <a14:useLocalDpi xmlns:a14="http://schemas.microsoft.com/office/drawing/2010/main" val="0"/>
@@ -15488,7 +17995,15 @@
                   <w:spacing w:before="120"/>
                 </w:pPr>
                 <w:r>
-                  <w:t>Un utilisateur peut exister dans le système sans avoir encore créé de tâche ou sans avoir effectué de demande de réinitialisation de mot de passe : les cardinalités sont donc (0,N) du côté de l’utilisateur.</w:t>
+                  <w:t>Un utilisateur peut exister dans le système sans avoir encore créé de tâche ou sans avoir effectué de demande de réinitialisation de mot de passe : les cardinalités sont donc (</w:t>
+                </w:r>
+                <w:proofErr w:type="gramStart"/>
+                <w:r>
+                  <w:t>0,N</w:t>
+                </w:r>
+                <w:proofErr w:type="gramEnd"/>
+                <w:r>
+                  <w:t>) du côté de l’utilisateur.</w:t>
                 </w:r>
               </w:p>
               <w:p>
@@ -15541,13 +18056,23 @@
                     <w:color w:val="404040" w:themeColor="text1" w:themeTint="BF"/>
                   </w:rPr>
                 </w:pPr>
-                <w:r>
-                  <w:rPr>
-                    <w:rFonts w:cstheme="minorHAnsi"/>
-                    <w:b/>
-                    <w:color w:val="404040" w:themeColor="text1" w:themeTint="BF"/>
-                  </w:rPr>
-                  <w:t>j’ai créé un MLD (Modèle Logique de Données) pour représenter les relations entre les tables.</w:t>
+                <w:proofErr w:type="gramStart"/>
+                <w:r>
+                  <w:rPr>
+                    <w:rFonts w:cstheme="minorHAnsi"/>
+                    <w:b/>
+                    <w:color w:val="404040" w:themeColor="text1" w:themeTint="BF"/>
+                  </w:rPr>
+                  <w:t>j’ai</w:t>
+                </w:r>
+                <w:proofErr w:type="gramEnd"/>
+                <w:r>
+                  <w:rPr>
+                    <w:rFonts w:cstheme="minorHAnsi"/>
+                    <w:b/>
+                    <w:color w:val="404040" w:themeColor="text1" w:themeTint="BF"/>
+                  </w:rPr>
+                  <w:t xml:space="preserve"> créé un MLD (Modèle Logique de Données) pour représenter les relations entre les tables.</w:t>
                 </w:r>
               </w:p>
               <w:p>
@@ -15601,7 +18126,61 @@
                     <w:b/>
                     <w:color w:val="404040" w:themeColor="text1" w:themeTint="BF"/>
                   </w:rPr>
-                  <w:t>(id, email, password, roles, avatar)</w:t>
+                  <w:t xml:space="preserve">(id, </w:t>
+                </w:r>
+                <w:proofErr w:type="gramStart"/>
+                <w:r>
+                  <w:rPr>
+                    <w:rFonts w:cstheme="minorHAnsi"/>
+                    <w:b/>
+                    <w:color w:val="404040" w:themeColor="text1" w:themeTint="BF"/>
+                  </w:rPr>
+                  <w:t>email</w:t>
+                </w:r>
+                <w:proofErr w:type="gramEnd"/>
+                <w:r>
+                  <w:rPr>
+                    <w:rFonts w:cstheme="minorHAnsi"/>
+                    <w:b/>
+                    <w:color w:val="404040" w:themeColor="text1" w:themeTint="BF"/>
+                  </w:rPr>
+                  <w:t xml:space="preserve">, </w:t>
+                </w:r>
+                <w:proofErr w:type="spellStart"/>
+                <w:r>
+                  <w:rPr>
+                    <w:rFonts w:cstheme="minorHAnsi"/>
+                    <w:b/>
+                    <w:color w:val="404040" w:themeColor="text1" w:themeTint="BF"/>
+                  </w:rPr>
+                  <w:t>password</w:t>
+                </w:r>
+                <w:proofErr w:type="spellEnd"/>
+                <w:r>
+                  <w:rPr>
+                    <w:rFonts w:cstheme="minorHAnsi"/>
+                    <w:b/>
+                    <w:color w:val="404040" w:themeColor="text1" w:themeTint="BF"/>
+                  </w:rPr>
+                  <w:t xml:space="preserve">, </w:t>
+                </w:r>
+                <w:proofErr w:type="spellStart"/>
+                <w:r>
+                  <w:rPr>
+                    <w:rFonts w:cstheme="minorHAnsi"/>
+                    <w:b/>
+                    <w:color w:val="404040" w:themeColor="text1" w:themeTint="BF"/>
+                  </w:rPr>
+                  <w:t>roles</w:t>
+                </w:r>
+                <w:proofErr w:type="spellEnd"/>
+                <w:r>
+                  <w:rPr>
+                    <w:rFonts w:cstheme="minorHAnsi"/>
+                    <w:b/>
+                    <w:color w:val="404040" w:themeColor="text1" w:themeTint="BF"/>
+                  </w:rPr>
+                  <w:t>, avatar)</w:t>
                 </w:r>
               </w:p>
               <w:p>
@@ -15627,7 +18206,61 @@
                     <w:b/>
                     <w:color w:val="404040" w:themeColor="text1" w:themeTint="BF"/>
                   </w:rPr>
-                  <w:t xml:space="preserve"> (id, title, status, position, due_at, description</w:t>
+                  <w:t xml:space="preserve"> (id, </w:t>
+                </w:r>
+                <w:proofErr w:type="spellStart"/>
+                <w:r>
+                  <w:rPr>
+                    <w:rFonts w:cstheme="minorHAnsi"/>
+                    <w:b/>
+                    <w:color w:val="404040" w:themeColor="text1" w:themeTint="BF"/>
+                  </w:rPr>
+                  <w:t>title</w:t>
+                </w:r>
+                <w:proofErr w:type="spellEnd"/>
+                <w:r>
+                  <w:rPr>
+                    <w:rFonts w:cstheme="minorHAnsi"/>
+                    <w:b/>
+                    <w:color w:val="404040" w:themeColor="text1" w:themeTint="BF"/>
+                  </w:rPr>
+                  <w:t xml:space="preserve">, </w:t>
+                </w:r>
+                <w:proofErr w:type="spellStart"/>
+                <w:r>
+                  <w:rPr>
+                    <w:rFonts w:cstheme="minorHAnsi"/>
+                    <w:b/>
+                    <w:color w:val="404040" w:themeColor="text1" w:themeTint="BF"/>
+                  </w:rPr>
+                  <w:t>status</w:t>
+                </w:r>
+                <w:proofErr w:type="spellEnd"/>
+                <w:r>
+                  <w:rPr>
+                    <w:rFonts w:cstheme="minorHAnsi"/>
+                    <w:b/>
+                    <w:color w:val="404040" w:themeColor="text1" w:themeTint="BF"/>
+                  </w:rPr>
+                  <w:t xml:space="preserve">, position, </w:t>
+                </w:r>
+                <w:proofErr w:type="spellStart"/>
+                <w:r>
+                  <w:rPr>
+                    <w:rFonts w:cstheme="minorHAnsi"/>
+                    <w:b/>
+                    <w:color w:val="404040" w:themeColor="text1" w:themeTint="BF"/>
+                  </w:rPr>
+                  <w:t>due_at</w:t>
+                </w:r>
+                <w:proofErr w:type="spellEnd"/>
+                <w:r>
+                  <w:rPr>
+                    <w:rFonts w:cstheme="minorHAnsi"/>
+                    <w:b/>
+                    <w:color w:val="404040" w:themeColor="text1" w:themeTint="BF"/>
+                  </w:rPr>
+                  <w:t>, description</w:t>
                 </w:r>
                 <w:r>
                   <w:rPr>
@@ -15677,8 +18310,54 @@
                     <w:b/>
                     <w:color w:val="404040" w:themeColor="text1" w:themeTint="BF"/>
                   </w:rPr>
-                  <w:t>(id, selector, hashed_token, expires_at</w:t>
-                </w:r>
+                  <w:t xml:space="preserve">(id, </w:t>
+                </w:r>
+                <w:proofErr w:type="spellStart"/>
+                <w:r>
+                  <w:rPr>
+                    <w:rFonts w:cstheme="minorHAnsi"/>
+                    <w:b/>
+                    <w:color w:val="404040" w:themeColor="text1" w:themeTint="BF"/>
+                  </w:rPr>
+                  <w:t>selector</w:t>
+                </w:r>
+                <w:proofErr w:type="spellEnd"/>
+                <w:r>
+                  <w:rPr>
+                    <w:rFonts w:cstheme="minorHAnsi"/>
+                    <w:b/>
+                    <w:color w:val="404040" w:themeColor="text1" w:themeTint="BF"/>
+                  </w:rPr>
+                  <w:t xml:space="preserve">, </w:t>
+                </w:r>
+                <w:proofErr w:type="spellStart"/>
+                <w:r>
+                  <w:rPr>
+                    <w:rFonts w:cstheme="minorHAnsi"/>
+                    <w:b/>
+                    <w:color w:val="404040" w:themeColor="text1" w:themeTint="BF"/>
+                  </w:rPr>
+                  <w:t>hashed_token</w:t>
+                </w:r>
+                <w:proofErr w:type="spellEnd"/>
+                <w:r>
+                  <w:rPr>
+                    <w:rFonts w:cstheme="minorHAnsi"/>
+                    <w:b/>
+                    <w:color w:val="404040" w:themeColor="text1" w:themeTint="BF"/>
+                  </w:rPr>
+                  <w:t xml:space="preserve">, </w:t>
+                </w:r>
+                <w:proofErr w:type="spellStart"/>
+                <w:r>
+                  <w:rPr>
+                    <w:rFonts w:cstheme="minorHAnsi"/>
+                    <w:b/>
+                    <w:color w:val="404040" w:themeColor="text1" w:themeTint="BF"/>
+                  </w:rPr>
+                  <w:t>expires_at</w:t>
+                </w:r>
+                <w:proofErr w:type="spellEnd"/>
                 <w:r>
                   <w:rPr>
                     <w:rFonts w:cstheme="minorHAnsi"/>
@@ -15816,7 +18495,7 @@
                               <pic:cNvPicPr/>
                             </pic:nvPicPr>
                             <pic:blipFill>
-                              <a:blip r:embed="rId23" cstate="print">
+                              <a:blip r:embed="rId31" cstate="print">
                                 <a:extLst>
                                   <a:ext uri="{28A0092B-C50C-407E-A947-70E740481C1C}">
                                     <a14:useLocalDpi xmlns:a14="http://schemas.microsoft.com/office/drawing/2010/main" val="0"/>
@@ -15877,7 +18556,25 @@
                     <w:b/>
                     <w:color w:val="404040" w:themeColor="text1" w:themeTint="BF"/>
                   </w:rPr>
-                  <w:t>Après avoir réalisé le dictionnaire des données, j’ai créé le MPD (Modèle Physique de Données) à partir de ma base de données réelle, en exportant le script SQL via PgAdmin.</w:t>
+                  <w:t xml:space="preserve">Après avoir réalisé le dictionnaire des données, j’ai créé le MPD (Modèle Physique de Données) à partir de ma base de données réelle, en exportant le script SQL via </w:t>
+                </w:r>
+                <w:proofErr w:type="spellStart"/>
+                <w:r>
+                  <w:rPr>
+                    <w:rFonts w:cstheme="minorHAnsi"/>
+                    <w:b/>
+                    <w:color w:val="404040" w:themeColor="text1" w:themeTint="BF"/>
+                  </w:rPr>
+                  <w:t>PgAdmin</w:t>
+                </w:r>
+                <w:proofErr w:type="spellEnd"/>
+                <w:r>
+                  <w:rPr>
+                    <w:rFonts w:cstheme="minorHAnsi"/>
+                    <w:b/>
+                    <w:color w:val="404040" w:themeColor="text1" w:themeTint="BF"/>
+                  </w:rPr>
+                  <w:t>.</w:t>
                 </w:r>
               </w:p>
               <w:p>
@@ -15895,7 +18592,61 @@
                     <w:b/>
                     <w:color w:val="404040" w:themeColor="text1" w:themeTint="BF"/>
                   </w:rPr>
-                  <w:t>Afin de ne pas surcharger le document, j’ai conservé uniquement les tables principales de l’application : app_user, task et reset_password_request.</w:t>
+                  <w:t xml:space="preserve">Afin de ne pas surcharger le document, j’ai conservé uniquement les tables principales de l’application : </w:t>
+                </w:r>
+                <w:proofErr w:type="spellStart"/>
+                <w:r>
+                  <w:rPr>
+                    <w:rFonts w:cstheme="minorHAnsi"/>
+                    <w:b/>
+                    <w:color w:val="404040" w:themeColor="text1" w:themeTint="BF"/>
+                  </w:rPr>
+                  <w:t>app_user</w:t>
+                </w:r>
+                <w:proofErr w:type="spellEnd"/>
+                <w:r>
+                  <w:rPr>
+                    <w:rFonts w:cstheme="minorHAnsi"/>
+                    <w:b/>
+                    <w:color w:val="404040" w:themeColor="text1" w:themeTint="BF"/>
+                  </w:rPr>
+                  <w:t xml:space="preserve">, </w:t>
+                </w:r>
+                <w:proofErr w:type="spellStart"/>
+                <w:r>
+                  <w:rPr>
+                    <w:rFonts w:cstheme="minorHAnsi"/>
+                    <w:b/>
+                    <w:color w:val="404040" w:themeColor="text1" w:themeTint="BF"/>
+                  </w:rPr>
+                  <w:t>task</w:t>
+                </w:r>
+                <w:proofErr w:type="spellEnd"/>
+                <w:r>
+                  <w:rPr>
+                    <w:rFonts w:cstheme="minorHAnsi"/>
+                    <w:b/>
+                    <w:color w:val="404040" w:themeColor="text1" w:themeTint="BF"/>
+                  </w:rPr>
+                  <w:t xml:space="preserve"> et </w:t>
+                </w:r>
+                <w:proofErr w:type="spellStart"/>
+                <w:r>
+                  <w:rPr>
+                    <w:rFonts w:cstheme="minorHAnsi"/>
+                    <w:b/>
+                    <w:color w:val="404040" w:themeColor="text1" w:themeTint="BF"/>
+                  </w:rPr>
+                  <w:t>reset_password_request</w:t>
+                </w:r>
+                <w:proofErr w:type="spellEnd"/>
+                <w:r>
+                  <w:rPr>
+                    <w:rFonts w:cstheme="minorHAnsi"/>
+                    <w:b/>
+                    <w:color w:val="404040" w:themeColor="text1" w:themeTint="BF"/>
+                  </w:rPr>
+                  <w:t>.</w:t>
                 </w:r>
               </w:p>
               <w:p>
@@ -15949,7 +18700,7 @@
                               <pic:cNvPicPr/>
                             </pic:nvPicPr>
                             <pic:blipFill>
-                              <a:blip r:embed="rId24" cstate="print">
+                              <a:blip r:embed="rId32" cstate="print">
                                 <a:extLst>
                                   <a:ext uri="{28A0092B-C50C-407E-A947-70E740481C1C}">
                                     <a14:useLocalDpi xmlns:a14="http://schemas.microsoft.com/office/drawing/2010/main" val="0"/>
@@ -16019,7 +18770,7 @@
                               <pic:cNvPicPr/>
                             </pic:nvPicPr>
                             <pic:blipFill>
-                              <a:blip r:embed="rId25">
+                              <a:blip r:embed="rId33">
                                 <a:extLst>
                                   <a:ext uri="{28A0092B-C50C-407E-A947-70E740481C1C}">
                                     <a14:useLocalDpi xmlns:a14="http://schemas.microsoft.com/office/drawing/2010/main" val="0"/>
@@ -16170,7 +18921,25 @@
                     <w:b/>
                     <w:color w:val="404040" w:themeColor="text1" w:themeTint="BF"/>
                   </w:rPr>
-                  <w:t>Pour la conception des différents schémas (MCD, MLD) j’ai utilisé Figma, ce qui m’a permis de représenter visuellement les entités, les relations et les échanges de données.</w:t>
+                  <w:t xml:space="preserve">Pour la conception des différents schémas (MCD, MLD) j’ai utilisé </w:t>
+                </w:r>
+                <w:proofErr w:type="spellStart"/>
+                <w:r>
+                  <w:rPr>
+                    <w:rFonts w:cstheme="minorHAnsi"/>
+                    <w:b/>
+                    <w:color w:val="404040" w:themeColor="text1" w:themeTint="BF"/>
+                  </w:rPr>
+                  <w:t>Figma</w:t>
+                </w:r>
+                <w:proofErr w:type="spellEnd"/>
+                <w:r>
+                  <w:rPr>
+                    <w:rFonts w:cstheme="minorHAnsi"/>
+                    <w:b/>
+                    <w:color w:val="404040" w:themeColor="text1" w:themeTint="BF"/>
+                  </w:rPr>
+                  <w:t>, ce qui m’a permis de représenter visuellement les entités, les relations et les échanges de données.</w:t>
                 </w:r>
               </w:p>
               <w:p>
@@ -16188,7 +18957,25 @@
                     <w:b/>
                     <w:color w:val="404040" w:themeColor="text1" w:themeTint="BF"/>
                   </w:rPr>
-                  <w:t>Pour la réalisation du MPD (Modèle Physique de Données) et l’export du script SQL, j’ai utilisé pgAdmin avec la base de données PostgreSQL.</w:t>
+                  <w:t xml:space="preserve">Pour la réalisation du MPD (Modèle Physique de Données) et l’export du script SQL, j’ai utilisé </w:t>
+                </w:r>
+                <w:proofErr w:type="spellStart"/>
+                <w:r>
+                  <w:rPr>
+                    <w:rFonts w:cstheme="minorHAnsi"/>
+                    <w:b/>
+                    <w:color w:val="404040" w:themeColor="text1" w:themeTint="BF"/>
+                  </w:rPr>
+                  <w:t>pgAdmin</w:t>
+                </w:r>
+                <w:proofErr w:type="spellEnd"/>
+                <w:r>
+                  <w:rPr>
+                    <w:rFonts w:cstheme="minorHAnsi"/>
+                    <w:b/>
+                    <w:color w:val="404040" w:themeColor="text1" w:themeTint="BF"/>
+                  </w:rPr>
+                  <w:t xml:space="preserve"> avec la base de données PostgreSQL.</w:t>
                 </w:r>
               </w:p>
             </w:tc>
@@ -16451,6 +19238,7 @@
               </w:rPr>
               <w:t xml:space="preserve">Nom de l’entreprise, organisme ou </w:t>
             </w:r>
+            <w:proofErr w:type="gramStart"/>
             <w:r>
               <w:rPr>
                 <w:rFonts w:cstheme="minorHAnsi"/>
@@ -16478,6 +19266,7 @@
               </w:rPr>
               <w:t></w:t>
             </w:r>
+            <w:proofErr w:type="gramEnd"/>
           </w:p>
         </w:tc>
         <w:sdt>
@@ -16868,6 +19657,7 @@
                 <w:color w:val="404040" w:themeColor="text1" w:themeTint="BF"/>
               </w:rPr>
             </w:pPr>
+            <w:proofErr w:type="gramStart"/>
             <w:r>
               <w:rPr>
                 <w:rFonts w:cstheme="minorHAnsi"/>
@@ -16876,6 +19666,7 @@
               </w:rPr>
               <w:t>au</w:t>
             </w:r>
+            <w:proofErr w:type="gramEnd"/>
           </w:p>
         </w:tc>
         <w:sdt>
@@ -17082,6 +19873,36 @@
                     <w:pPr>
                       <w:spacing w:before="120"/>
                       <w:rPr>
+                        <w:rFonts w:ascii="Segoe UI Emoji" w:hAnsi="Segoe UI Emoji" w:cs="Segoe UI Emoji"/>
+                        <w:b/>
+                        <w:color w:val="404040" w:themeColor="text1" w:themeTint="BF"/>
+                      </w:rPr>
+                    </w:pPr>
+                    <w:hyperlink r:id="rId34" w:history="1">
+                      <w:r>
+                        <w:rPr>
+                          <w:rStyle w:val="Lienhypertexte"/>
+                          <w:rFonts w:ascii="Segoe UI Emoji" w:hAnsi="Segoe UI Emoji" w:cs="Segoe UI Emoji"/>
+                          <w:b/>
+                        </w:rPr>
+                        <w:t>https://github.com/malygina777/SymfonyToDo.git</w:t>
+                      </w:r>
+                    </w:hyperlink>
+                  </w:p>
+                  <w:p>
+                    <w:pPr>
+                      <w:spacing w:before="120"/>
+                      <w:rPr>
+                        <w:rFonts w:ascii="Segoe UI Emoji" w:hAnsi="Segoe UI Emoji" w:cs="Segoe UI Emoji"/>
+                        <w:b/>
+                        <w:color w:val="404040" w:themeColor="text1" w:themeTint="BF"/>
+                      </w:rPr>
+                    </w:pPr>
+                  </w:p>
+                  <w:p>
+                    <w:pPr>
+                      <w:spacing w:before="120"/>
+                      <w:rPr>
                         <w:rFonts w:cstheme="minorHAnsi"/>
                         <w:b/>
                         <w:color w:val="404040" w:themeColor="text1" w:themeTint="BF"/>
@@ -17089,12 +19910,44 @@
                     </w:pPr>
                     <w:r>
                       <w:rPr>
-                        <w:rFonts w:ascii="Segoe UI Emoji" w:hAnsi="Segoe UI Emoji" w:cs="Segoe UI Emoji"/>
+                        <w:rFonts w:cstheme="minorHAnsi"/>
                         <w:b/>
                         <w:color w:val="404040" w:themeColor="text1" w:themeTint="BF"/>
                       </w:rPr>
-                      <w:t>https://github.com/malygina777/SymfonyToDo.git</w:t>
+                      <w:t>Le site est déployé sur un serveur distant et peut être consulté à l’adresse suivante :</w:t>
                     </w:r>
+                  </w:p>
+                  <w:p>
+                    <w:pPr>
+                      <w:spacing w:before="120"/>
+                      <w:rPr>
+                        <w:rFonts w:cstheme="minorHAnsi"/>
+                        <w:b/>
+                        <w:bCs/>
+                        <w:color w:val="404040" w:themeColor="text1" w:themeTint="BF"/>
+                      </w:rPr>
+                    </w:pPr>
+                    <w:hyperlink r:id="rId35" w:history="1">
+                      <w:r>
+                        <w:rPr>
+                          <w:rStyle w:val="Lienhypertexte"/>
+                          <w:rFonts w:asciiTheme="minorHAnsi" w:hAnsiTheme="minorHAnsi" w:cstheme="minorHAnsi"/>
+                          <w:b/>
+                          <w:bCs/>
+                        </w:rPr>
+                        <w:t>https://symfonytodolist.alwaysdata.net</w:t>
+                      </w:r>
+                    </w:hyperlink>
+                  </w:p>
+                  <w:p>
+                    <w:pPr>
+                      <w:spacing w:before="120"/>
+                      <w:rPr>
+                        <w:rFonts w:cstheme="minorHAnsi"/>
+                        <w:b/>
+                        <w:color w:val="404040" w:themeColor="text1" w:themeTint="BF"/>
+                      </w:rPr>
+                    </w:pPr>
                   </w:p>
                 </w:tc>
               </w:sdtContent>
@@ -17398,7 +20251,29 @@
                     <w:sz w:val="24"/>
                     <w:szCs w:val="24"/>
                   </w:rPr>
-                  <w:t>Développer la partie back-end d’une application web ou web mobile sécurisée</w:t>
+                  <w:t xml:space="preserve">Développer la partie </w:t>
+                </w:r>
+                <w:proofErr w:type="spellStart"/>
+                <w:r>
+                  <w:rPr>
+                    <w:rFonts w:cstheme="minorHAnsi"/>
+                    <w:b/>
+                    <w:color w:val="404040" w:themeColor="text1" w:themeTint="BF"/>
+                    <w:sz w:val="24"/>
+                    <w:szCs w:val="24"/>
+                  </w:rPr>
+                  <w:t>back-end</w:t>
+                </w:r>
+                <w:proofErr w:type="spellEnd"/>
+                <w:r>
+                  <w:rPr>
+                    <w:rFonts w:cstheme="minorHAnsi"/>
+                    <w:b/>
+                    <w:color w:val="404040" w:themeColor="text1" w:themeTint="BF"/>
+                    <w:sz w:val="24"/>
+                    <w:szCs w:val="24"/>
+                  </w:rPr>
+                  <w:t xml:space="preserve"> d’une application web ou web mobile sécurisée</w:t>
                 </w:r>
               </w:p>
             </w:tc>
@@ -17450,6 +20325,7 @@
               </w:rPr>
               <w:t xml:space="preserve"> n°</w:t>
             </w:r>
+            <w:proofErr w:type="gramStart"/>
             <w:r>
               <w:rPr>
                 <w:rFonts w:cstheme="minorHAnsi"/>
@@ -17492,6 +20368,7 @@
               </w:rPr>
               <w:t></w:t>
             </w:r>
+            <w:proofErr w:type="gramEnd"/>
           </w:p>
         </w:tc>
         <w:sdt>
@@ -17700,7 +20577,35 @@
                     <w:b/>
                     <w:color w:val="404040" w:themeColor="text1" w:themeTint="BF"/>
                   </w:rPr>
-                  <w:t>Dans le fichier .env, j’ai défini l’adresse de ma base de données :</w:t>
+                  <w:t xml:space="preserve">Dans le </w:t>
+                </w:r>
+                <w:proofErr w:type="gramStart"/>
+                <w:r>
+                  <w:rPr>
+                    <w:rFonts w:cstheme="minorHAnsi"/>
+                    <w:b/>
+                    <w:color w:val="404040" w:themeColor="text1" w:themeTint="BF"/>
+                  </w:rPr>
+                  <w:t>fichier .</w:t>
+                </w:r>
+                <w:proofErr w:type="spellStart"/>
+                <w:r>
+                  <w:rPr>
+                    <w:rFonts w:cstheme="minorHAnsi"/>
+                    <w:b/>
+                    <w:color w:val="404040" w:themeColor="text1" w:themeTint="BF"/>
+                  </w:rPr>
+                  <w:t>env</w:t>
+                </w:r>
+                <w:proofErr w:type="spellEnd"/>
+                <w:proofErr w:type="gramEnd"/>
+                <w:r>
+                  <w:rPr>
+                    <w:rFonts w:cstheme="minorHAnsi"/>
+                    <w:b/>
+                    <w:color w:val="404040" w:themeColor="text1" w:themeTint="BF"/>
+                  </w:rPr>
+                  <w:t>, j’ai défini l’adresse de ma base de données :</w:t>
                 </w:r>
               </w:p>
               <w:p>
@@ -17798,7 +20703,25 @@
                     <w:b/>
                     <w:color w:val="404040" w:themeColor="text1" w:themeTint="BF"/>
                   </w:rPr>
-                  <w:t xml:space="preserve"> • symfony_todo = nom de la base,</w:t>
+                  <w:t xml:space="preserve"> • </w:t>
+                </w:r>
+                <w:proofErr w:type="spellStart"/>
+                <w:r>
+                  <w:rPr>
+                    <w:rFonts w:cstheme="minorHAnsi"/>
+                    <w:b/>
+                    <w:color w:val="404040" w:themeColor="text1" w:themeTint="BF"/>
+                  </w:rPr>
+                  <w:t>symfony_todo</w:t>
+                </w:r>
+                <w:proofErr w:type="spellEnd"/>
+                <w:r>
+                  <w:rPr>
+                    <w:rFonts w:cstheme="minorHAnsi"/>
+                    <w:b/>
+                    <w:color w:val="404040" w:themeColor="text1" w:themeTint="BF"/>
+                  </w:rPr>
+                  <w:t xml:space="preserve"> = nom de la base,</w:t>
                 </w:r>
               </w:p>
               <w:p>
@@ -17816,7 +20739,25 @@
                     <w:b/>
                     <w:color w:val="404040" w:themeColor="text1" w:themeTint="BF"/>
                   </w:rPr>
-                  <w:t xml:space="preserve"> • charset=utf8 = encodage des échanges.</w:t>
+                  <w:t xml:space="preserve"> • </w:t>
+                </w:r>
+                <w:proofErr w:type="spellStart"/>
+                <w:r>
+                  <w:rPr>
+                    <w:rFonts w:cstheme="minorHAnsi"/>
+                    <w:b/>
+                    <w:color w:val="404040" w:themeColor="text1" w:themeTint="BF"/>
+                  </w:rPr>
+                  <w:t>charset</w:t>
+                </w:r>
+                <w:proofErr w:type="spellEnd"/>
+                <w:r>
+                  <w:rPr>
+                    <w:rFonts w:cstheme="minorHAnsi"/>
+                    <w:b/>
+                    <w:color w:val="404040" w:themeColor="text1" w:themeTint="BF"/>
+                  </w:rPr>
+                  <w:t>=utf8 = encodage des échanges.</w:t>
                 </w:r>
               </w:p>
               <w:p>
@@ -17844,7 +20785,25 @@
                     <w:b/>
                     <w:color w:val="404040" w:themeColor="text1" w:themeTint="BF"/>
                   </w:rPr>
-                  <w:t>Dans config/packages/doctrine.yaml, j’ai activé la ligne suivante :</w:t>
+                  <w:t>Dans config/packages/</w:t>
+                </w:r>
+                <w:proofErr w:type="spellStart"/>
+                <w:r>
+                  <w:rPr>
+                    <w:rFonts w:cstheme="minorHAnsi"/>
+                    <w:b/>
+                    <w:color w:val="404040" w:themeColor="text1" w:themeTint="BF"/>
+                  </w:rPr>
+                  <w:t>doctrine.yaml</w:t>
+                </w:r>
+                <w:proofErr w:type="spellEnd"/>
+                <w:r>
+                  <w:rPr>
+                    <w:rFonts w:cstheme="minorHAnsi"/>
+                    <w:b/>
+                    <w:color w:val="404040" w:themeColor="text1" w:themeTint="BF"/>
+                  </w:rPr>
+                  <w:t>, j’ai activé la ligne suivante :</w:t>
                 </w:r>
               </w:p>
               <w:p>
@@ -17856,6 +20815,7 @@
                     <w:color w:val="548DD4" w:themeColor="text2" w:themeTint="99"/>
                   </w:rPr>
                 </w:pPr>
+                <w:proofErr w:type="gramStart"/>
                 <w:r>
                   <w:rPr>
                     <w:rFonts w:cstheme="minorHAnsi"/>
@@ -17870,7 +20830,80 @@
                     <w:b/>
                     <w:color w:val="9BBB59" w:themeColor="accent3"/>
                   </w:rPr>
-                  <w:t>: "%env(resolve:DATABASE_URL)%"</w:t>
+                  <w:t>:</w:t>
+                </w:r>
+                <w:proofErr w:type="gramEnd"/>
+                <w:r>
+                  <w:rPr>
+                    <w:rFonts w:cstheme="minorHAnsi"/>
+                    <w:b/>
+                    <w:color w:val="9BBB59" w:themeColor="accent3"/>
+                  </w:rPr>
+                  <w:t xml:space="preserve"> "%</w:t>
+                </w:r>
+                <w:proofErr w:type="spellStart"/>
+                <w:r>
+                  <w:rPr>
+                    <w:rFonts w:cstheme="minorHAnsi"/>
+                    <w:b/>
+                    <w:color w:val="9BBB59" w:themeColor="accent3"/>
+                  </w:rPr>
+                  <w:t>env</w:t>
+                </w:r>
+                <w:proofErr w:type="spellEnd"/>
+                <w:r>
+                  <w:rPr>
+                    <w:rFonts w:cstheme="minorHAnsi"/>
+                    <w:b/>
+                    <w:color w:val="9BBB59" w:themeColor="accent3"/>
+                  </w:rPr>
+                  <w:t>(</w:t>
+                </w:r>
+                <w:proofErr w:type="spellStart"/>
+                <w:proofErr w:type="gramStart"/>
+                <w:r>
+                  <w:rPr>
+                    <w:rFonts w:cstheme="minorHAnsi"/>
+                    <w:b/>
+                    <w:color w:val="9BBB59" w:themeColor="accent3"/>
+                  </w:rPr>
+                  <w:t>resolve:DATABASE</w:t>
+                </w:r>
+                <w:proofErr w:type="gramEnd"/>
+                <w:r>
+                  <w:rPr>
+                    <w:rFonts w:cstheme="minorHAnsi"/>
+                    <w:b/>
+                    <w:color w:val="9BBB59" w:themeColor="accent3"/>
+                  </w:rPr>
+                  <w:t>_</w:t>
+                </w:r>
+                <w:proofErr w:type="gramStart"/>
+                <w:r>
+                  <w:rPr>
+                    <w:rFonts w:cstheme="minorHAnsi"/>
+                    <w:b/>
+                    <w:color w:val="9BBB59" w:themeColor="accent3"/>
+                  </w:rPr>
+                  <w:t>URL</w:t>
+                </w:r>
+                <w:proofErr w:type="spellEnd"/>
+                <w:r>
+                  <w:rPr>
+                    <w:rFonts w:cstheme="minorHAnsi"/>
+                    <w:b/>
+                    <w:color w:val="9BBB59" w:themeColor="accent3"/>
+                  </w:rPr>
+                  <w:t>)%</w:t>
+                </w:r>
+                <w:proofErr w:type="gramEnd"/>
+                <w:r>
+                  <w:rPr>
+                    <w:rFonts w:cstheme="minorHAnsi"/>
+                    <w:b/>
+                    <w:color w:val="9BBB59" w:themeColor="accent3"/>
+                  </w:rPr>
+                  <w:t>"</w:t>
                 </w:r>
               </w:p>
               <w:p>
@@ -17888,7 +20921,25 @@
                     <w:b/>
                     <w:color w:val="404040" w:themeColor="text1" w:themeTint="BF"/>
                   </w:rPr>
-                  <w:t>Cela permet à Symfony de récupérer automatiquement la variable DATABASE_URL depuis le fichier .env.</w:t>
+                  <w:t xml:space="preserve">Cela permet à Symfony de récupérer automatiquement la variable DATABASE_URL depuis le </w:t>
+                </w:r>
+                <w:proofErr w:type="gramStart"/>
+                <w:r>
+                  <w:rPr>
+                    <w:rFonts w:cstheme="minorHAnsi"/>
+                    <w:b/>
+                    <w:color w:val="404040" w:themeColor="text1" w:themeTint="BF"/>
+                  </w:rPr>
+                  <w:t>fichier .</w:t>
+                </w:r>
+                <w:proofErr w:type="gramEnd"/>
+                <w:r>
+                  <w:rPr>
+                    <w:rFonts w:cstheme="minorHAnsi"/>
+                    <w:b/>
+                    <w:color w:val="404040" w:themeColor="text1" w:themeTint="BF"/>
+                  </w:rPr>
+                  <w:t>env.</w:t>
                 </w:r>
               </w:p>
               <w:p>
@@ -17916,7 +20967,27 @@
                     <w:b/>
                     <w:color w:val="404040" w:themeColor="text1" w:themeTint="BF"/>
                   </w:rPr>
-                  <w:t>Toujours dans doctrine.yaml, la section DBAL contient :</w:t>
+                  <w:t xml:space="preserve">Toujours dans </w:t>
+                </w:r>
+                <w:proofErr w:type="spellStart"/>
+                <w:proofErr w:type="gramStart"/>
+                <w:r>
+                  <w:rPr>
+                    <w:rFonts w:cstheme="minorHAnsi"/>
+                    <w:b/>
+                    <w:color w:val="404040" w:themeColor="text1" w:themeTint="BF"/>
+                  </w:rPr>
+                  <w:t>doctrine.yaml</w:t>
+                </w:r>
+                <w:proofErr w:type="spellEnd"/>
+                <w:proofErr w:type="gramEnd"/>
+                <w:r>
+                  <w:rPr>
+                    <w:rFonts w:cstheme="minorHAnsi"/>
+                    <w:b/>
+                    <w:color w:val="404040" w:themeColor="text1" w:themeTint="BF"/>
+                  </w:rPr>
+                  <w:t>, la section DBAL contient :</w:t>
                 </w:r>
               </w:p>
               <w:p>
@@ -17928,21 +20999,49 @@
                     <w:color w:val="404040" w:themeColor="text1" w:themeTint="BF"/>
                   </w:rPr>
                 </w:pPr>
+                <w:proofErr w:type="gramStart"/>
                 <w:r>
                   <w:rPr>
                     <w:rFonts w:ascii="Consolas" w:hAnsi="Consolas" w:cstheme="minorHAnsi"/>
                     <w:b/>
                     <w:color w:val="C0504D" w:themeColor="accent2"/>
                   </w:rPr>
-                  <w:t xml:space="preserve">driver: </w:t>
-                </w:r>
+                  <w:t>driver:</w:t>
+                </w:r>
+                <w:proofErr w:type="gramEnd"/>
                 <w:r>
                   <w:rPr>
                     <w:rFonts w:ascii="Consolas" w:hAnsi="Consolas" w:cstheme="minorHAnsi"/>
                     <w:b/>
+                    <w:color w:val="C0504D" w:themeColor="accent2"/>
+                  </w:rPr>
+                  <w:t xml:space="preserve"> </w:t>
+                </w:r>
+                <w:r>
+                  <w:rPr>
+                    <w:rFonts w:ascii="Consolas" w:hAnsi="Consolas" w:cstheme="minorHAnsi"/>
+                    <w:b/>
                     <w:color w:val="9BBB59" w:themeColor="accent3"/>
                   </w:rPr>
-                  <w:t>"pdo_pgsql"</w:t>
+                  <w:t>"</w:t>
+                </w:r>
+                <w:proofErr w:type="spellStart"/>
+                <w:r>
+                  <w:rPr>
+                    <w:rFonts w:ascii="Consolas" w:hAnsi="Consolas" w:cstheme="minorHAnsi"/>
+                    <w:b/>
+                    <w:color w:val="9BBB59" w:themeColor="accent3"/>
+                  </w:rPr>
+                  <w:t>pdo_pgsql</w:t>
+                </w:r>
+                <w:proofErr w:type="spellEnd"/>
+                <w:r>
+                  <w:rPr>
+                    <w:rFonts w:ascii="Consolas" w:hAnsi="Consolas" w:cstheme="minorHAnsi"/>
+                    <w:b/>
+                    <w:color w:val="9BBB59" w:themeColor="accent3"/>
+                  </w:rPr>
+                  <w:t>"</w:t>
                 </w:r>
               </w:p>
               <w:p>
@@ -17954,13 +21053,51 @@
                     <w:color w:val="C0504D" w:themeColor="accent2"/>
                   </w:rPr>
                 </w:pPr>
+                <w:proofErr w:type="spellStart"/>
+                <w:proofErr w:type="gramStart"/>
                 <w:r>
                   <w:rPr>
                     <w:rFonts w:ascii="Consolas" w:hAnsi="Consolas" w:cstheme="minorHAnsi"/>
                     <w:b/>
                     <w:color w:val="C0504D" w:themeColor="accent2"/>
                   </w:rPr>
-                  <w:t xml:space="preserve">server_version: </w:t>
+                  <w:t>server</w:t>
+                </w:r>
+                <w:proofErr w:type="gramEnd"/>
+                <w:r>
+                  <w:rPr>
+                    <w:rFonts w:ascii="Consolas" w:hAnsi="Consolas" w:cstheme="minorHAnsi"/>
+                    <w:b/>
+                    <w:color w:val="C0504D" w:themeColor="accent2"/>
+                  </w:rPr>
+                  <w:t>_</w:t>
+                </w:r>
+                <w:proofErr w:type="gramStart"/>
+                <w:r>
+                  <w:rPr>
+                    <w:rFonts w:ascii="Consolas" w:hAnsi="Consolas" w:cstheme="minorHAnsi"/>
+                    <w:b/>
+                    <w:color w:val="C0504D" w:themeColor="accent2"/>
+                  </w:rPr>
+                  <w:t>version</w:t>
+                </w:r>
+                <w:proofErr w:type="spellEnd"/>
+                <w:r>
+                  <w:rPr>
+                    <w:rFonts w:ascii="Consolas" w:hAnsi="Consolas" w:cstheme="minorHAnsi"/>
+                    <w:b/>
+                    <w:color w:val="C0504D" w:themeColor="accent2"/>
+                  </w:rPr>
+                  <w:t>:</w:t>
+                </w:r>
+                <w:proofErr w:type="gramEnd"/>
+                <w:r>
+                  <w:rPr>
+                    <w:rFonts w:ascii="Consolas" w:hAnsi="Consolas" w:cstheme="minorHAnsi"/>
+                    <w:b/>
+                    <w:color w:val="C0504D" w:themeColor="accent2"/>
+                  </w:rPr>
+                  <w:t xml:space="preserve"> </w:t>
                 </w:r>
                 <w:r>
                   <w:rPr>
@@ -17986,7 +21123,35 @@
                     <w:b/>
                     <w:color w:val="404040" w:themeColor="text1" w:themeTint="BF"/>
                   </w:rPr>
-                  <w:t>Cela permet à Symfony de transmettre automatiquement à Doctrine la variable DATABASE_URL issue du fichier .env,</w:t>
+                  <w:t xml:space="preserve">Cela permet à Symfony de transmettre automatiquement à Doctrine la variable DATABASE_URL issue du </w:t>
+                </w:r>
+                <w:proofErr w:type="gramStart"/>
+                <w:r>
+                  <w:rPr>
+                    <w:rFonts w:cstheme="minorHAnsi"/>
+                    <w:b/>
+                    <w:color w:val="404040" w:themeColor="text1" w:themeTint="BF"/>
+                  </w:rPr>
+                  <w:t>fichier .</w:t>
+                </w:r>
+                <w:proofErr w:type="spellStart"/>
+                <w:r>
+                  <w:rPr>
+                    <w:rFonts w:cstheme="minorHAnsi"/>
+                    <w:b/>
+                    <w:color w:val="404040" w:themeColor="text1" w:themeTint="BF"/>
+                  </w:rPr>
+                  <w:t>env</w:t>
+                </w:r>
+                <w:proofErr w:type="spellEnd"/>
+                <w:proofErr w:type="gramEnd"/>
+                <w:r>
+                  <w:rPr>
+                    <w:rFonts w:cstheme="minorHAnsi"/>
+                    <w:b/>
+                    <w:color w:val="404040" w:themeColor="text1" w:themeTint="BF"/>
+                  </w:rPr>
+                  <w:t>,</w:t>
                 </w:r>
               </w:p>
               <w:p>
@@ -17998,13 +21163,23 @@
                     <w:color w:val="404040" w:themeColor="text1" w:themeTint="BF"/>
                   </w:rPr>
                 </w:pPr>
-                <w:r>
-                  <w:rPr>
-                    <w:rFonts w:cstheme="minorHAnsi"/>
-                    <w:b/>
-                    <w:color w:val="404040" w:themeColor="text1" w:themeTint="BF"/>
-                  </w:rPr>
-                  <w:t>afin que Doctrine puisse établir la connexion à la base de données.</w:t>
+                <w:proofErr w:type="gramStart"/>
+                <w:r>
+                  <w:rPr>
+                    <w:rFonts w:cstheme="minorHAnsi"/>
+                    <w:b/>
+                    <w:color w:val="404040" w:themeColor="text1" w:themeTint="BF"/>
+                  </w:rPr>
+                  <w:t>afin</w:t>
+                </w:r>
+                <w:proofErr w:type="gramEnd"/>
+                <w:r>
+                  <w:rPr>
+                    <w:rFonts w:cstheme="minorHAnsi"/>
+                    <w:b/>
+                    <w:color w:val="404040" w:themeColor="text1" w:themeTint="BF"/>
+                  </w:rPr>
+                  <w:t xml:space="preserve"> que Doctrine puisse établir la connexion à la base de données.</w:t>
                 </w:r>
               </w:p>
               <w:p>
@@ -18032,7 +21207,27 @@
                     <w:b/>
                     <w:color w:val="404040" w:themeColor="text1" w:themeTint="BF"/>
                   </w:rPr>
-                  <w:t xml:space="preserve">Toujours dans doctrine.yaml, </w:t>
+                  <w:t xml:space="preserve">Toujours dans </w:t>
+                </w:r>
+                <w:proofErr w:type="spellStart"/>
+                <w:proofErr w:type="gramStart"/>
+                <w:r>
+                  <w:rPr>
+                    <w:rFonts w:cstheme="minorHAnsi"/>
+                    <w:b/>
+                    <w:color w:val="404040" w:themeColor="text1" w:themeTint="BF"/>
+                  </w:rPr>
+                  <w:t>doctrine.yaml</w:t>
+                </w:r>
+                <w:proofErr w:type="spellEnd"/>
+                <w:proofErr w:type="gramEnd"/>
+                <w:r>
+                  <w:rPr>
+                    <w:rFonts w:cstheme="minorHAnsi"/>
+                    <w:b/>
+                    <w:color w:val="404040" w:themeColor="text1" w:themeTint="BF"/>
+                  </w:rPr>
+                  <w:t xml:space="preserve">, </w:t>
                 </w:r>
                 <w:r>
                   <w:rPr>
@@ -18068,14 +21263,26 @@
                     <w:color w:val="C0504D" w:themeColor="accent2"/>
                   </w:rPr>
                 </w:pPr>
+                <w:proofErr w:type="spellStart"/>
+                <w:proofErr w:type="gramStart"/>
                 <w:r>
                   <w:rPr>
                     <w:rFonts w:cstheme="minorHAnsi"/>
                     <w:b/>
                     <w:color w:val="C0504D" w:themeColor="accent2"/>
                   </w:rPr>
-                  <w:t>mappings:</w:t>
-                </w:r>
+                  <w:t>mappings</w:t>
+                </w:r>
+                <w:proofErr w:type="spellEnd"/>
+                <w:r>
+                  <w:rPr>
+                    <w:rFonts w:cstheme="minorHAnsi"/>
+                    <w:b/>
+                    <w:color w:val="C0504D" w:themeColor="accent2"/>
+                  </w:rPr>
+                  <w:t>:</w:t>
+                </w:r>
+                <w:proofErr w:type="gramEnd"/>
               </w:p>
               <w:p>
                 <w:pPr>
@@ -18092,8 +21299,18 @@
                     <w:b/>
                     <w:color w:val="C0504D" w:themeColor="accent2"/>
                   </w:rPr>
-                  <w:t xml:space="preserve">  App:</w:t>
-                </w:r>
+                  <w:t xml:space="preserve">  </w:t>
+                </w:r>
+                <w:proofErr w:type="gramStart"/>
+                <w:r>
+                  <w:rPr>
+                    <w:rFonts w:cstheme="minorHAnsi"/>
+                    <w:b/>
+                    <w:color w:val="C0504D" w:themeColor="accent2"/>
+                  </w:rPr>
+                  <w:t>App:</w:t>
+                </w:r>
+                <w:proofErr w:type="gramEnd"/>
               </w:p>
               <w:p>
                 <w:pPr>
@@ -18110,8 +21327,27 @@
                     <w:b/>
                     <w:color w:val="C0504D" w:themeColor="accent2"/>
                   </w:rPr>
-                  <w:t xml:space="preserve">    type: </w:t>
-                </w:r>
+                  <w:t xml:space="preserve">    </w:t>
+                </w:r>
+                <w:proofErr w:type="gramStart"/>
+                <w:r>
+                  <w:rPr>
+                    <w:rFonts w:cstheme="minorHAnsi"/>
+                    <w:b/>
+                    <w:color w:val="C0504D" w:themeColor="accent2"/>
+                  </w:rPr>
+                  <w:t>type:</w:t>
+                </w:r>
+                <w:proofErr w:type="gramEnd"/>
+                <w:r>
+                  <w:rPr>
+                    <w:rFonts w:cstheme="minorHAnsi"/>
+                    <w:b/>
+                    <w:color w:val="C0504D" w:themeColor="accent2"/>
+                  </w:rPr>
+                  <w:t xml:space="preserve"> </w:t>
+                </w:r>
+                <w:proofErr w:type="spellStart"/>
                 <w:r>
                   <w:rPr>
                     <w:rFonts w:cstheme="minorHAnsi"/>
@@ -18120,6 +21356,7 @@
                   </w:rPr>
                   <w:t>attribute</w:t>
                 </w:r>
+                <w:proofErr w:type="spellEnd"/>
               </w:p>
               <w:p>
                 <w:pPr>
@@ -18136,7 +21373,35 @@
                     <w:b/>
                     <w:color w:val="C0504D" w:themeColor="accent2"/>
                   </w:rPr>
-                  <w:t xml:space="preserve">    dir: </w:t>
+                  <w:t xml:space="preserve">    </w:t>
+                </w:r>
+                <w:proofErr w:type="spellStart"/>
+                <w:proofErr w:type="gramStart"/>
+                <w:r>
+                  <w:rPr>
+                    <w:rFonts w:cstheme="minorHAnsi"/>
+                    <w:b/>
+                    <w:color w:val="C0504D" w:themeColor="accent2"/>
+                  </w:rPr>
+                  <w:t>dir</w:t>
+                </w:r>
+                <w:proofErr w:type="spellEnd"/>
+                <w:r>
+                  <w:rPr>
+                    <w:rFonts w:cstheme="minorHAnsi"/>
+                    <w:b/>
+                    <w:color w:val="C0504D" w:themeColor="accent2"/>
+                  </w:rPr>
+                  <w:t>:</w:t>
+                </w:r>
+                <w:proofErr w:type="gramEnd"/>
+                <w:r>
+                  <w:rPr>
+                    <w:rFonts w:cstheme="minorHAnsi"/>
+                    <w:b/>
+                    <w:color w:val="C0504D" w:themeColor="accent2"/>
+                  </w:rPr>
+                  <w:t xml:space="preserve"> </w:t>
                 </w:r>
                 <w:r>
                   <w:rPr>
@@ -18144,7 +21409,53 @@
                     <w:b/>
                     <w:color w:val="9BBB59" w:themeColor="accent3"/>
                   </w:rPr>
-                  <w:t>"%kernel.project_dir%/src/Entity"</w:t>
+                  <w:t>"%</w:t>
+                </w:r>
+                <w:proofErr w:type="spellStart"/>
+                <w:proofErr w:type="gramStart"/>
+                <w:r>
+                  <w:rPr>
+                    <w:rFonts w:cstheme="minorHAnsi"/>
+                    <w:b/>
+                    <w:color w:val="9BBB59" w:themeColor="accent3"/>
+                  </w:rPr>
+                  <w:t>kernel.project</w:t>
+                </w:r>
+                <w:proofErr w:type="gramEnd"/>
+                <w:r>
+                  <w:rPr>
+                    <w:rFonts w:cstheme="minorHAnsi"/>
+                    <w:b/>
+                    <w:color w:val="9BBB59" w:themeColor="accent3"/>
+                  </w:rPr>
+                  <w:t>_dir</w:t>
+                </w:r>
+                <w:proofErr w:type="spellEnd"/>
+                <w:r>
+                  <w:rPr>
+                    <w:rFonts w:cstheme="minorHAnsi"/>
+                    <w:b/>
+                    <w:color w:val="9BBB59" w:themeColor="accent3"/>
+                  </w:rPr>
+                  <w:t>%/src/</w:t>
+                </w:r>
+                <w:proofErr w:type="spellStart"/>
+                <w:r>
+                  <w:rPr>
+                    <w:rFonts w:cstheme="minorHAnsi"/>
+                    <w:b/>
+                    <w:color w:val="9BBB59" w:themeColor="accent3"/>
+                  </w:rPr>
+                  <w:t>Entity</w:t>
+                </w:r>
+                <w:proofErr w:type="spellEnd"/>
+                <w:r>
+                  <w:rPr>
+                    <w:rFonts w:cstheme="minorHAnsi"/>
+                    <w:b/>
+                    <w:color w:val="9BBB59" w:themeColor="accent3"/>
+                  </w:rPr>
+                  <w:t>"</w:t>
                 </w:r>
               </w:p>
               <w:p>
@@ -18164,13 +21475,33 @@
                   </w:rPr>
                   <w:t xml:space="preserve">    </w:t>
                 </w:r>
+                <w:proofErr w:type="spellStart"/>
+                <w:proofErr w:type="gramStart"/>
                 <w:r>
                   <w:rPr>
                     <w:rFonts w:cstheme="minorHAnsi"/>
                     <w:b/>
                     <w:color w:val="C0504D" w:themeColor="accent2"/>
                   </w:rPr>
-                  <w:t xml:space="preserve">prefix: </w:t>
+                  <w:t>prefix</w:t>
+                </w:r>
+                <w:proofErr w:type="spellEnd"/>
+                <w:r>
+                  <w:rPr>
+                    <w:rFonts w:cstheme="minorHAnsi"/>
+                    <w:b/>
+                    <w:color w:val="C0504D" w:themeColor="accent2"/>
+                  </w:rPr>
+                  <w:t>:</w:t>
+                </w:r>
+                <w:proofErr w:type="gramEnd"/>
+                <w:r>
+                  <w:rPr>
+                    <w:rFonts w:cstheme="minorHAnsi"/>
+                    <w:b/>
+                    <w:color w:val="C0504D" w:themeColor="accent2"/>
+                  </w:rPr>
+                  <w:t xml:space="preserve"> </w:t>
                 </w:r>
                 <w:r>
                   <w:rPr>
@@ -18178,7 +21509,25 @@
                     <w:b/>
                     <w:color w:val="9BBB59" w:themeColor="accent3"/>
                   </w:rPr>
-                  <w:t>'App\Entity'</w:t>
+                  <w:t>'App\</w:t>
+                </w:r>
+                <w:proofErr w:type="spellStart"/>
+                <w:r>
+                  <w:rPr>
+                    <w:rFonts w:cstheme="minorHAnsi"/>
+                    <w:b/>
+                    <w:color w:val="9BBB59" w:themeColor="accent3"/>
+                  </w:rPr>
+                  <w:t>Entity</w:t>
+                </w:r>
+                <w:proofErr w:type="spellEnd"/>
+                <w:r>
+                  <w:rPr>
+                    <w:rFonts w:cstheme="minorHAnsi"/>
+                    <w:b/>
+                    <w:color w:val="9BBB59" w:themeColor="accent3"/>
+                  </w:rPr>
+                  <w:t>'</w:t>
                 </w:r>
               </w:p>
               <w:p>
@@ -18196,7 +21545,79 @@
                     <w:b/>
                     <w:color w:val="404040" w:themeColor="text1" w:themeTint="BF"/>
                   </w:rPr>
-                  <w:t>Doctrine lit mes classes PHP annotées (AppUser, Task, ResetPasswordRequest) dans le dossier src/Entity et les mappe automatiquement aux tables PostgreSQL.</w:t>
+                  <w:t>Doctrine lit mes classes PHP annotées (</w:t>
+                </w:r>
+                <w:proofErr w:type="spellStart"/>
+                <w:r>
+                  <w:rPr>
+                    <w:rFonts w:cstheme="minorHAnsi"/>
+                    <w:b/>
+                    <w:color w:val="404040" w:themeColor="text1" w:themeTint="BF"/>
+                  </w:rPr>
+                  <w:t>AppUser</w:t>
+                </w:r>
+                <w:proofErr w:type="spellEnd"/>
+                <w:r>
+                  <w:rPr>
+                    <w:rFonts w:cstheme="minorHAnsi"/>
+                    <w:b/>
+                    <w:color w:val="404040" w:themeColor="text1" w:themeTint="BF"/>
+                  </w:rPr>
+                  <w:t xml:space="preserve">, </w:t>
+                </w:r>
+                <w:proofErr w:type="spellStart"/>
+                <w:r>
+                  <w:rPr>
+                    <w:rFonts w:cstheme="minorHAnsi"/>
+                    <w:b/>
+                    <w:color w:val="404040" w:themeColor="text1" w:themeTint="BF"/>
+                  </w:rPr>
+                  <w:t>Task</w:t>
+                </w:r>
+                <w:proofErr w:type="spellEnd"/>
+                <w:r>
+                  <w:rPr>
+                    <w:rFonts w:cstheme="minorHAnsi"/>
+                    <w:b/>
+                    <w:color w:val="404040" w:themeColor="text1" w:themeTint="BF"/>
+                  </w:rPr>
+                  <w:t xml:space="preserve">, </w:t>
+                </w:r>
+                <w:proofErr w:type="spellStart"/>
+                <w:r>
+                  <w:rPr>
+                    <w:rFonts w:cstheme="minorHAnsi"/>
+                    <w:b/>
+                    <w:color w:val="404040" w:themeColor="text1" w:themeTint="BF"/>
+                  </w:rPr>
+                  <w:t>ResetPasswordRequest</w:t>
+                </w:r>
+                <w:proofErr w:type="spellEnd"/>
+                <w:r>
+                  <w:rPr>
+                    <w:rFonts w:cstheme="minorHAnsi"/>
+                    <w:b/>
+                    <w:color w:val="404040" w:themeColor="text1" w:themeTint="BF"/>
+                  </w:rPr>
+                  <w:t>) dans le dossier src/</w:t>
+                </w:r>
+                <w:proofErr w:type="spellStart"/>
+                <w:r>
+                  <w:rPr>
+                    <w:rFonts w:cstheme="minorHAnsi"/>
+                    <w:b/>
+                    <w:color w:val="404040" w:themeColor="text1" w:themeTint="BF"/>
+                  </w:rPr>
+                  <w:t>Entity</w:t>
+                </w:r>
+                <w:proofErr w:type="spellEnd"/>
+                <w:r>
+                  <w:rPr>
+                    <w:rFonts w:cstheme="minorHAnsi"/>
+                    <w:b/>
+                    <w:color w:val="404040" w:themeColor="text1" w:themeTint="BF"/>
+                  </w:rPr>
+                  <w:t xml:space="preserve"> et les mappe automatiquement aux tables PostgreSQL.</w:t>
                 </w:r>
               </w:p>
               <w:p>
@@ -18240,7 +21661,7 @@
                               <pic:cNvPicPr/>
                             </pic:nvPicPr>
                             <pic:blipFill>
-                              <a:blip r:embed="rId26">
+                              <a:blip r:embed="rId36">
                                 <a:extLst>
                                   <a:ext uri="{28A0092B-C50C-407E-A947-70E740481C1C}">
                                     <a14:useLocalDpi xmlns:a14="http://schemas.microsoft.com/office/drawing/2010/main" val="0"/>
@@ -18322,12 +21743,10 @@
                 <w:szCs w:val="24"/>
                 <w:u w:val="single"/>
               </w:rPr>
-              <w:t>Entité support : Task</w:t>
-            </w:r>
-          </w:p>
-          <w:p>
-            <w:pPr>
-              <w:spacing w:before="120"/>
+              <w:t xml:space="preserve">Entité support : </w:t>
+            </w:r>
+            <w:proofErr w:type="spellStart"/>
+            <w:r>
               <w:rPr>
                 <w:rFonts w:cstheme="minorHAnsi"/>
                 <w:b/>
@@ -18336,7 +21755,9 @@
                 <w:szCs w:val="24"/>
                 <w:u w:val="single"/>
               </w:rPr>
-            </w:pPr>
+              <w:t>Task</w:t>
+            </w:r>
+            <w:proofErr w:type="spellEnd"/>
           </w:p>
           <w:p>
             <w:pPr>
@@ -18345,15 +21766,46 @@
                 <w:rFonts w:cstheme="minorHAnsi"/>
                 <w:b/>
                 <w:color w:val="404040" w:themeColor="text1" w:themeTint="BF"/>
-              </w:rPr>
-            </w:pPr>
-            <w:r>
-              <w:rPr>
-                <w:rFonts w:cstheme="minorHAnsi"/>
-                <w:b/>
-                <w:color w:val="404040" w:themeColor="text1" w:themeTint="BF"/>
-              </w:rPr>
-              <w:t>Les attributs #[ORM\...] de l’entité décrivent la table et ses colonnes.</w:t>
+                <w:sz w:val="24"/>
+                <w:szCs w:val="24"/>
+                <w:u w:val="single"/>
+              </w:rPr>
+            </w:pPr>
+          </w:p>
+          <w:p>
+            <w:pPr>
+              <w:spacing w:before="120"/>
+              <w:rPr>
+                <w:rFonts w:cstheme="minorHAnsi"/>
+                <w:b/>
+                <w:color w:val="404040" w:themeColor="text1" w:themeTint="BF"/>
+              </w:rPr>
+            </w:pPr>
+            <w:r>
+              <w:rPr>
+                <w:rFonts w:cstheme="minorHAnsi"/>
+                <w:b/>
+                <w:color w:val="404040" w:themeColor="text1" w:themeTint="BF"/>
+              </w:rPr>
+              <w:t xml:space="preserve">Les attributs </w:t>
+            </w:r>
+            <w:proofErr w:type="gramStart"/>
+            <w:r>
+              <w:rPr>
+                <w:rFonts w:cstheme="minorHAnsi"/>
+                <w:b/>
+                <w:color w:val="404040" w:themeColor="text1" w:themeTint="BF"/>
+              </w:rPr>
+              <w:t>#[</w:t>
+            </w:r>
+            <w:proofErr w:type="gramEnd"/>
+            <w:r>
+              <w:rPr>
+                <w:rFonts w:cstheme="minorHAnsi"/>
+                <w:b/>
+                <w:color w:val="404040" w:themeColor="text1" w:themeTint="BF"/>
+              </w:rPr>
+              <w:t>ORM\...] de l’entité décrivent la table et ses colonnes.</w:t>
             </w:r>
           </w:p>
           <w:p>
@@ -18374,7 +21826,43 @@
                 <w:b/>
                 <w:color w:val="404040" w:themeColor="text1" w:themeTint="BF"/>
               </w:rPr>
-              <w:t>Les requêtes SQL ne sont pas écrites à la main : elles sont générées automatiquement à partir des attributs de mon entité Task (#[ORM\Entity], #[ORM\Column], relations ManyToOne, etc.). Doctrine DBAL ouvre la connexion PostgreSQL et exécute ces requêtes.</w:t>
+              <w:t xml:space="preserve">Les requêtes SQL ne sont pas écrites à la main : elles sont générées automatiquement à partir des attributs de mon entité </w:t>
+            </w:r>
+            <w:proofErr w:type="spellStart"/>
+            <w:r>
+              <w:rPr>
+                <w:rFonts w:cstheme="minorHAnsi"/>
+                <w:b/>
+                <w:color w:val="404040" w:themeColor="text1" w:themeTint="BF"/>
+              </w:rPr>
+              <w:t>Task</w:t>
+            </w:r>
+            <w:proofErr w:type="spellEnd"/>
+            <w:r>
+              <w:rPr>
+                <w:rFonts w:cstheme="minorHAnsi"/>
+                <w:b/>
+                <w:color w:val="404040" w:themeColor="text1" w:themeTint="BF"/>
+              </w:rPr>
+              <w:t xml:space="preserve"> (#[ORM\Entity], #[ORM\Column], relations </w:t>
+            </w:r>
+            <w:proofErr w:type="spellStart"/>
+            <w:r>
+              <w:rPr>
+                <w:rFonts w:cstheme="minorHAnsi"/>
+                <w:b/>
+                <w:color w:val="404040" w:themeColor="text1" w:themeTint="BF"/>
+              </w:rPr>
+              <w:t>ManyToOne</w:t>
+            </w:r>
+            <w:proofErr w:type="spellEnd"/>
+            <w:r>
+              <w:rPr>
+                <w:rFonts w:cstheme="minorHAnsi"/>
+                <w:b/>
+                <w:color w:val="404040" w:themeColor="text1" w:themeTint="BF"/>
+              </w:rPr>
+              <w:t>, etc.). Doctrine DBAL ouvre la connexion PostgreSQL et exécute ces requêtes.</w:t>
             </w:r>
           </w:p>
           <w:p>
@@ -18395,8 +21883,18 @@
                 <w:b/>
                 <w:color w:val="404040" w:themeColor="text1" w:themeTint="BF"/>
               </w:rPr>
-              <w:t>Mon code d’exemple est dans TaskController</w:t>
-            </w:r>
+              <w:t xml:space="preserve">Mon code d’exemple est dans </w:t>
+            </w:r>
+            <w:proofErr w:type="spellStart"/>
+            <w:r>
+              <w:rPr>
+                <w:rFonts w:cstheme="minorHAnsi"/>
+                <w:b/>
+                <w:color w:val="404040" w:themeColor="text1" w:themeTint="BF"/>
+              </w:rPr>
+              <w:t>TaskController</w:t>
+            </w:r>
+            <w:proofErr w:type="spellEnd"/>
           </w:p>
           <w:p>
             <w:pPr>
@@ -18488,7 +21986,7 @@
                           <pic:cNvPicPr/>
                         </pic:nvPicPr>
                         <pic:blipFill>
-                          <a:blip r:embed="rId27">
+                          <a:blip r:embed="rId37">
                             <a:extLst>
                               <a:ext uri="{28A0092B-C50C-407E-A947-70E740481C1C}">
                                 <a14:useLocalDpi xmlns:a14="http://schemas.microsoft.com/office/drawing/2010/main" val="0"/>
@@ -18517,13 +22015,97 @@
             <w:r>
               <w:t xml:space="preserve"> </w:t>
             </w:r>
-            <w:r>
-              <w:rPr>
-                <w:rFonts w:cstheme="minorHAnsi"/>
-                <w:b/>
-                <w:color w:val="404040" w:themeColor="text1" w:themeTint="BF"/>
-              </w:rPr>
-              <w:t>findBy([‘owner’ =&gt; $this-&gt;getUser()], [‘id’ =&gt; ‘ASC’])</w:t>
+            <w:proofErr w:type="spellStart"/>
+            <w:proofErr w:type="gramStart"/>
+            <w:r>
+              <w:rPr>
+                <w:rFonts w:cstheme="minorHAnsi"/>
+                <w:b/>
+                <w:color w:val="404040" w:themeColor="text1" w:themeTint="BF"/>
+              </w:rPr>
+              <w:t>findBy</w:t>
+            </w:r>
+            <w:proofErr w:type="spellEnd"/>
+            <w:r>
+              <w:rPr>
+                <w:rFonts w:cstheme="minorHAnsi"/>
+                <w:b/>
+                <w:color w:val="404040" w:themeColor="text1" w:themeTint="BF"/>
+              </w:rPr>
+              <w:t>(</w:t>
+            </w:r>
+            <w:proofErr w:type="gramEnd"/>
+            <w:r>
+              <w:rPr>
+                <w:rFonts w:cstheme="minorHAnsi"/>
+                <w:b/>
+                <w:color w:val="404040" w:themeColor="text1" w:themeTint="BF"/>
+              </w:rPr>
+              <w:t>[‘</w:t>
+            </w:r>
+            <w:proofErr w:type="spellStart"/>
+            <w:r>
+              <w:rPr>
+                <w:rFonts w:cstheme="minorHAnsi"/>
+                <w:b/>
+                <w:color w:val="404040" w:themeColor="text1" w:themeTint="BF"/>
+              </w:rPr>
+              <w:t>owner</w:t>
+            </w:r>
+            <w:proofErr w:type="spellEnd"/>
+            <w:r>
+              <w:rPr>
+                <w:rFonts w:cstheme="minorHAnsi"/>
+                <w:b/>
+                <w:color w:val="404040" w:themeColor="text1" w:themeTint="BF"/>
+              </w:rPr>
+              <w:t>’ =&gt; $</w:t>
+            </w:r>
+            <w:proofErr w:type="spellStart"/>
+            <w:r>
+              <w:rPr>
+                <w:rFonts w:cstheme="minorHAnsi"/>
+                <w:b/>
+                <w:color w:val="404040" w:themeColor="text1" w:themeTint="BF"/>
+              </w:rPr>
+              <w:t>this</w:t>
+            </w:r>
+            <w:proofErr w:type="spellEnd"/>
+            <w:r>
+              <w:rPr>
+                <w:rFonts w:cstheme="minorHAnsi"/>
+                <w:b/>
+                <w:color w:val="404040" w:themeColor="text1" w:themeTint="BF"/>
+              </w:rPr>
+              <w:t>-&gt;</w:t>
+            </w:r>
+            <w:proofErr w:type="spellStart"/>
+            <w:proofErr w:type="gramStart"/>
+            <w:r>
+              <w:rPr>
+                <w:rFonts w:cstheme="minorHAnsi"/>
+                <w:b/>
+                <w:color w:val="404040" w:themeColor="text1" w:themeTint="BF"/>
+              </w:rPr>
+              <w:t>getUser</w:t>
+            </w:r>
+            <w:proofErr w:type="spellEnd"/>
+            <w:r>
+              <w:rPr>
+                <w:rFonts w:cstheme="minorHAnsi"/>
+                <w:b/>
+                <w:color w:val="404040" w:themeColor="text1" w:themeTint="BF"/>
+              </w:rPr>
+              <w:t>(</w:t>
+            </w:r>
+            <w:proofErr w:type="gramEnd"/>
+            <w:r>
+              <w:rPr>
+                <w:rFonts w:cstheme="minorHAnsi"/>
+                <w:b/>
+                <w:color w:val="404040" w:themeColor="text1" w:themeTint="BF"/>
+              </w:rPr>
+              <w:t>)], [‘id’ =&gt; ‘ASC’])</w:t>
             </w:r>
           </w:p>
           <w:p>
@@ -18552,7 +22134,25 @@
                 <w:b/>
                 <w:color w:val="404040" w:themeColor="text1" w:themeTint="BF"/>
               </w:rPr>
-              <w:t xml:space="preserve"> construit une requête SQL SELECT … WHERE owner = utilisateur connecté.</w:t>
+              <w:t xml:space="preserve"> construit une requête SQL SELECT … WHERE </w:t>
+            </w:r>
+            <w:proofErr w:type="spellStart"/>
+            <w:r>
+              <w:rPr>
+                <w:rFonts w:cstheme="minorHAnsi"/>
+                <w:b/>
+                <w:color w:val="404040" w:themeColor="text1" w:themeTint="BF"/>
+              </w:rPr>
+              <w:t>owner</w:t>
+            </w:r>
+            <w:proofErr w:type="spellEnd"/>
+            <w:r>
+              <w:rPr>
+                <w:rFonts w:cstheme="minorHAnsi"/>
+                <w:b/>
+                <w:color w:val="404040" w:themeColor="text1" w:themeTint="BF"/>
+              </w:rPr>
+              <w:t xml:space="preserve"> = utilisateur connecté.</w:t>
             </w:r>
           </w:p>
           <w:p>
@@ -18597,7 +22197,43 @@
                 <w:b/>
                 <w:color w:val="404040" w:themeColor="text1" w:themeTint="BF"/>
               </w:rPr>
-              <w:t>hydrate chaque ligne en objet Task appartenant uniquement à ce user.</w:t>
+              <w:t xml:space="preserve">hydrate chaque ligne en objet </w:t>
+            </w:r>
+            <w:proofErr w:type="spellStart"/>
+            <w:r>
+              <w:rPr>
+                <w:rFonts w:cstheme="minorHAnsi"/>
+                <w:b/>
+                <w:color w:val="404040" w:themeColor="text1" w:themeTint="BF"/>
+              </w:rPr>
+              <w:t>Task</w:t>
+            </w:r>
+            <w:proofErr w:type="spellEnd"/>
+            <w:r>
+              <w:rPr>
+                <w:rFonts w:cstheme="minorHAnsi"/>
+                <w:b/>
+                <w:color w:val="404040" w:themeColor="text1" w:themeTint="BF"/>
+              </w:rPr>
+              <w:t xml:space="preserve"> appartenant uniquement à </w:t>
+            </w:r>
+            <w:proofErr w:type="gramStart"/>
+            <w:r>
+              <w:rPr>
+                <w:rFonts w:cstheme="minorHAnsi"/>
+                <w:b/>
+                <w:color w:val="404040" w:themeColor="text1" w:themeTint="BF"/>
+              </w:rPr>
+              <w:t>ce</w:t>
+            </w:r>
+            <w:proofErr w:type="gramEnd"/>
+            <w:r>
+              <w:rPr>
+                <w:rFonts w:cstheme="minorHAnsi"/>
+                <w:b/>
+                <w:color w:val="404040" w:themeColor="text1" w:themeTint="BF"/>
+              </w:rPr>
+              <w:t xml:space="preserve"> user.</w:t>
             </w:r>
             <w:r>
               <w:rPr>
@@ -18613,7 +22249,43 @@
                 <w:b/>
                 <w:color w:val="404040" w:themeColor="text1" w:themeTint="BF"/>
               </w:rPr>
-              <w:t>Le tableau des tâches de l’utilisateur connecté est ensuite envoyé au template Twig.</w:t>
+              <w:t xml:space="preserve">Le tableau des tâches de l’utilisateur connecté est ensuite envoyé au </w:t>
+            </w:r>
+            <w:proofErr w:type="spellStart"/>
+            <w:r>
+              <w:rPr>
+                <w:rFonts w:cstheme="minorHAnsi"/>
+                <w:b/>
+                <w:color w:val="404040" w:themeColor="text1" w:themeTint="BF"/>
+              </w:rPr>
+              <w:t>template</w:t>
+            </w:r>
+            <w:proofErr w:type="spellEnd"/>
+            <w:r>
+              <w:rPr>
+                <w:rFonts w:cstheme="minorHAnsi"/>
+                <w:b/>
+                <w:color w:val="404040" w:themeColor="text1" w:themeTint="BF"/>
+              </w:rPr>
+              <w:t xml:space="preserve"> </w:t>
+            </w:r>
+            <w:proofErr w:type="spellStart"/>
+            <w:r>
+              <w:rPr>
+                <w:rFonts w:cstheme="minorHAnsi"/>
+                <w:b/>
+                <w:color w:val="404040" w:themeColor="text1" w:themeTint="BF"/>
+              </w:rPr>
+              <w:t>Twig</w:t>
+            </w:r>
+            <w:proofErr w:type="spellEnd"/>
+            <w:r>
+              <w:rPr>
+                <w:rFonts w:cstheme="minorHAnsi"/>
+                <w:b/>
+                <w:color w:val="404040" w:themeColor="text1" w:themeTint="BF"/>
+              </w:rPr>
+              <w:t>.</w:t>
             </w:r>
           </w:p>
           <w:p>
@@ -18788,7 +22460,7 @@
                 <w:color w:val="404040" w:themeColor="text1" w:themeTint="BF"/>
               </w:rPr>
               <w:drawing>
-                <wp:anchor distT="0" distB="0" distL="114300" distR="114300" simplePos="0" relativeHeight="251721728" behindDoc="0" locked="0" layoutInCell="1" allowOverlap="1" wp14:anchorId="6C8D0F09" wp14:editId="76F82C4F">
+                <wp:anchor distT="0" distB="0" distL="114300" distR="114300" simplePos="0" relativeHeight="251721728" behindDoc="0" locked="0" layoutInCell="1" allowOverlap="1" wp14:anchorId="6C8D0F09" wp14:editId="67C0B1C4">
                   <wp:simplePos x="0" y="0"/>
                   <wp:positionH relativeFrom="column">
                     <wp:posOffset>39370</wp:posOffset>
@@ -18811,7 +22483,7 @@
                           <pic:cNvPicPr/>
                         </pic:nvPicPr>
                         <pic:blipFill>
-                          <a:blip r:embed="rId28" cstate="print">
+                          <a:blip r:embed="rId38" cstate="print">
                             <a:extLst>
                               <a:ext uri="{28A0092B-C50C-407E-A947-70E740481C1C}">
                                 <a14:useLocalDpi xmlns:a14="http://schemas.microsoft.com/office/drawing/2010/main" val="0"/>
@@ -18872,7 +22544,35 @@
                 <w:b/>
                 <w:color w:val="404040" w:themeColor="text1" w:themeTint="BF"/>
               </w:rPr>
-              <w:t>• persist() dit à Doctrine « insérer cet objet ».</w:t>
+              <w:t xml:space="preserve">• </w:t>
+            </w:r>
+            <w:proofErr w:type="spellStart"/>
+            <w:proofErr w:type="gramStart"/>
+            <w:r>
+              <w:rPr>
+                <w:rFonts w:cstheme="minorHAnsi"/>
+                <w:b/>
+                <w:color w:val="404040" w:themeColor="text1" w:themeTint="BF"/>
+              </w:rPr>
+              <w:t>persist</w:t>
+            </w:r>
+            <w:proofErr w:type="spellEnd"/>
+            <w:r>
+              <w:rPr>
+                <w:rFonts w:cstheme="minorHAnsi"/>
+                <w:b/>
+                <w:color w:val="404040" w:themeColor="text1" w:themeTint="BF"/>
+              </w:rPr>
+              <w:t>(</w:t>
+            </w:r>
+            <w:proofErr w:type="gramEnd"/>
+            <w:r>
+              <w:rPr>
+                <w:rFonts w:cstheme="minorHAnsi"/>
+                <w:b/>
+                <w:color w:val="404040" w:themeColor="text1" w:themeTint="BF"/>
+              </w:rPr>
+              <w:t>) dit à Doctrine « insérer cet objet ».</w:t>
             </w:r>
           </w:p>
           <w:p>
@@ -18893,7 +22593,79 @@
                 <w:b/>
                 <w:color w:val="404040" w:themeColor="text1" w:themeTint="BF"/>
               </w:rPr>
-              <w:t xml:space="preserve"> • flush() émet l’INSERT (avec title, status, position, owner_id, etc.).</w:t>
+              <w:t xml:space="preserve"> • </w:t>
+            </w:r>
+            <w:proofErr w:type="gramStart"/>
+            <w:r>
+              <w:rPr>
+                <w:rFonts w:cstheme="minorHAnsi"/>
+                <w:b/>
+                <w:color w:val="404040" w:themeColor="text1" w:themeTint="BF"/>
+              </w:rPr>
+              <w:t>flush(</w:t>
+            </w:r>
+            <w:proofErr w:type="gramEnd"/>
+            <w:r>
+              <w:rPr>
+                <w:rFonts w:cstheme="minorHAnsi"/>
+                <w:b/>
+                <w:color w:val="404040" w:themeColor="text1" w:themeTint="BF"/>
+              </w:rPr>
+              <w:t xml:space="preserve">) émet l’INSERT (avec </w:t>
+            </w:r>
+            <w:proofErr w:type="spellStart"/>
+            <w:r>
+              <w:rPr>
+                <w:rFonts w:cstheme="minorHAnsi"/>
+                <w:b/>
+                <w:color w:val="404040" w:themeColor="text1" w:themeTint="BF"/>
+              </w:rPr>
+              <w:t>title</w:t>
+            </w:r>
+            <w:proofErr w:type="spellEnd"/>
+            <w:r>
+              <w:rPr>
+                <w:rFonts w:cstheme="minorHAnsi"/>
+                <w:b/>
+                <w:color w:val="404040" w:themeColor="text1" w:themeTint="BF"/>
+              </w:rPr>
+              <w:t xml:space="preserve">, </w:t>
+            </w:r>
+            <w:proofErr w:type="spellStart"/>
+            <w:r>
+              <w:rPr>
+                <w:rFonts w:cstheme="minorHAnsi"/>
+                <w:b/>
+                <w:color w:val="404040" w:themeColor="text1" w:themeTint="BF"/>
+              </w:rPr>
+              <w:t>status</w:t>
+            </w:r>
+            <w:proofErr w:type="spellEnd"/>
+            <w:r>
+              <w:rPr>
+                <w:rFonts w:cstheme="minorHAnsi"/>
+                <w:b/>
+                <w:color w:val="404040" w:themeColor="text1" w:themeTint="BF"/>
+              </w:rPr>
+              <w:t xml:space="preserve">, position, </w:t>
+            </w:r>
+            <w:proofErr w:type="spellStart"/>
+            <w:r>
+              <w:rPr>
+                <w:rFonts w:cstheme="minorHAnsi"/>
+                <w:b/>
+                <w:color w:val="404040" w:themeColor="text1" w:themeTint="BF"/>
+              </w:rPr>
+              <w:t>owner_id</w:t>
+            </w:r>
+            <w:proofErr w:type="spellEnd"/>
+            <w:r>
+              <w:rPr>
+                <w:rFonts w:cstheme="minorHAnsi"/>
+                <w:b/>
+                <w:color w:val="404040" w:themeColor="text1" w:themeTint="BF"/>
+              </w:rPr>
+              <w:t>, etc.).</w:t>
             </w:r>
           </w:p>
           <w:p>
@@ -18914,7 +22686,43 @@
                 <w:b/>
                 <w:color w:val="404040" w:themeColor="text1" w:themeTint="BF"/>
               </w:rPr>
-              <w:t xml:space="preserve"> • La relation ManyToOne owner remplit la FK automatiquement.</w:t>
+              <w:t xml:space="preserve"> • La relation </w:t>
+            </w:r>
+            <w:proofErr w:type="spellStart"/>
+            <w:r>
+              <w:rPr>
+                <w:rFonts w:cstheme="minorHAnsi"/>
+                <w:b/>
+                <w:color w:val="404040" w:themeColor="text1" w:themeTint="BF"/>
+              </w:rPr>
+              <w:t>ManyToOne</w:t>
+            </w:r>
+            <w:proofErr w:type="spellEnd"/>
+            <w:r>
+              <w:rPr>
+                <w:rFonts w:cstheme="minorHAnsi"/>
+                <w:b/>
+                <w:color w:val="404040" w:themeColor="text1" w:themeTint="BF"/>
+              </w:rPr>
+              <w:t xml:space="preserve"> </w:t>
+            </w:r>
+            <w:proofErr w:type="spellStart"/>
+            <w:r>
+              <w:rPr>
+                <w:rFonts w:cstheme="minorHAnsi"/>
+                <w:b/>
+                <w:color w:val="404040" w:themeColor="text1" w:themeTint="BF"/>
+              </w:rPr>
+              <w:t>owner</w:t>
+            </w:r>
+            <w:proofErr w:type="spellEnd"/>
+            <w:r>
+              <w:rPr>
+                <w:rFonts w:cstheme="minorHAnsi"/>
+                <w:b/>
+                <w:color w:val="404040" w:themeColor="text1" w:themeTint="BF"/>
+              </w:rPr>
+              <w:t xml:space="preserve"> remplit la FK automatiquement.</w:t>
             </w:r>
           </w:p>
           <w:p>
@@ -18997,7 +22805,7 @@
                 <w:color w:val="404040" w:themeColor="text1" w:themeTint="BF"/>
               </w:rPr>
               <w:drawing>
-                <wp:inline distT="0" distB="0" distL="0" distR="0" wp14:anchorId="729E4ECB" wp14:editId="0E128154">
+                <wp:inline distT="0" distB="0" distL="0" distR="0" wp14:anchorId="729E4ECB" wp14:editId="45EB1CE7">
                   <wp:extent cx="6073200" cy="2198274"/>
                   <wp:effectExtent l="0" t="0" r="3810" b="0"/>
                   <wp:docPr id="1591937953" name="Image 9"/>
@@ -19012,7 +22820,7 @@
                           <pic:cNvPicPr/>
                         </pic:nvPicPr>
                         <pic:blipFill>
-                          <a:blip r:embed="rId29" cstate="print">
+                          <a:blip r:embed="rId39" cstate="print">
                             <a:extLst>
                               <a:ext uri="{28A0092B-C50C-407E-A947-70E740481C1C}">
                                 <a14:useLocalDpi xmlns:a14="http://schemas.microsoft.com/office/drawing/2010/main" val="0"/>
@@ -19080,7 +22888,25 @@
                 <w:b/>
                 <w:color w:val="404040" w:themeColor="text1" w:themeTint="BF"/>
               </w:rPr>
-              <w:t>Symfony récupère automatiquement la tâche à partir de l'id présent dans l'URL</w:t>
+              <w:t xml:space="preserve">Symfony récupère automatiquement la tâche à partir de </w:t>
+            </w:r>
+            <w:proofErr w:type="spellStart"/>
+            <w:r>
+              <w:rPr>
+                <w:rFonts w:cstheme="minorHAnsi"/>
+                <w:b/>
+                <w:color w:val="404040" w:themeColor="text1" w:themeTint="BF"/>
+              </w:rPr>
+              <w:t>l'id</w:t>
+            </w:r>
+            <w:proofErr w:type="spellEnd"/>
+            <w:r>
+              <w:rPr>
+                <w:rFonts w:cstheme="minorHAnsi"/>
+                <w:b/>
+                <w:color w:val="404040" w:themeColor="text1" w:themeTint="BF"/>
+              </w:rPr>
+              <w:t xml:space="preserve"> présent dans l'URL</w:t>
             </w:r>
           </w:p>
           <w:p>
@@ -19132,7 +22958,25 @@
                 <w:b/>
                 <w:color w:val="404040" w:themeColor="text1" w:themeTint="BF"/>
               </w:rPr>
-              <w:t xml:space="preserve"> Lors du flush(), Doctrine met à jour automatiquement la tâche en base si des champs ont changé</w:t>
+              <w:t xml:space="preserve"> Lors du </w:t>
+            </w:r>
+            <w:proofErr w:type="gramStart"/>
+            <w:r>
+              <w:rPr>
+                <w:rFonts w:cstheme="minorHAnsi"/>
+                <w:b/>
+                <w:color w:val="404040" w:themeColor="text1" w:themeTint="BF"/>
+              </w:rPr>
+              <w:t>flush(</w:t>
+            </w:r>
+            <w:proofErr w:type="gramEnd"/>
+            <w:r>
+              <w:rPr>
+                <w:rFonts w:cstheme="minorHAnsi"/>
+                <w:b/>
+                <w:color w:val="404040" w:themeColor="text1" w:themeTint="BF"/>
+              </w:rPr>
+              <w:t>), Doctrine met à jour automatiquement la tâche en base si des champs ont changé</w:t>
             </w:r>
           </w:p>
           <w:p>
@@ -19246,7 +23090,7 @@
                           <pic:cNvPicPr/>
                         </pic:nvPicPr>
                         <pic:blipFill>
-                          <a:blip r:embed="rId30">
+                          <a:blip r:embed="rId40">
                             <a:extLst>
                               <a:ext uri="{28A0092B-C50C-407E-A947-70E740481C1C}">
                                 <a14:useLocalDpi xmlns:a14="http://schemas.microsoft.com/office/drawing/2010/main" val="0"/>
@@ -19325,7 +23169,71 @@
                 <w:b/>
                 <w:color w:val="404040" w:themeColor="text1" w:themeTint="BF"/>
               </w:rPr>
-              <w:t xml:space="preserve"> • remove() + flush() → DELETE FROM task WHERE id = ….</w:t>
+              <w:t xml:space="preserve"> • </w:t>
+            </w:r>
+            <w:proofErr w:type="spellStart"/>
+            <w:proofErr w:type="gramStart"/>
+            <w:r>
+              <w:rPr>
+                <w:rFonts w:cstheme="minorHAnsi"/>
+                <w:b/>
+                <w:color w:val="404040" w:themeColor="text1" w:themeTint="BF"/>
+              </w:rPr>
+              <w:t>remove</w:t>
+            </w:r>
+            <w:proofErr w:type="spellEnd"/>
+            <w:r>
+              <w:rPr>
+                <w:rFonts w:cstheme="minorHAnsi"/>
+                <w:b/>
+                <w:color w:val="404040" w:themeColor="text1" w:themeTint="BF"/>
+              </w:rPr>
+              <w:t>(</w:t>
+            </w:r>
+            <w:proofErr w:type="gramEnd"/>
+            <w:r>
+              <w:rPr>
+                <w:rFonts w:cstheme="minorHAnsi"/>
+                <w:b/>
+                <w:color w:val="404040" w:themeColor="text1" w:themeTint="BF"/>
+              </w:rPr>
+              <w:t xml:space="preserve">) + </w:t>
+            </w:r>
+            <w:proofErr w:type="gramStart"/>
+            <w:r>
+              <w:rPr>
+                <w:rFonts w:cstheme="minorHAnsi"/>
+                <w:b/>
+                <w:color w:val="404040" w:themeColor="text1" w:themeTint="BF"/>
+              </w:rPr>
+              <w:t>flush(</w:t>
+            </w:r>
+            <w:proofErr w:type="gramEnd"/>
+            <w:r>
+              <w:rPr>
+                <w:rFonts w:cstheme="minorHAnsi"/>
+                <w:b/>
+                <w:color w:val="404040" w:themeColor="text1" w:themeTint="BF"/>
+              </w:rPr>
+              <w:t xml:space="preserve">) → DELETE FROM </w:t>
+            </w:r>
+            <w:proofErr w:type="spellStart"/>
+            <w:r>
+              <w:rPr>
+                <w:rFonts w:cstheme="minorHAnsi"/>
+                <w:b/>
+                <w:color w:val="404040" w:themeColor="text1" w:themeTint="BF"/>
+              </w:rPr>
+              <w:t>task</w:t>
+            </w:r>
+            <w:proofErr w:type="spellEnd"/>
+            <w:r>
+              <w:rPr>
+                <w:rFonts w:cstheme="minorHAnsi"/>
+                <w:b/>
+                <w:color w:val="404040" w:themeColor="text1" w:themeTint="BF"/>
+              </w:rPr>
+              <w:t xml:space="preserve"> WHERE id = ….</w:t>
             </w:r>
           </w:p>
           <w:p>
@@ -19379,7 +23287,25 @@
                 <w:b/>
                 <w:color w:val="404040" w:themeColor="text1" w:themeTint="BF"/>
               </w:rPr>
-              <w:t>• Doctrine analyse les attributs ORM de mon entité Task pour savoir dans quelle table enregistrer ou lire les données, quelles colonnes utiliser et comment appliquer les relations (clés étrangères).</w:t>
+              <w:t xml:space="preserve">• Doctrine analyse les attributs ORM de mon entité </w:t>
+            </w:r>
+            <w:proofErr w:type="spellStart"/>
+            <w:r>
+              <w:rPr>
+                <w:rFonts w:cstheme="minorHAnsi"/>
+                <w:b/>
+                <w:color w:val="404040" w:themeColor="text1" w:themeTint="BF"/>
+              </w:rPr>
+              <w:t>Task</w:t>
+            </w:r>
+            <w:proofErr w:type="spellEnd"/>
+            <w:r>
+              <w:rPr>
+                <w:rFonts w:cstheme="minorHAnsi"/>
+                <w:b/>
+                <w:color w:val="404040" w:themeColor="text1" w:themeTint="BF"/>
+              </w:rPr>
+              <w:t xml:space="preserve"> pour savoir dans quelle table enregistrer ou lire les données, quelles colonnes utiliser et comment appliquer les relations (clés étrangères).</w:t>
             </w:r>
           </w:p>
           <w:p>
@@ -19433,7 +23359,43 @@
                 <w:b/>
                 <w:color w:val="404040" w:themeColor="text1" w:themeTint="BF"/>
               </w:rPr>
-              <w:t xml:space="preserve"> • Doctrine hydrate les résultats, c’est-à-dire qu’il convertit les lignes SQL en objets PHP (Task, AppUser, etc.) et inversement lors de la sauvegarde.</w:t>
+              <w:t xml:space="preserve"> • Doctrine hydrate les résultats, c’est-à-dire qu’il convertit les lignes SQL en objets PHP (</w:t>
+            </w:r>
+            <w:proofErr w:type="spellStart"/>
+            <w:r>
+              <w:rPr>
+                <w:rFonts w:cstheme="minorHAnsi"/>
+                <w:b/>
+                <w:color w:val="404040" w:themeColor="text1" w:themeTint="BF"/>
+              </w:rPr>
+              <w:t>Task</w:t>
+            </w:r>
+            <w:proofErr w:type="spellEnd"/>
+            <w:r>
+              <w:rPr>
+                <w:rFonts w:cstheme="minorHAnsi"/>
+                <w:b/>
+                <w:color w:val="404040" w:themeColor="text1" w:themeTint="BF"/>
+              </w:rPr>
+              <w:t xml:space="preserve">, </w:t>
+            </w:r>
+            <w:proofErr w:type="spellStart"/>
+            <w:r>
+              <w:rPr>
+                <w:rFonts w:cstheme="minorHAnsi"/>
+                <w:b/>
+                <w:color w:val="404040" w:themeColor="text1" w:themeTint="BF"/>
+              </w:rPr>
+              <w:t>AppUser</w:t>
+            </w:r>
+            <w:proofErr w:type="spellEnd"/>
+            <w:r>
+              <w:rPr>
+                <w:rFonts w:cstheme="minorHAnsi"/>
+                <w:b/>
+                <w:color w:val="404040" w:themeColor="text1" w:themeTint="BF"/>
+              </w:rPr>
+              <w:t>, etc.) et inversement lors de la sauvegarde.</w:t>
             </w:r>
           </w:p>
           <w:p>
@@ -19451,7 +23413,25 @@
                 <w:b/>
                 <w:color w:val="404040" w:themeColor="text1" w:themeTint="BF"/>
               </w:rPr>
-              <w:t xml:space="preserve"> • Quand j’appelle flush(), Doctrine regroupe toutes les modifications dans une seule transaction, ce qui rend l’opération rapide, cohérente et fiable.</w:t>
+              <w:t xml:space="preserve"> • Quand j’appelle </w:t>
+            </w:r>
+            <w:proofErr w:type="gramStart"/>
+            <w:r>
+              <w:rPr>
+                <w:rFonts w:cstheme="minorHAnsi"/>
+                <w:b/>
+                <w:color w:val="404040" w:themeColor="text1" w:themeTint="BF"/>
+              </w:rPr>
+              <w:t>flush(</w:t>
+            </w:r>
+            <w:proofErr w:type="gramEnd"/>
+            <w:r>
+              <w:rPr>
+                <w:rFonts w:cstheme="minorHAnsi"/>
+                <w:b/>
+                <w:color w:val="404040" w:themeColor="text1" w:themeTint="BF"/>
+              </w:rPr>
+              <w:t>), Doctrine regroupe toutes les modifications dans une seule transaction, ce qui rend l’opération rapide, cohérente et fiable.</w:t>
             </w:r>
           </w:p>
           <w:p>
@@ -19469,7 +23449,35 @@
                 <w:b/>
                 <w:color w:val="404040" w:themeColor="text1" w:themeTint="BF"/>
               </w:rPr>
-              <w:t xml:space="preserve"> • Enfin, Doctrine protège automatiquement les paramètres des requêtes grâce à un système de liaison sécurisée (setParameter()), ce qui évite les injections SQL sans que le développeur n’ait besoin de gérer la sécurité manuellement.</w:t>
+              <w:t xml:space="preserve"> • Enfin, Doctrine protège automatiquement les paramètres des requêtes grâce à un système de liaison sécurisée (</w:t>
+            </w:r>
+            <w:proofErr w:type="spellStart"/>
+            <w:proofErr w:type="gramStart"/>
+            <w:r>
+              <w:rPr>
+                <w:rFonts w:cstheme="minorHAnsi"/>
+                <w:b/>
+                <w:color w:val="404040" w:themeColor="text1" w:themeTint="BF"/>
+              </w:rPr>
+              <w:t>setParameter</w:t>
+            </w:r>
+            <w:proofErr w:type="spellEnd"/>
+            <w:r>
+              <w:rPr>
+                <w:rFonts w:cstheme="minorHAnsi"/>
+                <w:b/>
+                <w:color w:val="404040" w:themeColor="text1" w:themeTint="BF"/>
+              </w:rPr>
+              <w:t>(</w:t>
+            </w:r>
+            <w:proofErr w:type="gramEnd"/>
+            <w:r>
+              <w:rPr>
+                <w:rFonts w:cstheme="minorHAnsi"/>
+                <w:b/>
+                <w:color w:val="404040" w:themeColor="text1" w:themeTint="BF"/>
+              </w:rPr>
+              <w:t>)), ce qui évite les injections SQL sans que le développeur n’ait besoin de gérer la sécurité manuellement.</w:t>
             </w:r>
           </w:p>
         </w:tc>
@@ -19726,7 +23734,91 @@
                     <w:b/>
                     <w:color w:val="404040" w:themeColor="text1" w:themeTint="BF"/>
                   </w:rPr>
-                  <w:t>Requêtes : Méthodes findAll(),  persist(), remove(), flush()</w:t>
+                  <w:t xml:space="preserve">Requêtes : Méthodes </w:t>
+                </w:r>
+                <w:proofErr w:type="spellStart"/>
+                <w:proofErr w:type="gramStart"/>
+                <w:r>
+                  <w:rPr>
+                    <w:rFonts w:cstheme="minorHAnsi"/>
+                    <w:b/>
+                    <w:color w:val="404040" w:themeColor="text1" w:themeTint="BF"/>
+                  </w:rPr>
+                  <w:t>findAll</w:t>
+                </w:r>
+                <w:proofErr w:type="spellEnd"/>
+                <w:r>
+                  <w:rPr>
+                    <w:rFonts w:cstheme="minorHAnsi"/>
+                    <w:b/>
+                    <w:color w:val="404040" w:themeColor="text1" w:themeTint="BF"/>
+                  </w:rPr>
+                  <w:t xml:space="preserve">(),  </w:t>
+                </w:r>
+                <w:proofErr w:type="spellStart"/>
+                <w:r>
+                  <w:rPr>
+                    <w:rFonts w:cstheme="minorHAnsi"/>
+                    <w:b/>
+                    <w:color w:val="404040" w:themeColor="text1" w:themeTint="BF"/>
+                  </w:rPr>
+                  <w:t>persist</w:t>
+                </w:r>
+                <w:proofErr w:type="spellEnd"/>
+                <w:proofErr w:type="gramEnd"/>
+                <w:r>
+                  <w:rPr>
+                    <w:rFonts w:cstheme="minorHAnsi"/>
+                    <w:b/>
+                    <w:color w:val="404040" w:themeColor="text1" w:themeTint="BF"/>
+                  </w:rPr>
+                  <w:t xml:space="preserve">(), </w:t>
+                </w:r>
+                <w:proofErr w:type="spellStart"/>
+                <w:proofErr w:type="gramStart"/>
+                <w:r>
+                  <w:rPr>
+                    <w:rFonts w:cstheme="minorHAnsi"/>
+                    <w:b/>
+                    <w:color w:val="404040" w:themeColor="text1" w:themeTint="BF"/>
+                  </w:rPr>
+                  <w:t>remove</w:t>
+                </w:r>
+                <w:proofErr w:type="spellEnd"/>
+                <w:r>
+                  <w:rPr>
+                    <w:rFonts w:cstheme="minorHAnsi"/>
+                    <w:b/>
+                    <w:color w:val="404040" w:themeColor="text1" w:themeTint="BF"/>
+                  </w:rPr>
+                  <w:t>(</w:t>
+                </w:r>
+                <w:proofErr w:type="gramEnd"/>
+                <w:r>
+                  <w:rPr>
+                    <w:rFonts w:cstheme="minorHAnsi"/>
+                    <w:b/>
+                    <w:color w:val="404040" w:themeColor="text1" w:themeTint="BF"/>
+                  </w:rPr>
+                  <w:t xml:space="preserve">), </w:t>
+                </w:r>
+                <w:proofErr w:type="gramStart"/>
+                <w:r>
+                  <w:rPr>
+                    <w:rFonts w:cstheme="minorHAnsi"/>
+                    <w:b/>
+                    <w:color w:val="404040" w:themeColor="text1" w:themeTint="BF"/>
+                  </w:rPr>
+                  <w:t>flush(</w:t>
+                </w:r>
+                <w:proofErr w:type="gramEnd"/>
+                <w:r>
+                  <w:rPr>
+                    <w:rFonts w:cstheme="minorHAnsi"/>
+                    <w:b/>
+                    <w:color w:val="404040" w:themeColor="text1" w:themeTint="BF"/>
+                  </w:rPr>
+                  <w:t>)</w:t>
                 </w:r>
               </w:p>
               <w:p>
@@ -19749,7 +23841,35 @@
                     <w:b/>
                     <w:color w:val="404040" w:themeColor="text1" w:themeTint="BF"/>
                   </w:rPr>
-                  <w:t>Sécurité : Liaison automatique des paramètres avec setParameter() (protection contre les injections SQL)</w:t>
+                  <w:t xml:space="preserve">Sécurité : Liaison automatique des paramètres avec </w:t>
+                </w:r>
+                <w:proofErr w:type="spellStart"/>
+                <w:proofErr w:type="gramStart"/>
+                <w:r>
+                  <w:rPr>
+                    <w:rFonts w:cstheme="minorHAnsi"/>
+                    <w:b/>
+                    <w:color w:val="404040" w:themeColor="text1" w:themeTint="BF"/>
+                  </w:rPr>
+                  <w:t>setParameter</w:t>
+                </w:r>
+                <w:proofErr w:type="spellEnd"/>
+                <w:r>
+                  <w:rPr>
+                    <w:rFonts w:cstheme="minorHAnsi"/>
+                    <w:b/>
+                    <w:color w:val="404040" w:themeColor="text1" w:themeTint="BF"/>
+                  </w:rPr>
+                  <w:t>(</w:t>
+                </w:r>
+                <w:proofErr w:type="gramEnd"/>
+                <w:r>
+                  <w:rPr>
+                    <w:rFonts w:cstheme="minorHAnsi"/>
+                    <w:b/>
+                    <w:color w:val="404040" w:themeColor="text1" w:themeTint="BF"/>
+                  </w:rPr>
+                  <w:t>) (protection contre les injections SQL)</w:t>
                 </w:r>
               </w:p>
               <w:p>
@@ -19795,8 +23915,36 @@
                     <w:b/>
                     <w:color w:val="404040" w:themeColor="text1" w:themeTint="BF"/>
                   </w:rPr>
-                  <w:t>Outil de développement : Visual Studio Code, Symfony CLI, Postgres, pgAdmin</w:t>
-                </w:r>
+                  <w:t xml:space="preserve">Outil de développement : Visual Studio Code, Symfony CLI, </w:t>
+                </w:r>
+                <w:proofErr w:type="spellStart"/>
+                <w:r>
+                  <w:rPr>
+                    <w:rFonts w:cstheme="minorHAnsi"/>
+                    <w:b/>
+                    <w:color w:val="404040" w:themeColor="text1" w:themeTint="BF"/>
+                  </w:rPr>
+                  <w:t>Postgres</w:t>
+                </w:r>
+                <w:proofErr w:type="spellEnd"/>
+                <w:r>
+                  <w:rPr>
+                    <w:rFonts w:cstheme="minorHAnsi"/>
+                    <w:b/>
+                    <w:color w:val="404040" w:themeColor="text1" w:themeTint="BF"/>
+                  </w:rPr>
+                  <w:t xml:space="preserve">, </w:t>
+                </w:r>
+                <w:proofErr w:type="spellStart"/>
+                <w:r>
+                  <w:rPr>
+                    <w:rFonts w:cstheme="minorHAnsi"/>
+                    <w:b/>
+                    <w:color w:val="404040" w:themeColor="text1" w:themeTint="BF"/>
+                  </w:rPr>
+                  <w:t>pgAdmin</w:t>
+                </w:r>
+                <w:proofErr w:type="spellEnd"/>
               </w:p>
             </w:tc>
           </w:sdtContent>
@@ -20058,6 +24206,7 @@
               </w:rPr>
               <w:t xml:space="preserve">Nom de l’entreprise, organisme ou </w:t>
             </w:r>
+            <w:proofErr w:type="gramStart"/>
             <w:r>
               <w:rPr>
                 <w:rFonts w:cstheme="minorHAnsi"/>
@@ -20085,6 +24234,7 @@
               </w:rPr>
               <w:t></w:t>
             </w:r>
+            <w:proofErr w:type="gramEnd"/>
           </w:p>
         </w:tc>
         <w:sdt>
@@ -20475,6 +24625,7 @@
                 <w:color w:val="404040" w:themeColor="text1" w:themeTint="BF"/>
               </w:rPr>
             </w:pPr>
+            <w:proofErr w:type="gramStart"/>
             <w:r>
               <w:rPr>
                 <w:rFonts w:cstheme="minorHAnsi"/>
@@ -20483,6 +24634,7 @@
               </w:rPr>
               <w:t>au</w:t>
             </w:r>
+            <w:proofErr w:type="gramEnd"/>
           </w:p>
         </w:tc>
         <w:sdt>
@@ -20689,6 +24841,36 @@
                     <w:pPr>
                       <w:spacing w:before="120"/>
                       <w:rPr>
+                        <w:rFonts w:ascii="Segoe UI Emoji" w:hAnsi="Segoe UI Emoji" w:cs="Segoe UI Emoji"/>
+                        <w:b/>
+                        <w:color w:val="404040" w:themeColor="text1" w:themeTint="BF"/>
+                      </w:rPr>
+                    </w:pPr>
+                    <w:hyperlink r:id="rId41" w:history="1">
+                      <w:r>
+                        <w:rPr>
+                          <w:rStyle w:val="Lienhypertexte"/>
+                          <w:rFonts w:ascii="Segoe UI Emoji" w:hAnsi="Segoe UI Emoji" w:cs="Segoe UI Emoji"/>
+                          <w:b/>
+                        </w:rPr>
+                        <w:t>https://github.com/malygina777/SymfonyToDo.git</w:t>
+                      </w:r>
+                    </w:hyperlink>
+                  </w:p>
+                  <w:p>
+                    <w:pPr>
+                      <w:spacing w:before="120"/>
+                      <w:rPr>
+                        <w:rFonts w:ascii="Segoe UI Emoji" w:hAnsi="Segoe UI Emoji" w:cs="Segoe UI Emoji"/>
+                        <w:b/>
+                        <w:color w:val="404040" w:themeColor="text1" w:themeTint="BF"/>
+                      </w:rPr>
+                    </w:pPr>
+                  </w:p>
+                  <w:p>
+                    <w:pPr>
+                      <w:spacing w:before="120"/>
+                      <w:rPr>
                         <w:rFonts w:cstheme="minorHAnsi"/>
                         <w:b/>
                         <w:color w:val="404040" w:themeColor="text1" w:themeTint="BF"/>
@@ -20696,12 +24878,44 @@
                     </w:pPr>
                     <w:r>
                       <w:rPr>
-                        <w:rFonts w:ascii="Segoe UI Emoji" w:hAnsi="Segoe UI Emoji" w:cs="Segoe UI Emoji"/>
+                        <w:rFonts w:cstheme="minorHAnsi"/>
                         <w:b/>
                         <w:color w:val="404040" w:themeColor="text1" w:themeTint="BF"/>
                       </w:rPr>
-                      <w:t>https://github.com/malygina777/SymfonyToDo.git</w:t>
+                      <w:t>Le site est déployé sur un serveur distant et peut être consulté à l’adresse suivante :</w:t>
                     </w:r>
+                  </w:p>
+                  <w:p>
+                    <w:pPr>
+                      <w:spacing w:before="120"/>
+                      <w:rPr>
+                        <w:rFonts w:cstheme="minorHAnsi"/>
+                        <w:b/>
+                        <w:bCs/>
+                        <w:color w:val="404040" w:themeColor="text1" w:themeTint="BF"/>
+                      </w:rPr>
+                    </w:pPr>
+                    <w:hyperlink r:id="rId42" w:history="1">
+                      <w:r>
+                        <w:rPr>
+                          <w:rStyle w:val="Lienhypertexte"/>
+                          <w:rFonts w:asciiTheme="minorHAnsi" w:hAnsiTheme="minorHAnsi" w:cstheme="minorHAnsi"/>
+                          <w:b/>
+                          <w:bCs/>
+                        </w:rPr>
+                        <w:t>https://symfonytodolist.alwaysdata.net</w:t>
+                      </w:r>
+                    </w:hyperlink>
+                  </w:p>
+                  <w:p>
+                    <w:pPr>
+                      <w:spacing w:before="120"/>
+                      <w:rPr>
+                        <w:rFonts w:cstheme="minorHAnsi"/>
+                        <w:b/>
+                        <w:color w:val="404040" w:themeColor="text1" w:themeTint="BF"/>
+                      </w:rPr>
+                    </w:pPr>
                   </w:p>
                 </w:tc>
               </w:sdtContent>
@@ -20710,22 +24924,6 @@
         </w:sdt>
       </w:tr>
     </w:tbl>
-    <w:p>
-      <w:pPr>
-        <w:rPr>
-          <w:rFonts w:cstheme="minorHAnsi"/>
-          <w:color w:val="404040" w:themeColor="text1" w:themeTint="BF"/>
-        </w:rPr>
-      </w:pPr>
-    </w:p>
-    <w:p>
-      <w:pPr>
-        <w:rPr>
-          <w:rFonts w:cstheme="minorHAnsi"/>
-          <w:color w:val="404040" w:themeColor="text1" w:themeTint="BF"/>
-        </w:rPr>
-      </w:pPr>
-    </w:p>
     <w:p>
       <w:pPr>
         <w:rPr>
@@ -20873,7 +25071,6 @@
                 <w:sz w:val="36"/>
                 <w:szCs w:val="36"/>
               </w:rPr>
-              <w:lastRenderedPageBreak/>
               <w:t>A</w:t>
             </w:r>
             <w:r>
@@ -20984,7 +25181,29 @@
                     <w:sz w:val="24"/>
                     <w:szCs w:val="24"/>
                   </w:rPr>
-                  <w:t>Développer la partie back-end d’une application web ou web mobile sécurisée</w:t>
+                  <w:t xml:space="preserve">Développer la partie </w:t>
+                </w:r>
+                <w:proofErr w:type="spellStart"/>
+                <w:r>
+                  <w:rPr>
+                    <w:rFonts w:cstheme="minorHAnsi"/>
+                    <w:b/>
+                    <w:color w:val="404040" w:themeColor="text1" w:themeTint="BF"/>
+                    <w:sz w:val="24"/>
+                    <w:szCs w:val="24"/>
+                  </w:rPr>
+                  <w:t>back-end</w:t>
+                </w:r>
+                <w:proofErr w:type="spellEnd"/>
+                <w:r>
+                  <w:rPr>
+                    <w:rFonts w:cstheme="minorHAnsi"/>
+                    <w:b/>
+                    <w:color w:val="404040" w:themeColor="text1" w:themeTint="BF"/>
+                    <w:sz w:val="24"/>
+                    <w:szCs w:val="24"/>
+                  </w:rPr>
+                  <w:t xml:space="preserve"> d’une application web ou web mobile sécurisée</w:t>
                 </w:r>
               </w:p>
             </w:tc>
@@ -21036,6 +25255,7 @@
               </w:rPr>
               <w:t xml:space="preserve"> n°</w:t>
             </w:r>
+            <w:proofErr w:type="gramStart"/>
             <w:r>
               <w:rPr>
                 <w:rFonts w:cstheme="minorHAnsi"/>
@@ -21078,6 +25298,7 @@
               </w:rPr>
               <w:t></w:t>
             </w:r>
+            <w:proofErr w:type="gramEnd"/>
           </w:p>
         </w:tc>
         <w:sdt>
@@ -21267,7 +25488,43 @@
                     <w:b/>
                     <w:color w:val="404040" w:themeColor="text1" w:themeTint="BF"/>
                   </w:rPr>
-                  <w:t>, j’ai développé un endpoint serveur POST /kanban/save-order.</w:t>
+                  <w:t xml:space="preserve">, j’ai développé un </w:t>
+                </w:r>
+                <w:proofErr w:type="spellStart"/>
+                <w:r>
+                  <w:rPr>
+                    <w:rFonts w:cstheme="minorHAnsi"/>
+                    <w:b/>
+                    <w:color w:val="404040" w:themeColor="text1" w:themeTint="BF"/>
+                  </w:rPr>
+                  <w:t>endpoint</w:t>
+                </w:r>
+                <w:proofErr w:type="spellEnd"/>
+                <w:r>
+                  <w:rPr>
+                    <w:rFonts w:cstheme="minorHAnsi"/>
+                    <w:b/>
+                    <w:color w:val="404040" w:themeColor="text1" w:themeTint="BF"/>
+                  </w:rPr>
+                  <w:t xml:space="preserve"> serveur POST /kanban/</w:t>
+                </w:r>
+                <w:proofErr w:type="spellStart"/>
+                <w:r>
+                  <w:rPr>
+                    <w:rFonts w:cstheme="minorHAnsi"/>
+                    <w:b/>
+                    <w:color w:val="404040" w:themeColor="text1" w:themeTint="BF"/>
+                  </w:rPr>
+                  <w:t>save-order</w:t>
+                </w:r>
+                <w:proofErr w:type="spellEnd"/>
+                <w:r>
+                  <w:rPr>
+                    <w:rFonts w:cstheme="minorHAnsi"/>
+                    <w:b/>
+                    <w:color w:val="404040" w:themeColor="text1" w:themeTint="BF"/>
+                  </w:rPr>
+                  <w:t>.</w:t>
                 </w:r>
               </w:p>
               <w:p>
@@ -21302,7 +25559,7 @@
                               <pic:cNvPicPr/>
                             </pic:nvPicPr>
                             <pic:blipFill>
-                              <a:blip r:embed="rId31">
+                              <a:blip r:embed="rId43">
                                 <a:extLst>
                                   <a:ext uri="{28A0092B-C50C-407E-A947-70E740481C1C}">
                                     <a14:useLocalDpi xmlns:a14="http://schemas.microsoft.com/office/drawing/2010/main" val="0"/>
@@ -21363,7 +25620,53 @@
                 <w:b/>
                 <w:color w:val="404040" w:themeColor="text1" w:themeTint="BF"/>
               </w:rPr>
-              <w:t>• #[Route(..., methods:['POST'])]</w:t>
+              <w:t xml:space="preserve">• </w:t>
+            </w:r>
+            <w:proofErr w:type="gramStart"/>
+            <w:r>
+              <w:rPr>
+                <w:rFonts w:cstheme="minorHAnsi"/>
+                <w:b/>
+                <w:color w:val="404040" w:themeColor="text1" w:themeTint="BF"/>
+              </w:rPr>
+              <w:t>#[Route(</w:t>
+            </w:r>
+            <w:proofErr w:type="gramEnd"/>
+            <w:r>
+              <w:rPr>
+                <w:rFonts w:cstheme="minorHAnsi"/>
+                <w:b/>
+                <w:color w:val="404040" w:themeColor="text1" w:themeTint="BF"/>
+              </w:rPr>
+              <w:t xml:space="preserve">..., </w:t>
+            </w:r>
+            <w:proofErr w:type="spellStart"/>
+            <w:proofErr w:type="gramStart"/>
+            <w:r>
+              <w:rPr>
+                <w:rFonts w:cstheme="minorHAnsi"/>
+                <w:b/>
+                <w:color w:val="404040" w:themeColor="text1" w:themeTint="BF"/>
+              </w:rPr>
+              <w:t>methods</w:t>
+            </w:r>
+            <w:proofErr w:type="spellEnd"/>
+            <w:r>
+              <w:rPr>
+                <w:rFonts w:cstheme="minorHAnsi"/>
+                <w:b/>
+                <w:color w:val="404040" w:themeColor="text1" w:themeTint="BF"/>
+              </w:rPr>
+              <w:t>:[</w:t>
+            </w:r>
+            <w:proofErr w:type="gramEnd"/>
+            <w:r>
+              <w:rPr>
+                <w:rFonts w:cstheme="minorHAnsi"/>
+                <w:b/>
+                <w:color w:val="404040" w:themeColor="text1" w:themeTint="BF"/>
+              </w:rPr>
+              <w:t>'POST'])]</w:t>
             </w:r>
           </w:p>
           <w:p>
@@ -21381,7 +25684,25 @@
                 <w:b/>
                 <w:color w:val="404040" w:themeColor="text1" w:themeTint="BF"/>
               </w:rPr>
-              <w:t>Définit l’URL /kanban/save-order. Méthode POST uniquement (on modifie des données).</w:t>
+              <w:t>Définit l’URL /kanban/</w:t>
+            </w:r>
+            <w:proofErr w:type="spellStart"/>
+            <w:r>
+              <w:rPr>
+                <w:rFonts w:cstheme="minorHAnsi"/>
+                <w:b/>
+                <w:color w:val="404040" w:themeColor="text1" w:themeTint="BF"/>
+              </w:rPr>
+              <w:t>save-order</w:t>
+            </w:r>
+            <w:proofErr w:type="spellEnd"/>
+            <w:r>
+              <w:rPr>
+                <w:rFonts w:cstheme="minorHAnsi"/>
+                <w:b/>
+                <w:color w:val="404040" w:themeColor="text1" w:themeTint="BF"/>
+              </w:rPr>
+              <w:t>. Méthode POST uniquement (on modifie des données).</w:t>
             </w:r>
           </w:p>
           <w:p>
@@ -21411,13 +25732,41 @@
                 <w:color w:val="404040" w:themeColor="text1" w:themeTint="BF"/>
               </w:rPr>
             </w:pPr>
-            <w:r>
-              <w:rPr>
-                <w:rFonts w:cstheme="minorHAnsi"/>
-                <w:b/>
-                <w:color w:val="404040" w:themeColor="text1" w:themeTint="BF"/>
-              </w:rPr>
-              <w:t>Request $req — lire le corps du POST (JSON).</w:t>
+            <w:proofErr w:type="spellStart"/>
+            <w:r>
+              <w:rPr>
+                <w:rFonts w:cstheme="minorHAnsi"/>
+                <w:b/>
+                <w:color w:val="404040" w:themeColor="text1" w:themeTint="BF"/>
+              </w:rPr>
+              <w:t>Request</w:t>
+            </w:r>
+            <w:proofErr w:type="spellEnd"/>
+            <w:r>
+              <w:rPr>
+                <w:rFonts w:cstheme="minorHAnsi"/>
+                <w:b/>
+                <w:color w:val="404040" w:themeColor="text1" w:themeTint="BF"/>
+              </w:rPr>
+              <w:t xml:space="preserve"> $</w:t>
+            </w:r>
+            <w:proofErr w:type="spellStart"/>
+            <w:r>
+              <w:rPr>
+                <w:rFonts w:cstheme="minorHAnsi"/>
+                <w:b/>
+                <w:color w:val="404040" w:themeColor="text1" w:themeTint="BF"/>
+              </w:rPr>
+              <w:t>req</w:t>
+            </w:r>
+            <w:proofErr w:type="spellEnd"/>
+            <w:r>
+              <w:rPr>
+                <w:rFonts w:cstheme="minorHAnsi"/>
+                <w:b/>
+                <w:color w:val="404040" w:themeColor="text1" w:themeTint="BF"/>
+              </w:rPr>
+              <w:t xml:space="preserve"> — lire le corps du POST (JSON).</w:t>
             </w:r>
           </w:p>
           <w:p>
@@ -21429,13 +25778,24 @@
                 <w:color w:val="404040" w:themeColor="text1" w:themeTint="BF"/>
               </w:rPr>
             </w:pPr>
-            <w:r>
-              <w:rPr>
-                <w:rFonts w:cstheme="minorHAnsi"/>
-                <w:b/>
-                <w:color w:val="404040" w:themeColor="text1" w:themeTint="BF"/>
-              </w:rPr>
-              <w:t>TaskRepository $repo — accéder aux tâches (Doctrine).</w:t>
+            <w:proofErr w:type="spellStart"/>
+            <w:r>
+              <w:rPr>
+                <w:rFonts w:cstheme="minorHAnsi"/>
+                <w:b/>
+                <w:color w:val="404040" w:themeColor="text1" w:themeTint="BF"/>
+              </w:rPr>
+              <w:lastRenderedPageBreak/>
+              <w:t>TaskRepository</w:t>
+            </w:r>
+            <w:proofErr w:type="spellEnd"/>
+            <w:r>
+              <w:rPr>
+                <w:rFonts w:cstheme="minorHAnsi"/>
+                <w:b/>
+                <w:color w:val="404040" w:themeColor="text1" w:themeTint="BF"/>
+              </w:rPr>
+              <w:t xml:space="preserve"> $repo — accéder aux tâches (Doctrine).</w:t>
             </w:r>
           </w:p>
           <w:p>
@@ -21447,13 +25807,41 @@
                 <w:color w:val="404040" w:themeColor="text1" w:themeTint="BF"/>
               </w:rPr>
             </w:pPr>
-            <w:r>
-              <w:rPr>
-                <w:rFonts w:cstheme="minorHAnsi"/>
-                <w:b/>
-                <w:color w:val="404040" w:themeColor="text1" w:themeTint="BF"/>
-              </w:rPr>
-              <w:t>EntityManagerInterface $em — enregistrer les changements (flush).</w:t>
+            <w:proofErr w:type="spellStart"/>
+            <w:r>
+              <w:rPr>
+                <w:rFonts w:cstheme="minorHAnsi"/>
+                <w:b/>
+                <w:color w:val="404040" w:themeColor="text1" w:themeTint="BF"/>
+              </w:rPr>
+              <w:t>EntityManagerInterface</w:t>
+            </w:r>
+            <w:proofErr w:type="spellEnd"/>
+            <w:r>
+              <w:rPr>
+                <w:rFonts w:cstheme="minorHAnsi"/>
+                <w:b/>
+                <w:color w:val="404040" w:themeColor="text1" w:themeTint="BF"/>
+              </w:rPr>
+              <w:t xml:space="preserve"> $</w:t>
+            </w:r>
+            <w:proofErr w:type="spellStart"/>
+            <w:r>
+              <w:rPr>
+                <w:rFonts w:cstheme="minorHAnsi"/>
+                <w:b/>
+                <w:color w:val="404040" w:themeColor="text1" w:themeTint="BF"/>
+              </w:rPr>
+              <w:t>em</w:t>
+            </w:r>
+            <w:proofErr w:type="spellEnd"/>
+            <w:r>
+              <w:rPr>
+                <w:rFonts w:cstheme="minorHAnsi"/>
+                <w:b/>
+                <w:color w:val="404040" w:themeColor="text1" w:themeTint="BF"/>
+              </w:rPr>
+              <w:t xml:space="preserve"> — enregistrer les changements (flush).</w:t>
             </w:r>
           </w:p>
           <w:p>
@@ -21465,13 +25853,59 @@
                 <w:color w:val="404040" w:themeColor="text1" w:themeTint="BF"/>
               </w:rPr>
             </w:pPr>
-            <w:r>
-              <w:rPr>
-                <w:rFonts w:cstheme="minorHAnsi"/>
-                <w:b/>
-                <w:color w:val="404040" w:themeColor="text1" w:themeTint="BF"/>
-              </w:rPr>
-              <w:t>CsrfTokenManagerInterface $csrf — vérifier le token CSRF.</w:t>
+            <w:proofErr w:type="spellStart"/>
+            <w:r>
+              <w:rPr>
+                <w:rFonts w:cstheme="minorHAnsi"/>
+                <w:b/>
+                <w:color w:val="404040" w:themeColor="text1" w:themeTint="BF"/>
+              </w:rPr>
+              <w:t>CsrfTokenManagerInterface</w:t>
+            </w:r>
+            <w:proofErr w:type="spellEnd"/>
+            <w:r>
+              <w:rPr>
+                <w:rFonts w:cstheme="minorHAnsi"/>
+                <w:b/>
+                <w:color w:val="404040" w:themeColor="text1" w:themeTint="BF"/>
+              </w:rPr>
+              <w:t xml:space="preserve"> $</w:t>
+            </w:r>
+            <w:proofErr w:type="spellStart"/>
+            <w:r>
+              <w:rPr>
+                <w:rFonts w:cstheme="minorHAnsi"/>
+                <w:b/>
+                <w:color w:val="404040" w:themeColor="text1" w:themeTint="BF"/>
+              </w:rPr>
+              <w:t>csrf</w:t>
+            </w:r>
+            <w:proofErr w:type="spellEnd"/>
+            <w:r>
+              <w:rPr>
+                <w:rFonts w:cstheme="minorHAnsi"/>
+                <w:b/>
+                <w:color w:val="404040" w:themeColor="text1" w:themeTint="BF"/>
+              </w:rPr>
+              <w:t xml:space="preserve"> — vérifier le </w:t>
+            </w:r>
+            <w:proofErr w:type="spellStart"/>
+            <w:r>
+              <w:rPr>
+                <w:rFonts w:cstheme="minorHAnsi"/>
+                <w:b/>
+                <w:color w:val="404040" w:themeColor="text1" w:themeTint="BF"/>
+              </w:rPr>
+              <w:t>token</w:t>
+            </w:r>
+            <w:proofErr w:type="spellEnd"/>
+            <w:r>
+              <w:rPr>
+                <w:rFonts w:cstheme="minorHAnsi"/>
+                <w:b/>
+                <w:color w:val="404040" w:themeColor="text1" w:themeTint="BF"/>
+              </w:rPr>
+              <w:t xml:space="preserve"> CSRF.</w:t>
             </w:r>
           </w:p>
           <w:p>
@@ -21489,8 +25923,89 @@
                 <w:b/>
                 <w:color w:val="404040" w:themeColor="text1" w:themeTint="BF"/>
               </w:rPr>
-              <w:lastRenderedPageBreak/>
-              <w:t xml:space="preserve"> • $data = json_decode($req-&gt;getContent(), true) ?? [];</w:t>
+              <w:t xml:space="preserve"> • $data = </w:t>
+            </w:r>
+            <w:proofErr w:type="spellStart"/>
+            <w:r>
+              <w:rPr>
+                <w:rFonts w:cstheme="minorHAnsi"/>
+                <w:b/>
+                <w:color w:val="404040" w:themeColor="text1" w:themeTint="BF"/>
+              </w:rPr>
+              <w:t>json_decode</w:t>
+            </w:r>
+            <w:proofErr w:type="spellEnd"/>
+            <w:r>
+              <w:rPr>
+                <w:rFonts w:cstheme="minorHAnsi"/>
+                <w:b/>
+                <w:color w:val="404040" w:themeColor="text1" w:themeTint="BF"/>
+              </w:rPr>
+              <w:t>($</w:t>
+            </w:r>
+            <w:proofErr w:type="spellStart"/>
+            <w:r>
+              <w:rPr>
+                <w:rFonts w:cstheme="minorHAnsi"/>
+                <w:b/>
+                <w:color w:val="404040" w:themeColor="text1" w:themeTint="BF"/>
+              </w:rPr>
+              <w:t>req</w:t>
+            </w:r>
+            <w:proofErr w:type="spellEnd"/>
+            <w:r>
+              <w:rPr>
+                <w:rFonts w:cstheme="minorHAnsi"/>
+                <w:b/>
+                <w:color w:val="404040" w:themeColor="text1" w:themeTint="BF"/>
+              </w:rPr>
+              <w:t>-&gt;</w:t>
+            </w:r>
+            <w:proofErr w:type="spellStart"/>
+            <w:proofErr w:type="gramStart"/>
+            <w:r>
+              <w:rPr>
+                <w:rFonts w:cstheme="minorHAnsi"/>
+                <w:b/>
+                <w:color w:val="404040" w:themeColor="text1" w:themeTint="BF"/>
+              </w:rPr>
+              <w:t>getContent</w:t>
+            </w:r>
+            <w:proofErr w:type="spellEnd"/>
+            <w:r>
+              <w:rPr>
+                <w:rFonts w:cstheme="minorHAnsi"/>
+                <w:b/>
+                <w:color w:val="404040" w:themeColor="text1" w:themeTint="BF"/>
+              </w:rPr>
+              <w:t>(</w:t>
+            </w:r>
+            <w:proofErr w:type="gramEnd"/>
+            <w:r>
+              <w:rPr>
+                <w:rFonts w:cstheme="minorHAnsi"/>
+                <w:b/>
+                <w:color w:val="404040" w:themeColor="text1" w:themeTint="BF"/>
+              </w:rPr>
+              <w:t xml:space="preserve">), </w:t>
+            </w:r>
+            <w:proofErr w:type="spellStart"/>
+            <w:r>
+              <w:rPr>
+                <w:rFonts w:cstheme="minorHAnsi"/>
+                <w:b/>
+                <w:color w:val="404040" w:themeColor="text1" w:themeTint="BF"/>
+              </w:rPr>
+              <w:t>true</w:t>
+            </w:r>
+            <w:proofErr w:type="spellEnd"/>
+            <w:r>
+              <w:rPr>
+                <w:rFonts w:cstheme="minorHAnsi"/>
+                <w:b/>
+                <w:color w:val="404040" w:themeColor="text1" w:themeTint="BF"/>
+              </w:rPr>
+              <w:t>) ?? [];</w:t>
             </w:r>
           </w:p>
           <w:p>
@@ -21526,7 +26041,43 @@
                 <w:b/>
                 <w:color w:val="404040" w:themeColor="text1" w:themeTint="BF"/>
               </w:rPr>
-              <w:t xml:space="preserve"> • $token = (string)($data['_token'] ?? '');</w:t>
+              <w:t xml:space="preserve"> • $</w:t>
+            </w:r>
+            <w:proofErr w:type="spellStart"/>
+            <w:r>
+              <w:rPr>
+                <w:rFonts w:cstheme="minorHAnsi"/>
+                <w:b/>
+                <w:color w:val="404040" w:themeColor="text1" w:themeTint="BF"/>
+              </w:rPr>
+              <w:t>token</w:t>
+            </w:r>
+            <w:proofErr w:type="spellEnd"/>
+            <w:r>
+              <w:rPr>
+                <w:rFonts w:cstheme="minorHAnsi"/>
+                <w:b/>
+                <w:color w:val="404040" w:themeColor="text1" w:themeTint="BF"/>
+              </w:rPr>
+              <w:t xml:space="preserve"> = (string)($data['_</w:t>
+            </w:r>
+            <w:proofErr w:type="spellStart"/>
+            <w:r>
+              <w:rPr>
+                <w:rFonts w:cstheme="minorHAnsi"/>
+                <w:b/>
+                <w:color w:val="404040" w:themeColor="text1" w:themeTint="BF"/>
+              </w:rPr>
+              <w:t>token</w:t>
+            </w:r>
+            <w:proofErr w:type="spellEnd"/>
+            <w:r>
+              <w:rPr>
+                <w:rFonts w:cstheme="minorHAnsi"/>
+                <w:b/>
+                <w:color w:val="404040" w:themeColor="text1" w:themeTint="BF"/>
+              </w:rPr>
+              <w:t>'] ?? '');</w:t>
             </w:r>
           </w:p>
           <w:p>
@@ -21544,7 +26095,25 @@
                 <w:b/>
                 <w:color w:val="404040" w:themeColor="text1" w:themeTint="BF"/>
               </w:rPr>
-              <w:t>Récupère le token CSRF envoyé par le front.</w:t>
+              <w:t xml:space="preserve">Récupère le </w:t>
+            </w:r>
+            <w:proofErr w:type="spellStart"/>
+            <w:r>
+              <w:rPr>
+                <w:rFonts w:cstheme="minorHAnsi"/>
+                <w:b/>
+                <w:color w:val="404040" w:themeColor="text1" w:themeTint="BF"/>
+              </w:rPr>
+              <w:t>token</w:t>
+            </w:r>
+            <w:proofErr w:type="spellEnd"/>
+            <w:r>
+              <w:rPr>
+                <w:rFonts w:cstheme="minorHAnsi"/>
+                <w:b/>
+                <w:color w:val="404040" w:themeColor="text1" w:themeTint="BF"/>
+              </w:rPr>
+              <w:t xml:space="preserve"> CSRF envoyé par le front.</w:t>
             </w:r>
           </w:p>
           <w:p>
@@ -21562,7 +26131,145 @@
                 <w:b/>
                 <w:color w:val="404040" w:themeColor="text1" w:themeTint="BF"/>
               </w:rPr>
-              <w:t xml:space="preserve"> • if (!$csrf-&gt;isTokenValid(new CsrfToken('kanban_order', $token))) { ... }</w:t>
+              <w:t xml:space="preserve"> • if </w:t>
+            </w:r>
+            <w:proofErr w:type="gramStart"/>
+            <w:r>
+              <w:rPr>
+                <w:rFonts w:cstheme="minorHAnsi"/>
+                <w:b/>
+                <w:color w:val="404040" w:themeColor="text1" w:themeTint="BF"/>
+              </w:rPr>
+              <w:t>(!$</w:t>
+            </w:r>
+            <w:proofErr w:type="spellStart"/>
+            <w:proofErr w:type="gramEnd"/>
+            <w:r>
+              <w:rPr>
+                <w:rFonts w:cstheme="minorHAnsi"/>
+                <w:b/>
+                <w:color w:val="404040" w:themeColor="text1" w:themeTint="BF"/>
+              </w:rPr>
+              <w:t>csrf</w:t>
+            </w:r>
+            <w:proofErr w:type="spellEnd"/>
+            <w:r>
+              <w:rPr>
+                <w:rFonts w:cstheme="minorHAnsi"/>
+                <w:b/>
+                <w:color w:val="404040" w:themeColor="text1" w:themeTint="BF"/>
+              </w:rPr>
+              <w:t>-&gt;</w:t>
+            </w:r>
+            <w:proofErr w:type="spellStart"/>
+            <w:proofErr w:type="gramStart"/>
+            <w:r>
+              <w:rPr>
+                <w:rFonts w:cstheme="minorHAnsi"/>
+                <w:b/>
+                <w:color w:val="404040" w:themeColor="text1" w:themeTint="BF"/>
+              </w:rPr>
+              <w:t>isTokenValid</w:t>
+            </w:r>
+            <w:proofErr w:type="spellEnd"/>
+            <w:r>
+              <w:rPr>
+                <w:rFonts w:cstheme="minorHAnsi"/>
+                <w:b/>
+                <w:color w:val="404040" w:themeColor="text1" w:themeTint="BF"/>
+              </w:rPr>
+              <w:t>(</w:t>
+            </w:r>
+            <w:proofErr w:type="gramEnd"/>
+            <w:r>
+              <w:rPr>
+                <w:rFonts w:cstheme="minorHAnsi"/>
+                <w:b/>
+                <w:color w:val="404040" w:themeColor="text1" w:themeTint="BF"/>
+              </w:rPr>
+              <w:t xml:space="preserve">new </w:t>
+            </w:r>
+            <w:proofErr w:type="spellStart"/>
+            <w:proofErr w:type="gramStart"/>
+            <w:r>
+              <w:rPr>
+                <w:rFonts w:cstheme="minorHAnsi"/>
+                <w:b/>
+                <w:color w:val="404040" w:themeColor="text1" w:themeTint="BF"/>
+              </w:rPr>
+              <w:t>CsrfToken</w:t>
+            </w:r>
+            <w:proofErr w:type="spellEnd"/>
+            <w:r>
+              <w:rPr>
+                <w:rFonts w:cstheme="minorHAnsi"/>
+                <w:b/>
+                <w:color w:val="404040" w:themeColor="text1" w:themeTint="BF"/>
+              </w:rPr>
+              <w:t>(</w:t>
+            </w:r>
+            <w:proofErr w:type="gramEnd"/>
+            <w:r>
+              <w:rPr>
+                <w:rFonts w:cstheme="minorHAnsi"/>
+                <w:b/>
+                <w:color w:val="404040" w:themeColor="text1" w:themeTint="BF"/>
+              </w:rPr>
+              <w:t>'</w:t>
+            </w:r>
+            <w:proofErr w:type="spellStart"/>
+            <w:r>
+              <w:rPr>
+                <w:rFonts w:cstheme="minorHAnsi"/>
+                <w:b/>
+                <w:color w:val="404040" w:themeColor="text1" w:themeTint="BF"/>
+              </w:rPr>
+              <w:t>kanban_order</w:t>
+            </w:r>
+            <w:proofErr w:type="spellEnd"/>
+            <w:r>
+              <w:rPr>
+                <w:rFonts w:cstheme="minorHAnsi"/>
+                <w:b/>
+                <w:color w:val="404040" w:themeColor="text1" w:themeTint="BF"/>
+              </w:rPr>
+              <w:t>', $</w:t>
+            </w:r>
+            <w:proofErr w:type="spellStart"/>
+            <w:r>
+              <w:rPr>
+                <w:rFonts w:cstheme="minorHAnsi"/>
+                <w:b/>
+                <w:color w:val="404040" w:themeColor="text1" w:themeTint="BF"/>
+              </w:rPr>
+              <w:t>token</w:t>
+            </w:r>
+            <w:proofErr w:type="spellEnd"/>
+            <w:r>
+              <w:rPr>
+                <w:rFonts w:cstheme="minorHAnsi"/>
+                <w:b/>
+                <w:color w:val="404040" w:themeColor="text1" w:themeTint="BF"/>
+              </w:rPr>
+              <w:t xml:space="preserve">))) </w:t>
+            </w:r>
+            <w:proofErr w:type="gramStart"/>
+            <w:r>
+              <w:rPr>
+                <w:rFonts w:cstheme="minorHAnsi"/>
+                <w:b/>
+                <w:color w:val="404040" w:themeColor="text1" w:themeTint="BF"/>
+              </w:rPr>
+              <w:t>{ ...</w:t>
+            </w:r>
+            <w:proofErr w:type="gramEnd"/>
+            <w:r>
+              <w:rPr>
+                <w:rFonts w:cstheme="minorHAnsi"/>
+                <w:b/>
+                <w:color w:val="404040" w:themeColor="text1" w:themeTint="BF"/>
+              </w:rPr>
+              <w:t xml:space="preserve"> }</w:t>
             </w:r>
           </w:p>
           <w:p>
@@ -21580,7 +26287,25 @@
                 <w:b/>
                 <w:color w:val="404040" w:themeColor="text1" w:themeTint="BF"/>
               </w:rPr>
-              <w:t>Sécurité : si le token est invalide → on refuse (HTTP 400).</w:t>
+              <w:t xml:space="preserve">Sécurité : si le </w:t>
+            </w:r>
+            <w:proofErr w:type="spellStart"/>
+            <w:r>
+              <w:rPr>
+                <w:rFonts w:cstheme="minorHAnsi"/>
+                <w:b/>
+                <w:color w:val="404040" w:themeColor="text1" w:themeTint="BF"/>
+              </w:rPr>
+              <w:t>token</w:t>
+            </w:r>
+            <w:proofErr w:type="spellEnd"/>
+            <w:r>
+              <w:rPr>
+                <w:rFonts w:cstheme="minorHAnsi"/>
+                <w:b/>
+                <w:color w:val="404040" w:themeColor="text1" w:themeTint="BF"/>
+              </w:rPr>
+              <w:t xml:space="preserve"> est invalide → on refuse (HTTP 400).</w:t>
             </w:r>
           </w:p>
           <w:p>
@@ -21616,8 +26341,90 @@
                 <w:b/>
                 <w:color w:val="404040" w:themeColor="text1" w:themeTint="BF"/>
               </w:rPr>
-              <w:t xml:space="preserve"> • $columns = ['todo','doing','done','urgent'];</w:t>
-            </w:r>
+              <w:t xml:space="preserve"> • $</w:t>
+            </w:r>
+            <w:proofErr w:type="spellStart"/>
+            <w:r>
+              <w:rPr>
+                <w:rFonts w:cstheme="minorHAnsi"/>
+                <w:b/>
+                <w:color w:val="404040" w:themeColor="text1" w:themeTint="BF"/>
+              </w:rPr>
+              <w:t>columns</w:t>
+            </w:r>
+            <w:proofErr w:type="spellEnd"/>
+            <w:r>
+              <w:rPr>
+                <w:rFonts w:cstheme="minorHAnsi"/>
+                <w:b/>
+                <w:color w:val="404040" w:themeColor="text1" w:themeTint="BF"/>
+              </w:rPr>
+              <w:t xml:space="preserve"> = ['</w:t>
+            </w:r>
+            <w:proofErr w:type="spellStart"/>
+            <w:r>
+              <w:rPr>
+                <w:rFonts w:cstheme="minorHAnsi"/>
+                <w:b/>
+                <w:color w:val="404040" w:themeColor="text1" w:themeTint="BF"/>
+              </w:rPr>
+              <w:t>todo</w:t>
+            </w:r>
+            <w:proofErr w:type="spellEnd"/>
+            <w:r>
+              <w:rPr>
+                <w:rFonts w:cstheme="minorHAnsi"/>
+                <w:b/>
+                <w:color w:val="404040" w:themeColor="text1" w:themeTint="BF"/>
+              </w:rPr>
+              <w:t>','</w:t>
+            </w:r>
+            <w:proofErr w:type="spellStart"/>
+            <w:r>
+              <w:rPr>
+                <w:rFonts w:cstheme="minorHAnsi"/>
+                <w:b/>
+                <w:color w:val="404040" w:themeColor="text1" w:themeTint="BF"/>
+              </w:rPr>
+              <w:t>doing</w:t>
+            </w:r>
+            <w:proofErr w:type="spellEnd"/>
+            <w:r>
+              <w:rPr>
+                <w:rFonts w:cstheme="minorHAnsi"/>
+                <w:b/>
+                <w:color w:val="404040" w:themeColor="text1" w:themeTint="BF"/>
+              </w:rPr>
+              <w:t>','</w:t>
+            </w:r>
+            <w:proofErr w:type="spellStart"/>
+            <w:r>
+              <w:rPr>
+                <w:rFonts w:cstheme="minorHAnsi"/>
+                <w:b/>
+                <w:color w:val="404040" w:themeColor="text1" w:themeTint="BF"/>
+              </w:rPr>
+              <w:t>done</w:t>
+            </w:r>
+            <w:proofErr w:type="spellEnd"/>
+            <w:r>
+              <w:rPr>
+                <w:rFonts w:cstheme="minorHAnsi"/>
+                <w:b/>
+                <w:color w:val="404040" w:themeColor="text1" w:themeTint="BF"/>
+              </w:rPr>
+              <w:t>','urgent'</w:t>
+            </w:r>
+            <w:proofErr w:type="gramStart"/>
+            <w:r>
+              <w:rPr>
+                <w:rFonts w:cstheme="minorHAnsi"/>
+                <w:b/>
+                <w:color w:val="404040" w:themeColor="text1" w:themeTint="BF"/>
+              </w:rPr>
+              <w:t>];</w:t>
+            </w:r>
+            <w:proofErr w:type="gramEnd"/>
           </w:p>
           <w:p>
             <w:pPr>
@@ -21652,7 +26459,61 @@
                 <w:b/>
                 <w:color w:val="404040" w:themeColor="text1" w:themeTint="BF"/>
               </w:rPr>
-              <w:t xml:space="preserve"> • foreach ($columns as $col) { ... }</w:t>
+              <w:t xml:space="preserve"> • </w:t>
+            </w:r>
+            <w:proofErr w:type="spellStart"/>
+            <w:r>
+              <w:rPr>
+                <w:rFonts w:cstheme="minorHAnsi"/>
+                <w:b/>
+                <w:color w:val="404040" w:themeColor="text1" w:themeTint="BF"/>
+              </w:rPr>
+              <w:t>foreach</w:t>
+            </w:r>
+            <w:proofErr w:type="spellEnd"/>
+            <w:r>
+              <w:rPr>
+                <w:rFonts w:cstheme="minorHAnsi"/>
+                <w:b/>
+                <w:color w:val="404040" w:themeColor="text1" w:themeTint="BF"/>
+              </w:rPr>
+              <w:t xml:space="preserve"> ($</w:t>
+            </w:r>
+            <w:proofErr w:type="spellStart"/>
+            <w:r>
+              <w:rPr>
+                <w:rFonts w:cstheme="minorHAnsi"/>
+                <w:b/>
+                <w:color w:val="404040" w:themeColor="text1" w:themeTint="BF"/>
+              </w:rPr>
+              <w:t>columns</w:t>
+            </w:r>
+            <w:proofErr w:type="spellEnd"/>
+            <w:r>
+              <w:rPr>
+                <w:rFonts w:cstheme="minorHAnsi"/>
+                <w:b/>
+                <w:color w:val="404040" w:themeColor="text1" w:themeTint="BF"/>
+              </w:rPr>
+              <w:t xml:space="preserve"> as $col) </w:t>
+            </w:r>
+            <w:proofErr w:type="gramStart"/>
+            <w:r>
+              <w:rPr>
+                <w:rFonts w:cstheme="minorHAnsi"/>
+                <w:b/>
+                <w:color w:val="404040" w:themeColor="text1" w:themeTint="BF"/>
+              </w:rPr>
+              <w:t>{ ...</w:t>
+            </w:r>
+            <w:proofErr w:type="gramEnd"/>
+            <w:r>
+              <w:rPr>
+                <w:rFonts w:cstheme="minorHAnsi"/>
+                <w:b/>
+                <w:color w:val="404040" w:themeColor="text1" w:themeTint="BF"/>
+              </w:rPr>
+              <w:t xml:space="preserve"> }</w:t>
             </w:r>
           </w:p>
           <w:p>
@@ -21688,7 +26549,97 @@
                 <w:b/>
                 <w:color w:val="404040" w:themeColor="text1" w:themeTint="BF"/>
               </w:rPr>
-              <w:t xml:space="preserve"> • $ids = array_map('intval', (array)($data[$col] ?? []));</w:t>
+              <w:t xml:space="preserve"> • $</w:t>
+            </w:r>
+            <w:proofErr w:type="spellStart"/>
+            <w:r>
+              <w:rPr>
+                <w:rFonts w:cstheme="minorHAnsi"/>
+                <w:b/>
+                <w:color w:val="404040" w:themeColor="text1" w:themeTint="BF"/>
+              </w:rPr>
+              <w:t>ids</w:t>
+            </w:r>
+            <w:proofErr w:type="spellEnd"/>
+            <w:r>
+              <w:rPr>
+                <w:rFonts w:cstheme="minorHAnsi"/>
+                <w:b/>
+                <w:color w:val="404040" w:themeColor="text1" w:themeTint="BF"/>
+              </w:rPr>
+              <w:t xml:space="preserve"> = </w:t>
+            </w:r>
+            <w:proofErr w:type="spellStart"/>
+            <w:r>
+              <w:rPr>
+                <w:rFonts w:cstheme="minorHAnsi"/>
+                <w:b/>
+                <w:color w:val="404040" w:themeColor="text1" w:themeTint="BF"/>
+              </w:rPr>
+              <w:t>array_</w:t>
+            </w:r>
+            <w:proofErr w:type="gramStart"/>
+            <w:r>
+              <w:rPr>
+                <w:rFonts w:cstheme="minorHAnsi"/>
+                <w:b/>
+                <w:color w:val="404040" w:themeColor="text1" w:themeTint="BF"/>
+              </w:rPr>
+              <w:t>map</w:t>
+            </w:r>
+            <w:proofErr w:type="spellEnd"/>
+            <w:r>
+              <w:rPr>
+                <w:rFonts w:cstheme="minorHAnsi"/>
+                <w:b/>
+                <w:color w:val="404040" w:themeColor="text1" w:themeTint="BF"/>
+              </w:rPr>
+              <w:t>(</w:t>
+            </w:r>
+            <w:proofErr w:type="gramEnd"/>
+            <w:r>
+              <w:rPr>
+                <w:rFonts w:cstheme="minorHAnsi"/>
+                <w:b/>
+                <w:color w:val="404040" w:themeColor="text1" w:themeTint="BF"/>
+              </w:rPr>
+              <w:t>'</w:t>
+            </w:r>
+            <w:proofErr w:type="spellStart"/>
+            <w:r>
+              <w:rPr>
+                <w:rFonts w:cstheme="minorHAnsi"/>
+                <w:b/>
+                <w:color w:val="404040" w:themeColor="text1" w:themeTint="BF"/>
+              </w:rPr>
+              <w:t>intval</w:t>
+            </w:r>
+            <w:proofErr w:type="spellEnd"/>
+            <w:r>
+              <w:rPr>
+                <w:rFonts w:cstheme="minorHAnsi"/>
+                <w:b/>
+                <w:color w:val="404040" w:themeColor="text1" w:themeTint="BF"/>
+              </w:rPr>
+              <w:t>', (</w:t>
+            </w:r>
+            <w:proofErr w:type="spellStart"/>
+            <w:r>
+              <w:rPr>
+                <w:rFonts w:cstheme="minorHAnsi"/>
+                <w:b/>
+                <w:color w:val="404040" w:themeColor="text1" w:themeTint="BF"/>
+              </w:rPr>
+              <w:t>array</w:t>
+            </w:r>
+            <w:proofErr w:type="spellEnd"/>
+            <w:r>
+              <w:rPr>
+                <w:rFonts w:cstheme="minorHAnsi"/>
+                <w:b/>
+                <w:color w:val="404040" w:themeColor="text1" w:themeTint="BF"/>
+              </w:rPr>
+              <w:t>)($data[$col] ?? []));</w:t>
             </w:r>
           </w:p>
           <w:p>
@@ -21724,15 +26675,133 @@
                 <w:b/>
                 <w:color w:val="404040" w:themeColor="text1" w:themeTint="BF"/>
               </w:rPr>
-              <w:t xml:space="preserve"> • foreach ($ids as $i =&gt; $id) { if </w:t>
-            </w:r>
-            <w:r>
-              <w:rPr>
-                <w:rFonts w:cstheme="minorHAnsi"/>
-                <w:b/>
-                <w:color w:val="404040" w:themeColor="text1" w:themeTint="BF"/>
-              </w:rPr>
-              <w:t xml:space="preserve">($task = $repo-&gt;findOneBy(['id' =&gt; $id, 'owner' =&gt; </w:t>
+              <w:t xml:space="preserve"> • </w:t>
+            </w:r>
+            <w:proofErr w:type="spellStart"/>
+            <w:r>
+              <w:rPr>
+                <w:rFonts w:cstheme="minorHAnsi"/>
+                <w:b/>
+                <w:color w:val="404040" w:themeColor="text1" w:themeTint="BF"/>
+              </w:rPr>
+              <w:t>foreach</w:t>
+            </w:r>
+            <w:proofErr w:type="spellEnd"/>
+            <w:r>
+              <w:rPr>
+                <w:rFonts w:cstheme="minorHAnsi"/>
+                <w:b/>
+                <w:color w:val="404040" w:themeColor="text1" w:themeTint="BF"/>
+              </w:rPr>
+              <w:t xml:space="preserve"> ($</w:t>
+            </w:r>
+            <w:proofErr w:type="spellStart"/>
+            <w:r>
+              <w:rPr>
+                <w:rFonts w:cstheme="minorHAnsi"/>
+                <w:b/>
+                <w:color w:val="404040" w:themeColor="text1" w:themeTint="BF"/>
+              </w:rPr>
+              <w:t>ids</w:t>
+            </w:r>
+            <w:proofErr w:type="spellEnd"/>
+            <w:r>
+              <w:rPr>
+                <w:rFonts w:cstheme="minorHAnsi"/>
+                <w:b/>
+                <w:color w:val="404040" w:themeColor="text1" w:themeTint="BF"/>
+              </w:rPr>
+              <w:t xml:space="preserve"> as $i =&gt; $id) </w:t>
+            </w:r>
+            <w:proofErr w:type="gramStart"/>
+            <w:r>
+              <w:rPr>
+                <w:rFonts w:cstheme="minorHAnsi"/>
+                <w:b/>
+                <w:color w:val="404040" w:themeColor="text1" w:themeTint="BF"/>
+              </w:rPr>
+              <w:t>{ if</w:t>
+            </w:r>
+            <w:proofErr w:type="gramEnd"/>
+            <w:r>
+              <w:rPr>
+                <w:rFonts w:cstheme="minorHAnsi"/>
+                <w:b/>
+                <w:color w:val="404040" w:themeColor="text1" w:themeTint="BF"/>
+              </w:rPr>
+              <w:t xml:space="preserve"> </w:t>
+            </w:r>
+            <w:r>
+              <w:rPr>
+                <w:rFonts w:cstheme="minorHAnsi"/>
+                <w:b/>
+                <w:color w:val="404040" w:themeColor="text1" w:themeTint="BF"/>
+              </w:rPr>
+              <w:t>($</w:t>
+            </w:r>
+            <w:proofErr w:type="spellStart"/>
+            <w:r>
+              <w:rPr>
+                <w:rFonts w:cstheme="minorHAnsi"/>
+                <w:b/>
+                <w:color w:val="404040" w:themeColor="text1" w:themeTint="BF"/>
+              </w:rPr>
+              <w:t>task</w:t>
+            </w:r>
+            <w:proofErr w:type="spellEnd"/>
+            <w:r>
+              <w:rPr>
+                <w:rFonts w:cstheme="minorHAnsi"/>
+                <w:b/>
+                <w:color w:val="404040" w:themeColor="text1" w:themeTint="BF"/>
+              </w:rPr>
+              <w:t xml:space="preserve"> = $repo-&gt;</w:t>
+            </w:r>
+            <w:proofErr w:type="spellStart"/>
+            <w:proofErr w:type="gramStart"/>
+            <w:r>
+              <w:rPr>
+                <w:rFonts w:cstheme="minorHAnsi"/>
+                <w:b/>
+                <w:color w:val="404040" w:themeColor="text1" w:themeTint="BF"/>
+              </w:rPr>
+              <w:t>findOneBy</w:t>
+            </w:r>
+            <w:proofErr w:type="spellEnd"/>
+            <w:r>
+              <w:rPr>
+                <w:rFonts w:cstheme="minorHAnsi"/>
+                <w:b/>
+                <w:color w:val="404040" w:themeColor="text1" w:themeTint="BF"/>
+              </w:rPr>
+              <w:t>(</w:t>
+            </w:r>
+            <w:proofErr w:type="gramEnd"/>
+            <w:r>
+              <w:rPr>
+                <w:rFonts w:cstheme="minorHAnsi"/>
+                <w:b/>
+                <w:color w:val="404040" w:themeColor="text1" w:themeTint="BF"/>
+              </w:rPr>
+              <w:t>['id' =&gt; $id, '</w:t>
+            </w:r>
+            <w:proofErr w:type="spellStart"/>
+            <w:r>
+              <w:rPr>
+                <w:rFonts w:cstheme="minorHAnsi"/>
+                <w:b/>
+                <w:color w:val="404040" w:themeColor="text1" w:themeTint="BF"/>
+              </w:rPr>
+              <w:t>owner</w:t>
+            </w:r>
+            <w:proofErr w:type="spellEnd"/>
+            <w:r>
+              <w:rPr>
+                <w:rFonts w:cstheme="minorHAnsi"/>
+                <w:b/>
+                <w:color w:val="404040" w:themeColor="text1" w:themeTint="BF"/>
+              </w:rPr>
+              <w:t xml:space="preserve">' =&gt; </w:t>
             </w:r>
             <w:r>
               <w:rPr>
@@ -21742,15 +26811,55 @@
                 <w:iCs/>
                 <w:color w:val="404040" w:themeColor="text1" w:themeTint="BF"/>
               </w:rPr>
-              <w:t>$this</w:t>
-            </w:r>
-            <w:r>
-              <w:rPr>
-                <w:rFonts w:cstheme="minorHAnsi"/>
-                <w:b/>
-                <w:color w:val="404040" w:themeColor="text1" w:themeTint="BF"/>
-              </w:rPr>
-              <w:t>-&gt;getUser(),]))</w:t>
+              <w:t>$</w:t>
+            </w:r>
+            <w:proofErr w:type="spellStart"/>
+            <w:r>
+              <w:rPr>
+                <w:rFonts w:cstheme="minorHAnsi"/>
+                <w:b/>
+                <w:i/>
+                <w:iCs/>
+                <w:color w:val="404040" w:themeColor="text1" w:themeTint="BF"/>
+              </w:rPr>
+              <w:t>this</w:t>
+            </w:r>
+            <w:proofErr w:type="spellEnd"/>
+            <w:r>
+              <w:rPr>
+                <w:rFonts w:cstheme="minorHAnsi"/>
+                <w:b/>
+                <w:color w:val="404040" w:themeColor="text1" w:themeTint="BF"/>
+              </w:rPr>
+              <w:t>-&gt;</w:t>
+            </w:r>
+            <w:proofErr w:type="spellStart"/>
+            <w:proofErr w:type="gramStart"/>
+            <w:r>
+              <w:rPr>
+                <w:rFonts w:cstheme="minorHAnsi"/>
+                <w:b/>
+                <w:color w:val="404040" w:themeColor="text1" w:themeTint="BF"/>
+              </w:rPr>
+              <w:t>getUser</w:t>
+            </w:r>
+            <w:proofErr w:type="spellEnd"/>
+            <w:r>
+              <w:rPr>
+                <w:rFonts w:cstheme="minorHAnsi"/>
+                <w:b/>
+                <w:color w:val="404040" w:themeColor="text1" w:themeTint="BF"/>
+              </w:rPr>
+              <w:t>(</w:t>
+            </w:r>
+            <w:proofErr w:type="gramEnd"/>
+            <w:r>
+              <w:rPr>
+                <w:rFonts w:cstheme="minorHAnsi"/>
+                <w:b/>
+                <w:color w:val="404040" w:themeColor="text1" w:themeTint="BF"/>
+              </w:rPr>
+              <w:t>),]))</w:t>
             </w:r>
           </w:p>
           <w:p>
@@ -21786,7 +26895,25 @@
                 <w:b/>
                 <w:color w:val="404040" w:themeColor="text1" w:themeTint="BF"/>
               </w:rPr>
-              <w:t>Pour chaque ID : Doctrine retrouve l’entité Task en base.</w:t>
+              <w:t xml:space="preserve">Pour chaque ID : Doctrine retrouve l’entité </w:t>
+            </w:r>
+            <w:proofErr w:type="spellStart"/>
+            <w:r>
+              <w:rPr>
+                <w:rFonts w:cstheme="minorHAnsi"/>
+                <w:b/>
+                <w:color w:val="404040" w:themeColor="text1" w:themeTint="BF"/>
+              </w:rPr>
+              <w:t>Task</w:t>
+            </w:r>
+            <w:proofErr w:type="spellEnd"/>
+            <w:r>
+              <w:rPr>
+                <w:rFonts w:cstheme="minorHAnsi"/>
+                <w:b/>
+                <w:color w:val="404040" w:themeColor="text1" w:themeTint="BF"/>
+              </w:rPr>
+              <w:t xml:space="preserve"> en base.</w:t>
             </w:r>
           </w:p>
           <w:p>
@@ -21804,8 +26931,54 @@
                 <w:b/>
                 <w:color w:val="404040" w:themeColor="text1" w:themeTint="BF"/>
               </w:rPr>
-              <w:t xml:space="preserve"> • $task-&gt;setStatus($col);</w:t>
-            </w:r>
+              <w:t xml:space="preserve"> • $</w:t>
+            </w:r>
+            <w:proofErr w:type="spellStart"/>
+            <w:r>
+              <w:rPr>
+                <w:rFonts w:cstheme="minorHAnsi"/>
+                <w:b/>
+                <w:color w:val="404040" w:themeColor="text1" w:themeTint="BF"/>
+              </w:rPr>
+              <w:t>task</w:t>
+            </w:r>
+            <w:proofErr w:type="spellEnd"/>
+            <w:r>
+              <w:rPr>
+                <w:rFonts w:cstheme="minorHAnsi"/>
+                <w:b/>
+                <w:color w:val="404040" w:themeColor="text1" w:themeTint="BF"/>
+              </w:rPr>
+              <w:t>-&gt;</w:t>
+            </w:r>
+            <w:proofErr w:type="spellStart"/>
+            <w:r>
+              <w:rPr>
+                <w:rFonts w:cstheme="minorHAnsi"/>
+                <w:b/>
+                <w:color w:val="404040" w:themeColor="text1" w:themeTint="BF"/>
+              </w:rPr>
+              <w:t>setStatus</w:t>
+            </w:r>
+            <w:proofErr w:type="spellEnd"/>
+            <w:r>
+              <w:rPr>
+                <w:rFonts w:cstheme="minorHAnsi"/>
+                <w:b/>
+                <w:color w:val="404040" w:themeColor="text1" w:themeTint="BF"/>
+              </w:rPr>
+              <w:t>($col</w:t>
+            </w:r>
+            <w:proofErr w:type="gramStart"/>
+            <w:r>
+              <w:rPr>
+                <w:rFonts w:cstheme="minorHAnsi"/>
+                <w:b/>
+                <w:color w:val="404040" w:themeColor="text1" w:themeTint="BF"/>
+              </w:rPr>
+              <w:t>);</w:t>
+            </w:r>
+            <w:proofErr w:type="gramEnd"/>
           </w:p>
           <w:p>
             <w:pPr>
@@ -21840,8 +27013,54 @@
                 <w:b/>
                 <w:color w:val="404040" w:themeColor="text1" w:themeTint="BF"/>
               </w:rPr>
-              <w:t xml:space="preserve"> • $task-&gt;setPosition($i);</w:t>
-            </w:r>
+              <w:t xml:space="preserve"> • $</w:t>
+            </w:r>
+            <w:proofErr w:type="spellStart"/>
+            <w:r>
+              <w:rPr>
+                <w:rFonts w:cstheme="minorHAnsi"/>
+                <w:b/>
+                <w:color w:val="404040" w:themeColor="text1" w:themeTint="BF"/>
+              </w:rPr>
+              <w:t>task</w:t>
+            </w:r>
+            <w:proofErr w:type="spellEnd"/>
+            <w:r>
+              <w:rPr>
+                <w:rFonts w:cstheme="minorHAnsi"/>
+                <w:b/>
+                <w:color w:val="404040" w:themeColor="text1" w:themeTint="BF"/>
+              </w:rPr>
+              <w:t>-&gt;</w:t>
+            </w:r>
+            <w:proofErr w:type="spellStart"/>
+            <w:r>
+              <w:rPr>
+                <w:rFonts w:cstheme="minorHAnsi"/>
+                <w:b/>
+                <w:color w:val="404040" w:themeColor="text1" w:themeTint="BF"/>
+              </w:rPr>
+              <w:t>setPosition</w:t>
+            </w:r>
+            <w:proofErr w:type="spellEnd"/>
+            <w:r>
+              <w:rPr>
+                <w:rFonts w:cstheme="minorHAnsi"/>
+                <w:b/>
+                <w:color w:val="404040" w:themeColor="text1" w:themeTint="BF"/>
+              </w:rPr>
+              <w:t>($i</w:t>
+            </w:r>
+            <w:proofErr w:type="gramStart"/>
+            <w:r>
+              <w:rPr>
+                <w:rFonts w:cstheme="minorHAnsi"/>
+                <w:b/>
+                <w:color w:val="404040" w:themeColor="text1" w:themeTint="BF"/>
+              </w:rPr>
+              <w:t>);</w:t>
+            </w:r>
+            <w:proofErr w:type="gramEnd"/>
           </w:p>
           <w:p>
             <w:pPr>
@@ -21876,8 +27095,36 @@
                 <w:b/>
                 <w:color w:val="404040" w:themeColor="text1" w:themeTint="BF"/>
               </w:rPr>
-              <w:t xml:space="preserve"> • $em-&gt;flush();</w:t>
-            </w:r>
+              <w:t xml:space="preserve"> • $</w:t>
+            </w:r>
+            <w:proofErr w:type="spellStart"/>
+            <w:r>
+              <w:rPr>
+                <w:rFonts w:cstheme="minorHAnsi"/>
+                <w:b/>
+                <w:color w:val="404040" w:themeColor="text1" w:themeTint="BF"/>
+              </w:rPr>
+              <w:t>em</w:t>
+            </w:r>
+            <w:proofErr w:type="spellEnd"/>
+            <w:r>
+              <w:rPr>
+                <w:rFonts w:cstheme="minorHAnsi"/>
+                <w:b/>
+                <w:color w:val="404040" w:themeColor="text1" w:themeTint="BF"/>
+              </w:rPr>
+              <w:t>-&gt;</w:t>
+            </w:r>
+            <w:proofErr w:type="gramStart"/>
+            <w:r>
+              <w:rPr>
+                <w:rFonts w:cstheme="minorHAnsi"/>
+                <w:b/>
+                <w:color w:val="404040" w:themeColor="text1" w:themeTint="BF"/>
+              </w:rPr>
+              <w:t>flush();</w:t>
+            </w:r>
+            <w:proofErr w:type="gramEnd"/>
           </w:p>
           <w:p>
             <w:pPr>
@@ -21912,8 +27159,64 @@
                 <w:b/>
                 <w:color w:val="404040" w:themeColor="text1" w:themeTint="BF"/>
               </w:rPr>
-              <w:t xml:space="preserve"> • return new JsonResponse(['ok' =&gt; true]);</w:t>
-            </w:r>
+              <w:t xml:space="preserve"> • return new </w:t>
+            </w:r>
+            <w:proofErr w:type="spellStart"/>
+            <w:proofErr w:type="gramStart"/>
+            <w:r>
+              <w:rPr>
+                <w:rFonts w:cstheme="minorHAnsi"/>
+                <w:b/>
+                <w:color w:val="404040" w:themeColor="text1" w:themeTint="BF"/>
+              </w:rPr>
+              <w:t>JsonResponse</w:t>
+            </w:r>
+            <w:proofErr w:type="spellEnd"/>
+            <w:r>
+              <w:rPr>
+                <w:rFonts w:cstheme="minorHAnsi"/>
+                <w:b/>
+                <w:color w:val="404040" w:themeColor="text1" w:themeTint="BF"/>
+              </w:rPr>
+              <w:t>(</w:t>
+            </w:r>
+            <w:proofErr w:type="gramEnd"/>
+            <w:r>
+              <w:rPr>
+                <w:rFonts w:cstheme="minorHAnsi"/>
+                <w:b/>
+                <w:color w:val="404040" w:themeColor="text1" w:themeTint="BF"/>
+              </w:rPr>
+              <w:t xml:space="preserve">['ok' =&gt; </w:t>
+            </w:r>
+            <w:proofErr w:type="spellStart"/>
+            <w:r>
+              <w:rPr>
+                <w:rFonts w:cstheme="minorHAnsi"/>
+                <w:b/>
+                <w:color w:val="404040" w:themeColor="text1" w:themeTint="BF"/>
+              </w:rPr>
+              <w:t>true</w:t>
+            </w:r>
+            <w:proofErr w:type="spellEnd"/>
+            <w:r>
+              <w:rPr>
+                <w:rFonts w:cstheme="minorHAnsi"/>
+                <w:b/>
+                <w:color w:val="404040" w:themeColor="text1" w:themeTint="BF"/>
+              </w:rPr>
+              <w:t>]</w:t>
+            </w:r>
+            <w:proofErr w:type="gramStart"/>
+            <w:r>
+              <w:rPr>
+                <w:rFonts w:cstheme="minorHAnsi"/>
+                <w:b/>
+                <w:color w:val="404040" w:themeColor="text1" w:themeTint="BF"/>
+              </w:rPr>
+              <w:t>);</w:t>
+            </w:r>
+            <w:proofErr w:type="gramEnd"/>
           </w:p>
           <w:p>
             <w:pPr>
@@ -21978,7 +27281,25 @@
                 <w:b/>
                 <w:color w:val="404040" w:themeColor="text1" w:themeTint="BF"/>
               </w:rPr>
-              <w:t xml:space="preserve"> • Entrée : JSON du navigateur (ordre des cartes, token CSRF).</w:t>
+              <w:t xml:space="preserve"> • Entrée : JSON du navigateur (ordre des cartes, </w:t>
+            </w:r>
+            <w:proofErr w:type="spellStart"/>
+            <w:r>
+              <w:rPr>
+                <w:rFonts w:cstheme="minorHAnsi"/>
+                <w:b/>
+                <w:color w:val="404040" w:themeColor="text1" w:themeTint="BF"/>
+              </w:rPr>
+              <w:t>token</w:t>
+            </w:r>
+            <w:proofErr w:type="spellEnd"/>
+            <w:r>
+              <w:rPr>
+                <w:rFonts w:cstheme="minorHAnsi"/>
+                <w:b/>
+                <w:color w:val="404040" w:themeColor="text1" w:themeTint="BF"/>
+              </w:rPr>
+              <w:t xml:space="preserve"> CSRF).</w:t>
             </w:r>
           </w:p>
           <w:p>
@@ -22014,6 +27335,7 @@
                 <w:b/>
                 <w:color w:val="404040" w:themeColor="text1" w:themeTint="BF"/>
               </w:rPr>
+              <w:lastRenderedPageBreak/>
               <w:t xml:space="preserve"> • Logique métier : statut = colonne, position = ordre visuel.</w:t>
             </w:r>
           </w:p>
@@ -22032,15 +27354,25 @@
                 <w:b/>
                 <w:color w:val="404040" w:themeColor="text1" w:themeTint="BF"/>
               </w:rPr>
-              <w:t xml:space="preserve"> • Accès données : TaskRepository-&gt;</w:t>
-            </w:r>
-            <w:r>
-              <w:rPr>
-                <w:rFonts w:cstheme="minorHAnsi"/>
-                <w:b/>
-                <w:color w:val="404040" w:themeColor="text1" w:themeTint="BF"/>
-              </w:rPr>
-              <w:t xml:space="preserve"> findOneBy</w:t>
+              <w:t xml:space="preserve"> • Accès données : </w:t>
+            </w:r>
+            <w:proofErr w:type="spellStart"/>
+            <w:r>
+              <w:rPr>
+                <w:rFonts w:cstheme="minorHAnsi"/>
+                <w:b/>
+                <w:color w:val="404040" w:themeColor="text1" w:themeTint="BF"/>
+              </w:rPr>
+              <w:t>TaskRepository</w:t>
+            </w:r>
+            <w:proofErr w:type="spellEnd"/>
+            <w:r>
+              <w:rPr>
+                <w:rFonts w:cstheme="minorHAnsi"/>
+                <w:b/>
+                <w:color w:val="404040" w:themeColor="text1" w:themeTint="BF"/>
+              </w:rPr>
+              <w:t>-&gt;</w:t>
             </w:r>
             <w:r>
               <w:rPr>
@@ -22050,13 +27382,49 @@
               </w:rPr>
               <w:t xml:space="preserve"> </w:t>
             </w:r>
-            <w:r>
-              <w:rPr>
-                <w:rFonts w:cstheme="minorHAnsi"/>
-                <w:b/>
-                <w:color w:val="404040" w:themeColor="text1" w:themeTint="BF"/>
-              </w:rPr>
-              <w:t>() et flush() (Doctrine ORM).</w:t>
+            <w:proofErr w:type="spellStart"/>
+            <w:r>
+              <w:rPr>
+                <w:rFonts w:cstheme="minorHAnsi"/>
+                <w:b/>
+                <w:color w:val="404040" w:themeColor="text1" w:themeTint="BF"/>
+              </w:rPr>
+              <w:t>findOneBy</w:t>
+            </w:r>
+            <w:proofErr w:type="spellEnd"/>
+            <w:r>
+              <w:rPr>
+                <w:rFonts w:cstheme="minorHAnsi"/>
+                <w:b/>
+                <w:color w:val="404040" w:themeColor="text1" w:themeTint="BF"/>
+              </w:rPr>
+              <w:t xml:space="preserve"> </w:t>
+            </w:r>
+            <w:r>
+              <w:rPr>
+                <w:rFonts w:cstheme="minorHAnsi"/>
+                <w:b/>
+                <w:color w:val="404040" w:themeColor="text1" w:themeTint="BF"/>
+              </w:rPr>
+              <w:t xml:space="preserve">() et </w:t>
+            </w:r>
+            <w:proofErr w:type="gramStart"/>
+            <w:r>
+              <w:rPr>
+                <w:rFonts w:cstheme="minorHAnsi"/>
+                <w:b/>
+                <w:color w:val="404040" w:themeColor="text1" w:themeTint="BF"/>
+              </w:rPr>
+              <w:t>flush(</w:t>
+            </w:r>
+            <w:proofErr w:type="gramEnd"/>
+            <w:r>
+              <w:rPr>
+                <w:rFonts w:cstheme="minorHAnsi"/>
+                <w:b/>
+                <w:color w:val="404040" w:themeColor="text1" w:themeTint="BF"/>
+              </w:rPr>
+              <w:t>) (Doctrine ORM).</w:t>
             </w:r>
           </w:p>
           <w:p>
@@ -22131,7 +27499,6 @@
                 <w:b/>
                 <w:color w:val="404040" w:themeColor="text1" w:themeTint="BF"/>
               </w:rPr>
-              <w:lastRenderedPageBreak/>
               <w:t>2. Précisez les moyens utilisés</w:t>
             </w:r>
             <w:r>
@@ -22190,7 +27557,61 @@
                     <w:b/>
                     <w:color w:val="404040" w:themeColor="text1" w:themeTint="BF"/>
                   </w:rPr>
-                  <w:t>J’ai utilisé le framework Symfony avec PHP , le moteur Doctrine ORM pour manipuler les entités Task, et le composant CSRF de Symfony pour sécuriser la requête.</w:t>
+                  <w:t xml:space="preserve">J’ai utilisé le </w:t>
+                </w:r>
+                <w:proofErr w:type="spellStart"/>
+                <w:r>
+                  <w:rPr>
+                    <w:rFonts w:cstheme="minorHAnsi"/>
+                    <w:b/>
+                    <w:color w:val="404040" w:themeColor="text1" w:themeTint="BF"/>
+                  </w:rPr>
+                  <w:t>framework</w:t>
+                </w:r>
+                <w:proofErr w:type="spellEnd"/>
+                <w:r>
+                  <w:rPr>
+                    <w:rFonts w:cstheme="minorHAnsi"/>
+                    <w:b/>
+                    <w:color w:val="404040" w:themeColor="text1" w:themeTint="BF"/>
+                  </w:rPr>
+                  <w:t xml:space="preserve"> Symfony avec </w:t>
+                </w:r>
+                <w:proofErr w:type="gramStart"/>
+                <w:r>
+                  <w:rPr>
+                    <w:rFonts w:cstheme="minorHAnsi"/>
+                    <w:b/>
+                    <w:color w:val="404040" w:themeColor="text1" w:themeTint="BF"/>
+                  </w:rPr>
+                  <w:t>PHP ,</w:t>
+                </w:r>
+                <w:proofErr w:type="gramEnd"/>
+                <w:r>
+                  <w:rPr>
+                    <w:rFonts w:cstheme="minorHAnsi"/>
+                    <w:b/>
+                    <w:color w:val="404040" w:themeColor="text1" w:themeTint="BF"/>
+                  </w:rPr>
+                  <w:t xml:space="preserve"> le moteur Doctrine ORM pour manipuler les entités </w:t>
+                </w:r>
+                <w:proofErr w:type="spellStart"/>
+                <w:r>
+                  <w:rPr>
+                    <w:rFonts w:cstheme="minorHAnsi"/>
+                    <w:b/>
+                    <w:color w:val="404040" w:themeColor="text1" w:themeTint="BF"/>
+                  </w:rPr>
+                  <w:t>Task</w:t>
+                </w:r>
+                <w:proofErr w:type="spellEnd"/>
+                <w:r>
+                  <w:rPr>
+                    <w:rFonts w:cstheme="minorHAnsi"/>
+                    <w:b/>
+                    <w:color w:val="404040" w:themeColor="text1" w:themeTint="BF"/>
+                  </w:rPr>
+                  <w:t>, et le composant CSRF de Symfony pour sécuriser la requête.</w:t>
                 </w:r>
               </w:p>
               <w:p>
@@ -22471,6 +27892,7 @@
               </w:rPr>
               <w:t xml:space="preserve">Nom de l’entreprise, organisme ou </w:t>
             </w:r>
+            <w:proofErr w:type="gramStart"/>
             <w:r>
               <w:rPr>
                 <w:rFonts w:cstheme="minorHAnsi"/>
@@ -22498,6 +27920,7 @@
               </w:rPr>
               <w:t></w:t>
             </w:r>
+            <w:proofErr w:type="gramEnd"/>
           </w:p>
         </w:tc>
         <w:sdt>
@@ -22888,6 +28311,7 @@
                 <w:color w:val="404040" w:themeColor="text1" w:themeTint="BF"/>
               </w:rPr>
             </w:pPr>
+            <w:proofErr w:type="gramStart"/>
             <w:r>
               <w:rPr>
                 <w:rFonts w:cstheme="minorHAnsi"/>
@@ -22896,6 +28320,7 @@
               </w:rPr>
               <w:t>au</w:t>
             </w:r>
+            <w:proofErr w:type="gramEnd"/>
           </w:p>
         </w:tc>
         <w:sdt>
@@ -23102,6 +28527,36 @@
                     <w:pPr>
                       <w:spacing w:before="120"/>
                       <w:rPr>
+                        <w:rFonts w:ascii="Segoe UI Emoji" w:hAnsi="Segoe UI Emoji" w:cs="Segoe UI Emoji"/>
+                        <w:b/>
+                        <w:color w:val="404040" w:themeColor="text1" w:themeTint="BF"/>
+                      </w:rPr>
+                    </w:pPr>
+                    <w:hyperlink r:id="rId44" w:history="1">
+                      <w:r>
+                        <w:rPr>
+                          <w:rStyle w:val="Lienhypertexte"/>
+                          <w:rFonts w:ascii="Segoe UI Emoji" w:hAnsi="Segoe UI Emoji" w:cs="Segoe UI Emoji"/>
+                          <w:b/>
+                        </w:rPr>
+                        <w:t>https://github.com/malygina777/SymfonyToDo.git</w:t>
+                      </w:r>
+                    </w:hyperlink>
+                  </w:p>
+                  <w:p>
+                    <w:pPr>
+                      <w:spacing w:before="120"/>
+                      <w:rPr>
+                        <w:rFonts w:ascii="Segoe UI Emoji" w:hAnsi="Segoe UI Emoji" w:cs="Segoe UI Emoji"/>
+                        <w:b/>
+                        <w:color w:val="404040" w:themeColor="text1" w:themeTint="BF"/>
+                      </w:rPr>
+                    </w:pPr>
+                  </w:p>
+                  <w:p>
+                    <w:pPr>
+                      <w:spacing w:before="120"/>
+                      <w:rPr>
                         <w:rFonts w:cstheme="minorHAnsi"/>
                         <w:b/>
                         <w:color w:val="404040" w:themeColor="text1" w:themeTint="BF"/>
@@ -23109,12 +28564,44 @@
                     </w:pPr>
                     <w:r>
                       <w:rPr>
-                        <w:rFonts w:ascii="Segoe UI Emoji" w:hAnsi="Segoe UI Emoji" w:cs="Segoe UI Emoji"/>
+                        <w:rFonts w:cstheme="minorHAnsi"/>
                         <w:b/>
                         <w:color w:val="404040" w:themeColor="text1" w:themeTint="BF"/>
                       </w:rPr>
-                      <w:t>https://github.com/malygina777/SymfonyToDo.git</w:t>
+                      <w:t>Le site est déployé sur un serveur distant et peut être consulté à l’adresse suivante :</w:t>
                     </w:r>
+                  </w:p>
+                  <w:p>
+                    <w:pPr>
+                      <w:spacing w:before="120"/>
+                      <w:rPr>
+                        <w:rFonts w:cstheme="minorHAnsi"/>
+                        <w:b/>
+                        <w:bCs/>
+                        <w:color w:val="404040" w:themeColor="text1" w:themeTint="BF"/>
+                      </w:rPr>
+                    </w:pPr>
+                    <w:hyperlink r:id="rId45" w:history="1">
+                      <w:r>
+                        <w:rPr>
+                          <w:rStyle w:val="Lienhypertexte"/>
+                          <w:rFonts w:asciiTheme="minorHAnsi" w:hAnsiTheme="minorHAnsi" w:cstheme="minorHAnsi"/>
+                          <w:b/>
+                          <w:bCs/>
+                        </w:rPr>
+                        <w:t>https://symfonytodolist.alwaysdata.net</w:t>
+                      </w:r>
+                    </w:hyperlink>
+                  </w:p>
+                  <w:p>
+                    <w:pPr>
+                      <w:spacing w:before="120"/>
+                      <w:rPr>
+                        <w:rFonts w:cstheme="minorHAnsi"/>
+                        <w:b/>
+                        <w:color w:val="404040" w:themeColor="text1" w:themeTint="BF"/>
+                      </w:rPr>
+                    </w:pPr>
                   </w:p>
                 </w:tc>
               </w:sdtContent>
@@ -23123,14 +28610,6 @@
         </w:sdt>
       </w:tr>
     </w:tbl>
-    <w:p>
-      <w:pPr>
-        <w:rPr>
-          <w:rFonts w:cstheme="minorHAnsi"/>
-          <w:color w:val="404040" w:themeColor="text1" w:themeTint="BF"/>
-        </w:rPr>
-      </w:pPr>
-    </w:p>
     <w:p>
       <w:pPr>
         <w:rPr>
@@ -23238,7 +28717,6 @@
                 <w:sz w:val="36"/>
                 <w:szCs w:val="36"/>
               </w:rPr>
-              <w:lastRenderedPageBreak/>
               <w:t>A</w:t>
             </w:r>
             <w:r>
@@ -23349,7 +28827,29 @@
                     <w:sz w:val="24"/>
                     <w:szCs w:val="24"/>
                   </w:rPr>
-                  <w:t>Développer la partie back-end d’une application web ou web mobile sécurisée</w:t>
+                  <w:t xml:space="preserve">Développer la partie </w:t>
+                </w:r>
+                <w:proofErr w:type="spellStart"/>
+                <w:r>
+                  <w:rPr>
+                    <w:rFonts w:cstheme="minorHAnsi"/>
+                    <w:b/>
+                    <w:color w:val="404040" w:themeColor="text1" w:themeTint="BF"/>
+                    <w:sz w:val="24"/>
+                    <w:szCs w:val="24"/>
+                  </w:rPr>
+                  <w:t>back-end</w:t>
+                </w:r>
+                <w:proofErr w:type="spellEnd"/>
+                <w:r>
+                  <w:rPr>
+                    <w:rFonts w:cstheme="minorHAnsi"/>
+                    <w:b/>
+                    <w:color w:val="404040" w:themeColor="text1" w:themeTint="BF"/>
+                    <w:sz w:val="24"/>
+                    <w:szCs w:val="24"/>
+                  </w:rPr>
+                  <w:t xml:space="preserve"> d’une application web ou web mobile sécurisée</w:t>
                 </w:r>
               </w:p>
             </w:tc>
@@ -23401,6 +28901,7 @@
               </w:rPr>
               <w:t xml:space="preserve"> n°</w:t>
             </w:r>
+            <w:proofErr w:type="gramStart"/>
             <w:r>
               <w:rPr>
                 <w:rFonts w:cstheme="minorHAnsi"/>
@@ -23443,6 +28944,7 @@
               </w:rPr>
               <w:t></w:t>
             </w:r>
+            <w:proofErr w:type="gramEnd"/>
           </w:p>
         </w:tc>
         <w:sdt>
@@ -23746,13 +29248,41 @@
                     <w:color w:val="948A54" w:themeColor="background2" w:themeShade="80"/>
                   </w:rPr>
                 </w:pPr>
+                <w:proofErr w:type="gramStart"/>
                 <w:r>
                   <w:rPr>
                     <w:rFonts w:ascii="Consolas" w:hAnsi="Consolas" w:cstheme="minorHAnsi"/>
                     <w:b/>
                     <w:color w:val="948A54" w:themeColor="background2" w:themeShade="80"/>
                   </w:rPr>
-                  <w:t>git clone &lt;mon-repo-git&gt;</w:t>
+                  <w:t>git</w:t>
+                </w:r>
+                <w:proofErr w:type="gramEnd"/>
+                <w:r>
+                  <w:rPr>
+                    <w:rFonts w:ascii="Consolas" w:hAnsi="Consolas" w:cstheme="minorHAnsi"/>
+                    <w:b/>
+                    <w:color w:val="948A54" w:themeColor="background2" w:themeShade="80"/>
+                  </w:rPr>
+                  <w:t xml:space="preserve"> clone &lt;mon-</w:t>
+                </w:r>
+                <w:proofErr w:type="spellStart"/>
+                <w:r>
+                  <w:rPr>
+                    <w:rFonts w:ascii="Consolas" w:hAnsi="Consolas" w:cstheme="minorHAnsi"/>
+                    <w:b/>
+                    <w:color w:val="948A54" w:themeColor="background2" w:themeShade="80"/>
+                  </w:rPr>
+                  <w:t>repo</w:t>
+                </w:r>
+                <w:proofErr w:type="spellEnd"/>
+                <w:r>
+                  <w:rPr>
+                    <w:rFonts w:ascii="Consolas" w:hAnsi="Consolas" w:cstheme="minorHAnsi"/>
+                    <w:b/>
+                    <w:color w:val="948A54" w:themeColor="background2" w:themeShade="80"/>
+                  </w:rPr>
+                  <w:t>-git&gt;</w:t>
                 </w:r>
               </w:p>
               <w:p>
@@ -23764,13 +29294,41 @@
                     <w:color w:val="948A54" w:themeColor="background2" w:themeShade="80"/>
                   </w:rPr>
                 </w:pPr>
+                <w:proofErr w:type="gramStart"/>
                 <w:r>
                   <w:rPr>
                     <w:rFonts w:ascii="Consolas" w:hAnsi="Consolas" w:cstheme="minorHAnsi"/>
                     <w:b/>
                     <w:color w:val="948A54" w:themeColor="background2" w:themeShade="80"/>
                   </w:rPr>
-                  <w:t>cd &lt;mon-repo&gt;</w:t>
+                  <w:t>cd</w:t>
+                </w:r>
+                <w:proofErr w:type="gramEnd"/>
+                <w:r>
+                  <w:rPr>
+                    <w:rFonts w:ascii="Consolas" w:hAnsi="Consolas" w:cstheme="minorHAnsi"/>
+                    <w:b/>
+                    <w:color w:val="948A54" w:themeColor="background2" w:themeShade="80"/>
+                  </w:rPr>
+                  <w:t xml:space="preserve"> &lt;mon-</w:t>
+                </w:r>
+                <w:proofErr w:type="spellStart"/>
+                <w:r>
+                  <w:rPr>
+                    <w:rFonts w:ascii="Consolas" w:hAnsi="Consolas" w:cstheme="minorHAnsi"/>
+                    <w:b/>
+                    <w:color w:val="948A54" w:themeColor="background2" w:themeShade="80"/>
+                  </w:rPr>
+                  <w:t>repo</w:t>
+                </w:r>
+                <w:proofErr w:type="spellEnd"/>
+                <w:r>
+                  <w:rPr>
+                    <w:rFonts w:ascii="Consolas" w:hAnsi="Consolas" w:cstheme="minorHAnsi"/>
+                    <w:b/>
+                    <w:color w:val="948A54" w:themeColor="background2" w:themeShade="80"/>
+                  </w:rPr>
+                  <w:t>&gt;</w:t>
                 </w:r>
               </w:p>
               <w:p>
@@ -23782,14 +29340,34 @@
                     <w:color w:val="948A54" w:themeColor="background2" w:themeShade="80"/>
                   </w:rPr>
                 </w:pPr>
+                <w:proofErr w:type="gramStart"/>
                 <w:r>
                   <w:rPr>
                     <w:rFonts w:ascii="Consolas" w:hAnsi="Consolas" w:cstheme="minorHAnsi"/>
                     <w:b/>
                     <w:color w:val="948A54" w:themeColor="background2" w:themeShade="80"/>
                   </w:rPr>
-                  <w:t>composer install</w:t>
-                </w:r>
+                  <w:t>composer</w:t>
+                </w:r>
+                <w:proofErr w:type="gramEnd"/>
+                <w:r>
+                  <w:rPr>
+                    <w:rFonts w:ascii="Consolas" w:hAnsi="Consolas" w:cstheme="minorHAnsi"/>
+                    <w:b/>
+                    <w:color w:val="948A54" w:themeColor="background2" w:themeShade="80"/>
+                  </w:rPr>
+                  <w:t xml:space="preserve"> </w:t>
+                </w:r>
+                <w:proofErr w:type="spellStart"/>
+                <w:r>
+                  <w:rPr>
+                    <w:rFonts w:ascii="Consolas" w:hAnsi="Consolas" w:cstheme="minorHAnsi"/>
+                    <w:b/>
+                    <w:color w:val="948A54" w:themeColor="background2" w:themeShade="80"/>
+                  </w:rPr>
+                  <w:t>install</w:t>
+                </w:r>
+                <w:proofErr w:type="spellEnd"/>
               </w:p>
               <w:p>
                 <w:pPr>
@@ -23834,7 +29412,43 @@
                     <w:b/>
                     <w:color w:val="404040" w:themeColor="text1" w:themeTint="BF"/>
                   </w:rPr>
-                  <w:t>Créer un fichier .env.local à la racine :</w:t>
+                  <w:t xml:space="preserve">Créer un </w:t>
+                </w:r>
+                <w:proofErr w:type="gramStart"/>
+                <w:r>
+                  <w:rPr>
+                    <w:rFonts w:cstheme="minorHAnsi"/>
+                    <w:b/>
+                    <w:color w:val="404040" w:themeColor="text1" w:themeTint="BF"/>
+                  </w:rPr>
+                  <w:t>fichier .</w:t>
+                </w:r>
+                <w:proofErr w:type="spellStart"/>
+                <w:r>
+                  <w:rPr>
+                    <w:rFonts w:cstheme="minorHAnsi"/>
+                    <w:b/>
+                    <w:color w:val="404040" w:themeColor="text1" w:themeTint="BF"/>
+                  </w:rPr>
+                  <w:t>env</w:t>
+                </w:r>
+                <w:proofErr w:type="gramEnd"/>
+                <w:r>
+                  <w:rPr>
+                    <w:rFonts w:cstheme="minorHAnsi"/>
+                    <w:b/>
+                    <w:color w:val="404040" w:themeColor="text1" w:themeTint="BF"/>
+                  </w:rPr>
+                  <w:t>.local</w:t>
+                </w:r>
+                <w:proofErr w:type="spellEnd"/>
+                <w:r>
+                  <w:rPr>
+                    <w:rFonts w:cstheme="minorHAnsi"/>
+                    <w:b/>
+                    <w:color w:val="404040" w:themeColor="text1" w:themeTint="BF"/>
+                  </w:rPr>
+                  <w:t xml:space="preserve"> à la racine :</w:t>
                 </w:r>
               </w:p>
               <w:p>
@@ -23888,8 +29502,18 @@
                     <w:b/>
                     <w:color w:val="404040" w:themeColor="text1" w:themeTint="BF"/>
                   </w:rPr>
-                  <w:t>APP_SECRET=changeme</w:t>
-                </w:r>
+                  <w:t>APP_SECRET=</w:t>
+                </w:r>
+                <w:proofErr w:type="spellStart"/>
+                <w:r>
+                  <w:rPr>
+                    <w:rFonts w:cstheme="minorHAnsi"/>
+                    <w:b/>
+                    <w:color w:val="404040" w:themeColor="text1" w:themeTint="BF"/>
+                  </w:rPr>
+                  <w:t>changeme</w:t>
+                </w:r>
+                <w:proofErr w:type="spellEnd"/>
               </w:p>
               <w:p>
                 <w:pPr>
@@ -24015,7 +29639,68 @@
                     <w:color w:val="404040" w:themeColor="text1" w:themeTint="BF"/>
                     <w:highlight w:val="magenta"/>
                   </w:rPr>
-                  <w:t>Remarque : les vraies infos sensibles ne doivent jamais être commitées. .env.local reste en local.</w:t>
+                  <w:lastRenderedPageBreak/>
+                  <w:t xml:space="preserve">Remarque : les vraies infos sensibles ne doivent jamais être </w:t>
+                </w:r>
+                <w:proofErr w:type="spellStart"/>
+                <w:r>
+                  <w:rPr>
+                    <w:rFonts w:cstheme="minorHAnsi"/>
+                    <w:b/>
+                    <w:color w:val="404040" w:themeColor="text1" w:themeTint="BF"/>
+                    <w:highlight w:val="magenta"/>
+                  </w:rPr>
+                  <w:t>commitées</w:t>
+                </w:r>
+                <w:proofErr w:type="spellEnd"/>
+                <w:r>
+                  <w:rPr>
+                    <w:rFonts w:cstheme="minorHAnsi"/>
+                    <w:b/>
+                    <w:color w:val="404040" w:themeColor="text1" w:themeTint="BF"/>
+                    <w:highlight w:val="magenta"/>
+                  </w:rPr>
+                  <w:t xml:space="preserve">. </w:t>
+                </w:r>
+                <w:proofErr w:type="gramStart"/>
+                <w:r>
+                  <w:rPr>
+                    <w:rFonts w:cstheme="minorHAnsi"/>
+                    <w:b/>
+                    <w:color w:val="404040" w:themeColor="text1" w:themeTint="BF"/>
+                    <w:highlight w:val="magenta"/>
+                  </w:rPr>
+                  <w:t>.</w:t>
+                </w:r>
+                <w:proofErr w:type="spellStart"/>
+                <w:r>
+                  <w:rPr>
+                    <w:rFonts w:cstheme="minorHAnsi"/>
+                    <w:b/>
+                    <w:color w:val="404040" w:themeColor="text1" w:themeTint="BF"/>
+                    <w:highlight w:val="magenta"/>
+                  </w:rPr>
+                  <w:t>env</w:t>
+                </w:r>
+                <w:proofErr w:type="gramEnd"/>
+                <w:r>
+                  <w:rPr>
+                    <w:rFonts w:cstheme="minorHAnsi"/>
+                    <w:b/>
+                    <w:color w:val="404040" w:themeColor="text1" w:themeTint="BF"/>
+                    <w:highlight w:val="magenta"/>
+                  </w:rPr>
+                  <w:t>.local</w:t>
+                </w:r>
+                <w:proofErr w:type="spellEnd"/>
+                <w:r>
+                  <w:rPr>
+                    <w:rFonts w:cstheme="minorHAnsi"/>
+                    <w:b/>
+                    <w:color w:val="404040" w:themeColor="text1" w:themeTint="BF"/>
+                    <w:highlight w:val="magenta"/>
+                  </w:rPr>
+                  <w:t xml:space="preserve"> reste en local.</w:t>
                 </w:r>
               </w:p>
               <w:p>
@@ -24073,13 +29758,23 @@
                     <w:color w:val="948A54" w:themeColor="background2" w:themeShade="80"/>
                   </w:rPr>
                 </w:pPr>
+                <w:proofErr w:type="gramStart"/>
                 <w:r>
                   <w:rPr>
                     <w:rFonts w:ascii="Consolas" w:hAnsi="Consolas" w:cstheme="minorHAnsi"/>
                     <w:b/>
                     <w:color w:val="948A54" w:themeColor="background2" w:themeShade="80"/>
                   </w:rPr>
-                  <w:t>docker compose up -d</w:t>
+                  <w:t>docker</w:t>
+                </w:r>
+                <w:proofErr w:type="gramEnd"/>
+                <w:r>
+                  <w:rPr>
+                    <w:rFonts w:ascii="Consolas" w:hAnsi="Consolas" w:cstheme="minorHAnsi"/>
+                    <w:b/>
+                    <w:color w:val="948A54" w:themeColor="background2" w:themeShade="80"/>
+                  </w:rPr>
+                  <w:t xml:space="preserve"> compose up -d</w:t>
                 </w:r>
               </w:p>
               <w:p>
@@ -24097,7 +29792,6 @@
                     <w:b/>
                     <w:color w:val="404040" w:themeColor="text1" w:themeTint="BF"/>
                   </w:rPr>
-                  <w:lastRenderedPageBreak/>
                   <w:t>Attendre que PostgreSQL écoute sur 127.0.0.1:5432</w:t>
                 </w:r>
               </w:p>
@@ -24138,14 +29832,46 @@
                     <w:color w:val="948A54" w:themeColor="background2" w:themeShade="80"/>
                   </w:rPr>
                 </w:pPr>
+                <w:proofErr w:type="spellStart"/>
+                <w:proofErr w:type="gramStart"/>
                 <w:r>
                   <w:rPr>
                     <w:rFonts w:ascii="Consolas" w:hAnsi="Consolas" w:cstheme="minorHAnsi"/>
                     <w:b/>
                     <w:color w:val="948A54" w:themeColor="background2" w:themeShade="80"/>
                   </w:rPr>
-                  <w:t>php bin/console doctrine:database:create</w:t>
-                </w:r>
+                  <w:t>php</w:t>
+                </w:r>
+                <w:proofErr w:type="spellEnd"/>
+                <w:proofErr w:type="gramEnd"/>
+                <w:r>
+                  <w:rPr>
+                    <w:rFonts w:ascii="Consolas" w:hAnsi="Consolas" w:cstheme="minorHAnsi"/>
+                    <w:b/>
+                    <w:color w:val="948A54" w:themeColor="background2" w:themeShade="80"/>
+                  </w:rPr>
+                  <w:t xml:space="preserve"> bin/console </w:t>
+                </w:r>
+                <w:proofErr w:type="spellStart"/>
+                <w:proofErr w:type="gramStart"/>
+                <w:r>
+                  <w:rPr>
+                    <w:rFonts w:ascii="Consolas" w:hAnsi="Consolas" w:cstheme="minorHAnsi"/>
+                    <w:b/>
+                    <w:color w:val="948A54" w:themeColor="background2" w:themeShade="80"/>
+                  </w:rPr>
+                  <w:t>doctrine:database</w:t>
+                </w:r>
+                <w:proofErr w:type="gramEnd"/>
+                <w:r>
+                  <w:rPr>
+                    <w:rFonts w:ascii="Consolas" w:hAnsi="Consolas" w:cstheme="minorHAnsi"/>
+                    <w:b/>
+                    <w:color w:val="948A54" w:themeColor="background2" w:themeShade="80"/>
+                  </w:rPr>
+                  <w:t>:create</w:t>
+                </w:r>
+                <w:proofErr w:type="spellEnd"/>
               </w:p>
               <w:p>
                 <w:pPr>
@@ -24156,13 +29882,53 @@
                     <w:color w:val="948A54" w:themeColor="background2" w:themeShade="80"/>
                   </w:rPr>
                 </w:pPr>
+                <w:proofErr w:type="spellStart"/>
+                <w:proofErr w:type="gramStart"/>
                 <w:r>
                   <w:rPr>
                     <w:rFonts w:ascii="Consolas" w:hAnsi="Consolas" w:cstheme="minorHAnsi"/>
                     <w:b/>
                     <w:color w:val="948A54" w:themeColor="background2" w:themeShade="80"/>
                   </w:rPr>
-                  <w:t>php bin/console doctrine:migrations:migrate -n</w:t>
+                  <w:t>php</w:t>
+                </w:r>
+                <w:proofErr w:type="spellEnd"/>
+                <w:proofErr w:type="gramEnd"/>
+                <w:r>
+                  <w:rPr>
+                    <w:rFonts w:ascii="Consolas" w:hAnsi="Consolas" w:cstheme="minorHAnsi"/>
+                    <w:b/>
+                    <w:color w:val="948A54" w:themeColor="background2" w:themeShade="80"/>
+                  </w:rPr>
+                  <w:t xml:space="preserve"> bin/console </w:t>
+                </w:r>
+                <w:proofErr w:type="spellStart"/>
+                <w:proofErr w:type="gramStart"/>
+                <w:r>
+                  <w:rPr>
+                    <w:rFonts w:ascii="Consolas" w:hAnsi="Consolas" w:cstheme="minorHAnsi"/>
+                    <w:b/>
+                    <w:color w:val="948A54" w:themeColor="background2" w:themeShade="80"/>
+                  </w:rPr>
+                  <w:t>doctrine:migrations</w:t>
+                </w:r>
+                <w:proofErr w:type="gramEnd"/>
+                <w:r>
+                  <w:rPr>
+                    <w:rFonts w:ascii="Consolas" w:hAnsi="Consolas" w:cstheme="minorHAnsi"/>
+                    <w:b/>
+                    <w:color w:val="948A54" w:themeColor="background2" w:themeShade="80"/>
+                  </w:rPr>
+                  <w:t>:migrate</w:t>
+                </w:r>
+                <w:proofErr w:type="spellEnd"/>
+                <w:r>
+                  <w:rPr>
+                    <w:rFonts w:ascii="Consolas" w:hAnsi="Consolas" w:cstheme="minorHAnsi"/>
+                    <w:b/>
+                    <w:color w:val="948A54" w:themeColor="background2" w:themeShade="80"/>
+                  </w:rPr>
+                  <w:t xml:space="preserve"> -n</w:t>
                 </w:r>
               </w:p>
               <w:p>
@@ -24202,13 +29968,45 @@
                     <w:color w:val="948A54" w:themeColor="background2" w:themeShade="80"/>
                   </w:rPr>
                 </w:pPr>
+                <w:proofErr w:type="spellStart"/>
+                <w:proofErr w:type="gramStart"/>
                 <w:r>
                   <w:rPr>
                     <w:rFonts w:ascii="Consolas" w:hAnsi="Consolas" w:cstheme="minorHAnsi"/>
                     <w:b/>
                     <w:color w:val="948A54" w:themeColor="background2" w:themeShade="80"/>
                   </w:rPr>
-                  <w:t>symfony server:start -d</w:t>
+                  <w:t>symfony</w:t>
+                </w:r>
+                <w:proofErr w:type="spellEnd"/>
+                <w:proofErr w:type="gramEnd"/>
+                <w:r>
+                  <w:rPr>
+                    <w:rFonts w:ascii="Consolas" w:hAnsi="Consolas" w:cstheme="minorHAnsi"/>
+                    <w:b/>
+                    <w:color w:val="948A54" w:themeColor="background2" w:themeShade="80"/>
+                  </w:rPr>
+                  <w:t xml:space="preserve"> </w:t>
+                </w:r>
+                <w:proofErr w:type="spellStart"/>
+                <w:proofErr w:type="gramStart"/>
+                <w:r>
+                  <w:rPr>
+                    <w:rFonts w:ascii="Consolas" w:hAnsi="Consolas" w:cstheme="minorHAnsi"/>
+                    <w:b/>
+                    <w:color w:val="948A54" w:themeColor="background2" w:themeShade="80"/>
+                  </w:rPr>
+                  <w:t>server:start</w:t>
+                </w:r>
+                <w:proofErr w:type="spellEnd"/>
+                <w:proofErr w:type="gramEnd"/>
+                <w:r>
+                  <w:rPr>
+                    <w:rFonts w:ascii="Consolas" w:hAnsi="Consolas" w:cstheme="minorHAnsi"/>
+                    <w:b/>
+                    <w:color w:val="948A54" w:themeColor="background2" w:themeShade="80"/>
+                  </w:rPr>
+                  <w:t xml:space="preserve"> -d</w:t>
                 </w:r>
               </w:p>
               <w:p>
@@ -24228,7 +30026,7 @@
                   </w:rPr>
                   <w:t xml:space="preserve">L’application est accessible sur l’URL fournie par Symfony (ex. </w:t>
                 </w:r>
-                <w:hyperlink r:id="rId32" w:history="1">
+                <w:hyperlink r:id="rId46" w:history="1">
                   <w:r>
                     <w:rPr>
                       <w:rStyle w:val="Lienhypertexte"/>
@@ -24328,14 +30126,38 @@
                     <w:color w:val="948A54" w:themeColor="background2" w:themeShade="80"/>
                   </w:rPr>
                 </w:pPr>
+                <w:proofErr w:type="spellStart"/>
+                <w:proofErr w:type="gramStart"/>
                 <w:r>
                   <w:rPr>
                     <w:rFonts w:ascii="Consolas" w:hAnsi="Consolas" w:cstheme="minorHAnsi"/>
                     <w:b/>
                     <w:color w:val="948A54" w:themeColor="background2" w:themeShade="80"/>
                   </w:rPr>
-                  <w:t>symfony server:stop</w:t>
-                </w:r>
+                  <w:t>symfony</w:t>
+                </w:r>
+                <w:proofErr w:type="spellEnd"/>
+                <w:proofErr w:type="gramEnd"/>
+                <w:r>
+                  <w:rPr>
+                    <w:rFonts w:ascii="Consolas" w:hAnsi="Consolas" w:cstheme="minorHAnsi"/>
+                    <w:b/>
+                    <w:color w:val="948A54" w:themeColor="background2" w:themeShade="80"/>
+                  </w:rPr>
+                  <w:t xml:space="preserve"> </w:t>
+                </w:r>
+                <w:proofErr w:type="spellStart"/>
+                <w:proofErr w:type="gramStart"/>
+                <w:r>
+                  <w:rPr>
+                    <w:rFonts w:ascii="Consolas" w:hAnsi="Consolas" w:cstheme="minorHAnsi"/>
+                    <w:b/>
+                    <w:color w:val="948A54" w:themeColor="background2" w:themeShade="80"/>
+                  </w:rPr>
+                  <w:t>server:stop</w:t>
+                </w:r>
+                <w:proofErr w:type="spellEnd"/>
+                <w:proofErr w:type="gramEnd"/>
               </w:p>
               <w:p>
                 <w:pPr>
@@ -24364,13 +30186,23 @@
                     <w:color w:val="404040" w:themeColor="text1" w:themeTint="BF"/>
                   </w:rPr>
                 </w:pPr>
+                <w:proofErr w:type="gramStart"/>
                 <w:r>
                   <w:rPr>
                     <w:rFonts w:ascii="Consolas" w:hAnsi="Consolas" w:cstheme="minorHAnsi"/>
                     <w:b/>
                     <w:color w:val="948A54" w:themeColor="background2" w:themeShade="80"/>
                   </w:rPr>
-                  <w:t>docker compose down</w:t>
+                  <w:t>docker</w:t>
+                </w:r>
+                <w:proofErr w:type="gramEnd"/>
+                <w:r>
+                  <w:rPr>
+                    <w:rFonts w:ascii="Consolas" w:hAnsi="Consolas" w:cstheme="minorHAnsi"/>
+                    <w:b/>
+                    <w:color w:val="948A54" w:themeColor="background2" w:themeShade="80"/>
+                  </w:rPr>
+                  <w:t xml:space="preserve"> compose down</w:t>
                 </w:r>
               </w:p>
             </w:tc>
@@ -24487,7 +30319,83 @@
                     <w:b/>
                     <w:color w:val="404040" w:themeColor="text1" w:themeTint="BF"/>
                   </w:rPr>
-                  <w:t>• Symfony CLI pour lancer le serveur local (symfony server:start et symfony server:stop).</w:t>
+                  <w:t>• Symfony CLI pour lancer le serveur local (</w:t>
+                </w:r>
+                <w:proofErr w:type="spellStart"/>
+                <w:r>
+                  <w:rPr>
+                    <w:rFonts w:cstheme="minorHAnsi"/>
+                    <w:b/>
+                    <w:color w:val="404040" w:themeColor="text1" w:themeTint="BF"/>
+                  </w:rPr>
+                  <w:t>symfony</w:t>
+                </w:r>
+                <w:proofErr w:type="spellEnd"/>
+                <w:r>
+                  <w:rPr>
+                    <w:rFonts w:cstheme="minorHAnsi"/>
+                    <w:b/>
+                    <w:color w:val="404040" w:themeColor="text1" w:themeTint="BF"/>
+                  </w:rPr>
+                  <w:t xml:space="preserve"> </w:t>
+                </w:r>
+                <w:proofErr w:type="spellStart"/>
+                <w:proofErr w:type="gramStart"/>
+                <w:r>
+                  <w:rPr>
+                    <w:rFonts w:cstheme="minorHAnsi"/>
+                    <w:b/>
+                    <w:color w:val="404040" w:themeColor="text1" w:themeTint="BF"/>
+                  </w:rPr>
+                  <w:t>server:start</w:t>
+                </w:r>
+                <w:proofErr w:type="spellEnd"/>
+                <w:proofErr w:type="gramEnd"/>
+                <w:r>
+                  <w:rPr>
+                    <w:rFonts w:cstheme="minorHAnsi"/>
+                    <w:b/>
+                    <w:color w:val="404040" w:themeColor="text1" w:themeTint="BF"/>
+                  </w:rPr>
+                  <w:t xml:space="preserve"> et </w:t>
+                </w:r>
+                <w:proofErr w:type="spellStart"/>
+                <w:r>
+                  <w:rPr>
+                    <w:rFonts w:cstheme="minorHAnsi"/>
+                    <w:b/>
+                    <w:color w:val="404040" w:themeColor="text1" w:themeTint="BF"/>
+                  </w:rPr>
+                  <w:t>symfony</w:t>
+                </w:r>
+                <w:proofErr w:type="spellEnd"/>
+                <w:r>
+                  <w:rPr>
+                    <w:rFonts w:cstheme="minorHAnsi"/>
+                    <w:b/>
+                    <w:color w:val="404040" w:themeColor="text1" w:themeTint="BF"/>
+                  </w:rPr>
+                  <w:t xml:space="preserve"> </w:t>
+                </w:r>
+                <w:proofErr w:type="spellStart"/>
+                <w:proofErr w:type="gramStart"/>
+                <w:r>
+                  <w:rPr>
+                    <w:rFonts w:cstheme="minorHAnsi"/>
+                    <w:b/>
+                    <w:color w:val="404040" w:themeColor="text1" w:themeTint="BF"/>
+                  </w:rPr>
+                  <w:t>server:stop</w:t>
+                </w:r>
+                <w:proofErr w:type="spellEnd"/>
+                <w:proofErr w:type="gramEnd"/>
+                <w:r>
+                  <w:rPr>
+                    <w:rFonts w:cstheme="minorHAnsi"/>
+                    <w:b/>
+                    <w:color w:val="404040" w:themeColor="text1" w:themeTint="BF"/>
+                  </w:rPr>
+                  <w:t>).</w:t>
                 </w:r>
               </w:p>
               <w:p>
@@ -24523,7 +30431,43 @@
                     <w:b/>
                     <w:color w:val="404040" w:themeColor="text1" w:themeTint="BF"/>
                   </w:rPr>
-                  <w:t>• Fichier .env.local pour configurer les variables d’environnement (connexion à la base de données, APP_SECRET, etc.).</w:t>
+                  <w:t xml:space="preserve">• </w:t>
+                </w:r>
+                <w:proofErr w:type="gramStart"/>
+                <w:r>
+                  <w:rPr>
+                    <w:rFonts w:cstheme="minorHAnsi"/>
+                    <w:b/>
+                    <w:color w:val="404040" w:themeColor="text1" w:themeTint="BF"/>
+                  </w:rPr>
+                  <w:t>Fichier .</w:t>
+                </w:r>
+                <w:proofErr w:type="spellStart"/>
+                <w:r>
+                  <w:rPr>
+                    <w:rFonts w:cstheme="minorHAnsi"/>
+                    <w:b/>
+                    <w:color w:val="404040" w:themeColor="text1" w:themeTint="BF"/>
+                  </w:rPr>
+                  <w:t>env</w:t>
+                </w:r>
+                <w:proofErr w:type="gramEnd"/>
+                <w:r>
+                  <w:rPr>
+                    <w:rFonts w:cstheme="minorHAnsi"/>
+                    <w:b/>
+                    <w:color w:val="404040" w:themeColor="text1" w:themeTint="BF"/>
+                  </w:rPr>
+                  <w:t>.local</w:t>
+                </w:r>
+                <w:proofErr w:type="spellEnd"/>
+                <w:r>
+                  <w:rPr>
+                    <w:rFonts w:cstheme="minorHAnsi"/>
+                    <w:b/>
+                    <w:color w:val="404040" w:themeColor="text1" w:themeTint="BF"/>
+                  </w:rPr>
+                  <w:t xml:space="preserve"> pour configurer les variables d’environnement (connexion à la base de données, APP_SECRET, etc.).</w:t>
                 </w:r>
               </w:p>
               <w:p>
@@ -24541,7 +30485,81 @@
                     <w:b/>
                     <w:color w:val="404040" w:themeColor="text1" w:themeTint="BF"/>
                   </w:rPr>
-                  <w:t>• Terminal (WSL/Debian) pour exécuter les commandes php bin/console doctrine:database:create et doctrine:migrations:migrate.</w:t>
+                  <w:t xml:space="preserve">• Terminal (WSL/Debian) pour exécuter les commandes </w:t>
+                </w:r>
+                <w:proofErr w:type="spellStart"/>
+                <w:r>
+                  <w:rPr>
+                    <w:rFonts w:cstheme="minorHAnsi"/>
+                    <w:b/>
+                    <w:color w:val="404040" w:themeColor="text1" w:themeTint="BF"/>
+                  </w:rPr>
+                  <w:t>php</w:t>
+                </w:r>
+                <w:proofErr w:type="spellEnd"/>
+                <w:r>
+                  <w:rPr>
+                    <w:rFonts w:cstheme="minorHAnsi"/>
+                    <w:b/>
+                    <w:color w:val="404040" w:themeColor="text1" w:themeTint="BF"/>
+                  </w:rPr>
+                  <w:t xml:space="preserve"> bin/console </w:t>
+                </w:r>
+                <w:proofErr w:type="spellStart"/>
+                <w:proofErr w:type="gramStart"/>
+                <w:r>
+                  <w:rPr>
+                    <w:rFonts w:cstheme="minorHAnsi"/>
+                    <w:b/>
+                    <w:color w:val="404040" w:themeColor="text1" w:themeTint="BF"/>
+                  </w:rPr>
+                  <w:t>doctrine:database</w:t>
+                </w:r>
+                <w:proofErr w:type="gramEnd"/>
+                <w:r>
+                  <w:rPr>
+                    <w:rFonts w:cstheme="minorHAnsi"/>
+                    <w:b/>
+                    <w:color w:val="404040" w:themeColor="text1" w:themeTint="BF"/>
+                  </w:rPr>
+                  <w:t>:create</w:t>
+                </w:r>
+                <w:proofErr w:type="spellEnd"/>
+                <w:r>
+                  <w:rPr>
+                    <w:rFonts w:cstheme="minorHAnsi"/>
+                    <w:b/>
+                    <w:color w:val="404040" w:themeColor="text1" w:themeTint="BF"/>
+                  </w:rPr>
+                  <w:t xml:space="preserve"> et </w:t>
+                </w:r>
+                <w:proofErr w:type="spellStart"/>
+                <w:proofErr w:type="gramStart"/>
+                <w:r>
+                  <w:rPr>
+                    <w:rFonts w:cstheme="minorHAnsi"/>
+                    <w:b/>
+                    <w:color w:val="404040" w:themeColor="text1" w:themeTint="BF"/>
+                  </w:rPr>
+                  <w:t>doctrine:migrations</w:t>
+                </w:r>
+                <w:proofErr w:type="gramEnd"/>
+                <w:r>
+                  <w:rPr>
+                    <w:rFonts w:cstheme="minorHAnsi"/>
+                    <w:b/>
+                    <w:color w:val="404040" w:themeColor="text1" w:themeTint="BF"/>
+                  </w:rPr>
+                  <w:t>:migrate</w:t>
+                </w:r>
+                <w:proofErr w:type="spellEnd"/>
+                <w:r>
+                  <w:rPr>
+                    <w:rFonts w:cstheme="minorHAnsi"/>
+                    <w:b/>
+                    <w:color w:val="404040" w:themeColor="text1" w:themeTint="BF"/>
+                  </w:rPr>
+                  <w:t>.</w:t>
                 </w:r>
               </w:p>
               <w:p>
@@ -24619,6 +30637,7 @@
                 <w:b/>
                 <w:color w:val="404040" w:themeColor="text1" w:themeTint="BF"/>
               </w:rPr>
+              <w:lastRenderedPageBreak/>
               <w:t>3. Avec qui avez-vous travaillé ?</w:t>
             </w:r>
           </w:p>
@@ -24822,6 +30841,7 @@
               </w:rPr>
               <w:t xml:space="preserve">Nom de l’entreprise, organisme ou </w:t>
             </w:r>
+            <w:proofErr w:type="gramStart"/>
             <w:r>
               <w:rPr>
                 <w:rFonts w:cstheme="minorHAnsi"/>
@@ -24849,6 +30869,7 @@
               </w:rPr>
               <w:t></w:t>
             </w:r>
+            <w:proofErr w:type="gramEnd"/>
           </w:p>
         </w:tc>
         <w:sdt>
@@ -25239,6 +31260,7 @@
                 <w:color w:val="404040" w:themeColor="text1" w:themeTint="BF"/>
               </w:rPr>
             </w:pPr>
+            <w:proofErr w:type="gramStart"/>
             <w:r>
               <w:rPr>
                 <w:rFonts w:cstheme="minorHAnsi"/>
@@ -25247,6 +31269,7 @@
               </w:rPr>
               <w:t>au</w:t>
             </w:r>
+            <w:proofErr w:type="gramEnd"/>
           </w:p>
         </w:tc>
         <w:sdt>
@@ -25453,6 +31476,36 @@
                     <w:pPr>
                       <w:spacing w:before="120"/>
                       <w:rPr>
+                        <w:rFonts w:ascii="Segoe UI Emoji" w:hAnsi="Segoe UI Emoji" w:cs="Segoe UI Emoji"/>
+                        <w:b/>
+                        <w:color w:val="404040" w:themeColor="text1" w:themeTint="BF"/>
+                      </w:rPr>
+                    </w:pPr>
+                    <w:hyperlink r:id="rId47" w:history="1">
+                      <w:r>
+                        <w:rPr>
+                          <w:rStyle w:val="Lienhypertexte"/>
+                          <w:rFonts w:ascii="Segoe UI Emoji" w:hAnsi="Segoe UI Emoji" w:cs="Segoe UI Emoji"/>
+                          <w:b/>
+                        </w:rPr>
+                        <w:t>https://github.com/malygina777/SymfonyToDo.git</w:t>
+                      </w:r>
+                    </w:hyperlink>
+                  </w:p>
+                  <w:p>
+                    <w:pPr>
+                      <w:spacing w:before="120"/>
+                      <w:rPr>
+                        <w:rFonts w:ascii="Segoe UI Emoji" w:hAnsi="Segoe UI Emoji" w:cs="Segoe UI Emoji"/>
+                        <w:b/>
+                        <w:color w:val="404040" w:themeColor="text1" w:themeTint="BF"/>
+                      </w:rPr>
+                    </w:pPr>
+                  </w:p>
+                  <w:p>
+                    <w:pPr>
+                      <w:spacing w:before="120"/>
+                      <w:rPr>
                         <w:rFonts w:cstheme="minorHAnsi"/>
                         <w:b/>
                         <w:color w:val="404040" w:themeColor="text1" w:themeTint="BF"/>
@@ -25460,12 +31513,44 @@
                     </w:pPr>
                     <w:r>
                       <w:rPr>
-                        <w:rFonts w:ascii="Segoe UI Emoji" w:hAnsi="Segoe UI Emoji" w:cs="Segoe UI Emoji"/>
+                        <w:rFonts w:cstheme="minorHAnsi"/>
                         <w:b/>
                         <w:color w:val="404040" w:themeColor="text1" w:themeTint="BF"/>
                       </w:rPr>
-                      <w:t>https://github.com/malygina777/SymfonyToDo.git</w:t>
+                      <w:t>Le site est déployé sur un serveur distant et peut être consulté à l’adresse suivante :</w:t>
                     </w:r>
+                  </w:p>
+                  <w:p>
+                    <w:pPr>
+                      <w:spacing w:before="120"/>
+                      <w:rPr>
+                        <w:rFonts w:cstheme="minorHAnsi"/>
+                        <w:b/>
+                        <w:bCs/>
+                        <w:color w:val="404040" w:themeColor="text1" w:themeTint="BF"/>
+                      </w:rPr>
+                    </w:pPr>
+                    <w:hyperlink r:id="rId48" w:history="1">
+                      <w:r>
+                        <w:rPr>
+                          <w:rStyle w:val="Lienhypertexte"/>
+                          <w:rFonts w:asciiTheme="minorHAnsi" w:hAnsiTheme="minorHAnsi" w:cstheme="minorHAnsi"/>
+                          <w:b/>
+                          <w:bCs/>
+                        </w:rPr>
+                        <w:t>https://symfonytodolist.alwaysdata.net</w:t>
+                      </w:r>
+                    </w:hyperlink>
+                  </w:p>
+                  <w:p>
+                    <w:pPr>
+                      <w:spacing w:before="120"/>
+                      <w:rPr>
+                        <w:rFonts w:cstheme="minorHAnsi"/>
+                        <w:b/>
+                        <w:color w:val="404040" w:themeColor="text1" w:themeTint="BF"/>
+                      </w:rPr>
+                    </w:pPr>
                   </w:p>
                 </w:tc>
               </w:sdtContent>
@@ -25641,7 +31726,29 @@
                 <w:sz w:val="28"/>
                 <w:szCs w:val="28"/>
               </w:rPr>
-              <w:t>(facultatif)</w:t>
+              <w:t>(</w:t>
+            </w:r>
+            <w:proofErr w:type="gramStart"/>
+            <w:r>
+              <w:rPr>
+                <w:rFonts w:cstheme="minorHAnsi"/>
+                <w:i/>
+                <w:color w:val="404040" w:themeColor="text1" w:themeTint="BF"/>
+                <w:sz w:val="28"/>
+                <w:szCs w:val="28"/>
+              </w:rPr>
+              <w:t>facultatif</w:t>
+            </w:r>
+            <w:proofErr w:type="gramEnd"/>
+            <w:r>
+              <w:rPr>
+                <w:rFonts w:cstheme="minorHAnsi"/>
+                <w:i/>
+                <w:color w:val="404040" w:themeColor="text1" w:themeTint="BF"/>
+                <w:sz w:val="28"/>
+                <w:szCs w:val="28"/>
+              </w:rPr>
+              <w:t>)</w:t>
             </w:r>
           </w:p>
           <w:p>
@@ -27793,6 +33900,7 @@
         </w:rPr>
         <w:t xml:space="preserve">Je soussigné(e) </w:t>
       </w:r>
+      <w:proofErr w:type="spellStart"/>
       <w:r>
         <w:rPr>
           <w:rFonts w:cstheme="minorHAnsi"/>
@@ -27800,8 +33908,30 @@
           <w:sz w:val="24"/>
           <w:szCs w:val="24"/>
         </w:rPr>
-        <w:t>Nadezhda Thouvenin Malygina</w:t>
+        <w:t>Nadezhda</w:t>
       </w:r>
+      <w:proofErr w:type="spellEnd"/>
+      <w:r>
+        <w:rPr>
+          <w:rFonts w:cstheme="minorHAnsi"/>
+          <w:color w:val="404040" w:themeColor="text1" w:themeTint="BF"/>
+          <w:sz w:val="24"/>
+          <w:szCs w:val="24"/>
+        </w:rPr>
+        <w:t xml:space="preserve"> Thouvenin </w:t>
+      </w:r>
+      <w:proofErr w:type="spellStart"/>
+      <w:proofErr w:type="gramStart"/>
+      <w:r>
+        <w:rPr>
+          <w:rFonts w:cstheme="minorHAnsi"/>
+          <w:color w:val="404040" w:themeColor="text1" w:themeTint="BF"/>
+          <w:sz w:val="24"/>
+          <w:szCs w:val="24"/>
+        </w:rPr>
+        <w:t>Malygina</w:t>
+      </w:r>
+      <w:proofErr w:type="spellEnd"/>
       <w:r>
         <w:rPr>
           <w:rFonts w:cstheme="minorHAnsi"/>
@@ -27820,6 +33950,7 @@
         </w:rPr>
         <w:t>,</w:t>
       </w:r>
+      <w:proofErr w:type="gramEnd"/>
     </w:p>
     <w:p>
       <w:pPr>
@@ -27831,6 +33962,7 @@
           <w:szCs w:val="24"/>
         </w:rPr>
       </w:pPr>
+      <w:proofErr w:type="gramStart"/>
       <w:r>
         <w:rPr>
           <w:rFonts w:cstheme="minorHAnsi"/>
@@ -27838,7 +33970,17 @@
           <w:sz w:val="24"/>
           <w:szCs w:val="24"/>
         </w:rPr>
-        <w:t>déclare sur l’honneur que les renseignements fournis dans ce dossier sont exacts et que je suis l’auteur(e) des réalisations jointes.</w:t>
+        <w:t>déclare</w:t>
+      </w:r>
+      <w:proofErr w:type="gramEnd"/>
+      <w:r>
+        <w:rPr>
+          <w:rFonts w:cstheme="minorHAnsi"/>
+          <w:color w:val="404040" w:themeColor="text1" w:themeTint="BF"/>
+          <w:sz w:val="24"/>
+          <w:szCs w:val="24"/>
+        </w:rPr>
+        <w:t xml:space="preserve"> sur l’honneur que les renseignements fournis dans ce dossier sont exacts et que je suis l’auteur(e) des réalisations jointes.</w:t>
       </w:r>
     </w:p>
     <w:p>
@@ -28243,6 +34385,7 @@
           <w:szCs w:val="24"/>
         </w:rPr>
       </w:pPr>
+      <w:proofErr w:type="gramStart"/>
       <w:r>
         <w:rPr>
           <w:rFonts w:cstheme="minorHAnsi"/>
@@ -28250,7 +34393,17 @@
           <w:sz w:val="24"/>
           <w:szCs w:val="24"/>
         </w:rPr>
-        <w:t>pour faire valoir ce que de droit.</w:t>
+        <w:t>pour</w:t>
+      </w:r>
+      <w:proofErr w:type="gramEnd"/>
+      <w:r>
+        <w:rPr>
+          <w:rFonts w:cstheme="minorHAnsi"/>
+          <w:color w:val="404040" w:themeColor="text1" w:themeTint="BF"/>
+          <w:sz w:val="24"/>
+          <w:szCs w:val="24"/>
+        </w:rPr>
+        <w:t xml:space="preserve"> faire valoir ce que de droit.</w:t>
       </w:r>
     </w:p>
     <w:p>
@@ -28485,7 +34638,29 @@
                 <w:sz w:val="28"/>
                 <w:szCs w:val="28"/>
               </w:rPr>
-              <w:t>(facultatif)</w:t>
+              <w:t>(</w:t>
+            </w:r>
+            <w:proofErr w:type="gramStart"/>
+            <w:r>
+              <w:rPr>
+                <w:rFonts w:cstheme="minorHAnsi"/>
+                <w:i/>
+                <w:color w:val="404040" w:themeColor="text1" w:themeTint="BF"/>
+                <w:sz w:val="28"/>
+                <w:szCs w:val="28"/>
+              </w:rPr>
+              <w:t>facultatif</w:t>
+            </w:r>
+            <w:proofErr w:type="gramEnd"/>
+            <w:r>
+              <w:rPr>
+                <w:rFonts w:cstheme="minorHAnsi"/>
+                <w:i/>
+                <w:color w:val="404040" w:themeColor="text1" w:themeTint="BF"/>
+                <w:sz w:val="28"/>
+                <w:szCs w:val="28"/>
+              </w:rPr>
+              <w:t>)</w:t>
             </w:r>
           </w:p>
           <w:p>
@@ -29278,7 +35453,7 @@
       </w:r>
     </w:p>
     <w:sectPr>
-      <w:headerReference w:type="default" r:id="rId33"/>
+      <w:headerReference w:type="default" r:id="rId49"/>
       <w:pgSz w:w="11906" w:h="16838"/>
       <w:pgMar w:top="1417" w:right="1417" w:bottom="1417" w:left="1417" w:header="737" w:footer="510" w:gutter="0"/>
       <w:cols w:space="708"/>
@@ -36509,6 +42684,7 @@
     <w:rsid w:val="001D40C9"/>
     <w:rsid w:val="001F70FA"/>
     <w:rsid w:val="00225360"/>
+    <w:rsid w:val="002504C5"/>
     <w:rsid w:val="00273EE1"/>
     <w:rsid w:val="00292299"/>
     <w:rsid w:val="002B5E3F"/>
@@ -36527,6 +42703,7 @@
     <w:rsid w:val="004D69FB"/>
     <w:rsid w:val="004E71B0"/>
     <w:rsid w:val="00543A20"/>
+    <w:rsid w:val="00551B01"/>
     <w:rsid w:val="00563758"/>
     <w:rsid w:val="00654A08"/>
     <w:rsid w:val="00671462"/>
@@ -36546,6 +42723,7 @@
     <w:rsid w:val="0090435B"/>
     <w:rsid w:val="00923D29"/>
     <w:rsid w:val="009727A5"/>
+    <w:rsid w:val="0097537D"/>
     <w:rsid w:val="009861E2"/>
     <w:rsid w:val="009862A0"/>
     <w:rsid w:val="009A0972"/>
@@ -36560,6 +42738,7 @@
     <w:rsid w:val="00A218B7"/>
     <w:rsid w:val="00A42207"/>
     <w:rsid w:val="00A47614"/>
+    <w:rsid w:val="00A571AB"/>
     <w:rsid w:val="00AB41CB"/>
     <w:rsid w:val="00AE446D"/>
     <w:rsid w:val="00B26960"/>
